--- a/word proj/사례_국가배상, 손실보상_답안.docx
+++ b/word proj/사례_국가배상, 손실보상_답안.docx
@@ -4,63 +4,3975 @@
   <w:body>
     <w:p>
       <w:pPr>
-        <w:pStyle w:val="Heading1"/>
         <w:jc w:val="center"/>
       </w:pPr>
       <w:r>
+        <w:rPr>
+          <w:rFonts w:ascii="Arial" w:hAnsi="Arial"/>
+          <w:b/>
+          <w:sz w:val="32"/>
+        </w:rPr>
         <w:t>사례_국가배상, 손실보상 답안</w:t>
       </w:r>
     </w:p>
     <w:p>
       <w:r>
-        <w:t>1. 불법행위, 국민, 법률, 공공단체, 면제</w:t>
-      </w:r>
-    </w:p>
-    <w:p>
-      <w:r>
-        <w:t>2. 군인, 보상</w:t>
-      </w:r>
-    </w:p>
-    <w:p>
-      <w:r>
-        <w:t>3. 민사소송, 공권, 민사소송</w:t>
-      </w:r>
-    </w:p>
-    <w:p>
-      <w:r>
-        <w:t>4. 광의설, 권력적, 비권력적, 사경제주체</w:t>
-      </w:r>
-    </w:p>
-    <w:p>
-      <w:r>
-        <w:t>5. 의사, 외관</w:t>
-      </w:r>
-    </w:p>
-    <w:p>
-      <w:r>
-        <w:t>6. 행위의무, 준칙</w:t>
-      </w:r>
-    </w:p>
-    <w:p>
-      <w:r>
-        <w:t>7. 이행보조자</w:t>
-      </w:r>
-    </w:p>
-    <w:p>
-      <w:r>
-        <w:t>8. 평균적</w:t>
-      </w:r>
-    </w:p>
-    <w:p>
-      <w:r>
-        <w:t>9. 재산권, 법률</w:t>
-      </w:r>
-    </w:p>
-    <w:p>
-      <w:r>
-        <w:t>10. 수용, 사용, 정당</w:t>
-      </w:r>
-    </w:p>
+        <w:rPr>
+          <w:rFonts w:ascii="Arial" w:hAnsi="Arial"/>
+          <w:b/>
+          <w:sz w:val="24"/>
+        </w:rPr>
+        <w:t>■ 헌법적 근거</w:t>
+      </w:r>
+    </w:p>
+    <w:p>
+      <w:r>
+        <w:rPr>
+          <w:rFonts w:ascii="Arial" w:hAnsi="Arial"/>
+        </w:rPr>
+        <w:t xml:space="preserve">  1. 직무상 불법행위</w:t>
+      </w:r>
+    </w:p>
+    <w:p>
+      <w:r>
+        <w:rPr>
+          <w:rFonts w:ascii="Arial" w:hAnsi="Arial"/>
+        </w:rPr>
+        <w:t xml:space="preserve">  2. 손해</w:t>
+      </w:r>
+    </w:p>
+    <w:p>
+      <w:r>
+        <w:rPr>
+          <w:rFonts w:ascii="Arial" w:hAnsi="Arial"/>
+        </w:rPr>
+        <w:t xml:space="preserve">  3. 국민</w:t>
+      </w:r>
+    </w:p>
+    <w:p>
+      <w:r>
+        <w:rPr>
+          <w:rFonts w:ascii="Arial" w:hAnsi="Arial"/>
+        </w:rPr>
+        <w:t xml:space="preserve">  4. 법률</w:t>
+      </w:r>
+    </w:p>
+    <w:p>
+      <w:r>
+        <w:rPr>
+          <w:rFonts w:ascii="Arial" w:hAnsi="Arial"/>
+        </w:rPr>
+        <w:t xml:space="preserve">  5. 국가</w:t>
+      </w:r>
+    </w:p>
+    <w:p>
+      <w:r>
+        <w:rPr>
+          <w:rFonts w:ascii="Arial" w:hAnsi="Arial"/>
+        </w:rPr>
+        <w:t xml:space="preserve">  6. 공공단체</w:t>
+      </w:r>
+    </w:p>
+    <w:p>
+      <w:r>
+        <w:rPr>
+          <w:rFonts w:ascii="Arial" w:hAnsi="Arial"/>
+        </w:rPr>
+        <w:t xml:space="preserve">  7. 정당한 배상</w:t>
+      </w:r>
+    </w:p>
+    <w:p>
+      <w:r>
+        <w:rPr>
+          <w:rFonts w:ascii="Arial" w:hAnsi="Arial"/>
+        </w:rPr>
+        <w:t xml:space="preserve">  8. 청구</w:t>
+      </w:r>
+    </w:p>
+    <w:p/>
+    <w:p>
+      <w:r>
+        <w:rPr>
+          <w:rFonts w:ascii="Arial" w:hAnsi="Arial"/>
+          <w:b/>
+          <w:sz w:val="24"/>
+        </w:rPr>
+        <w:t>■ 헌법적 근거</w:t>
+      </w:r>
+    </w:p>
+    <w:p>
+      <w:r>
+        <w:rPr>
+          <w:rFonts w:ascii="Arial" w:hAnsi="Arial"/>
+        </w:rPr>
+        <w:t xml:space="preserve">  9. 군인</w:t>
+      </w:r>
+    </w:p>
+    <w:p>
+      <w:r>
+        <w:rPr>
+          <w:rFonts w:ascii="Arial" w:hAnsi="Arial"/>
+        </w:rPr>
+        <w:t xml:space="preserve">  10. 군무원</w:t>
+      </w:r>
+    </w:p>
+    <w:p>
+      <w:r>
+        <w:rPr>
+          <w:rFonts w:ascii="Arial" w:hAnsi="Arial"/>
+        </w:rPr>
+        <w:t xml:space="preserve">  11. 경찰공무원</w:t>
+      </w:r>
+    </w:p>
+    <w:p>
+      <w:r>
+        <w:rPr>
+          <w:rFonts w:ascii="Arial" w:hAnsi="Arial"/>
+        </w:rPr>
+        <w:t xml:space="preserve">  12. 전투</w:t>
+      </w:r>
+    </w:p>
+    <w:p>
+      <w:r>
+        <w:rPr>
+          <w:rFonts w:ascii="Arial" w:hAnsi="Arial"/>
+        </w:rPr>
+        <w:t xml:space="preserve">  13. 훈련</w:t>
+      </w:r>
+    </w:p>
+    <w:p>
+      <w:r>
+        <w:rPr>
+          <w:rFonts w:ascii="Arial" w:hAnsi="Arial"/>
+        </w:rPr>
+        <w:t xml:space="preserve">  14. 손해</w:t>
+      </w:r>
+    </w:p>
+    <w:p>
+      <w:r>
+        <w:rPr>
+          <w:rFonts w:ascii="Arial" w:hAnsi="Arial"/>
+        </w:rPr>
+        <w:t xml:space="preserve">  15. 보상</w:t>
+      </w:r>
+    </w:p>
+    <w:p/>
+    <w:p>
+      <w:r>
+        <w:rPr>
+          <w:rFonts w:ascii="Arial" w:hAnsi="Arial"/>
+          <w:b/>
+          <w:sz w:val="24"/>
+        </w:rPr>
+        <w:t>■ 1. 관할</w:t>
+      </w:r>
+    </w:p>
+    <w:p>
+      <w:r>
+        <w:rPr>
+          <w:rFonts w:ascii="Arial" w:hAnsi="Arial"/>
+        </w:rPr>
+        <w:t xml:space="preserve">  16. 국가배상청구소송</w:t>
+      </w:r>
+    </w:p>
+    <w:p>
+      <w:r>
+        <w:rPr>
+          <w:rFonts w:ascii="Arial" w:hAnsi="Arial"/>
+        </w:rPr>
+        <w:t xml:space="preserve">  17. 민사소송</w:t>
+      </w:r>
+    </w:p>
+    <w:p>
+      <w:r>
+        <w:rPr>
+          <w:rFonts w:ascii="Arial" w:hAnsi="Arial"/>
+        </w:rPr>
+        <w:t xml:space="preserve">  18. 행정소송</w:t>
+      </w:r>
+    </w:p>
+    <w:p>
+      <w:r>
+        <w:rPr>
+          <w:rFonts w:ascii="Arial" w:hAnsi="Arial"/>
+        </w:rPr>
+        <w:t xml:space="preserve">  19. 당사자소송</w:t>
+      </w:r>
+    </w:p>
+    <w:p>
+      <w:r>
+        <w:rPr>
+          <w:rFonts w:ascii="Arial" w:hAnsi="Arial"/>
+        </w:rPr>
+        <w:t xml:space="preserve">  20. 공권</w:t>
+      </w:r>
+    </w:p>
+    <w:p/>
+    <w:p>
+      <w:r>
+        <w:rPr>
+          <w:rFonts w:ascii="Arial" w:hAnsi="Arial"/>
+          <w:b/>
+          <w:sz w:val="24"/>
+        </w:rPr>
+        <w:t>■ 2. 요건(공직고과위손인)</w:t>
+      </w:r>
+    </w:p>
+    <w:p>
+      <w:r>
+        <w:rPr>
+          <w:rFonts w:ascii="Arial" w:hAnsi="Arial"/>
+        </w:rPr>
+        <w:t xml:space="preserve">  21. 공무원</w:t>
+      </w:r>
+    </w:p>
+    <w:p>
+      <w:r>
+        <w:rPr>
+          <w:rFonts w:ascii="Arial" w:hAnsi="Arial"/>
+        </w:rPr>
+        <w:t xml:space="preserve">  22. 공무위탁</w:t>
+      </w:r>
+    </w:p>
+    <w:p>
+      <w:r>
+        <w:rPr>
+          <w:rFonts w:ascii="Arial" w:hAnsi="Arial"/>
+        </w:rPr>
+        <w:t xml:space="preserve">  23. 사인</w:t>
+      </w:r>
+    </w:p>
+    <w:p>
+      <w:r>
+        <w:rPr>
+          <w:rFonts w:ascii="Arial" w:hAnsi="Arial"/>
+        </w:rPr>
+        <w:t xml:space="preserve">  24. 공행정사무</w:t>
+      </w:r>
+    </w:p>
+    <w:p>
+      <w:r>
+        <w:rPr>
+          <w:rFonts w:ascii="Arial" w:hAnsi="Arial"/>
+        </w:rPr>
+        <w:t xml:space="preserve">  25. 이행보조자</w:t>
+      </w:r>
+    </w:p>
+    <w:p/>
+    <w:p>
+      <w:r>
+        <w:rPr>
+          <w:rFonts w:ascii="Arial" w:hAnsi="Arial"/>
+          <w:b/>
+          <w:sz w:val="24"/>
+        </w:rPr>
+        <w:t>■ 2. 요건(공직고과위손인)</w:t>
+      </w:r>
+    </w:p>
+    <w:p>
+      <w:r>
+        <w:rPr>
+          <w:rFonts w:ascii="Arial" w:hAnsi="Arial"/>
+        </w:rPr>
+        <w:t xml:space="preserve">  26. 권력작용</w:t>
+      </w:r>
+    </w:p>
+    <w:p>
+      <w:r>
+        <w:rPr>
+          <w:rFonts w:ascii="Arial" w:hAnsi="Arial"/>
+        </w:rPr>
+        <w:t xml:space="preserve">  27. 관리작용</w:t>
+      </w:r>
+    </w:p>
+    <w:p>
+      <w:r>
+        <w:rPr>
+          <w:rFonts w:ascii="Arial" w:hAnsi="Arial"/>
+        </w:rPr>
+        <w:t xml:space="preserve">  28. 광의설</w:t>
+      </w:r>
+    </w:p>
+    <w:p>
+      <w:r>
+        <w:rPr>
+          <w:rFonts w:ascii="Arial" w:hAnsi="Arial"/>
+        </w:rPr>
+        <w:t xml:space="preserve">  29. 협의설</w:t>
+      </w:r>
+    </w:p>
+    <w:p>
+      <w:r>
+        <w:rPr>
+          <w:rFonts w:ascii="Arial" w:hAnsi="Arial"/>
+        </w:rPr>
+        <w:t xml:space="preserve">  30. 사경제주체</w:t>
+      </w:r>
+    </w:p>
+    <w:p>
+      <w:r>
+        <w:rPr>
+          <w:rFonts w:ascii="Arial" w:hAnsi="Arial"/>
+        </w:rPr>
+        <w:t xml:space="preserve">  31. 권력적</w:t>
+      </w:r>
+    </w:p>
+    <w:p>
+      <w:r>
+        <w:rPr>
+          <w:rFonts w:ascii="Arial" w:hAnsi="Arial"/>
+        </w:rPr>
+        <w:t xml:space="preserve">  32. 비권력적</w:t>
+      </w:r>
+    </w:p>
+    <w:p/>
+    <w:p>
+      <w:r>
+        <w:rPr>
+          <w:rFonts w:ascii="Arial" w:hAnsi="Arial"/>
+          <w:b/>
+          <w:sz w:val="24"/>
+        </w:rPr>
+        <w:t>■ 2. 요건(공직고과위손인)</w:t>
+      </w:r>
+    </w:p>
+    <w:p>
+      <w:r>
+        <w:rPr>
+          <w:rFonts w:ascii="Arial" w:hAnsi="Arial"/>
+        </w:rPr>
+        <w:t xml:space="preserve">  33. 직무행위</w:t>
+      </w:r>
+    </w:p>
+    <w:p>
+      <w:r>
+        <w:rPr>
+          <w:rFonts w:ascii="Arial" w:hAnsi="Arial"/>
+        </w:rPr>
+        <w:t xml:space="preserve">  34. 의사</w:t>
+      </w:r>
+    </w:p>
+    <w:p>
+      <w:r>
+        <w:rPr>
+          <w:rFonts w:ascii="Arial" w:hAnsi="Arial"/>
+        </w:rPr>
+        <w:t xml:space="preserve">  35. 객관적</w:t>
+      </w:r>
+    </w:p>
+    <w:p>
+      <w:r>
+        <w:rPr>
+          <w:rFonts w:ascii="Arial" w:hAnsi="Arial"/>
+        </w:rPr>
+        <w:t xml:space="preserve">  36. 외관</w:t>
+      </w:r>
+    </w:p>
+    <w:p>
+      <w:r>
+        <w:rPr>
+          <w:rFonts w:ascii="Arial" w:hAnsi="Arial"/>
+        </w:rPr>
+        <w:t xml:space="preserve">  37. 판단</w:t>
+      </w:r>
+    </w:p>
+    <w:p/>
+    <w:p>
+      <w:r>
+        <w:rPr>
+          <w:rFonts w:ascii="Arial" w:hAnsi="Arial"/>
+          <w:b/>
+          <w:sz w:val="24"/>
+        </w:rPr>
+        <w:t>■ 2. 요건(공직고과위손인)</w:t>
+      </w:r>
+    </w:p>
+    <w:p>
+      <w:r>
+        <w:rPr>
+          <w:rFonts w:ascii="Arial" w:hAnsi="Arial"/>
+        </w:rPr>
+        <w:t xml:space="preserve">  38. 직무집행</w:t>
+      </w:r>
+    </w:p>
+    <w:p>
+      <w:r>
+        <w:rPr>
+          <w:rFonts w:ascii="Arial" w:hAnsi="Arial"/>
+        </w:rPr>
+        <w:t xml:space="preserve">  39. 과실</w:t>
+      </w:r>
+    </w:p>
+    <w:p>
+      <w:r>
+        <w:rPr>
+          <w:rFonts w:ascii="Arial" w:hAnsi="Arial"/>
+        </w:rPr>
+        <w:t xml:space="preserve">  40. 공무원</w:t>
+      </w:r>
+    </w:p>
+    <w:p>
+      <w:r>
+        <w:rPr>
+          <w:rFonts w:ascii="Arial" w:hAnsi="Arial"/>
+        </w:rPr>
+        <w:t xml:space="preserve">  41. 평균적</w:t>
+      </w:r>
+    </w:p>
+    <w:p>
+      <w:r>
+        <w:rPr>
+          <w:rFonts w:ascii="Arial" w:hAnsi="Arial"/>
+        </w:rPr>
+        <w:t xml:space="preserve">  42. 주의의무</w:t>
+      </w:r>
+    </w:p>
+    <w:p/>
+    <w:p>
+      <w:r>
+        <w:rPr>
+          <w:rFonts w:ascii="Arial" w:hAnsi="Arial"/>
+          <w:b/>
+          <w:sz w:val="24"/>
+        </w:rPr>
+        <w:t>■ 2. 요건(공직고과위손인)</w:t>
+      </w:r>
+    </w:p>
+    <w:p>
+      <w:r>
+        <w:rPr>
+          <w:rFonts w:ascii="Arial" w:hAnsi="Arial"/>
+        </w:rPr>
+        <w:t xml:space="preserve">  43. 법령</w:t>
+      </w:r>
+    </w:p>
+    <w:p>
+      <w:r>
+        <w:rPr>
+          <w:rFonts w:ascii="Arial" w:hAnsi="Arial"/>
+        </w:rPr>
+        <w:t xml:space="preserve">  44. 위반</w:t>
+      </w:r>
+    </w:p>
+    <w:p>
+      <w:r>
+        <w:rPr>
+          <w:rFonts w:ascii="Arial" w:hAnsi="Arial"/>
+        </w:rPr>
+        <w:t xml:space="preserve">  45. 행위의무</w:t>
+      </w:r>
+    </w:p>
+    <w:p>
+      <w:r>
+        <w:rPr>
+          <w:rFonts w:ascii="Arial" w:hAnsi="Arial"/>
+        </w:rPr>
+        <w:t xml:space="preserve">  46. 인권존중</w:t>
+      </w:r>
+    </w:p>
+    <w:p>
+      <w:r>
+        <w:rPr>
+          <w:rFonts w:ascii="Arial" w:hAnsi="Arial"/>
+        </w:rPr>
+        <w:t xml:space="preserve">  47. 권력남용금지</w:t>
+      </w:r>
+    </w:p>
+    <w:p>
+      <w:r>
+        <w:rPr>
+          <w:rFonts w:ascii="Arial" w:hAnsi="Arial"/>
+        </w:rPr>
+        <w:t xml:space="preserve">  48. 신의성실</w:t>
+      </w:r>
+    </w:p>
+    <w:p>
+      <w:r>
+        <w:rPr>
+          <w:rFonts w:ascii="Arial" w:hAnsi="Arial"/>
+        </w:rPr>
+        <w:t xml:space="preserve">  49. 준칙</w:t>
+      </w:r>
+    </w:p>
+    <w:p/>
+    <w:p>
+      <w:r>
+        <w:rPr>
+          <w:rFonts w:ascii="Arial" w:hAnsi="Arial"/>
+          <w:b/>
+          <w:sz w:val="24"/>
+        </w:rPr>
+        <w:t>■ 1) 공공단체의 배상책임</w:t>
+      </w:r>
+    </w:p>
+    <w:p>
+      <w:r>
+        <w:rPr>
+          <w:rFonts w:ascii="Arial" w:hAnsi="Arial"/>
+        </w:rPr>
+        <w:t xml:space="preserve">  50. 공공단체</w:t>
+      </w:r>
+    </w:p>
+    <w:p>
+      <w:r>
+        <w:rPr>
+          <w:rFonts w:ascii="Arial" w:hAnsi="Arial"/>
+        </w:rPr>
+        <w:t xml:space="preserve">  51. 공무</w:t>
+      </w:r>
+    </w:p>
+    <w:p>
+      <w:r>
+        <w:rPr>
+          <w:rFonts w:ascii="Arial" w:hAnsi="Arial"/>
+        </w:rPr>
+        <w:t xml:space="preserve">  52. 수탁</w:t>
+      </w:r>
+    </w:p>
+    <w:p>
+      <w:r>
+        <w:rPr>
+          <w:rFonts w:ascii="Arial" w:hAnsi="Arial"/>
+        </w:rPr>
+        <w:t xml:space="preserve">  53. 불법행위</w:t>
+      </w:r>
+    </w:p>
+    <w:p>
+      <w:r>
+        <w:rPr>
+          <w:rFonts w:ascii="Arial" w:hAnsi="Arial"/>
+        </w:rPr>
+        <w:t xml:space="preserve">  54. 손해배상책임</w:t>
+      </w:r>
+    </w:p>
+    <w:p>
+      <w:r>
+        <w:rPr>
+          <w:rFonts w:ascii="Arial" w:hAnsi="Arial"/>
+        </w:rPr>
+        <w:t xml:space="preserve">  55. 국가</w:t>
+      </w:r>
+    </w:p>
+    <w:p/>
+    <w:p>
+      <w:r>
+        <w:rPr>
+          <w:rFonts w:ascii="Arial" w:hAnsi="Arial"/>
+          <w:b/>
+          <w:sz w:val="24"/>
+        </w:rPr>
+        <w:t>■ 1) 공공단체의 배상책임</w:t>
+      </w:r>
+    </w:p>
+    <w:p>
+      <w:r>
+        <w:rPr>
+          <w:rFonts w:ascii="Arial" w:hAnsi="Arial"/>
+        </w:rPr>
+        <w:t xml:space="preserve">  56. 공공단체</w:t>
+      </w:r>
+    </w:p>
+    <w:p>
+      <w:r>
+        <w:rPr>
+          <w:rFonts w:ascii="Arial" w:hAnsi="Arial"/>
+        </w:rPr>
+        <w:t xml:space="preserve">  57. 공법인</w:t>
+      </w:r>
+    </w:p>
+    <w:p>
+      <w:r>
+        <w:rPr>
+          <w:rFonts w:ascii="Arial" w:hAnsi="Arial"/>
+        </w:rPr>
+        <w:t xml:space="preserve">  58. 행정주체</w:t>
+      </w:r>
+    </w:p>
+    <w:p>
+      <w:r>
+        <w:rPr>
+          <w:rFonts w:ascii="Arial" w:hAnsi="Arial"/>
+        </w:rPr>
+        <w:t xml:space="preserve">  59. 권한</w:t>
+      </w:r>
+    </w:p>
+    <w:p>
+      <w:r>
+        <w:rPr>
+          <w:rFonts w:ascii="Arial" w:hAnsi="Arial"/>
+        </w:rPr>
+        <w:t xml:space="preserve">  60. 위탁</w:t>
+      </w:r>
+    </w:p>
+    <w:p>
+      <w:r>
+        <w:rPr>
+          <w:rFonts w:ascii="Arial" w:hAnsi="Arial"/>
+        </w:rPr>
+        <w:t xml:space="preserve">  61. 배상책임</w:t>
+      </w:r>
+    </w:p>
+    <w:p/>
+    <w:p>
+      <w:r>
+        <w:rPr>
+          <w:rFonts w:ascii="Arial" w:hAnsi="Arial"/>
+          <w:b/>
+          <w:sz w:val="24"/>
+        </w:rPr>
+        <w:t>■ 1) 공공단체의 배상책임</w:t>
+      </w:r>
+    </w:p>
+    <w:p>
+      <w:r>
+        <w:rPr>
+          <w:rFonts w:ascii="Arial" w:hAnsi="Arial"/>
+        </w:rPr>
+        <w:t xml:space="preserve">  62. 공법인</w:t>
+      </w:r>
+    </w:p>
+    <w:p>
+      <w:r>
+        <w:rPr>
+          <w:rFonts w:ascii="Arial" w:hAnsi="Arial"/>
+        </w:rPr>
+        <w:t xml:space="preserve">  63. 국가</w:t>
+      </w:r>
+    </w:p>
+    <w:p>
+      <w:r>
+        <w:rPr>
+          <w:rFonts w:ascii="Arial" w:hAnsi="Arial"/>
+        </w:rPr>
+        <w:t xml:space="preserve">  64. 위탁</w:t>
+      </w:r>
+    </w:p>
+    <w:p>
+      <w:r>
+        <w:rPr>
+          <w:rFonts w:ascii="Arial" w:hAnsi="Arial"/>
+        </w:rPr>
+        <w:t xml:space="preserve">  65. 공행정사무</w:t>
+      </w:r>
+    </w:p>
+    <w:p>
+      <w:r>
+        <w:rPr>
+          <w:rFonts w:ascii="Arial" w:hAnsi="Arial"/>
+        </w:rPr>
+        <w:t xml:space="preserve">  66. 임직원</w:t>
+      </w:r>
+    </w:p>
+    <w:p>
+      <w:r>
+        <w:rPr>
+          <w:rFonts w:ascii="Arial" w:hAnsi="Arial"/>
+        </w:rPr>
+        <w:t xml:space="preserve">  67. 피용인</w:t>
+      </w:r>
+    </w:p>
+    <w:p>
+      <w:r>
+        <w:rPr>
+          <w:rFonts w:ascii="Arial" w:hAnsi="Arial"/>
+        </w:rPr>
+        <w:t xml:space="preserve">  68. 고의</w:t>
+      </w:r>
+    </w:p>
+    <w:p>
+      <w:r>
+        <w:rPr>
+          <w:rFonts w:ascii="Arial" w:hAnsi="Arial"/>
+        </w:rPr>
+        <w:t xml:space="preserve">  69. 과실</w:t>
+      </w:r>
+    </w:p>
+    <w:p>
+      <w:r>
+        <w:rPr>
+          <w:rFonts w:ascii="Arial" w:hAnsi="Arial"/>
+        </w:rPr>
+        <w:t xml:space="preserve">  70. 법령</w:t>
+      </w:r>
+    </w:p>
+    <w:p/>
+    <w:p>
+      <w:r>
+        <w:rPr>
+          <w:rFonts w:ascii="Arial" w:hAnsi="Arial"/>
+          <w:b/>
+          <w:sz w:val="24"/>
+        </w:rPr>
+        <w:t>■ 1) 공공단체의 배상책임</w:t>
+      </w:r>
+    </w:p>
+    <w:p>
+      <w:r>
+        <w:rPr>
+          <w:rFonts w:ascii="Arial" w:hAnsi="Arial"/>
+        </w:rPr>
+        <w:t xml:space="preserve">  71. 헌법</w:t>
+      </w:r>
+    </w:p>
+    <w:p>
+      <w:r>
+        <w:rPr>
+          <w:rFonts w:ascii="Arial" w:hAnsi="Arial"/>
+        </w:rPr>
+        <w:t xml:space="preserve">  72. 국가</w:t>
+      </w:r>
+    </w:p>
+    <w:p>
+      <w:r>
+        <w:rPr>
+          <w:rFonts w:ascii="Arial" w:hAnsi="Arial"/>
+        </w:rPr>
+        <w:t xml:space="preserve">  73. 공공단체</w:t>
+      </w:r>
+    </w:p>
+    <w:p>
+      <w:r>
+        <w:rPr>
+          <w:rFonts w:ascii="Arial" w:hAnsi="Arial"/>
+        </w:rPr>
+        <w:t xml:space="preserve">  74. 배상책임</w:t>
+      </w:r>
+    </w:p>
+    <w:p>
+      <w:r>
+        <w:rPr>
+          <w:rFonts w:ascii="Arial" w:hAnsi="Arial"/>
+        </w:rPr>
+        <w:t xml:space="preserve">  75. 국가배상법</w:t>
+      </w:r>
+    </w:p>
+    <w:p>
+      <w:r>
+        <w:rPr>
+          <w:rFonts w:ascii="Arial" w:hAnsi="Arial"/>
+        </w:rPr>
+        <w:t xml:space="preserve">  76. 민법</w:t>
+      </w:r>
+    </w:p>
+    <w:p/>
+    <w:p>
+      <w:r>
+        <w:rPr>
+          <w:rFonts w:ascii="Arial" w:hAnsi="Arial"/>
+          <w:b/>
+          <w:sz w:val="24"/>
+        </w:rPr>
+        <w:t>■ 2) 법령해석의 고의과실</w:t>
+      </w:r>
+    </w:p>
+    <w:p>
+      <w:r>
+        <w:rPr>
+          <w:rFonts w:ascii="Arial" w:hAnsi="Arial"/>
+        </w:rPr>
+        <w:t xml:space="preserve">  77. 공무원</w:t>
+      </w:r>
+    </w:p>
+    <w:p>
+      <w:r>
+        <w:rPr>
+          <w:rFonts w:ascii="Arial" w:hAnsi="Arial"/>
+        </w:rPr>
+        <w:t xml:space="preserve">  78. 직무</w:t>
+      </w:r>
+    </w:p>
+    <w:p>
+      <w:r>
+        <w:rPr>
+          <w:rFonts w:ascii="Arial" w:hAnsi="Arial"/>
+        </w:rPr>
+        <w:t xml:space="preserve">  79. 관계법규</w:t>
+      </w:r>
+    </w:p>
+    <w:p>
+      <w:r>
+        <w:rPr>
+          <w:rFonts w:ascii="Arial" w:hAnsi="Arial"/>
+        </w:rPr>
+        <w:t xml:space="preserve">  80. 지식</w:t>
+      </w:r>
+    </w:p>
+    <w:p>
+      <w:r>
+        <w:rPr>
+          <w:rFonts w:ascii="Arial" w:hAnsi="Arial"/>
+        </w:rPr>
+        <w:t xml:space="preserve">  81. 법규해석</w:t>
+      </w:r>
+    </w:p>
+    <w:p>
+      <w:r>
+        <w:rPr>
+          <w:rFonts w:ascii="Arial" w:hAnsi="Arial"/>
+        </w:rPr>
+        <w:t xml:space="preserve">  82. 행정처분</w:t>
+      </w:r>
+    </w:p>
+    <w:p>
+      <w:r>
+        <w:rPr>
+          <w:rFonts w:ascii="Arial" w:hAnsi="Arial"/>
+        </w:rPr>
+        <w:t xml:space="preserve">  83. 과실</w:t>
+      </w:r>
+    </w:p>
+    <w:p/>
+    <w:p>
+      <w:r>
+        <w:rPr>
+          <w:rFonts w:ascii="Arial" w:hAnsi="Arial"/>
+          <w:b/>
+          <w:sz w:val="24"/>
+        </w:rPr>
+        <w:t>■ 3) 처분의 위법성과 법령위반</w:t>
+      </w:r>
+    </w:p>
+    <w:p>
+      <w:r>
+        <w:rPr>
+          <w:rFonts w:ascii="Arial" w:hAnsi="Arial"/>
+        </w:rPr>
+        <w:t xml:space="preserve">  84. 상대적 위법성설</w:t>
+      </w:r>
+    </w:p>
+    <w:p>
+      <w:r>
+        <w:rPr>
+          <w:rFonts w:ascii="Arial" w:hAnsi="Arial"/>
+        </w:rPr>
+        <w:t xml:space="preserve">  85. 피침해이익</w:t>
+      </w:r>
+    </w:p>
+    <w:p>
+      <w:r>
+        <w:rPr>
+          <w:rFonts w:ascii="Arial" w:hAnsi="Arial"/>
+        </w:rPr>
+        <w:t xml:space="preserve">  86. 침해</w:t>
+      </w:r>
+    </w:p>
+    <w:p>
+      <w:r>
+        <w:rPr>
+          <w:rFonts w:ascii="Arial" w:hAnsi="Arial"/>
+        </w:rPr>
+        <w:t xml:space="preserve">  87. 가해행위</w:t>
+      </w:r>
+    </w:p>
+    <w:p>
+      <w:r>
+        <w:rPr>
+          <w:rFonts w:ascii="Arial" w:hAnsi="Arial"/>
+        </w:rPr>
+        <w:t xml:space="preserve">  88. 객관적</w:t>
+      </w:r>
+    </w:p>
+    <w:p>
+      <w:r>
+        <w:rPr>
+          <w:rFonts w:ascii="Arial" w:hAnsi="Arial"/>
+        </w:rPr>
+        <w:t xml:space="preserve">  89. 정당성</w:t>
+      </w:r>
+    </w:p>
+    <w:p/>
+    <w:p>
+      <w:r>
+        <w:rPr>
+          <w:rFonts w:ascii="Arial" w:hAnsi="Arial"/>
+          <w:b/>
+          <w:sz w:val="24"/>
+        </w:rPr>
+        <w:t>■ 3) 처분의 위법성과 법령위반</w:t>
+      </w:r>
+    </w:p>
+    <w:p>
+      <w:r>
+        <w:rPr>
+          <w:rFonts w:ascii="Arial" w:hAnsi="Arial"/>
+        </w:rPr>
+        <w:t xml:space="preserve">  90. 광의의 행위위법성설</w:t>
+      </w:r>
+    </w:p>
+    <w:p>
+      <w:r>
+        <w:rPr>
+          <w:rFonts w:ascii="Arial" w:hAnsi="Arial"/>
+        </w:rPr>
+        <w:t xml:space="preserve">  91. 항고소송</w:t>
+      </w:r>
+    </w:p>
+    <w:p>
+      <w:r>
+        <w:rPr>
+          <w:rFonts w:ascii="Arial" w:hAnsi="Arial"/>
+        </w:rPr>
+        <w:t xml:space="preserve">  92. 위법</w:t>
+      </w:r>
+    </w:p>
+    <w:p>
+      <w:r>
+        <w:rPr>
+          <w:rFonts w:ascii="Arial" w:hAnsi="Arial"/>
+        </w:rPr>
+        <w:t xml:space="preserve">  93. 국가</w:t>
+      </w:r>
+    </w:p>
+    <w:p>
+      <w:r>
+        <w:rPr>
+          <w:rFonts w:ascii="Arial" w:hAnsi="Arial"/>
+        </w:rPr>
+        <w:t xml:space="preserve">  94. 손해방지의무</w:t>
+      </w:r>
+    </w:p>
+    <w:p/>
+    <w:p>
+      <w:r>
+        <w:rPr>
+          <w:rFonts w:ascii="Arial" w:hAnsi="Arial"/>
+          <w:b/>
+          <w:sz w:val="24"/>
+        </w:rPr>
+        <w:t>■ 3) 처분의 위법성과 법령위반</w:t>
+      </w:r>
+    </w:p>
+    <w:p>
+      <w:r>
+        <w:rPr>
+          <w:rFonts w:ascii="Arial" w:hAnsi="Arial"/>
+        </w:rPr>
+        <w:t xml:space="preserve">  95. 행위위법성설</w:t>
+      </w:r>
+    </w:p>
+    <w:p>
+      <w:r>
+        <w:rPr>
+          <w:rFonts w:ascii="Arial" w:hAnsi="Arial"/>
+        </w:rPr>
+        <w:t xml:space="preserve">  96. 상대적위법성설</w:t>
+      </w:r>
+    </w:p>
+    <w:p>
+      <w:r>
+        <w:rPr>
+          <w:rFonts w:ascii="Arial" w:hAnsi="Arial"/>
+        </w:rPr>
+        <w:t xml:space="preserve">  97. 취소소송</w:t>
+      </w:r>
+    </w:p>
+    <w:p>
+      <w:r>
+        <w:rPr>
+          <w:rFonts w:ascii="Arial" w:hAnsi="Arial"/>
+        </w:rPr>
+        <w:t xml:space="preserve">  98. 국가배상청구소송</w:t>
+      </w:r>
+    </w:p>
+    <w:p>
+      <w:r>
+        <w:rPr>
+          <w:rFonts w:ascii="Arial" w:hAnsi="Arial"/>
+        </w:rPr>
+        <w:t xml:space="preserve">  99. 목적</w:t>
+      </w:r>
+    </w:p>
+    <w:p>
+      <w:r>
+        <w:rPr>
+          <w:rFonts w:ascii="Arial" w:hAnsi="Arial"/>
+        </w:rPr>
+        <w:t xml:space="preserve">  100. 판단기준</w:t>
+      </w:r>
+    </w:p>
+    <w:p/>
+    <w:p>
+      <w:r>
+        <w:rPr>
+          <w:rFonts w:ascii="Arial" w:hAnsi="Arial"/>
+          <w:b/>
+          <w:sz w:val="24"/>
+        </w:rPr>
+        <w:t>■ 3) 처분의 위법성과 법령위반</w:t>
+      </w:r>
+    </w:p>
+    <w:p>
+      <w:r>
+        <w:rPr>
+          <w:rFonts w:ascii="Arial" w:hAnsi="Arial"/>
+        </w:rPr>
+        <w:t xml:space="preserve">  101. 객관적</w:t>
+      </w:r>
+    </w:p>
+    <w:p>
+      <w:r>
+        <w:rPr>
+          <w:rFonts w:ascii="Arial" w:hAnsi="Arial"/>
+        </w:rPr>
+        <w:t xml:space="preserve">  102. 정당성</w:t>
+      </w:r>
+    </w:p>
+    <w:p>
+      <w:r>
+        <w:rPr>
+          <w:rFonts w:ascii="Arial" w:hAnsi="Arial"/>
+        </w:rPr>
+        <w:t xml:space="preserve">  103. 피침해이익</w:t>
+      </w:r>
+    </w:p>
+    <w:p>
+      <w:r>
+        <w:rPr>
+          <w:rFonts w:ascii="Arial" w:hAnsi="Arial"/>
+        </w:rPr>
+        <w:t xml:space="preserve">  104. 침해행위</w:t>
+      </w:r>
+    </w:p>
+    <w:p>
+      <w:r>
+        <w:rPr>
+          <w:rFonts w:ascii="Arial" w:hAnsi="Arial"/>
+        </w:rPr>
+        <w:t xml:space="preserve">  105. 피해자</w:t>
+      </w:r>
+    </w:p>
+    <w:p>
+      <w:r>
+        <w:rPr>
+          <w:rFonts w:ascii="Arial" w:hAnsi="Arial"/>
+        </w:rPr>
+        <w:t xml:space="preserve">  106. 손해정도</w:t>
+      </w:r>
+    </w:p>
+    <w:p/>
+    <w:p>
+      <w:r>
+        <w:rPr>
+          <w:rFonts w:ascii="Arial" w:hAnsi="Arial"/>
+          <w:b/>
+          <w:sz w:val="24"/>
+        </w:rPr>
+        <w:t>■ 3) 처분의 위법성과 법령위반</w:t>
+      </w:r>
+    </w:p>
+    <w:p>
+      <w:r>
+        <w:rPr>
+          <w:rFonts w:ascii="Arial" w:hAnsi="Arial"/>
+        </w:rPr>
+        <w:t xml:space="preserve">  107. 권한</w:t>
+      </w:r>
+    </w:p>
+    <w:p>
+      <w:r>
+        <w:rPr>
+          <w:rFonts w:ascii="Arial" w:hAnsi="Arial"/>
+        </w:rPr>
+        <w:t xml:space="preserve">  108. 불행사</w:t>
+      </w:r>
+    </w:p>
+    <w:p>
+      <w:r>
+        <w:rPr>
+          <w:rFonts w:ascii="Arial" w:hAnsi="Arial"/>
+        </w:rPr>
+        <w:t xml:space="preserve">  109. 부작위</w:t>
+      </w:r>
+    </w:p>
+    <w:p>
+      <w:r>
+        <w:rPr>
+          <w:rFonts w:ascii="Arial" w:hAnsi="Arial"/>
+        </w:rPr>
+        <w:t xml:space="preserve">  110. 위법성</w:t>
+      </w:r>
+    </w:p>
+    <w:p>
+      <w:r>
+        <w:rPr>
+          <w:rFonts w:ascii="Arial" w:hAnsi="Arial"/>
+        </w:rPr>
+        <w:t xml:space="preserve">  111. 작위의무</w:t>
+      </w:r>
+    </w:p>
+    <w:p>
+      <w:r>
+        <w:rPr>
+          <w:rFonts w:ascii="Arial" w:hAnsi="Arial"/>
+        </w:rPr>
+        <w:t xml:space="preserve">  112. 사익보호성</w:t>
+      </w:r>
+    </w:p>
+    <w:p/>
+    <w:p>
+      <w:r>
+        <w:rPr>
+          <w:rFonts w:ascii="Arial" w:hAnsi="Arial"/>
+          <w:b/>
+          <w:sz w:val="24"/>
+        </w:rPr>
+        <w:t>■ 4) 부작위와 국가배상</w:t>
+      </w:r>
+    </w:p>
+    <w:p>
+      <w:r>
+        <w:rPr>
+          <w:rFonts w:ascii="Arial" w:hAnsi="Arial"/>
+        </w:rPr>
+        <w:t xml:space="preserve">  113. 작위의무</w:t>
+      </w:r>
+    </w:p>
+    <w:p>
+      <w:r>
+        <w:rPr>
+          <w:rFonts w:ascii="Arial" w:hAnsi="Arial"/>
+        </w:rPr>
+        <w:t xml:space="preserve">  114. 기속행위</w:t>
+      </w:r>
+    </w:p>
+    <w:p>
+      <w:r>
+        <w:rPr>
+          <w:rFonts w:ascii="Arial" w:hAnsi="Arial"/>
+        </w:rPr>
+        <w:t xml:space="preserve">  115. 재량행위</w:t>
+      </w:r>
+    </w:p>
+    <w:p>
+      <w:r>
+        <w:rPr>
+          <w:rFonts w:ascii="Arial" w:hAnsi="Arial"/>
+        </w:rPr>
+        <w:t xml:space="preserve">  116. 수축</w:t>
+      </w:r>
+    </w:p>
+    <w:p>
+      <w:r>
+        <w:rPr>
+          <w:rFonts w:ascii="Arial" w:hAnsi="Arial"/>
+        </w:rPr>
+        <w:t xml:space="preserve">  117. 응답의무</w:t>
+      </w:r>
+    </w:p>
+    <w:p/>
+    <w:p>
+      <w:r>
+        <w:rPr>
+          <w:rFonts w:ascii="Arial" w:hAnsi="Arial"/>
+          <w:b/>
+          <w:sz w:val="24"/>
+        </w:rPr>
+        <w:t>■ - 작위의무 –</w:t>
+      </w:r>
+    </w:p>
+    <w:p>
+      <w:r>
+        <w:rPr>
+          <w:rFonts w:ascii="Arial" w:hAnsi="Arial"/>
+        </w:rPr>
+        <w:t xml:space="preserve">  118. 부작위</w:t>
+      </w:r>
+    </w:p>
+    <w:p>
+      <w:r>
+        <w:rPr>
+          <w:rFonts w:ascii="Arial" w:hAnsi="Arial"/>
+        </w:rPr>
+        <w:t xml:space="preserve">  119. 법령위반</w:t>
+      </w:r>
+    </w:p>
+    <w:p>
+      <w:r>
+        <w:rPr>
+          <w:rFonts w:ascii="Arial" w:hAnsi="Arial"/>
+        </w:rPr>
+        <w:t xml:space="preserve">  120. 신청</w:t>
+      </w:r>
+    </w:p>
+    <w:p>
+      <w:r>
+        <w:rPr>
+          <w:rFonts w:ascii="Arial" w:hAnsi="Arial"/>
+        </w:rPr>
+        <w:t xml:space="preserve">  121. 작위의무</w:t>
+      </w:r>
+    </w:p>
+    <w:p/>
+    <w:p>
+      <w:r>
+        <w:rPr>
+          <w:rFonts w:ascii="Arial" w:hAnsi="Arial"/>
+          <w:b/>
+          <w:sz w:val="24"/>
+        </w:rPr>
+        <w:t>■ - 작위의무 –</w:t>
+      </w:r>
+    </w:p>
+    <w:p>
+      <w:r>
+        <w:rPr>
+          <w:rFonts w:ascii="Arial" w:hAnsi="Arial"/>
+        </w:rPr>
+        <w:t xml:space="preserve">  122. 법령</w:t>
+      </w:r>
+    </w:p>
+    <w:p>
+      <w:r>
+        <w:rPr>
+          <w:rFonts w:ascii="Arial" w:hAnsi="Arial"/>
+        </w:rPr>
+        <w:t xml:space="preserve">  123. 작위의무</w:t>
+      </w:r>
+    </w:p>
+    <w:p>
+      <w:r>
+        <w:rPr>
+          <w:rFonts w:ascii="Arial" w:hAnsi="Arial"/>
+        </w:rPr>
+        <w:t xml:space="preserve">  124. 국가</w:t>
+      </w:r>
+    </w:p>
+    <w:p>
+      <w:r>
+        <w:rPr>
+          <w:rFonts w:ascii="Arial" w:hAnsi="Arial"/>
+        </w:rPr>
+        <w:t xml:space="preserve">  125. 생명</w:t>
+      </w:r>
+    </w:p>
+    <w:p>
+      <w:r>
+        <w:rPr>
+          <w:rFonts w:ascii="Arial" w:hAnsi="Arial"/>
+        </w:rPr>
+        <w:t xml:space="preserve">  126. 신체</w:t>
+      </w:r>
+    </w:p>
+    <w:p>
+      <w:r>
+        <w:rPr>
+          <w:rFonts w:ascii="Arial" w:hAnsi="Arial"/>
+        </w:rPr>
+        <w:t xml:space="preserve">  127. 재산</w:t>
+      </w:r>
+    </w:p>
+    <w:p>
+      <w:r>
+        <w:rPr>
+          <w:rFonts w:ascii="Arial" w:hAnsi="Arial"/>
+        </w:rPr>
+        <w:t xml:space="preserve">  128. 위험배제</w:t>
+      </w:r>
+    </w:p>
+    <w:p/>
+    <w:p>
+      <w:r>
+        <w:rPr>
+          <w:rFonts w:ascii="Arial" w:hAnsi="Arial"/>
+          <w:b/>
+          <w:sz w:val="24"/>
+        </w:rPr>
+        <w:t>■ - 작위의무 –</w:t>
+      </w:r>
+    </w:p>
+    <w:p>
+      <w:r>
+        <w:rPr>
+          <w:rFonts w:ascii="Arial" w:hAnsi="Arial"/>
+        </w:rPr>
+        <w:t xml:space="preserve">  129. 부작위</w:t>
+      </w:r>
+    </w:p>
+    <w:p>
+      <w:r>
+        <w:rPr>
+          <w:rFonts w:ascii="Arial" w:hAnsi="Arial"/>
+        </w:rPr>
+        <w:t xml:space="preserve">  130. 위법성</w:t>
+      </w:r>
+    </w:p>
+    <w:p>
+      <w:r>
+        <w:rPr>
+          <w:rFonts w:ascii="Arial" w:hAnsi="Arial"/>
+        </w:rPr>
+        <w:t xml:space="preserve">  131. 법익</w:t>
+      </w:r>
+    </w:p>
+    <w:p>
+      <w:r>
+        <w:rPr>
+          <w:rFonts w:ascii="Arial" w:hAnsi="Arial"/>
+        </w:rPr>
+        <w:t xml:space="preserve">  132. 손해</w:t>
+      </w:r>
+    </w:p>
+    <w:p>
+      <w:r>
+        <w:rPr>
+          <w:rFonts w:ascii="Arial" w:hAnsi="Arial"/>
+        </w:rPr>
+        <w:t xml:space="preserve">  133. 심각성</w:t>
+      </w:r>
+    </w:p>
+    <w:p>
+      <w:r>
+        <w:rPr>
+          <w:rFonts w:ascii="Arial" w:hAnsi="Arial"/>
+        </w:rPr>
+        <w:t xml:space="preserve">  134. 공무원</w:t>
+      </w:r>
+    </w:p>
+    <w:p>
+      <w:r>
+        <w:rPr>
+          <w:rFonts w:ascii="Arial" w:hAnsi="Arial"/>
+        </w:rPr>
+        <w:t xml:space="preserve">  135. 예견가능성</w:t>
+      </w:r>
+    </w:p>
+    <w:p>
+      <w:r>
+        <w:rPr>
+          <w:rFonts w:ascii="Arial" w:hAnsi="Arial"/>
+        </w:rPr>
+        <w:t xml:space="preserve">  136. 회피가능성</w:t>
+      </w:r>
+    </w:p>
+    <w:p/>
+    <w:p>
+      <w:r>
+        <w:rPr>
+          <w:rFonts w:ascii="Arial" w:hAnsi="Arial"/>
+          <w:b/>
+          <w:sz w:val="24"/>
+        </w:rPr>
+        <w:t>■ - 사익보호성 (반사적 이익론) -</w:t>
+      </w:r>
+    </w:p>
+    <w:p>
+      <w:r>
+        <w:rPr>
+          <w:rFonts w:ascii="Arial" w:hAnsi="Arial"/>
+        </w:rPr>
+        <w:t xml:space="preserve">  137. 행정기관</w:t>
+      </w:r>
+    </w:p>
+    <w:p>
+      <w:r>
+        <w:rPr>
+          <w:rFonts w:ascii="Arial" w:hAnsi="Arial"/>
+        </w:rPr>
+        <w:t xml:space="preserve">  138. 작위</w:t>
+      </w:r>
+    </w:p>
+    <w:p>
+      <w:r>
+        <w:rPr>
+          <w:rFonts w:ascii="Arial" w:hAnsi="Arial"/>
+        </w:rPr>
+        <w:t xml:space="preserve">  139. 권한행사</w:t>
+      </w:r>
+    </w:p>
+    <w:p>
+      <w:r>
+        <w:rPr>
+          <w:rFonts w:ascii="Arial" w:hAnsi="Arial"/>
+        </w:rPr>
+        <w:t xml:space="preserve">  140. 이익</w:t>
+      </w:r>
+    </w:p>
+    <w:p>
+      <w:r>
+        <w:rPr>
+          <w:rFonts w:ascii="Arial" w:hAnsi="Arial"/>
+        </w:rPr>
+        <w:t xml:space="preserve">  141. 반사적 이익</w:t>
+      </w:r>
+    </w:p>
+    <w:p>
+      <w:r>
+        <w:rPr>
+          <w:rFonts w:ascii="Arial" w:hAnsi="Arial"/>
+        </w:rPr>
+        <w:t xml:space="preserve">  142. 국가배상책임</w:t>
+      </w:r>
+    </w:p>
+    <w:p>
+      <w:r>
+        <w:rPr>
+          <w:rFonts w:ascii="Arial" w:hAnsi="Arial"/>
+        </w:rPr>
+        <w:t xml:space="preserve">  143. 사익보호성</w:t>
+      </w:r>
+    </w:p>
+    <w:p/>
+    <w:p>
+      <w:r>
+        <w:rPr>
+          <w:rFonts w:ascii="Arial" w:hAnsi="Arial"/>
+          <w:b/>
+          <w:sz w:val="24"/>
+        </w:rPr>
+        <w:t>■ - 사익보호성 (반사적 이익론) -</w:t>
+      </w:r>
+    </w:p>
+    <w:p>
+      <w:r>
+        <w:rPr>
+          <w:rFonts w:ascii="Arial" w:hAnsi="Arial"/>
+        </w:rPr>
+        <w:t xml:space="preserve">  144. 사익보호성</w:t>
+      </w:r>
+    </w:p>
+    <w:p>
+      <w:r>
+        <w:rPr>
+          <w:rFonts w:ascii="Arial" w:hAnsi="Arial"/>
+        </w:rPr>
+        <w:t xml:space="preserve">  145. 법령</w:t>
+      </w:r>
+    </w:p>
+    <w:p>
+      <w:r>
+        <w:rPr>
+          <w:rFonts w:ascii="Arial" w:hAnsi="Arial"/>
+        </w:rPr>
+        <w:t xml:space="preserve">  146. 의무</w:t>
+      </w:r>
+    </w:p>
+    <w:p>
+      <w:r>
+        <w:rPr>
+          <w:rFonts w:ascii="Arial" w:hAnsi="Arial"/>
+        </w:rPr>
+        <w:t xml:space="preserve">  147. 공공일반</w:t>
+      </w:r>
+    </w:p>
+    <w:p>
+      <w:r>
+        <w:rPr>
+          <w:rFonts w:ascii="Arial" w:hAnsi="Arial"/>
+        </w:rPr>
+        <w:t xml:space="preserve">  148. 행정기관</w:t>
+      </w:r>
+    </w:p>
+    <w:p>
+      <w:r>
+        <w:rPr>
+          <w:rFonts w:ascii="Arial" w:hAnsi="Arial"/>
+        </w:rPr>
+        <w:t xml:space="preserve">  149. 내부질서</w:t>
+      </w:r>
+    </w:p>
+    <w:p>
+      <w:r>
+        <w:rPr>
+          <w:rFonts w:ascii="Arial" w:hAnsi="Arial"/>
+        </w:rPr>
+        <w:t xml:space="preserve">  150. 인과관계</w:t>
+      </w:r>
+    </w:p>
+    <w:p/>
+    <w:p>
+      <w:r>
+        <w:rPr>
+          <w:rFonts w:ascii="Arial" w:hAnsi="Arial"/>
+          <w:b/>
+          <w:sz w:val="24"/>
+        </w:rPr>
+        <w:t>■ - 사익보호성 (반사적 이익론) -</w:t>
+      </w:r>
+    </w:p>
+    <w:p>
+      <w:r>
+        <w:rPr>
+          <w:rFonts w:ascii="Arial" w:hAnsi="Arial"/>
+        </w:rPr>
+        <w:t xml:space="preserve">  151. 재판</w:t>
+      </w:r>
+    </w:p>
+    <w:p>
+      <w:r>
+        <w:rPr>
+          <w:rFonts w:ascii="Arial" w:hAnsi="Arial"/>
+        </w:rPr>
+        <w:t xml:space="preserve">  152. 독립성</w:t>
+      </w:r>
+    </w:p>
+    <w:p>
+      <w:r>
+        <w:rPr>
+          <w:rFonts w:ascii="Arial" w:hAnsi="Arial"/>
+        </w:rPr>
+        <w:t xml:space="preserve">  153. 확정판결</w:t>
+      </w:r>
+    </w:p>
+    <w:p>
+      <w:r>
+        <w:rPr>
+          <w:rFonts w:ascii="Arial" w:hAnsi="Arial"/>
+        </w:rPr>
+        <w:t xml:space="preserve">  154. 기판력</w:t>
+      </w:r>
+    </w:p>
+    <w:p>
+      <w:r>
+        <w:rPr>
+          <w:rFonts w:ascii="Arial" w:hAnsi="Arial"/>
+        </w:rPr>
+        <w:t xml:space="preserve">  155. 국가배상책임</w:t>
+      </w:r>
+    </w:p>
+    <w:p/>
+    <w:p>
+      <w:r>
+        <w:rPr>
+          <w:rFonts w:ascii="Arial" w:hAnsi="Arial"/>
+          <w:b/>
+          <w:sz w:val="24"/>
+        </w:rPr>
+        <w:t>■ - 사익보호성 (반사적 이익론) -</w:t>
+      </w:r>
+    </w:p>
+    <w:p>
+      <w:r>
+        <w:rPr>
+          <w:rFonts w:ascii="Arial" w:hAnsi="Arial"/>
+        </w:rPr>
+        <w:t xml:space="preserve">  156. 법관</w:t>
+      </w:r>
+    </w:p>
+    <w:p>
+      <w:r>
+        <w:rPr>
+          <w:rFonts w:ascii="Arial" w:hAnsi="Arial"/>
+        </w:rPr>
+        <w:t xml:space="preserve">  157. 위법</w:t>
+      </w:r>
+    </w:p>
+    <w:p>
+      <w:r>
+        <w:rPr>
+          <w:rFonts w:ascii="Arial" w:hAnsi="Arial"/>
+        </w:rPr>
+        <w:t xml:space="preserve">  158. 부당</w:t>
+      </w:r>
+    </w:p>
+    <w:p>
+      <w:r>
+        <w:rPr>
+          <w:rFonts w:ascii="Arial" w:hAnsi="Arial"/>
+        </w:rPr>
+        <w:t xml:space="preserve">  159. 목적</w:t>
+      </w:r>
+    </w:p>
+    <w:p>
+      <w:r>
+        <w:rPr>
+          <w:rFonts w:ascii="Arial" w:hAnsi="Arial"/>
+        </w:rPr>
+        <w:t xml:space="preserve">  160. 재판</w:t>
+      </w:r>
+    </w:p>
+    <w:p>
+      <w:r>
+        <w:rPr>
+          <w:rFonts w:ascii="Arial" w:hAnsi="Arial"/>
+        </w:rPr>
+        <w:t xml:space="preserve">  161. 기준</w:t>
+      </w:r>
+    </w:p>
+    <w:p>
+      <w:r>
+        <w:rPr>
+          <w:rFonts w:ascii="Arial" w:hAnsi="Arial"/>
+        </w:rPr>
+        <w:t xml:space="preserve">  162. 권한</w:t>
+      </w:r>
+    </w:p>
+    <w:p/>
+    <w:p>
+      <w:r>
+        <w:rPr>
+          <w:rFonts w:ascii="Arial" w:hAnsi="Arial"/>
+          <w:b/>
+          <w:sz w:val="24"/>
+        </w:rPr>
+        <w:t>■ 5) 위법한 판결에 의한 국가배상</w:t>
+      </w:r>
+    </w:p>
+    <w:p>
+      <w:r>
+        <w:rPr>
+          <w:rFonts w:ascii="Arial" w:hAnsi="Arial"/>
+        </w:rPr>
+        <w:t xml:space="preserve">  163. 재판</w:t>
+      </w:r>
+    </w:p>
+    <w:p>
+      <w:r>
+        <w:rPr>
+          <w:rFonts w:ascii="Arial" w:hAnsi="Arial"/>
+        </w:rPr>
+        <w:t xml:space="preserve">  164. 불복절차</w:t>
+      </w:r>
+    </w:p>
+    <w:p>
+      <w:r>
+        <w:rPr>
+          <w:rFonts w:ascii="Arial" w:hAnsi="Arial"/>
+        </w:rPr>
+        <w:t xml:space="preserve">  165. 시정</w:t>
+      </w:r>
+    </w:p>
+    <w:p>
+      <w:r>
+        <w:rPr>
+          <w:rFonts w:ascii="Arial" w:hAnsi="Arial"/>
+        </w:rPr>
+        <w:t xml:space="preserve">  166. 국가배상</w:t>
+      </w:r>
+    </w:p>
+    <w:p>
+      <w:r>
+        <w:rPr>
+          <w:rFonts w:ascii="Arial" w:hAnsi="Arial"/>
+        </w:rPr>
+        <w:t xml:space="preserve">  167. 권리구제</w:t>
+      </w:r>
+    </w:p>
+    <w:p>
+      <w:r>
+        <w:rPr>
+          <w:rFonts w:ascii="Arial" w:hAnsi="Arial"/>
+        </w:rPr>
+        <w:t xml:space="preserve">  168. 보충성</w:t>
+      </w:r>
+    </w:p>
+    <w:p/>
+    <w:p>
+      <w:r>
+        <w:rPr>
+          <w:rFonts w:ascii="Arial" w:hAnsi="Arial"/>
+          <w:b/>
+          <w:sz w:val="24"/>
+        </w:rPr>
+        <w:t>■ 5) 위법한 판결에 의한 국가배상</w:t>
+      </w:r>
+    </w:p>
+    <w:p>
+      <w:r>
+        <w:rPr>
+          <w:rFonts w:ascii="Arial" w:hAnsi="Arial"/>
+        </w:rPr>
+        <w:t xml:space="preserve">  169. 공무원</w:t>
+      </w:r>
+    </w:p>
+    <w:p>
+      <w:r>
+        <w:rPr>
+          <w:rFonts w:ascii="Arial" w:hAnsi="Arial"/>
+        </w:rPr>
+        <w:t xml:space="preserve">  170. 직무상 불법행위</w:t>
+      </w:r>
+    </w:p>
+    <w:p>
+      <w:r>
+        <w:rPr>
+          <w:rFonts w:ascii="Arial" w:hAnsi="Arial"/>
+        </w:rPr>
+        <w:t xml:space="preserve">  171. 손해</w:t>
+      </w:r>
+    </w:p>
+    <w:p>
+      <w:r>
+        <w:rPr>
+          <w:rFonts w:ascii="Arial" w:hAnsi="Arial"/>
+        </w:rPr>
+        <w:t xml:space="preserve">  172. 국민</w:t>
+      </w:r>
+    </w:p>
+    <w:p>
+      <w:r>
+        <w:rPr>
+          <w:rFonts w:ascii="Arial" w:hAnsi="Arial"/>
+        </w:rPr>
+        <w:t xml:space="preserve">  173. 법률</w:t>
+      </w:r>
+    </w:p>
+    <w:p>
+      <w:r>
+        <w:rPr>
+          <w:rFonts w:ascii="Arial" w:hAnsi="Arial"/>
+        </w:rPr>
+        <w:t xml:space="preserve">  174. 국가</w:t>
+      </w:r>
+    </w:p>
+    <w:p>
+      <w:r>
+        <w:rPr>
+          <w:rFonts w:ascii="Arial" w:hAnsi="Arial"/>
+        </w:rPr>
+        <w:t xml:space="preserve">  175. 공공단체</w:t>
+      </w:r>
+    </w:p>
+    <w:p/>
+    <w:p>
+      <w:r>
+        <w:rPr>
+          <w:rFonts w:ascii="Arial" w:hAnsi="Arial"/>
+          <w:b/>
+          <w:sz w:val="24"/>
+        </w:rPr>
+        <w:t>■ 5) 위법한 판결에 의한 국가배상</w:t>
+      </w:r>
+    </w:p>
+    <w:p>
+      <w:r>
+        <w:rPr>
+          <w:rFonts w:ascii="Arial" w:hAnsi="Arial"/>
+        </w:rPr>
+        <w:t xml:space="preserve">  176. 국가배상법</w:t>
+      </w:r>
+    </w:p>
+    <w:p>
+      <w:r>
+        <w:rPr>
+          <w:rFonts w:ascii="Arial" w:hAnsi="Arial"/>
+        </w:rPr>
+        <w:t xml:space="preserve">  177. 배상청구</w:t>
+      </w:r>
+    </w:p>
+    <w:p>
+      <w:r>
+        <w:rPr>
+          <w:rFonts w:ascii="Arial" w:hAnsi="Arial"/>
+        </w:rPr>
+        <w:t xml:space="preserve">  178. 가해공무원</w:t>
+      </w:r>
+    </w:p>
+    <w:p>
+      <w:r>
+        <w:rPr>
+          <w:rFonts w:ascii="Arial" w:hAnsi="Arial"/>
+        </w:rPr>
+        <w:t xml:space="preserve">  179. 직접</w:t>
+      </w:r>
+    </w:p>
+    <w:p>
+      <w:r>
+        <w:rPr>
+          <w:rFonts w:ascii="Arial" w:hAnsi="Arial"/>
+        </w:rPr>
+        <w:t xml:space="preserve">  180. 배상청구</w:t>
+      </w:r>
+    </w:p>
+    <w:p>
+      <w:r>
+        <w:rPr>
+          <w:rFonts w:ascii="Arial" w:hAnsi="Arial"/>
+        </w:rPr>
+        <w:t xml:space="preserve">  181. 헌법</w:t>
+      </w:r>
+    </w:p>
+    <w:p/>
+    <w:p>
+      <w:r>
+        <w:rPr>
+          <w:rFonts w:ascii="Arial" w:hAnsi="Arial"/>
+          <w:b/>
+          <w:sz w:val="24"/>
+        </w:rPr>
+        <w:t>■ 5) 위법한 판결에 의한 국가배상</w:t>
+      </w:r>
+    </w:p>
+    <w:p>
+      <w:r>
+        <w:rPr>
+          <w:rFonts w:ascii="Arial" w:hAnsi="Arial"/>
+        </w:rPr>
+        <w:t xml:space="preserve">  182. 공무원</w:t>
+      </w:r>
+    </w:p>
+    <w:p>
+      <w:r>
+        <w:rPr>
+          <w:rFonts w:ascii="Arial" w:hAnsi="Arial"/>
+        </w:rPr>
+        <w:t xml:space="preserve">  183. 위법행위</w:t>
+      </w:r>
+    </w:p>
+    <w:p>
+      <w:r>
+        <w:rPr>
+          <w:rFonts w:ascii="Arial" w:hAnsi="Arial"/>
+        </w:rPr>
+        <w:t xml:space="preserve">  184. 방지</w:t>
+      </w:r>
+    </w:p>
+    <w:p>
+      <w:r>
+        <w:rPr>
+          <w:rFonts w:ascii="Arial" w:hAnsi="Arial"/>
+        </w:rPr>
+        <w:t xml:space="preserve">  185. 피해자</w:t>
+      </w:r>
+    </w:p>
+    <w:p>
+      <w:r>
+        <w:rPr>
+          <w:rFonts w:ascii="Arial" w:hAnsi="Arial"/>
+        </w:rPr>
+        <w:t xml:space="preserve">  186. 권리구제</w:t>
+      </w:r>
+    </w:p>
+    <w:p>
+      <w:r>
+        <w:rPr>
+          <w:rFonts w:ascii="Arial" w:hAnsi="Arial"/>
+        </w:rPr>
+        <w:t xml:space="preserve">  187. 직접청구</w:t>
+      </w:r>
+    </w:p>
+    <w:p/>
+    <w:p>
+      <w:r>
+        <w:rPr>
+          <w:rFonts w:ascii="Arial" w:hAnsi="Arial"/>
+          <w:b/>
+          <w:sz w:val="24"/>
+        </w:rPr>
+        <w:t>■ 3. 가해공무원의 대외적 책임(경과실 부정, 고의중과실 긍정)</w:t>
+      </w:r>
+    </w:p>
+    <w:p>
+      <w:r>
+        <w:rPr>
+          <w:rFonts w:ascii="Arial" w:hAnsi="Arial"/>
+        </w:rPr>
+        <w:t xml:space="preserve">  188. 공무원</w:t>
+      </w:r>
+    </w:p>
+    <w:p>
+      <w:r>
+        <w:rPr>
+          <w:rFonts w:ascii="Arial" w:hAnsi="Arial"/>
+        </w:rPr>
+        <w:t xml:space="preserve">  189. 경과실</w:t>
+      </w:r>
+    </w:p>
+    <w:p>
+      <w:r>
+        <w:rPr>
+          <w:rFonts w:ascii="Arial" w:hAnsi="Arial"/>
+        </w:rPr>
+        <w:t xml:space="preserve">  190. 손해</w:t>
+      </w:r>
+    </w:p>
+    <w:p>
+      <w:r>
+        <w:rPr>
+          <w:rFonts w:ascii="Arial" w:hAnsi="Arial"/>
+        </w:rPr>
+        <w:t xml:space="preserve">  191. 국가</w:t>
+      </w:r>
+    </w:p>
+    <w:p>
+      <w:r>
+        <w:rPr>
+          <w:rFonts w:ascii="Arial" w:hAnsi="Arial"/>
+        </w:rPr>
+        <w:t xml:space="preserve">  192. 기관</w:t>
+      </w:r>
+    </w:p>
+    <w:p>
+      <w:r>
+        <w:rPr>
+          <w:rFonts w:ascii="Arial" w:hAnsi="Arial"/>
+        </w:rPr>
+        <w:t xml:space="preserve">  193. 고의중과실</w:t>
+      </w:r>
+    </w:p>
+    <w:p>
+      <w:r>
+        <w:rPr>
+          <w:rFonts w:ascii="Arial" w:hAnsi="Arial"/>
+        </w:rPr>
+        <w:t xml:space="preserve">  194. 직접</w:t>
+      </w:r>
+    </w:p>
+    <w:p>
+      <w:r>
+        <w:rPr>
+          <w:rFonts w:ascii="Arial" w:hAnsi="Arial"/>
+        </w:rPr>
+        <w:t xml:space="preserve">  195. 손해배상책임</w:t>
+      </w:r>
+    </w:p>
+    <w:p/>
+    <w:p>
+      <w:r>
+        <w:rPr>
+          <w:rFonts w:ascii="Arial" w:hAnsi="Arial"/>
+          <w:b/>
+          <w:sz w:val="24"/>
+        </w:rPr>
+        <w:t>■ 3. 가해공무원의 대외적 책임(경과실 부정, 고의중과실 긍정)</w:t>
+      </w:r>
+    </w:p>
+    <w:p>
+      <w:r>
+        <w:rPr>
+          <w:rFonts w:ascii="Arial" w:hAnsi="Arial"/>
+        </w:rPr>
+        <w:t xml:space="preserve">  196. 기판력</w:t>
+      </w:r>
+    </w:p>
+    <w:p>
+      <w:r>
+        <w:rPr>
+          <w:rFonts w:ascii="Arial" w:hAnsi="Arial"/>
+        </w:rPr>
+        <w:t xml:space="preserve">  197. 소송물</w:t>
+      </w:r>
+    </w:p>
+    <w:p>
+      <w:r>
+        <w:rPr>
+          <w:rFonts w:ascii="Arial" w:hAnsi="Arial"/>
+        </w:rPr>
+        <w:t xml:space="preserve">  198. 법원</w:t>
+      </w:r>
+    </w:p>
+    <w:p>
+      <w:r>
+        <w:rPr>
+          <w:rFonts w:ascii="Arial" w:hAnsi="Arial"/>
+        </w:rPr>
+        <w:t xml:space="preserve">  199. 판단</w:t>
+      </w:r>
+    </w:p>
+    <w:p>
+      <w:r>
+        <w:rPr>
+          <w:rFonts w:ascii="Arial" w:hAnsi="Arial"/>
+        </w:rPr>
+        <w:t xml:space="preserve">  200. 확정</w:t>
+      </w:r>
+    </w:p>
+    <w:p>
+      <w:r>
+        <w:rPr>
+          <w:rFonts w:ascii="Arial" w:hAnsi="Arial"/>
+        </w:rPr>
+        <w:t xml:space="preserve">  201. 구속력</w:t>
+      </w:r>
+    </w:p>
+    <w:p/>
+    <w:p>
+      <w:r>
+        <w:rPr>
+          <w:rFonts w:ascii="Arial" w:hAnsi="Arial"/>
+          <w:b/>
+          <w:sz w:val="24"/>
+        </w:rPr>
+        <w:t>■ 3. 가해공무원의 대외적 책임(경과실 부정, 고의중과실 긍정)</w:t>
+      </w:r>
+    </w:p>
+    <w:p>
+      <w:r>
+        <w:rPr>
+          <w:rFonts w:ascii="Arial" w:hAnsi="Arial"/>
+        </w:rPr>
+        <w:t xml:space="preserve">  202. 취소소송</w:t>
+      </w:r>
+    </w:p>
+    <w:p>
+      <w:r>
+        <w:rPr>
+          <w:rFonts w:ascii="Arial" w:hAnsi="Arial"/>
+        </w:rPr>
+        <w:t xml:space="preserve">  203. 소송물</w:t>
+      </w:r>
+    </w:p>
+    <w:p>
+      <w:r>
+        <w:rPr>
+          <w:rFonts w:ascii="Arial" w:hAnsi="Arial"/>
+        </w:rPr>
+        <w:t xml:space="preserve">  204. 처분</w:t>
+      </w:r>
+    </w:p>
+    <w:p>
+      <w:r>
+        <w:rPr>
+          <w:rFonts w:ascii="Arial" w:hAnsi="Arial"/>
+        </w:rPr>
+        <w:t xml:space="preserve">  205. 위법성</w:t>
+      </w:r>
+    </w:p>
+    <w:p>
+      <w:r>
+        <w:rPr>
+          <w:rFonts w:ascii="Arial" w:hAnsi="Arial"/>
+        </w:rPr>
+        <w:t xml:space="preserve">  206. 취소판결</w:t>
+      </w:r>
+    </w:p>
+    <w:p>
+      <w:r>
+        <w:rPr>
+          <w:rFonts w:ascii="Arial" w:hAnsi="Arial"/>
+        </w:rPr>
+        <w:t xml:space="preserve">  207. 기판력</w:t>
+      </w:r>
+    </w:p>
+    <w:p/>
+    <w:p>
+      <w:r>
+        <w:rPr>
+          <w:rFonts w:ascii="Arial" w:hAnsi="Arial"/>
+          <w:b/>
+          <w:sz w:val="24"/>
+        </w:rPr>
+        <w:t>■ 3. 가해공무원의 대외적 책임(경과실 부정, 고의중과실 긍정)</w:t>
+      </w:r>
+    </w:p>
+    <w:p>
+      <w:r>
+        <w:rPr>
+          <w:rFonts w:ascii="Arial" w:hAnsi="Arial"/>
+        </w:rPr>
+        <w:t xml:space="preserve">  208. 전부기판력 긍정설</w:t>
+      </w:r>
+    </w:p>
+    <w:p>
+      <w:r>
+        <w:rPr>
+          <w:rFonts w:ascii="Arial" w:hAnsi="Arial"/>
+        </w:rPr>
+        <w:t xml:space="preserve">  209. 협의의 행위위법성설</w:t>
+      </w:r>
+    </w:p>
+    <w:p>
+      <w:r>
+        <w:rPr>
+          <w:rFonts w:ascii="Arial" w:hAnsi="Arial"/>
+        </w:rPr>
+        <w:t xml:space="preserve">  210. 기판력</w:t>
+      </w:r>
+    </w:p>
+    <w:p>
+      <w:r>
+        <w:rPr>
+          <w:rFonts w:ascii="Arial" w:hAnsi="Arial"/>
+        </w:rPr>
+        <w:t xml:space="preserve">  211. 선행판결</w:t>
+      </w:r>
+    </w:p>
+    <w:p/>
+    <w:p>
+      <w:r>
+        <w:rPr>
+          <w:rFonts w:ascii="Arial" w:hAnsi="Arial"/>
+          <w:b/>
+          <w:sz w:val="24"/>
+        </w:rPr>
+        <w:t>■ 4. 구상관계</w:t>
+      </w:r>
+    </w:p>
+    <w:p>
+      <w:r>
+        <w:rPr>
+          <w:rFonts w:ascii="Arial" w:hAnsi="Arial"/>
+        </w:rPr>
+        <w:t xml:space="preserve">  212. 제한적 긍정설</w:t>
+      </w:r>
+    </w:p>
+    <w:p>
+      <w:r>
+        <w:rPr>
+          <w:rFonts w:ascii="Arial" w:hAnsi="Arial"/>
+        </w:rPr>
+        <w:t xml:space="preserve">  213. 광의의 행위위법성설</w:t>
+      </w:r>
+    </w:p>
+    <w:p>
+      <w:r>
+        <w:rPr>
+          <w:rFonts w:ascii="Arial" w:hAnsi="Arial"/>
+        </w:rPr>
+        <w:t xml:space="preserve">  214. 인용판결</w:t>
+      </w:r>
+    </w:p>
+    <w:p>
+      <w:r>
+        <w:rPr>
+          <w:rFonts w:ascii="Arial" w:hAnsi="Arial"/>
+        </w:rPr>
+        <w:t xml:space="preserve">  215. 기각판결</w:t>
+      </w:r>
+    </w:p>
+    <w:p/>
+    <w:p>
+      <w:r>
+        <w:rPr>
+          <w:rFonts w:ascii="Arial" w:hAnsi="Arial"/>
+          <w:b/>
+          <w:sz w:val="24"/>
+        </w:rPr>
+        <w:t>■ 4. 구상관계</w:t>
+      </w:r>
+    </w:p>
+    <w:p>
+      <w:r>
+        <w:rPr>
+          <w:rFonts w:ascii="Arial" w:hAnsi="Arial"/>
+        </w:rPr>
+        <w:t xml:space="preserve">  216. 항고소송</w:t>
+      </w:r>
+    </w:p>
+    <w:p>
+      <w:r>
+        <w:rPr>
+          <w:rFonts w:ascii="Arial" w:hAnsi="Arial"/>
+        </w:rPr>
+        <w:t xml:space="preserve">  217. 취소</w:t>
+      </w:r>
+    </w:p>
+    <w:p>
+      <w:r>
+        <w:rPr>
+          <w:rFonts w:ascii="Arial" w:hAnsi="Arial"/>
+        </w:rPr>
+        <w:t xml:space="preserve">  218. 기판력</w:t>
+      </w:r>
+    </w:p>
+    <w:p>
+      <w:r>
+        <w:rPr>
+          <w:rFonts w:ascii="Arial" w:hAnsi="Arial"/>
+        </w:rPr>
+        <w:t xml:space="preserve">  219. 행정처분</w:t>
+      </w:r>
+    </w:p>
+    <w:p>
+      <w:r>
+        <w:rPr>
+          <w:rFonts w:ascii="Arial" w:hAnsi="Arial"/>
+        </w:rPr>
+        <w:t xml:space="preserve">  220. 공무원</w:t>
+      </w:r>
+    </w:p>
+    <w:p>
+      <w:r>
+        <w:rPr>
+          <w:rFonts w:ascii="Arial" w:hAnsi="Arial"/>
+        </w:rPr>
+        <w:t xml:space="preserve">  221. 고의과실</w:t>
+      </w:r>
+    </w:p>
+    <w:p>
+      <w:r>
+        <w:rPr>
+          <w:rFonts w:ascii="Arial" w:hAnsi="Arial"/>
+        </w:rPr>
+        <w:t xml:space="preserve">  222. 불법행위</w:t>
+      </w:r>
+    </w:p>
+    <w:p/>
+    <w:p>
+      <w:r>
+        <w:rPr>
+          <w:rFonts w:ascii="Arial" w:hAnsi="Arial"/>
+          <w:b/>
+          <w:sz w:val="24"/>
+        </w:rPr>
+        <w:t>■ 4. 구상관계</w:t>
+      </w:r>
+    </w:p>
+    <w:p>
+      <w:r>
+        <w:rPr>
+          <w:rFonts w:ascii="Arial" w:hAnsi="Arial"/>
+        </w:rPr>
+        <w:t xml:space="preserve">  223. 민사법원</w:t>
+      </w:r>
+    </w:p>
+    <w:p>
+      <w:r>
+        <w:rPr>
+          <w:rFonts w:ascii="Arial" w:hAnsi="Arial"/>
+        </w:rPr>
+        <w:t xml:space="preserve">  224. 독자적</w:t>
+      </w:r>
+    </w:p>
+    <w:p>
+      <w:r>
+        <w:rPr>
+          <w:rFonts w:ascii="Arial" w:hAnsi="Arial"/>
+        </w:rPr>
+        <w:t xml:space="preserve">  225. 법령위반</w:t>
+      </w:r>
+    </w:p>
+    <w:p>
+      <w:r>
+        <w:rPr>
+          <w:rFonts w:ascii="Arial" w:hAnsi="Arial"/>
+        </w:rPr>
+        <w:t xml:space="preserve">  226. 국가배상청구요건</w:t>
+      </w:r>
+    </w:p>
+    <w:p>
+      <w:r>
+        <w:rPr>
+          <w:rFonts w:ascii="Arial" w:hAnsi="Arial"/>
+        </w:rPr>
+        <w:t xml:space="preserve">  227. 심리</w:t>
+      </w:r>
+    </w:p>
+    <w:p/>
+    <w:p>
+      <w:r>
+        <w:rPr>
+          <w:rFonts w:ascii="Arial" w:hAnsi="Arial"/>
+          <w:b/>
+          <w:sz w:val="24"/>
+        </w:rPr>
+        <w:t>■ 1) 청구인용판결이 확정된 경우</w:t>
+      </w:r>
+    </w:p>
+    <w:p>
+      <w:r>
+        <w:rPr>
+          <w:rFonts w:ascii="Arial" w:hAnsi="Arial"/>
+        </w:rPr>
+        <w:t xml:space="preserve">  228. 영조물</w:t>
+      </w:r>
+    </w:p>
+    <w:p>
+      <w:r>
+        <w:rPr>
+          <w:rFonts w:ascii="Arial" w:hAnsi="Arial"/>
+        </w:rPr>
+        <w:t xml:space="preserve">  229. 강학</w:t>
+      </w:r>
+    </w:p>
+    <w:p>
+      <w:r>
+        <w:rPr>
+          <w:rFonts w:ascii="Arial" w:hAnsi="Arial"/>
+        </w:rPr>
+        <w:t xml:space="preserve">  230. 공물</w:t>
+      </w:r>
+    </w:p>
+    <w:p>
+      <w:r>
+        <w:rPr>
+          <w:rFonts w:ascii="Arial" w:hAnsi="Arial"/>
+        </w:rPr>
+        <w:t xml:space="preserve">  231. 공공</w:t>
+      </w:r>
+    </w:p>
+    <w:p>
+      <w:r>
+        <w:rPr>
+          <w:rFonts w:ascii="Arial" w:hAnsi="Arial"/>
+        </w:rPr>
+        <w:t xml:space="preserve">  232. 목적</w:t>
+      </w:r>
+    </w:p>
+    <w:p>
+      <w:r>
+        <w:rPr>
+          <w:rFonts w:ascii="Arial" w:hAnsi="Arial"/>
+        </w:rPr>
+        <w:t xml:space="preserve">  233. 유체물</w:t>
+      </w:r>
+    </w:p>
+    <w:p>
+      <w:r>
+        <w:rPr>
+          <w:rFonts w:ascii="Arial" w:hAnsi="Arial"/>
+        </w:rPr>
+        <w:t xml:space="preserve">  234. 물적설비</w:t>
+      </w:r>
+    </w:p>
+    <w:p/>
+    <w:p>
+      <w:r>
+        <w:rPr>
+          <w:rFonts w:ascii="Arial" w:hAnsi="Arial"/>
+          <w:b/>
+          <w:sz w:val="24"/>
+        </w:rPr>
+        <w:t>■ 1) 청구인용판결이 확정된 경우</w:t>
+      </w:r>
+    </w:p>
+    <w:p>
+      <w:r>
+        <w:rPr>
+          <w:rFonts w:ascii="Arial" w:hAnsi="Arial"/>
+        </w:rPr>
+        <w:t xml:space="preserve">  235. 설치</w:t>
+      </w:r>
+    </w:p>
+    <w:p>
+      <w:r>
+        <w:rPr>
+          <w:rFonts w:ascii="Arial" w:hAnsi="Arial"/>
+        </w:rPr>
+        <w:t xml:space="preserve">  236. 관리</w:t>
+      </w:r>
+    </w:p>
+    <w:p>
+      <w:r>
+        <w:rPr>
+          <w:rFonts w:ascii="Arial" w:hAnsi="Arial"/>
+        </w:rPr>
+        <w:t xml:space="preserve">  237. 하자</w:t>
+      </w:r>
+    </w:p>
+    <w:p>
+      <w:r>
+        <w:rPr>
+          <w:rFonts w:ascii="Arial" w:hAnsi="Arial"/>
+        </w:rPr>
+        <w:t xml:space="preserve">  238. 공물</w:t>
+      </w:r>
+    </w:p>
+    <w:p>
+      <w:r>
+        <w:rPr>
+          <w:rFonts w:ascii="Arial" w:hAnsi="Arial"/>
+        </w:rPr>
+        <w:t xml:space="preserve">  239. 용도</w:t>
+      </w:r>
+    </w:p>
+    <w:p>
+      <w:r>
+        <w:rPr>
+          <w:rFonts w:ascii="Arial" w:hAnsi="Arial"/>
+        </w:rPr>
+        <w:t xml:space="preserve">  240. 안전성</w:t>
+      </w:r>
+    </w:p>
+    <w:p>
+      <w:r>
+        <w:rPr>
+          <w:rFonts w:ascii="Arial" w:hAnsi="Arial"/>
+        </w:rPr>
+        <w:t xml:space="preserve">  241. 방호조치의무</w:t>
+      </w:r>
+    </w:p>
+    <w:p/>
+    <w:p>
+      <w:r>
+        <w:rPr>
+          <w:rFonts w:ascii="Arial" w:hAnsi="Arial"/>
+          <w:b/>
+          <w:sz w:val="24"/>
+        </w:rPr>
+        <w:t>■ 1) 청구인용판결이 확정된 경우</w:t>
+      </w:r>
+    </w:p>
+    <w:p>
+      <w:r>
+        <w:rPr>
+          <w:rFonts w:ascii="Arial" w:hAnsi="Arial"/>
+        </w:rPr>
+        <w:t xml:space="preserve">  242. 영조물</w:t>
+      </w:r>
+    </w:p>
+    <w:p>
+      <w:r>
+        <w:rPr>
+          <w:rFonts w:ascii="Arial" w:hAnsi="Arial"/>
+        </w:rPr>
+        <w:t xml:space="preserve">  243. 책임</w:t>
+      </w:r>
+    </w:p>
+    <w:p>
+      <w:r>
+        <w:rPr>
+          <w:rFonts w:ascii="Arial" w:hAnsi="Arial"/>
+        </w:rPr>
+        <w:t xml:space="preserve">  244. 공무원</w:t>
+      </w:r>
+    </w:p>
+    <w:p>
+      <w:r>
+        <w:rPr>
+          <w:rFonts w:ascii="Arial" w:hAnsi="Arial"/>
+        </w:rPr>
+        <w:t xml:space="preserve">  245. 귀책사유</w:t>
+      </w:r>
+    </w:p>
+    <w:p>
+      <w:r>
+        <w:rPr>
+          <w:rFonts w:ascii="Arial" w:hAnsi="Arial"/>
+        </w:rPr>
+        <w:t xml:space="preserve">  246. 무과실 책임</w:t>
+      </w:r>
+    </w:p>
+    <w:p/>
+    <w:p>
+      <w:r>
+        <w:rPr>
+          <w:rFonts w:ascii="Arial" w:hAnsi="Arial"/>
+          <w:b/>
+          <w:sz w:val="24"/>
+        </w:rPr>
+        <w:t>■ 1) 청구인용판결이 확정된 경우</w:t>
+      </w:r>
+    </w:p>
+    <w:p>
+      <w:r>
+        <w:rPr>
+          <w:rFonts w:ascii="Arial" w:hAnsi="Arial"/>
+        </w:rPr>
+        <w:t xml:space="preserve">  247. 행정주체</w:t>
+      </w:r>
+    </w:p>
+    <w:p>
+      <w:r>
+        <w:rPr>
+          <w:rFonts w:ascii="Arial" w:hAnsi="Arial"/>
+        </w:rPr>
+        <w:t xml:space="preserve">  248. 공물</w:t>
+      </w:r>
+    </w:p>
+    <w:p>
+      <w:r>
+        <w:rPr>
+          <w:rFonts w:ascii="Arial" w:hAnsi="Arial"/>
+        </w:rPr>
+        <w:t xml:space="preserve">  249. 공중</w:t>
+      </w:r>
+    </w:p>
+    <w:p>
+      <w:r>
+        <w:rPr>
+          <w:rFonts w:ascii="Arial" w:hAnsi="Arial"/>
+        </w:rPr>
+        <w:t xml:space="preserve">  250. 사용</w:t>
+      </w:r>
+    </w:p>
+    <w:p>
+      <w:r>
+        <w:rPr>
+          <w:rFonts w:ascii="Arial" w:hAnsi="Arial"/>
+        </w:rPr>
+        <w:t xml:space="preserve">  251. 안전조치</w:t>
+      </w:r>
+    </w:p>
+    <w:p>
+      <w:r>
+        <w:rPr>
+          <w:rFonts w:ascii="Arial" w:hAnsi="Arial"/>
+        </w:rPr>
+        <w:t xml:space="preserve">  252. 법적의무</w:t>
+      </w:r>
+    </w:p>
+    <w:p>
+      <w:r>
+        <w:rPr>
+          <w:rFonts w:ascii="Arial" w:hAnsi="Arial"/>
+        </w:rPr>
+        <w:t xml:space="preserve">  253. 무과실책임</w:t>
+      </w:r>
+    </w:p>
+    <w:p/>
+    <w:p>
+      <w:r>
+        <w:rPr>
+          <w:rFonts w:ascii="Arial" w:hAnsi="Arial"/>
+          <w:b/>
+          <w:sz w:val="24"/>
+        </w:rPr>
+        <w:t>■ 1) 청구인용판결이 확정된 경우</w:t>
+      </w:r>
+    </w:p>
+    <w:p>
+      <w:r>
+        <w:rPr>
+          <w:rFonts w:ascii="Arial" w:hAnsi="Arial"/>
+        </w:rPr>
+        <w:t xml:space="preserve">  254. 영조물</w:t>
+      </w:r>
+    </w:p>
+    <w:p>
+      <w:r>
+        <w:rPr>
+          <w:rFonts w:ascii="Arial" w:hAnsi="Arial"/>
+        </w:rPr>
+        <w:t xml:space="preserve">  255. 설치관리</w:t>
+      </w:r>
+    </w:p>
+    <w:p>
+      <w:r>
+        <w:rPr>
+          <w:rFonts w:ascii="Arial" w:hAnsi="Arial"/>
+        </w:rPr>
+        <w:t xml:space="preserve">  256. 하자</w:t>
+      </w:r>
+    </w:p>
+    <w:p>
+      <w:r>
+        <w:rPr>
+          <w:rFonts w:ascii="Arial" w:hAnsi="Arial"/>
+        </w:rPr>
+        <w:t xml:space="preserve">  257. 안전성</w:t>
+      </w:r>
+    </w:p>
+    <w:p>
+      <w:r>
+        <w:rPr>
+          <w:rFonts w:ascii="Arial" w:hAnsi="Arial"/>
+        </w:rPr>
+        <w:t xml:space="preserve">  258. 사회통념</w:t>
+      </w:r>
+    </w:p>
+    <w:p>
+      <w:r>
+        <w:rPr>
+          <w:rFonts w:ascii="Arial" w:hAnsi="Arial"/>
+        </w:rPr>
+        <w:t xml:space="preserve">  259. 방호조치의무</w:t>
+      </w:r>
+    </w:p>
+    <w:p/>
+    <w:p>
+      <w:r>
+        <w:rPr>
+          <w:rFonts w:ascii="Arial" w:hAnsi="Arial"/>
+          <w:b/>
+          <w:sz w:val="24"/>
+        </w:rPr>
+        <w:t>■ 1) 청구인용판결이 확정된 경우</w:t>
+      </w:r>
+    </w:p>
+    <w:p>
+      <w:r>
+        <w:rPr>
+          <w:rFonts w:ascii="Arial" w:hAnsi="Arial"/>
+        </w:rPr>
+        <w:t xml:space="preserve">  260. 영조물</w:t>
+      </w:r>
+    </w:p>
+    <w:p>
+      <w:r>
+        <w:rPr>
+          <w:rFonts w:ascii="Arial" w:hAnsi="Arial"/>
+        </w:rPr>
+        <w:t xml:space="preserve">  261. 물적설비</w:t>
+      </w:r>
+    </w:p>
+    <w:p>
+      <w:r>
+        <w:rPr>
+          <w:rFonts w:ascii="Arial" w:hAnsi="Arial"/>
+        </w:rPr>
+        <w:t xml:space="preserve">  262. 물리적</w:t>
+      </w:r>
+    </w:p>
+    <w:p>
+      <w:r>
+        <w:rPr>
+          <w:rFonts w:ascii="Arial" w:hAnsi="Arial"/>
+        </w:rPr>
+        <w:t xml:space="preserve">  263. 외형적</w:t>
+      </w:r>
+    </w:p>
+    <w:p>
+      <w:r>
+        <w:rPr>
+          <w:rFonts w:ascii="Arial" w:hAnsi="Arial"/>
+        </w:rPr>
+        <w:t xml:space="preserve">  264. 흠결</w:t>
+      </w:r>
+    </w:p>
+    <w:p>
+      <w:r>
+        <w:rPr>
+          <w:rFonts w:ascii="Arial" w:hAnsi="Arial"/>
+        </w:rPr>
+        <w:t xml:space="preserve">  265. 공해</w:t>
+      </w:r>
+    </w:p>
+    <w:p>
+      <w:r>
+        <w:rPr>
+          <w:rFonts w:ascii="Arial" w:hAnsi="Arial"/>
+        </w:rPr>
+        <w:t xml:space="preserve">  266. 소음</w:t>
+      </w:r>
+    </w:p>
+    <w:p/>
+    <w:p>
+      <w:r>
+        <w:rPr>
+          <w:rFonts w:ascii="Arial" w:hAnsi="Arial"/>
+          <w:b/>
+          <w:sz w:val="24"/>
+        </w:rPr>
+        <w:t>■ 1) 청구인용판결이 확정된 경우</w:t>
+      </w:r>
+    </w:p>
+    <w:p>
+      <w:r>
+        <w:rPr>
+          <w:rFonts w:ascii="Arial" w:hAnsi="Arial"/>
+        </w:rPr>
+        <w:t xml:space="preserve">  267. 영조물</w:t>
+      </w:r>
+    </w:p>
+    <w:p>
+      <w:r>
+        <w:rPr>
+          <w:rFonts w:ascii="Arial" w:hAnsi="Arial"/>
+        </w:rPr>
+        <w:t xml:space="preserve">  268. 공공</w:t>
+      </w:r>
+    </w:p>
+    <w:p>
+      <w:r>
+        <w:rPr>
+          <w:rFonts w:ascii="Arial" w:hAnsi="Arial"/>
+        </w:rPr>
+        <w:t xml:space="preserve">  269. 목적</w:t>
+      </w:r>
+    </w:p>
+    <w:p>
+      <w:r>
+        <w:rPr>
+          <w:rFonts w:ascii="Arial" w:hAnsi="Arial"/>
+        </w:rPr>
+        <w:t xml:space="preserve">  270. 이용</w:t>
+      </w:r>
+    </w:p>
+    <w:p>
+      <w:r>
+        <w:rPr>
+          <w:rFonts w:ascii="Arial" w:hAnsi="Arial"/>
+        </w:rPr>
+        <w:t xml:space="preserve">  271. 수인할 것</w:t>
+      </w:r>
+    </w:p>
+    <w:p>
+      <w:r>
+        <w:rPr>
+          <w:rFonts w:ascii="Arial" w:hAnsi="Arial"/>
+        </w:rPr>
+        <w:t xml:space="preserve">  272. 피해</w:t>
+      </w:r>
+    </w:p>
+    <w:p>
+      <w:r>
+        <w:rPr>
+          <w:rFonts w:ascii="Arial" w:hAnsi="Arial"/>
+        </w:rPr>
+        <w:t xml:space="preserve">  273. 기능적 하자</w:t>
+      </w:r>
+    </w:p>
+    <w:p/>
+    <w:p>
+      <w:r>
+        <w:rPr>
+          <w:rFonts w:ascii="Arial" w:hAnsi="Arial"/>
+          <w:b/>
+          <w:sz w:val="24"/>
+        </w:rPr>
+        <w:t>■ 2) 청구기각판결이 확정된 경우</w:t>
+      </w:r>
+    </w:p>
+    <w:p>
+      <w:r>
+        <w:rPr>
+          <w:rFonts w:ascii="Arial" w:hAnsi="Arial"/>
+        </w:rPr>
+        <w:t xml:space="preserve">  274. 수인한도</w:t>
+      </w:r>
+    </w:p>
+    <w:p>
+      <w:r>
+        <w:rPr>
+          <w:rFonts w:ascii="Arial" w:hAnsi="Arial"/>
+        </w:rPr>
+        <w:t xml:space="preserve">  275. 침해</w:t>
+      </w:r>
+    </w:p>
+    <w:p>
+      <w:r>
+        <w:rPr>
+          <w:rFonts w:ascii="Arial" w:hAnsi="Arial"/>
+        </w:rPr>
+        <w:t xml:space="preserve">  276. 권리</w:t>
+      </w:r>
+    </w:p>
+    <w:p>
+      <w:r>
+        <w:rPr>
+          <w:rFonts w:ascii="Arial" w:hAnsi="Arial"/>
+        </w:rPr>
+        <w:t xml:space="preserve">  277. 공공성</w:t>
+      </w:r>
+    </w:p>
+    <w:p>
+      <w:r>
+        <w:rPr>
+          <w:rFonts w:ascii="Arial" w:hAnsi="Arial"/>
+        </w:rPr>
+        <w:t xml:space="preserve">  278. 환경</w:t>
+      </w:r>
+    </w:p>
+    <w:p>
+      <w:r>
+        <w:rPr>
+          <w:rFonts w:ascii="Arial" w:hAnsi="Arial"/>
+        </w:rPr>
+        <w:t xml:space="preserve">  279. 종합적</w:t>
+      </w:r>
+    </w:p>
+    <w:p>
+      <w:r>
+        <w:rPr>
+          <w:rFonts w:ascii="Arial" w:hAnsi="Arial"/>
+        </w:rPr>
+        <w:t xml:space="preserve">  280. 판단</w:t>
+      </w:r>
+    </w:p>
+    <w:p/>
+    <w:p>
+      <w:r>
+        <w:rPr>
+          <w:rFonts w:ascii="Arial" w:hAnsi="Arial"/>
+          <w:b/>
+          <w:sz w:val="24"/>
+        </w:rPr>
+        <w:t>■ 2) 청구기각판결이 확정된 경우</w:t>
+      </w:r>
+    </w:p>
+    <w:p>
+      <w:r>
+        <w:rPr>
+          <w:rFonts w:ascii="Arial" w:hAnsi="Arial"/>
+        </w:rPr>
+        <w:t xml:space="preserve">  281. 공물</w:t>
+      </w:r>
+    </w:p>
+    <w:p>
+      <w:r>
+        <w:rPr>
+          <w:rFonts w:ascii="Arial" w:hAnsi="Arial"/>
+        </w:rPr>
+        <w:t xml:space="preserve">  282. 설치</w:t>
+      </w:r>
+    </w:p>
+    <w:p>
+      <w:r>
+        <w:rPr>
+          <w:rFonts w:ascii="Arial" w:hAnsi="Arial"/>
+        </w:rPr>
+        <w:t xml:space="preserve">  283. 관리</w:t>
+      </w:r>
+    </w:p>
+    <w:p>
+      <w:r>
+        <w:rPr>
+          <w:rFonts w:ascii="Arial" w:hAnsi="Arial"/>
+        </w:rPr>
+        <w:t xml:space="preserve">  284. 하자</w:t>
+      </w:r>
+    </w:p>
+    <w:p>
+      <w:r>
+        <w:rPr>
+          <w:rFonts w:ascii="Arial" w:hAnsi="Arial"/>
+        </w:rPr>
+        <w:t xml:space="preserve">  285. 공무원</w:t>
+      </w:r>
+    </w:p>
+    <w:p>
+      <w:r>
+        <w:rPr>
+          <w:rFonts w:ascii="Arial" w:hAnsi="Arial"/>
+        </w:rPr>
+        <w:t xml:space="preserve">  286. 직무상 불법행위</w:t>
+      </w:r>
+    </w:p>
+    <w:p>
+      <w:r>
+        <w:rPr>
+          <w:rFonts w:ascii="Arial" w:hAnsi="Arial"/>
+        </w:rPr>
+        <w:t xml:space="preserve">  287. 배상청구</w:t>
+      </w:r>
+    </w:p>
+    <w:p/>
+    <w:p>
+      <w:r>
+        <w:rPr>
+          <w:rFonts w:ascii="Arial" w:hAnsi="Arial"/>
+          <w:b/>
+          <w:sz w:val="24"/>
+        </w:rPr>
+        <w:t>■ 2) 청구기각판결이 확정된 경우</w:t>
+      </w:r>
+    </w:p>
+    <w:p>
+      <w:r>
+        <w:rPr>
+          <w:rFonts w:ascii="Arial" w:hAnsi="Arial"/>
+        </w:rPr>
+        <w:t xml:space="preserve">  288. 국가</w:t>
+      </w:r>
+    </w:p>
+    <w:p>
+      <w:r>
+        <w:rPr>
+          <w:rFonts w:ascii="Arial" w:hAnsi="Arial"/>
+        </w:rPr>
+        <w:t xml:space="preserve">  289. 지자체</w:t>
+      </w:r>
+    </w:p>
+    <w:p>
+      <w:r>
+        <w:rPr>
+          <w:rFonts w:ascii="Arial" w:hAnsi="Arial"/>
+        </w:rPr>
+        <w:t xml:space="preserve">  290. 배상주체</w:t>
+      </w:r>
+    </w:p>
+    <w:p>
+      <w:r>
+        <w:rPr>
+          <w:rFonts w:ascii="Arial" w:hAnsi="Arial"/>
+        </w:rPr>
+        <w:t xml:space="preserve">  291. 비용부담자</w:t>
+      </w:r>
+    </w:p>
+    <w:p>
+      <w:r>
+        <w:rPr>
+          <w:rFonts w:ascii="Arial" w:hAnsi="Arial"/>
+        </w:rPr>
+        <w:t xml:space="preserve">  292. 배상책임</w:t>
+      </w:r>
+    </w:p>
+    <w:p/>
+    <w:p>
+      <w:r>
+        <w:rPr>
+          <w:rFonts w:ascii="Arial" w:hAnsi="Arial"/>
+          <w:b/>
+          <w:sz w:val="24"/>
+        </w:rPr>
+        <w:t>■ 2) 청구기각판결이 확정된 경우</w:t>
+      </w:r>
+    </w:p>
+    <w:p>
+      <w:r>
+        <w:rPr>
+          <w:rFonts w:ascii="Arial" w:hAnsi="Arial"/>
+        </w:rPr>
+        <w:t xml:space="preserve">  293. 지자체</w:t>
+      </w:r>
+    </w:p>
+    <w:p>
+      <w:r>
+        <w:rPr>
+          <w:rFonts w:ascii="Arial" w:hAnsi="Arial"/>
+        </w:rPr>
+        <w:t xml:space="preserve">  294. 국가</w:t>
+      </w:r>
+    </w:p>
+    <w:p>
+      <w:r>
+        <w:rPr>
+          <w:rFonts w:ascii="Arial" w:hAnsi="Arial"/>
+        </w:rPr>
+        <w:t xml:space="preserve">  295. 기관위임사무</w:t>
+      </w:r>
+    </w:p>
+    <w:p>
+      <w:r>
+        <w:rPr>
+          <w:rFonts w:ascii="Arial" w:hAnsi="Arial"/>
+        </w:rPr>
+        <w:t xml:space="preserve">  296. 비용</w:t>
+      </w:r>
+    </w:p>
+    <w:p>
+      <w:r>
+        <w:rPr>
+          <w:rFonts w:ascii="Arial" w:hAnsi="Arial"/>
+        </w:rPr>
+        <w:t xml:space="preserve">  297. 부담주체</w:t>
+      </w:r>
+    </w:p>
+    <w:p>
+      <w:r>
+        <w:rPr>
+          <w:rFonts w:ascii="Arial" w:hAnsi="Arial"/>
+        </w:rPr>
+        <w:t xml:space="preserve">  298. 배상책임</w:t>
+      </w:r>
+    </w:p>
+    <w:p/>
+    <w:p>
+      <w:r>
+        <w:rPr>
+          <w:rFonts w:ascii="Arial" w:hAnsi="Arial"/>
+          <w:b/>
+          <w:sz w:val="24"/>
+        </w:rPr>
+        <w:t>■ 2) 청구기각판결이 확정된 경우</w:t>
+      </w:r>
+    </w:p>
+    <w:p>
+      <w:r>
+        <w:rPr>
+          <w:rFonts w:ascii="Arial" w:hAnsi="Arial"/>
+        </w:rPr>
+        <w:t xml:space="preserve">  299. 사무</w:t>
+      </w:r>
+    </w:p>
+    <w:p>
+      <w:r>
+        <w:rPr>
+          <w:rFonts w:ascii="Arial" w:hAnsi="Arial"/>
+        </w:rPr>
+        <w:t xml:space="preserve">  300. 관리주체</w:t>
+      </w:r>
+    </w:p>
+    <w:p>
+      <w:r>
+        <w:rPr>
+          <w:rFonts w:ascii="Arial" w:hAnsi="Arial"/>
+        </w:rPr>
+        <w:t xml:space="preserve">  301. 사무귀속자</w:t>
+      </w:r>
+    </w:p>
+    <w:p>
+      <w:r>
+        <w:rPr>
+          <w:rFonts w:ascii="Arial" w:hAnsi="Arial"/>
+        </w:rPr>
+        <w:t xml:space="preserve">  302. 비용</w:t>
+      </w:r>
+    </w:p>
+    <w:p>
+      <w:r>
+        <w:rPr>
+          <w:rFonts w:ascii="Arial" w:hAnsi="Arial"/>
+        </w:rPr>
+        <w:t xml:space="preserve">  303. 부담</w:t>
+      </w:r>
+    </w:p>
+    <w:p>
+      <w:r>
+        <w:rPr>
+          <w:rFonts w:ascii="Arial" w:hAnsi="Arial"/>
+        </w:rPr>
+        <w:t xml:space="preserve">  304. 손해배상비용</w:t>
+      </w:r>
+    </w:p>
+    <w:p/>
+    <w:p>
+      <w:r>
+        <w:rPr>
+          <w:rFonts w:ascii="Arial" w:hAnsi="Arial"/>
+          <w:b/>
+          <w:sz w:val="24"/>
+        </w:rPr>
+        <w:t>■ II. 영조물 책임(제5조)</w:t>
+      </w:r>
+    </w:p>
+    <w:p>
+      <w:r>
+        <w:rPr>
+          <w:rFonts w:ascii="Arial" w:hAnsi="Arial"/>
+        </w:rPr>
+        <w:t xml:space="preserve">  305. 경찰공무원</w:t>
+      </w:r>
+    </w:p>
+    <w:p>
+      <w:r>
+        <w:rPr>
+          <w:rFonts w:ascii="Arial" w:hAnsi="Arial"/>
+        </w:rPr>
+        <w:t xml:space="preserve">  306. 경찰업무</w:t>
+      </w:r>
+    </w:p>
+    <w:p>
+      <w:r>
+        <w:rPr>
+          <w:rFonts w:ascii="Arial" w:hAnsi="Arial"/>
+        </w:rPr>
+        <w:t xml:space="preserve">  307. 위험성</w:t>
+      </w:r>
+    </w:p>
+    <w:p>
+      <w:r>
+        <w:rPr>
+          <w:rFonts w:ascii="Arial" w:hAnsi="Arial"/>
+        </w:rPr>
+        <w:t xml:space="preserve">  308. 경찰조직</w:t>
+      </w:r>
+    </w:p>
+    <w:p>
+      <w:r>
+        <w:rPr>
+          <w:rFonts w:ascii="Arial" w:hAnsi="Arial"/>
+        </w:rPr>
+        <w:t xml:space="preserve">  309. 전투경찰순경</w:t>
+      </w:r>
+    </w:p>
+    <w:p/>
+    <w:p>
+      <w:r>
+        <w:rPr>
+          <w:rFonts w:ascii="Arial" w:hAnsi="Arial"/>
+          <w:b/>
+          <w:sz w:val="24"/>
+        </w:rPr>
+        <w:t>■ 1. 요건</w:t>
+      </w:r>
+    </w:p>
+    <w:p>
+      <w:r>
+        <w:rPr>
+          <w:rFonts w:ascii="Arial" w:hAnsi="Arial"/>
+        </w:rPr>
+        <w:t xml:space="preserve">  310. 전투</w:t>
+      </w:r>
+    </w:p>
+    <w:p>
+      <w:r>
+        <w:rPr>
+          <w:rFonts w:ascii="Arial" w:hAnsi="Arial"/>
+        </w:rPr>
+        <w:t xml:space="preserve">  311. 훈련</w:t>
+      </w:r>
+    </w:p>
+    <w:p>
+      <w:r>
+        <w:rPr>
+          <w:rFonts w:ascii="Arial" w:hAnsi="Arial"/>
+        </w:rPr>
+        <w:t xml:space="preserve">  312. 직무집행</w:t>
+      </w:r>
+    </w:p>
+    <w:p>
+      <w:r>
+        <w:rPr>
+          <w:rFonts w:ascii="Arial" w:hAnsi="Arial"/>
+        </w:rPr>
+        <w:t xml:space="preserve">  313. 일반 직무집행</w:t>
+      </w:r>
+    </w:p>
+    <w:p>
+      <w:r>
+        <w:rPr>
+          <w:rFonts w:ascii="Arial" w:hAnsi="Arial"/>
+        </w:rPr>
+        <w:t xml:space="preserve">  314. 배상책임</w:t>
+      </w:r>
+    </w:p>
+    <w:p>
+      <w:r>
+        <w:rPr>
+          <w:rFonts w:ascii="Arial" w:hAnsi="Arial"/>
+        </w:rPr>
+        <w:t xml:space="preserve">  315. 제한</w:t>
+      </w:r>
+    </w:p>
+    <w:p/>
+    <w:p>
+      <w:r>
+        <w:rPr>
+          <w:rFonts w:ascii="Arial" w:hAnsi="Arial"/>
+          <w:b/>
+          <w:sz w:val="24"/>
+        </w:rPr>
+        <w:t>■ 1. 요건</w:t>
+      </w:r>
+    </w:p>
+    <w:p>
+      <w:r>
+        <w:rPr>
+          <w:rFonts w:ascii="Arial" w:hAnsi="Arial"/>
+        </w:rPr>
+        <w:t xml:space="preserve">  316. 군인</w:t>
+      </w:r>
+    </w:p>
+    <w:p>
+      <w:r>
+        <w:rPr>
+          <w:rFonts w:ascii="Arial" w:hAnsi="Arial"/>
+        </w:rPr>
+        <w:t xml:space="preserve">  317. 민간인</w:t>
+      </w:r>
+    </w:p>
+    <w:p>
+      <w:r>
+        <w:rPr>
+          <w:rFonts w:ascii="Arial" w:hAnsi="Arial"/>
+        </w:rPr>
+        <w:t xml:space="preserve">  318. 공동불법행위</w:t>
+      </w:r>
+    </w:p>
+    <w:p>
+      <w:r>
+        <w:rPr>
+          <w:rFonts w:ascii="Arial" w:hAnsi="Arial"/>
+        </w:rPr>
+        <w:t xml:space="preserve">  319. 피해</w:t>
+      </w:r>
+    </w:p>
+    <w:p>
+      <w:r>
+        <w:rPr>
+          <w:rFonts w:ascii="Arial" w:hAnsi="Arial"/>
+        </w:rPr>
+        <w:t xml:space="preserve">  320. 배상</w:t>
+      </w:r>
+    </w:p>
+    <w:p>
+      <w:r>
+        <w:rPr>
+          <w:rFonts w:ascii="Arial" w:hAnsi="Arial"/>
+        </w:rPr>
+        <w:t xml:space="preserve">  321. 구상</w:t>
+      </w:r>
+    </w:p>
+    <w:p/>
+    <w:p>
+      <w:r>
+        <w:rPr>
+          <w:rFonts w:ascii="Arial" w:hAnsi="Arial"/>
+          <w:b/>
+          <w:sz w:val="24"/>
+        </w:rPr>
+        <w:t>■ 1. 요건</w:t>
+      </w:r>
+    </w:p>
+    <w:p>
+      <w:r>
+        <w:rPr>
+          <w:rFonts w:ascii="Arial" w:hAnsi="Arial"/>
+        </w:rPr>
+        <w:t xml:space="preserve">  322. 헌법재판소</w:t>
+      </w:r>
+    </w:p>
+    <w:p>
+      <w:r>
+        <w:rPr>
+          <w:rFonts w:ascii="Arial" w:hAnsi="Arial"/>
+        </w:rPr>
+        <w:t xml:space="preserve">  323. 국가배상법</w:t>
+      </w:r>
+    </w:p>
+    <w:p>
+      <w:r>
+        <w:rPr>
+          <w:rFonts w:ascii="Arial" w:hAnsi="Arial"/>
+        </w:rPr>
+        <w:t xml:space="preserve">  324. 구상권</w:t>
+      </w:r>
+    </w:p>
+    <w:p>
+      <w:r>
+        <w:rPr>
+          <w:rFonts w:ascii="Arial" w:hAnsi="Arial"/>
+        </w:rPr>
+        <w:t xml:space="preserve">  325. 일반국민</w:t>
+      </w:r>
+    </w:p>
+    <w:p>
+      <w:r>
+        <w:rPr>
+          <w:rFonts w:ascii="Arial" w:hAnsi="Arial"/>
+        </w:rPr>
+        <w:t xml:space="preserve">  326. 국가</w:t>
+      </w:r>
+    </w:p>
+    <w:p>
+      <w:r>
+        <w:rPr>
+          <w:rFonts w:ascii="Arial" w:hAnsi="Arial"/>
+        </w:rPr>
+        <w:t xml:space="preserve">  327. 차별</w:t>
+      </w:r>
+    </w:p>
+    <w:p>
+      <w:r>
+        <w:rPr>
+          <w:rFonts w:ascii="Arial" w:hAnsi="Arial"/>
+        </w:rPr>
+        <w:t xml:space="preserve">  328. 재산권</w:t>
+      </w:r>
+    </w:p>
+    <w:p/>
+    <w:p>
+      <w:r>
+        <w:rPr>
+          <w:rFonts w:ascii="Arial" w:hAnsi="Arial"/>
+          <w:b/>
+          <w:sz w:val="24"/>
+        </w:rPr>
+        <w:t>■ 1. 요건</w:t>
+      </w:r>
+    </w:p>
+    <w:p>
+      <w:r>
+        <w:rPr>
+          <w:rFonts w:ascii="Arial" w:hAnsi="Arial"/>
+        </w:rPr>
+        <w:t xml:space="preserve">  329. 대법원</w:t>
+      </w:r>
+    </w:p>
+    <w:p>
+      <w:r>
+        <w:rPr>
+          <w:rFonts w:ascii="Arial" w:hAnsi="Arial"/>
+        </w:rPr>
+        <w:t xml:space="preserve">  330. 한정위헌결정</w:t>
+      </w:r>
+    </w:p>
+    <w:p>
+      <w:r>
+        <w:rPr>
+          <w:rFonts w:ascii="Arial" w:hAnsi="Arial"/>
+        </w:rPr>
+        <w:t xml:space="preserve">  331. 헌법재판소</w:t>
+      </w:r>
+    </w:p>
+    <w:p>
+      <w:r>
+        <w:rPr>
+          <w:rFonts w:ascii="Arial" w:hAnsi="Arial"/>
+        </w:rPr>
+        <w:t xml:space="preserve">  332. 민간인</w:t>
+      </w:r>
+    </w:p>
+    <w:p>
+      <w:r>
+        <w:rPr>
+          <w:rFonts w:ascii="Arial" w:hAnsi="Arial"/>
+        </w:rPr>
+        <w:t xml:space="preserve">  333. 피해자</w:t>
+      </w:r>
+    </w:p>
+    <w:p>
+      <w:r>
+        <w:rPr>
+          <w:rFonts w:ascii="Arial" w:hAnsi="Arial"/>
+        </w:rPr>
+        <w:t xml:space="preserve">  334. 손해배상</w:t>
+      </w:r>
+    </w:p>
+    <w:p>
+      <w:r>
+        <w:rPr>
+          <w:rFonts w:ascii="Arial" w:hAnsi="Arial"/>
+        </w:rPr>
+        <w:t xml:space="preserve">  335. 구상</w:t>
+      </w:r>
+    </w:p>
+    <w:p/>
+    <w:p>
+      <w:r>
+        <w:rPr>
+          <w:rFonts w:ascii="Arial" w:hAnsi="Arial"/>
+          <w:b/>
+          <w:sz w:val="24"/>
+        </w:rPr>
+        <w:t>■ 1) 설치 또는 관리의 하자</w:t>
+      </w:r>
+    </w:p>
+    <w:p>
+      <w:r>
+        <w:rPr>
+          <w:rFonts w:ascii="Arial" w:hAnsi="Arial"/>
+        </w:rPr>
+        <w:t xml:space="preserve">  336. 공공필요</w:t>
+      </w:r>
+    </w:p>
+    <w:p>
+      <w:r>
+        <w:rPr>
+          <w:rFonts w:ascii="Arial" w:hAnsi="Arial"/>
+        </w:rPr>
+        <w:t xml:space="preserve">  337. 재산권</w:t>
+      </w:r>
+    </w:p>
+    <w:p>
+      <w:r>
+        <w:rPr>
+          <w:rFonts w:ascii="Arial" w:hAnsi="Arial"/>
+        </w:rPr>
+        <w:t xml:space="preserve">  338. 수용</w:t>
+      </w:r>
+    </w:p>
+    <w:p>
+      <w:r>
+        <w:rPr>
+          <w:rFonts w:ascii="Arial" w:hAnsi="Arial"/>
+        </w:rPr>
+        <w:t xml:space="preserve">  339. 사용</w:t>
+      </w:r>
+    </w:p>
+    <w:p>
+      <w:r>
+        <w:rPr>
+          <w:rFonts w:ascii="Arial" w:hAnsi="Arial"/>
+        </w:rPr>
+        <w:t xml:space="preserve">  340. 제한</w:t>
+      </w:r>
+    </w:p>
+    <w:p>
+      <w:r>
+        <w:rPr>
+          <w:rFonts w:ascii="Arial" w:hAnsi="Arial"/>
+        </w:rPr>
+        <w:t xml:space="preserve">  341. 보상</w:t>
+      </w:r>
+    </w:p>
+    <w:p>
+      <w:r>
+        <w:rPr>
+          <w:rFonts w:ascii="Arial" w:hAnsi="Arial"/>
+        </w:rPr>
+        <w:t xml:space="preserve">  342. 법률</w:t>
+      </w:r>
+    </w:p>
+    <w:p/>
+    <w:p>
+      <w:r>
+        <w:rPr>
+          <w:rFonts w:ascii="Arial" w:hAnsi="Arial"/>
+          <w:b/>
+          <w:sz w:val="24"/>
+        </w:rPr>
+        <w:t>■ 1) 설치 또는 관리의 하자</w:t>
+      </w:r>
+    </w:p>
+    <w:p>
+      <w:r>
+        <w:rPr>
+          <w:rFonts w:ascii="Arial" w:hAnsi="Arial"/>
+        </w:rPr>
+        <w:t xml:space="preserve">  343. 손실보상</w:t>
+      </w:r>
+    </w:p>
+    <w:p>
+      <w:r>
+        <w:rPr>
+          <w:rFonts w:ascii="Arial" w:hAnsi="Arial"/>
+        </w:rPr>
+        <w:t xml:space="preserve">  344. 적법</w:t>
+      </w:r>
+    </w:p>
+    <w:p>
+      <w:r>
+        <w:rPr>
+          <w:rFonts w:ascii="Arial" w:hAnsi="Arial"/>
+        </w:rPr>
+        <w:t xml:space="preserve">  345. 공행정작용</w:t>
+      </w:r>
+    </w:p>
+    <w:p>
+      <w:r>
+        <w:rPr>
+          <w:rFonts w:ascii="Arial" w:hAnsi="Arial"/>
+        </w:rPr>
+        <w:t xml:space="preserve">  346. 재산권</w:t>
+      </w:r>
+    </w:p>
+    <w:p>
+      <w:r>
+        <w:rPr>
+          <w:rFonts w:ascii="Arial" w:hAnsi="Arial"/>
+        </w:rPr>
+        <w:t xml:space="preserve">  347. 침해</w:t>
+      </w:r>
+    </w:p>
+    <w:p>
+      <w:r>
+        <w:rPr>
+          <w:rFonts w:ascii="Arial" w:hAnsi="Arial"/>
+        </w:rPr>
+        <w:t xml:space="preserve">  348. 특별희생</w:t>
+      </w:r>
+    </w:p>
+    <w:p>
+      <w:r>
+        <w:rPr>
+          <w:rFonts w:ascii="Arial" w:hAnsi="Arial"/>
+        </w:rPr>
+        <w:t xml:space="preserve">  349. 행정주체</w:t>
+      </w:r>
+    </w:p>
+    <w:p/>
+    <w:p>
+      <w:r>
+        <w:rPr>
+          <w:rFonts w:ascii="Arial" w:hAnsi="Arial"/>
+          <w:b/>
+          <w:sz w:val="24"/>
+        </w:rPr>
+        <w:t>■ 2) 기능적 하자</w:t>
+      </w:r>
+    </w:p>
+    <w:p>
+      <w:r>
+        <w:rPr>
+          <w:rFonts w:ascii="Arial" w:hAnsi="Arial"/>
+        </w:rPr>
+        <w:t xml:space="preserve">  350. 판례</w:t>
+      </w:r>
+    </w:p>
+    <w:p>
+      <w:r>
+        <w:rPr>
+          <w:rFonts w:ascii="Arial" w:hAnsi="Arial"/>
+        </w:rPr>
+        <w:t xml:space="preserve">  351. 토지보상법</w:t>
+      </w:r>
+    </w:p>
+    <w:p>
+      <w:r>
+        <w:rPr>
+          <w:rFonts w:ascii="Arial" w:hAnsi="Arial"/>
+        </w:rPr>
+        <w:t xml:space="preserve">  352. 손실보상금</w:t>
+      </w:r>
+    </w:p>
+    <w:p>
+      <w:r>
+        <w:rPr>
+          <w:rFonts w:ascii="Arial" w:hAnsi="Arial"/>
+        </w:rPr>
+        <w:t xml:space="preserve">  353. 당사자소송</w:t>
+      </w:r>
+    </w:p>
+    <w:p>
+      <w:r>
+        <w:rPr>
+          <w:rFonts w:ascii="Arial" w:hAnsi="Arial"/>
+        </w:rPr>
+        <w:t xml:space="preserve">  354. 공권</w:t>
+      </w:r>
+    </w:p>
+    <w:p/>
+    <w:p>
+      <w:r>
+        <w:rPr>
+          <w:rFonts w:ascii="Arial" w:hAnsi="Arial"/>
+          <w:b/>
+          <w:sz w:val="24"/>
+        </w:rPr>
+        <w:t>■ 2) 기능적 하자</w:t>
+      </w:r>
+    </w:p>
+    <w:p>
+      <w:r>
+        <w:rPr>
+          <w:rFonts w:ascii="Arial" w:hAnsi="Arial"/>
+        </w:rPr>
+        <w:t xml:space="preserve">  355. 공공필요</w:t>
+      </w:r>
+    </w:p>
+    <w:p>
+      <w:r>
+        <w:rPr>
+          <w:rFonts w:ascii="Arial" w:hAnsi="Arial"/>
+        </w:rPr>
+        <w:t xml:space="preserve">  356. 공익목적</w:t>
+      </w:r>
+    </w:p>
+    <w:p>
+      <w:r>
+        <w:rPr>
+          <w:rFonts w:ascii="Arial" w:hAnsi="Arial"/>
+        </w:rPr>
+        <w:t xml:space="preserve">  357. 재산권</w:t>
+      </w:r>
+    </w:p>
+    <w:p>
+      <w:r>
+        <w:rPr>
+          <w:rFonts w:ascii="Arial" w:hAnsi="Arial"/>
+        </w:rPr>
+        <w:t xml:space="preserve">  358. 제한</w:t>
+      </w:r>
+    </w:p>
+    <w:p>
+      <w:r>
+        <w:rPr>
+          <w:rFonts w:ascii="Arial" w:hAnsi="Arial"/>
+        </w:rPr>
+        <w:t xml:space="preserve">  359. 공익</w:t>
+      </w:r>
+    </w:p>
+    <w:p>
+      <w:r>
+        <w:rPr>
+          <w:rFonts w:ascii="Arial" w:hAnsi="Arial"/>
+        </w:rPr>
+        <w:t xml:space="preserve">  360. 이익형량</w:t>
+      </w:r>
+    </w:p>
+    <w:p/>
+    <w:p>
+      <w:r>
+        <w:rPr>
+          <w:rFonts w:ascii="Arial" w:hAnsi="Arial"/>
+          <w:b/>
+          <w:sz w:val="24"/>
+        </w:rPr>
+        <w:t>■ 2. 제5조와 제2조의 경합</w:t>
+      </w:r>
+    </w:p>
+    <w:p>
+      <w:r>
+        <w:rPr>
+          <w:rFonts w:ascii="Arial" w:hAnsi="Arial"/>
+        </w:rPr>
+        <w:t xml:space="preserve">  361. 손실보상</w:t>
+      </w:r>
+    </w:p>
+    <w:p>
+      <w:r>
+        <w:rPr>
+          <w:rFonts w:ascii="Arial" w:hAnsi="Arial"/>
+        </w:rPr>
+        <w:t xml:space="preserve">  362. 규정</w:t>
+      </w:r>
+    </w:p>
+    <w:p>
+      <w:r>
+        <w:rPr>
+          <w:rFonts w:ascii="Arial" w:hAnsi="Arial"/>
+        </w:rPr>
+        <w:t xml:space="preserve">  363. 헌법</w:t>
+      </w:r>
+    </w:p>
+    <w:p>
+      <w:r>
+        <w:rPr>
+          <w:rFonts w:ascii="Arial" w:hAnsi="Arial"/>
+        </w:rPr>
+        <w:t xml:space="preserve">  364. 근거</w:t>
+      </w:r>
+    </w:p>
+    <w:p>
+      <w:r>
+        <w:rPr>
+          <w:rFonts w:ascii="Arial" w:hAnsi="Arial"/>
+        </w:rPr>
+        <w:t xml:space="preserve">  365. 손실보상청구</w:t>
+      </w:r>
+    </w:p>
+    <w:p/>
+    <w:p>
+      <w:r>
+        <w:rPr>
+          <w:rFonts w:ascii="Arial" w:hAnsi="Arial"/>
+          <w:b/>
+          <w:sz w:val="24"/>
+        </w:rPr>
+        <w:t>■ 2. 제5조와 제2조의 경합</w:t>
+      </w:r>
+    </w:p>
+    <w:p>
+      <w:r>
+        <w:rPr>
+          <w:rFonts w:ascii="Arial" w:hAnsi="Arial"/>
+        </w:rPr>
+        <w:t xml:space="preserve">  366. 헌법</w:t>
+      </w:r>
+    </w:p>
+    <w:p>
+      <w:r>
+        <w:rPr>
+          <w:rFonts w:ascii="Arial" w:hAnsi="Arial"/>
+        </w:rPr>
+        <w:t xml:space="preserve">  367. 직접효력설</w:t>
+      </w:r>
+    </w:p>
+    <w:p>
+      <w:r>
+        <w:rPr>
+          <w:rFonts w:ascii="Arial" w:hAnsi="Arial"/>
+        </w:rPr>
+        <w:t xml:space="preserve">  368. 위헌무효설</w:t>
+      </w:r>
+    </w:p>
+    <w:p>
+      <w:r>
+        <w:rPr>
+          <w:rFonts w:ascii="Arial" w:hAnsi="Arial"/>
+        </w:rPr>
+        <w:t xml:space="preserve">  369. 보상입법부작위위헌설</w:t>
+      </w:r>
+    </w:p>
+    <w:p/>
+    <w:p>
+      <w:r>
+        <w:rPr>
+          <w:rFonts w:ascii="Arial" w:hAnsi="Arial"/>
+          <w:b/>
+          <w:sz w:val="24"/>
+        </w:rPr>
+        <w:t>■ III. 비용부담자(제6조)</w:t>
+      </w:r>
+    </w:p>
+    <w:p>
+      <w:r>
+        <w:rPr>
+          <w:rFonts w:ascii="Arial" w:hAnsi="Arial"/>
+        </w:rPr>
+        <w:t xml:space="preserve">  370. 판례</w:t>
+      </w:r>
+    </w:p>
+    <w:p>
+      <w:r>
+        <w:rPr>
+          <w:rFonts w:ascii="Arial" w:hAnsi="Arial"/>
+        </w:rPr>
+        <w:t xml:space="preserve">  371. 규정</w:t>
+      </w:r>
+    </w:p>
+    <w:p>
+      <w:r>
+        <w:rPr>
+          <w:rFonts w:ascii="Arial" w:hAnsi="Arial"/>
+        </w:rPr>
+        <w:t xml:space="preserve">  372. 유추적용</w:t>
+      </w:r>
+    </w:p>
+    <w:p>
+      <w:r>
+        <w:rPr>
+          <w:rFonts w:ascii="Arial" w:hAnsi="Arial"/>
+        </w:rPr>
+        <w:t xml:space="preserve">  373. 손실보상청구</w:t>
+      </w:r>
+    </w:p>
+    <w:p>
+      <w:r>
+        <w:rPr>
+          <w:rFonts w:ascii="Arial" w:hAnsi="Arial"/>
+        </w:rPr>
+        <w:t xml:space="preserve">  374. 헌법재판소</w:t>
+      </w:r>
+    </w:p>
+    <w:p>
+      <w:r>
+        <w:rPr>
+          <w:rFonts w:ascii="Arial" w:hAnsi="Arial"/>
+        </w:rPr>
+        <w:t xml:space="preserve">  375. 개발제한구역</w:t>
+      </w:r>
+    </w:p>
+    <w:p/>
+    <w:p>
+      <w:r>
+        <w:rPr>
+          <w:rFonts w:ascii="Arial" w:hAnsi="Arial"/>
+          <w:b/>
+          <w:sz w:val="24"/>
+        </w:rPr>
+        <w:t>■ 1. 비용부담자 의미</w:t>
+      </w:r>
+    </w:p>
+    <w:p>
+      <w:r>
+        <w:rPr>
+          <w:rFonts w:ascii="Arial" w:hAnsi="Arial"/>
+        </w:rPr>
+        <w:t xml:space="preserve">  376. 특별희생</w:t>
+      </w:r>
+    </w:p>
+    <w:p>
+      <w:r>
+        <w:rPr>
+          <w:rFonts w:ascii="Arial" w:hAnsi="Arial"/>
+        </w:rPr>
+        <w:t xml:space="preserve">  377. 규정</w:t>
+      </w:r>
+    </w:p>
+    <w:p>
+      <w:r>
+        <w:rPr>
+          <w:rFonts w:ascii="Arial" w:hAnsi="Arial"/>
+        </w:rPr>
+        <w:t xml:space="preserve">  378. 유추적용</w:t>
+      </w:r>
+    </w:p>
+    <w:p>
+      <w:r>
+        <w:rPr>
+          <w:rFonts w:ascii="Arial" w:hAnsi="Arial"/>
+        </w:rPr>
+        <w:t xml:space="preserve">  379. 손실보상청구</w:t>
+      </w:r>
+    </w:p>
+    <w:p/>
+    <w:p>
+      <w:r>
+        <w:rPr>
+          <w:rFonts w:ascii="Arial" w:hAnsi="Arial"/>
+          <w:b/>
+          <w:sz w:val="24"/>
+        </w:rPr>
+        <w:t>■ 1. 비용부담자 의미</w:t>
+      </w:r>
+    </w:p>
+    <w:p>
+      <w:r>
+        <w:rPr>
+          <w:rFonts w:ascii="Arial" w:hAnsi="Arial"/>
+        </w:rPr>
+        <w:t xml:space="preserve">  380. 경계이론</w:t>
+      </w:r>
+    </w:p>
+    <w:p>
+      <w:r>
+        <w:rPr>
+          <w:rFonts w:ascii="Arial" w:hAnsi="Arial"/>
+        </w:rPr>
+        <w:t xml:space="preserve">  381. 재산권</w:t>
+      </w:r>
+    </w:p>
+    <w:p>
+      <w:r>
+        <w:rPr>
+          <w:rFonts w:ascii="Arial" w:hAnsi="Arial"/>
+        </w:rPr>
+        <w:t xml:space="preserve">  382. 수용</w:t>
+      </w:r>
+    </w:p>
+    <w:p>
+      <w:r>
+        <w:rPr>
+          <w:rFonts w:ascii="Arial" w:hAnsi="Arial"/>
+        </w:rPr>
+        <w:t xml:space="preserve">  383. 사용</w:t>
+      </w:r>
+    </w:p>
+    <w:p>
+      <w:r>
+        <w:rPr>
+          <w:rFonts w:ascii="Arial" w:hAnsi="Arial"/>
+        </w:rPr>
+        <w:t xml:space="preserve">  384. 제한</w:t>
+      </w:r>
+    </w:p>
+    <w:p>
+      <w:r>
+        <w:rPr>
+          <w:rFonts w:ascii="Arial" w:hAnsi="Arial"/>
+        </w:rPr>
+        <w:t xml:space="preserve">  385. 특별희생</w:t>
+      </w:r>
+    </w:p>
+    <w:p>
+      <w:r>
+        <w:rPr>
+          <w:rFonts w:ascii="Arial" w:hAnsi="Arial"/>
+        </w:rPr>
+        <w:t xml:space="preserve">  386. 보상</w:t>
+      </w:r>
+    </w:p>
+    <w:p/>
+    <w:p>
+      <w:r>
+        <w:rPr>
+          <w:rFonts w:ascii="Arial" w:hAnsi="Arial"/>
+          <w:b/>
+          <w:sz w:val="24"/>
+        </w:rPr>
+        <w:t>■ 2. 구상관계</w:t>
+      </w:r>
+    </w:p>
+    <w:p>
+      <w:r>
+        <w:rPr>
+          <w:rFonts w:ascii="Arial" w:hAnsi="Arial"/>
+        </w:rPr>
+        <w:t xml:space="preserve">  387. 분리이론</w:t>
+      </w:r>
+    </w:p>
+    <w:p>
+      <w:r>
+        <w:rPr>
+          <w:rFonts w:ascii="Arial" w:hAnsi="Arial"/>
+        </w:rPr>
+        <w:t xml:space="preserve">  388. 재산권</w:t>
+      </w:r>
+    </w:p>
+    <w:p>
+      <w:r>
+        <w:rPr>
+          <w:rFonts w:ascii="Arial" w:hAnsi="Arial"/>
+        </w:rPr>
+        <w:t xml:space="preserve">  389. 수용</w:t>
+      </w:r>
+    </w:p>
+    <w:p>
+      <w:r>
+        <w:rPr>
+          <w:rFonts w:ascii="Arial" w:hAnsi="Arial"/>
+        </w:rPr>
+        <w:t xml:space="preserve">  390. 침해규정</w:t>
+      </w:r>
+    </w:p>
+    <w:p>
+      <w:r>
+        <w:rPr>
+          <w:rFonts w:ascii="Arial" w:hAnsi="Arial"/>
+        </w:rPr>
+        <w:t xml:space="preserve">  391. 손실보상규정</w:t>
+      </w:r>
+    </w:p>
+    <w:p>
+      <w:r>
+        <w:rPr>
+          <w:rFonts w:ascii="Arial" w:hAnsi="Arial"/>
+        </w:rPr>
+        <w:t xml:space="preserve">  392. 사회적 기속</w:t>
+      </w:r>
+    </w:p>
+    <w:p/>
+    <w:p>
+      <w:r>
+        <w:rPr>
+          <w:rFonts w:ascii="Arial" w:hAnsi="Arial"/>
+          <w:b/>
+          <w:sz w:val="24"/>
+        </w:rPr>
+        <w:t>■ 2. 구상관계</w:t>
+      </w:r>
+    </w:p>
+    <w:p>
+      <w:r>
+        <w:rPr>
+          <w:rFonts w:ascii="Arial" w:hAnsi="Arial"/>
+        </w:rPr>
+        <w:t xml:space="preserve">  393. 공행정작용</w:t>
+      </w:r>
+    </w:p>
+    <w:p>
+      <w:r>
+        <w:rPr>
+          <w:rFonts w:ascii="Arial" w:hAnsi="Arial"/>
+        </w:rPr>
+        <w:t xml:space="preserve">  394. 침해</w:t>
+      </w:r>
+    </w:p>
+    <w:p>
+      <w:r>
+        <w:rPr>
+          <w:rFonts w:ascii="Arial" w:hAnsi="Arial"/>
+        </w:rPr>
+        <w:t xml:space="preserve">  395. 특별희생</w:t>
+      </w:r>
+    </w:p>
+    <w:p>
+      <w:r>
+        <w:rPr>
+          <w:rFonts w:ascii="Arial" w:hAnsi="Arial"/>
+        </w:rPr>
+        <w:t xml:space="preserve">  396. 사회적 기속</w:t>
+      </w:r>
+    </w:p>
+    <w:p>
+      <w:r>
+        <w:rPr>
+          <w:rFonts w:ascii="Arial" w:hAnsi="Arial"/>
+        </w:rPr>
+        <w:t xml:space="preserve">  397. 재산권</w:t>
+      </w:r>
+    </w:p>
+    <w:p>
+      <w:r>
+        <w:rPr>
+          <w:rFonts w:ascii="Arial" w:hAnsi="Arial"/>
+        </w:rPr>
+        <w:t xml:space="preserve">  398. 보호가치</w:t>
+      </w:r>
+    </w:p>
+    <w:p>
+      <w:r>
+        <w:rPr>
+          <w:rFonts w:ascii="Arial" w:hAnsi="Arial"/>
+        </w:rPr>
+        <w:t xml:space="preserve">  399. 수인한도</w:t>
+      </w:r>
+    </w:p>
+    <w:p/>
+    <w:p>
+      <w:r>
+        <w:rPr>
+          <w:rFonts w:ascii="Arial" w:hAnsi="Arial"/>
+          <w:b/>
+          <w:sz w:val="24"/>
+        </w:rPr>
+        <w:t>■ 2. 구상관계</w:t>
+      </w:r>
+    </w:p>
+    <w:p>
+      <w:r>
+        <w:rPr>
+          <w:rFonts w:ascii="Arial" w:hAnsi="Arial"/>
+        </w:rPr>
+        <w:t xml:space="preserve">  400. 목적위배설</w:t>
+      </w:r>
+    </w:p>
+    <w:p>
+      <w:r>
+        <w:rPr>
+          <w:rFonts w:ascii="Arial" w:hAnsi="Arial"/>
+        </w:rPr>
+        <w:t xml:space="preserve">  401. 사적효용설</w:t>
+      </w:r>
+    </w:p>
+    <w:p>
+      <w:r>
+        <w:rPr>
+          <w:rFonts w:ascii="Arial" w:hAnsi="Arial"/>
+        </w:rPr>
+        <w:t xml:space="preserve">  402. 수인한도설</w:t>
+      </w:r>
+    </w:p>
+    <w:p>
+      <w:r>
+        <w:rPr>
+          <w:rFonts w:ascii="Arial" w:hAnsi="Arial"/>
+        </w:rPr>
+        <w:t xml:space="preserve">  403. 종합적</w:t>
+      </w:r>
+    </w:p>
+    <w:p>
+      <w:r>
+        <w:rPr>
+          <w:rFonts w:ascii="Arial" w:hAnsi="Arial"/>
+        </w:rPr>
+        <w:t xml:space="preserve">  404. 판단</w:t>
+      </w:r>
+    </w:p>
+    <w:p/>
     <w:sectPr>
       <w:pgSz w:w="12240" w:h="15840"/>
       <w:pgMar w:top="1440" w:right="1800" w:bottom="1440" w:left="1800" w:header="720" w:footer="720" w:gutter="0"/>

--- a/word proj/사례_국가배상, 손실보상_답안.docx
+++ b/word proj/사례_국가배상, 손실보상_답안.docx
@@ -19,10 +19,8 @@
       <w:r>
         <w:rPr>
           <w:rFonts w:ascii="Arial" w:hAnsi="Arial"/>
-          <w:b/>
-          <w:sz w:val="24"/>
         </w:rPr>
-        <w:t>■ 헌법적 근거</w:t>
+        <w:t>1. 보상</w:t>
       </w:r>
     </w:p>
     <w:p>
@@ -30,7 +28,7 @@
         <w:rPr>
           <w:rFonts w:ascii="Arial" w:hAnsi="Arial"/>
         </w:rPr>
-        <w:t xml:space="preserve">  1. 직무상 불법행위</w:t>
+        <w:t>2. 기속행위</w:t>
       </w:r>
     </w:p>
     <w:p>
@@ -38,7 +36,7 @@
         <w:rPr>
           <w:rFonts w:ascii="Arial" w:hAnsi="Arial"/>
         </w:rPr>
-        <w:t xml:space="preserve">  2. 손해</w:t>
+        <w:t>3. 위탁</w:t>
       </w:r>
     </w:p>
     <w:p>
@@ -46,7 +44,7 @@
         <w:rPr>
           <w:rFonts w:ascii="Arial" w:hAnsi="Arial"/>
         </w:rPr>
-        <w:t xml:space="preserve">  3. 국민</w:t>
+        <w:t>4. 공법인</w:t>
       </w:r>
     </w:p>
     <w:p>
@@ -54,7 +52,7 @@
         <w:rPr>
           <w:rFonts w:ascii="Arial" w:hAnsi="Arial"/>
         </w:rPr>
-        <w:t xml:space="preserve">  4. 법률</w:t>
+        <w:t>5. 주의의무</w:t>
       </w:r>
     </w:p>
     <w:p>
@@ -62,7 +60,7 @@
         <w:rPr>
           <w:rFonts w:ascii="Arial" w:hAnsi="Arial"/>
         </w:rPr>
-        <w:t xml:space="preserve">  5. 국가</w:t>
+        <w:t>6. 사경제작용</w:t>
       </w:r>
     </w:p>
     <w:p>
@@ -70,7 +68,7 @@
         <w:rPr>
           <w:rFonts w:ascii="Arial" w:hAnsi="Arial"/>
         </w:rPr>
-        <w:t xml:space="preserve">  6. 공공단체</w:t>
+        <w:t>7. 게을리</w:t>
       </w:r>
     </w:p>
     <w:p>
@@ -78,7 +76,7 @@
         <w:rPr>
           <w:rFonts w:ascii="Arial" w:hAnsi="Arial"/>
         </w:rPr>
-        <w:t xml:space="preserve">  7. 정당한 배상</w:t>
+        <w:t>8. 공무원</w:t>
       </w:r>
     </w:p>
     <w:p>
@@ -86,18 +84,7 @@
         <w:rPr>
           <w:rFonts w:ascii="Arial" w:hAnsi="Arial"/>
         </w:rPr>
-        <w:t xml:space="preserve">  8. 청구</w:t>
-      </w:r>
-    </w:p>
-    <w:p/>
-    <w:p>
-      <w:r>
-        <w:rPr>
-          <w:rFonts w:ascii="Arial" w:hAnsi="Arial"/>
-          <w:b/>
-          <w:sz w:val="24"/>
-        </w:rPr>
-        <w:t>■ 헌법적 근거</w:t>
+        <w:t>9. 설치</w:t>
       </w:r>
     </w:p>
     <w:p>
@@ -105,7 +92,7 @@
         <w:rPr>
           <w:rFonts w:ascii="Arial" w:hAnsi="Arial"/>
         </w:rPr>
-        <w:t xml:space="preserve">  9. 군인</w:t>
+        <w:t>10. 부담주체</w:t>
       </w:r>
     </w:p>
     <w:p>
@@ -113,7 +100,7 @@
         <w:rPr>
           <w:rFonts w:ascii="Arial" w:hAnsi="Arial"/>
         </w:rPr>
-        <w:t xml:space="preserve">  10. 군무원</w:t>
+        <w:t>11. 과실</w:t>
       </w:r>
     </w:p>
     <w:p>
@@ -121,7 +108,7 @@
         <w:rPr>
           <w:rFonts w:ascii="Arial" w:hAnsi="Arial"/>
         </w:rPr>
-        <w:t xml:space="preserve">  11. 경찰공무원</w:t>
+        <w:t>12. 기판력</w:t>
       </w:r>
     </w:p>
     <w:p>
@@ -129,7 +116,7 @@
         <w:rPr>
           <w:rFonts w:ascii="Arial" w:hAnsi="Arial"/>
         </w:rPr>
-        <w:t xml:space="preserve">  12. 전투</w:t>
+        <w:t>13. 신의성실</w:t>
       </w:r>
     </w:p>
     <w:p>
@@ -137,7 +124,7 @@
         <w:rPr>
           <w:rFonts w:ascii="Arial" w:hAnsi="Arial"/>
         </w:rPr>
-        <w:t xml:space="preserve">  13. 훈련</w:t>
+        <w:t>14. 제한적 긍정설</w:t>
       </w:r>
     </w:p>
     <w:p>
@@ -145,7 +132,7 @@
         <w:rPr>
           <w:rFonts w:ascii="Arial" w:hAnsi="Arial"/>
         </w:rPr>
-        <w:t xml:space="preserve">  14. 손해</w:t>
+        <w:t>15. 방호조치의무</w:t>
       </w:r>
     </w:p>
     <w:p>
@@ -153,18 +140,7 @@
         <w:rPr>
           <w:rFonts w:ascii="Arial" w:hAnsi="Arial"/>
         </w:rPr>
-        <w:t xml:space="preserve">  15. 보상</w:t>
-      </w:r>
-    </w:p>
-    <w:p/>
-    <w:p>
-      <w:r>
-        <w:rPr>
-          <w:rFonts w:ascii="Arial" w:hAnsi="Arial"/>
-          <w:b/>
-          <w:sz w:val="24"/>
-        </w:rPr>
-        <w:t>■ 1. 관할</w:t>
+        <w:t>16. 법령 위반</w:t>
       </w:r>
     </w:p>
     <w:p>
@@ -172,7 +148,7 @@
         <w:rPr>
           <w:rFonts w:ascii="Arial" w:hAnsi="Arial"/>
         </w:rPr>
-        <w:t xml:space="preserve">  16. 국가배상청구소송</w:t>
+        <w:t>17. 판단</w:t>
       </w:r>
     </w:p>
     <w:p>
@@ -180,7 +156,7 @@
         <w:rPr>
           <w:rFonts w:ascii="Arial" w:hAnsi="Arial"/>
         </w:rPr>
-        <w:t xml:space="preserve">  17. 민사소송</w:t>
+        <w:t>18. 준칙</w:t>
       </w:r>
     </w:p>
     <w:p>
@@ -188,7 +164,7 @@
         <w:rPr>
           <w:rFonts w:ascii="Arial" w:hAnsi="Arial"/>
         </w:rPr>
-        <w:t xml:space="preserve">  18. 행정소송</w:t>
+        <w:t>19. 행정주체</w:t>
       </w:r>
     </w:p>
     <w:p>
@@ -196,7 +172,7 @@
         <w:rPr>
           <w:rFonts w:ascii="Arial" w:hAnsi="Arial"/>
         </w:rPr>
-        <w:t xml:space="preserve">  19. 당사자소송</w:t>
+        <w:t>20. 취소판결</w:t>
       </w:r>
     </w:p>
     <w:p>
@@ -204,18 +180,7 @@
         <w:rPr>
           <w:rFonts w:ascii="Arial" w:hAnsi="Arial"/>
         </w:rPr>
-        <w:t xml:space="preserve">  20. 공권</w:t>
-      </w:r>
-    </w:p>
-    <w:p/>
-    <w:p>
-      <w:r>
-        <w:rPr>
-          <w:rFonts w:ascii="Arial" w:hAnsi="Arial"/>
-          <w:b/>
-          <w:sz w:val="24"/>
-        </w:rPr>
-        <w:t>■ 2. 요건(공직고과위손인)</w:t>
+        <w:t>21. 권한</w:t>
       </w:r>
     </w:p>
     <w:p>
@@ -223,7 +188,7 @@
         <w:rPr>
           <w:rFonts w:ascii="Arial" w:hAnsi="Arial"/>
         </w:rPr>
-        <w:t xml:space="preserve">  21. 공무원</w:t>
+        <w:t>22. 공공단체</w:t>
       </w:r>
     </w:p>
     <w:p>
@@ -231,7 +196,7 @@
         <w:rPr>
           <w:rFonts w:ascii="Arial" w:hAnsi="Arial"/>
         </w:rPr>
-        <w:t xml:space="preserve">  22. 공무위탁</w:t>
+        <w:t>23. 인과관계</w:t>
       </w:r>
     </w:p>
     <w:p>
@@ -239,7 +204,7 @@
         <w:rPr>
           <w:rFonts w:ascii="Arial" w:hAnsi="Arial"/>
         </w:rPr>
-        <w:t xml:space="preserve">  23. 사인</w:t>
+        <w:t>24. 권력남용금지</w:t>
       </w:r>
     </w:p>
     <w:p>
@@ -247,7 +212,7 @@
         <w:rPr>
           <w:rFonts w:ascii="Arial" w:hAnsi="Arial"/>
         </w:rPr>
-        <w:t xml:space="preserve">  24. 공행정사무</w:t>
+        <w:t>25. 기관위임사무</w:t>
       </w:r>
     </w:p>
     <w:p>
@@ -255,18 +220,7 @@
         <w:rPr>
           <w:rFonts w:ascii="Arial" w:hAnsi="Arial"/>
         </w:rPr>
-        <w:t xml:space="preserve">  25. 이행보조자</w:t>
-      </w:r>
-    </w:p>
-    <w:p/>
-    <w:p>
-      <w:r>
-        <w:rPr>
-          <w:rFonts w:ascii="Arial" w:hAnsi="Arial"/>
-          <w:b/>
-          <w:sz w:val="24"/>
-        </w:rPr>
-        <w:t>■ 2. 요건(공직고과위손인)</w:t>
+        <w:t>26. 지방자치단체</w:t>
       </w:r>
     </w:p>
     <w:p>
@@ -274,7 +228,7 @@
         <w:rPr>
           <w:rFonts w:ascii="Arial" w:hAnsi="Arial"/>
         </w:rPr>
-        <w:t xml:space="preserve">  26. 권력작용</w:t>
+        <w:t>27. 객관적</w:t>
       </w:r>
     </w:p>
     <w:p>
@@ -282,7 +236,7 @@
         <w:rPr>
           <w:rFonts w:ascii="Arial" w:hAnsi="Arial"/>
         </w:rPr>
-        <w:t xml:space="preserve">  27. 관리작용</w:t>
+        <w:t>28. 직무집행</w:t>
       </w:r>
     </w:p>
     <w:p>
@@ -290,7 +244,7 @@
         <w:rPr>
           <w:rFonts w:ascii="Arial" w:hAnsi="Arial"/>
         </w:rPr>
-        <w:t xml:space="preserve">  28. 광의설</w:t>
+        <w:t>29. 사익보호성</w:t>
       </w:r>
     </w:p>
     <w:p>
@@ -298,7 +252,7 @@
         <w:rPr>
           <w:rFonts w:ascii="Arial" w:hAnsi="Arial"/>
         </w:rPr>
-        <w:t xml:space="preserve">  29. 협의설</w:t>
+        <w:t>30. 손해</w:t>
       </w:r>
     </w:p>
     <w:p>
@@ -306,7 +260,7 @@
         <w:rPr>
           <w:rFonts w:ascii="Arial" w:hAnsi="Arial"/>
         </w:rPr>
-        <w:t xml:space="preserve">  30. 사경제주체</w:t>
+        <w:t>31. 위반</w:t>
       </w:r>
     </w:p>
     <w:p>
@@ -314,7 +268,7 @@
         <w:rPr>
           <w:rFonts w:ascii="Arial" w:hAnsi="Arial"/>
         </w:rPr>
-        <w:t xml:space="preserve">  31. 권력적</w:t>
+        <w:t>32. 공무위탁</w:t>
       </w:r>
     </w:p>
     <w:p>
@@ -322,18 +276,7 @@
         <w:rPr>
           <w:rFonts w:ascii="Arial" w:hAnsi="Arial"/>
         </w:rPr>
-        <w:t xml:space="preserve">  32. 비권력적</w:t>
-      </w:r>
-    </w:p>
-    <w:p/>
-    <w:p>
-      <w:r>
-        <w:rPr>
-          <w:rFonts w:ascii="Arial" w:hAnsi="Arial"/>
-          <w:b/>
-          <w:sz w:val="24"/>
-        </w:rPr>
-        <w:t>■ 2. 요건(공직고과위손인)</w:t>
+        <w:t>33. 의사</w:t>
       </w:r>
     </w:p>
     <w:p>
@@ -341,7 +284,7 @@
         <w:rPr>
           <w:rFonts w:ascii="Arial" w:hAnsi="Arial"/>
         </w:rPr>
-        <w:t xml:space="preserve">  33. 직무행위</w:t>
+        <w:t>34. 직무범위</w:t>
       </w:r>
     </w:p>
     <w:p>
@@ -349,7 +292,7 @@
         <w:rPr>
           <w:rFonts w:ascii="Arial" w:hAnsi="Arial"/>
         </w:rPr>
-        <w:t xml:space="preserve">  34. 의사</w:t>
+        <w:t>35. 인권존중</w:t>
       </w:r>
     </w:p>
     <w:p>
@@ -357,7 +300,7 @@
         <w:rPr>
           <w:rFonts w:ascii="Arial" w:hAnsi="Arial"/>
         </w:rPr>
-        <w:t xml:space="preserve">  35. 객관적</w:t>
+        <w:t>36. 직무상 불법행위</w:t>
       </w:r>
     </w:p>
     <w:p>
@@ -365,7 +308,7 @@
         <w:rPr>
           <w:rFonts w:ascii="Arial" w:hAnsi="Arial"/>
         </w:rPr>
-        <w:t xml:space="preserve">  36. 외관</w:t>
+        <w:t>37. 전투</w:t>
       </w:r>
     </w:p>
     <w:p>
@@ -373,18 +316,7 @@
         <w:rPr>
           <w:rFonts w:ascii="Arial" w:hAnsi="Arial"/>
         </w:rPr>
-        <w:t xml:space="preserve">  37. 판단</w:t>
-      </w:r>
-    </w:p>
-    <w:p/>
-    <w:p>
-      <w:r>
-        <w:rPr>
-          <w:rFonts w:ascii="Arial" w:hAnsi="Arial"/>
-          <w:b/>
-          <w:sz w:val="24"/>
-        </w:rPr>
-        <w:t>■ 2. 요건(공직고과위손인)</w:t>
+        <w:t>38. 군무원</w:t>
       </w:r>
     </w:p>
     <w:p>
@@ -392,7 +324,7 @@
         <w:rPr>
           <w:rFonts w:ascii="Arial" w:hAnsi="Arial"/>
         </w:rPr>
-        <w:t xml:space="preserve">  38. 직무집행</w:t>
+        <w:t>39. 외관</w:t>
       </w:r>
     </w:p>
     <w:p>
@@ -400,7 +332,7 @@
         <w:rPr>
           <w:rFonts w:ascii="Arial" w:hAnsi="Arial"/>
         </w:rPr>
-        <w:t xml:space="preserve">  39. 과실</w:t>
+        <w:t>40. 3년</w:t>
       </w:r>
     </w:p>
     <w:p>
@@ -408,7 +340,7 @@
         <w:rPr>
           <w:rFonts w:ascii="Arial" w:hAnsi="Arial"/>
         </w:rPr>
-        <w:t xml:space="preserve">  40. 공무원</w:t>
+        <w:t>41. 배상책임</w:t>
       </w:r>
     </w:p>
     <w:p>
@@ -416,7 +348,7 @@
         <w:rPr>
           <w:rFonts w:ascii="Arial" w:hAnsi="Arial"/>
         </w:rPr>
-        <w:t xml:space="preserve">  41. 평균적</w:t>
+        <w:t>42. 통상</w:t>
       </w:r>
     </w:p>
     <w:p>
@@ -424,18 +356,7 @@
         <w:rPr>
           <w:rFonts w:ascii="Arial" w:hAnsi="Arial"/>
         </w:rPr>
-        <w:t xml:space="preserve">  42. 주의의무</w:t>
-      </w:r>
-    </w:p>
-    <w:p/>
-    <w:p>
-      <w:r>
-        <w:rPr>
-          <w:rFonts w:ascii="Arial" w:hAnsi="Arial"/>
-          <w:b/>
-          <w:sz w:val="24"/>
-        </w:rPr>
-        <w:t>■ 2. 요건(공직고과위손인)</w:t>
+        <w:t>43. 가해자</w:t>
       </w:r>
     </w:p>
     <w:p>
@@ -443,7 +364,7 @@
         <w:rPr>
           <w:rFonts w:ascii="Arial" w:hAnsi="Arial"/>
         </w:rPr>
-        <w:t xml:space="preserve">  43. 법령</w:t>
+        <w:t>44. 안전성</w:t>
       </w:r>
     </w:p>
     <w:p>
@@ -451,7 +372,7 @@
         <w:rPr>
           <w:rFonts w:ascii="Arial" w:hAnsi="Arial"/>
         </w:rPr>
-        <w:t xml:space="preserve">  44. 위반</w:t>
+        <w:t>45. 부작위</w:t>
       </w:r>
     </w:p>
     <w:p>
@@ -459,7 +380,7 @@
         <w:rPr>
           <w:rFonts w:ascii="Arial" w:hAnsi="Arial"/>
         </w:rPr>
-        <w:t xml:space="preserve">  45. 행위의무</w:t>
+        <w:t>46. 권력적</w:t>
       </w:r>
     </w:p>
     <w:p>
@@ -467,7 +388,7 @@
         <w:rPr>
           <w:rFonts w:ascii="Arial" w:hAnsi="Arial"/>
         </w:rPr>
-        <w:t xml:space="preserve">  46. 인권존중</w:t>
+        <w:t>47. 무과실책임</w:t>
       </w:r>
     </w:p>
     <w:p>
@@ -475,7 +396,7 @@
         <w:rPr>
           <w:rFonts w:ascii="Arial" w:hAnsi="Arial"/>
         </w:rPr>
-        <w:t xml:space="preserve">  47. 권력남용금지</w:t>
+        <w:t>48. 국가공무원법</w:t>
       </w:r>
     </w:p>
     <w:p>
@@ -483,7 +404,7 @@
         <w:rPr>
           <w:rFonts w:ascii="Arial" w:hAnsi="Arial"/>
         </w:rPr>
-        <w:t xml:space="preserve">  48. 신의성실</w:t>
+        <w:t>49. 5년</w:t>
       </w:r>
     </w:p>
     <w:p>
@@ -491,18 +412,7 @@
         <w:rPr>
           <w:rFonts w:ascii="Arial" w:hAnsi="Arial"/>
         </w:rPr>
-        <w:t xml:space="preserve">  49. 준칙</w:t>
-      </w:r>
-    </w:p>
-    <w:p/>
-    <w:p>
-      <w:r>
-        <w:rPr>
-          <w:rFonts w:ascii="Arial" w:hAnsi="Arial"/>
-          <w:b/>
-          <w:sz w:val="24"/>
-        </w:rPr>
-        <w:t>■ 1) 공공단체의 배상책임</w:t>
+        <w:t>50. 고의</w:t>
       </w:r>
     </w:p>
     <w:p>
@@ -510,7 +420,7 @@
         <w:rPr>
           <w:rFonts w:ascii="Arial" w:hAnsi="Arial"/>
         </w:rPr>
-        <w:t xml:space="preserve">  50. 공공단체</w:t>
+        <w:t>51. 구상</w:t>
       </w:r>
     </w:p>
     <w:p>
@@ -518,7 +428,7 @@
         <w:rPr>
           <w:rFonts w:ascii="Arial" w:hAnsi="Arial"/>
         </w:rPr>
-        <w:t xml:space="preserve">  51. 공무</w:t>
+        <w:t>52. 비권력작용</w:t>
       </w:r>
     </w:p>
     <w:p>
@@ -526,7 +436,7 @@
         <w:rPr>
           <w:rFonts w:ascii="Arial" w:hAnsi="Arial"/>
         </w:rPr>
-        <w:t xml:space="preserve">  52. 수탁</w:t>
+        <w:t>53. 법령</w:t>
       </w:r>
     </w:p>
     <w:p>
@@ -534,7 +444,7 @@
         <w:rPr>
           <w:rFonts w:ascii="Arial" w:hAnsi="Arial"/>
         </w:rPr>
-        <w:t xml:space="preserve">  53. 불법행위</w:t>
+        <w:t>54. 이중배상금지</w:t>
       </w:r>
     </w:p>
     <w:p>
@@ -542,7 +452,7 @@
         <w:rPr>
           <w:rFonts w:ascii="Arial" w:hAnsi="Arial"/>
         </w:rPr>
-        <w:t xml:space="preserve">  54. 손해배상책임</w:t>
+        <w:t>55. 타인</w:t>
       </w:r>
     </w:p>
     <w:p>
@@ -550,18 +460,7 @@
         <w:rPr>
           <w:rFonts w:ascii="Arial" w:hAnsi="Arial"/>
         </w:rPr>
-        <w:t xml:space="preserve">  55. 국가</w:t>
-      </w:r>
-    </w:p>
-    <w:p/>
-    <w:p>
-      <w:r>
-        <w:rPr>
-          <w:rFonts w:ascii="Arial" w:hAnsi="Arial"/>
-          <w:b/>
-          <w:sz w:val="24"/>
-        </w:rPr>
-        <w:t>■ 1) 공공단체의 배상책임</w:t>
+        <w:t>56. 재량행위</w:t>
       </w:r>
     </w:p>
     <w:p>
@@ -569,7 +468,7 @@
         <w:rPr>
           <w:rFonts w:ascii="Arial" w:hAnsi="Arial"/>
         </w:rPr>
-        <w:t xml:space="preserve">  56. 공공단체</w:t>
+        <w:t>57. 직무행위</w:t>
       </w:r>
     </w:p>
     <w:p>
@@ -577,7 +476,7 @@
         <w:rPr>
           <w:rFonts w:ascii="Arial" w:hAnsi="Arial"/>
         </w:rPr>
-        <w:t xml:space="preserve">  57. 공법인</w:t>
+        <w:t>58. 군인</w:t>
       </w:r>
     </w:p>
     <w:p>
@@ -585,7 +484,7 @@
         <w:rPr>
           <w:rFonts w:ascii="Arial" w:hAnsi="Arial"/>
         </w:rPr>
-        <w:t xml:space="preserve">  58. 행정주체</w:t>
+        <w:t>59. 비용부담자</w:t>
       </w:r>
     </w:p>
     <w:p>
@@ -593,7 +492,7 @@
         <w:rPr>
           <w:rFonts w:ascii="Arial" w:hAnsi="Arial"/>
         </w:rPr>
-        <w:t xml:space="preserve">  59. 권한</w:t>
+        <w:t>60. 하자</w:t>
       </w:r>
     </w:p>
     <w:p>
@@ -601,7 +500,7 @@
         <w:rPr>
           <w:rFonts w:ascii="Arial" w:hAnsi="Arial"/>
         </w:rPr>
-        <w:t xml:space="preserve">  60. 위탁</w:t>
+        <w:t>61. 행위의무</w:t>
       </w:r>
     </w:p>
     <w:p>
@@ -609,18 +508,7 @@
         <w:rPr>
           <w:rFonts w:ascii="Arial" w:hAnsi="Arial"/>
         </w:rPr>
-        <w:t xml:space="preserve">  61. 배상책임</w:t>
-      </w:r>
-    </w:p>
-    <w:p/>
-    <w:p>
-      <w:r>
-        <w:rPr>
-          <w:rFonts w:ascii="Arial" w:hAnsi="Arial"/>
-          <w:b/>
-          <w:sz w:val="24"/>
-        </w:rPr>
-        <w:t>■ 1) 공공단체의 배상책임</w:t>
+        <w:t>62. 국가</w:t>
       </w:r>
     </w:p>
     <w:p>
@@ -628,7 +516,7 @@
         <w:rPr>
           <w:rFonts w:ascii="Arial" w:hAnsi="Arial"/>
         </w:rPr>
-        <w:t xml:space="preserve">  62. 공법인</w:t>
+        <w:t>63. 전부기판력</w:t>
       </w:r>
     </w:p>
     <w:p>
@@ -636,7 +524,7 @@
         <w:rPr>
           <w:rFonts w:ascii="Arial" w:hAnsi="Arial"/>
         </w:rPr>
-        <w:t xml:space="preserve">  63. 국가</w:t>
+        <w:t>64. 영조물</w:t>
       </w:r>
     </w:p>
     <w:p>
@@ -644,7 +532,7 @@
         <w:rPr>
           <w:rFonts w:ascii="Arial" w:hAnsi="Arial"/>
         </w:rPr>
-        <w:t xml:space="preserve">  64. 위탁</w:t>
+        <w:t>65. 이행보조자</w:t>
       </w:r>
     </w:p>
     <w:p>
@@ -652,7 +540,7 @@
         <w:rPr>
           <w:rFonts w:ascii="Arial" w:hAnsi="Arial"/>
         </w:rPr>
-        <w:t xml:space="preserve">  65. 공행정사무</w:t>
+        <w:t>66. 소멸시효</w:t>
       </w:r>
     </w:p>
     <w:p>
@@ -660,7 +548,7 @@
         <w:rPr>
           <w:rFonts w:ascii="Arial" w:hAnsi="Arial"/>
         </w:rPr>
-        <w:t xml:space="preserve">  66. 임직원</w:t>
+        <w:t>67. 작위의무</w:t>
       </w:r>
     </w:p>
     <w:p>
@@ -668,7 +556,7 @@
         <w:rPr>
           <w:rFonts w:ascii="Arial" w:hAnsi="Arial"/>
         </w:rPr>
-        <w:t xml:space="preserve">  67. 피용인</w:t>
+        <w:t>68. 권력작용</w:t>
       </w:r>
     </w:p>
     <w:p>
@@ -676,7 +564,7 @@
         <w:rPr>
           <w:rFonts w:ascii="Arial" w:hAnsi="Arial"/>
         </w:rPr>
-        <w:t xml:space="preserve">  68. 고의</w:t>
+        <w:t>69. 부정설</w:t>
       </w:r>
     </w:p>
     <w:p>
@@ -684,7 +572,7 @@
         <w:rPr>
           <w:rFonts w:ascii="Arial" w:hAnsi="Arial"/>
         </w:rPr>
-        <w:t xml:space="preserve">  69. 과실</w:t>
+        <w:t>70. 객관적 정당성</w:t>
       </w:r>
     </w:p>
     <w:p>
@@ -692,18 +580,7 @@
         <w:rPr>
           <w:rFonts w:ascii="Arial" w:hAnsi="Arial"/>
         </w:rPr>
-        <w:t xml:space="preserve">  70. 법령</w:t>
-      </w:r>
-    </w:p>
-    <w:p/>
-    <w:p>
-      <w:r>
-        <w:rPr>
-          <w:rFonts w:ascii="Arial" w:hAnsi="Arial"/>
-          <w:b/>
-          <w:sz w:val="24"/>
-        </w:rPr>
-        <w:t>■ 1) 공공단체의 배상책임</w:t>
+        <w:t>71. 훈련</w:t>
       </w:r>
     </w:p>
     <w:p>
@@ -711,7 +588,7 @@
         <w:rPr>
           <w:rFonts w:ascii="Arial" w:hAnsi="Arial"/>
         </w:rPr>
-        <w:t xml:space="preserve">  71. 헌법</w:t>
+        <w:t>72. 최광의설</w:t>
       </w:r>
     </w:p>
     <w:p>
@@ -719,7 +596,7 @@
         <w:rPr>
           <w:rFonts w:ascii="Arial" w:hAnsi="Arial"/>
         </w:rPr>
-        <w:t xml:space="preserve">  72. 국가</w:t>
+        <w:t>73. 반사적 이익</w:t>
       </w:r>
     </w:p>
     <w:p>
@@ -727,7 +604,7 @@
         <w:rPr>
           <w:rFonts w:ascii="Arial" w:hAnsi="Arial"/>
         </w:rPr>
-        <w:t xml:space="preserve">  73. 공공단체</w:t>
+        <w:t>74. 항고소송</w:t>
       </w:r>
     </w:p>
     <w:p>
@@ -735,7 +612,7 @@
         <w:rPr>
           <w:rFonts w:ascii="Arial" w:hAnsi="Arial"/>
         </w:rPr>
-        <w:t xml:space="preserve">  74. 배상책임</w:t>
+        <w:t>75. 사인</w:t>
       </w:r>
     </w:p>
     <w:p>
@@ -743,7 +620,7 @@
         <w:rPr>
           <w:rFonts w:ascii="Arial" w:hAnsi="Arial"/>
         </w:rPr>
-        <w:t xml:space="preserve">  75. 국가배상법</w:t>
+        <w:t>76. 평균적 공무원</w:t>
       </w:r>
     </w:p>
     <w:p>
@@ -751,18 +628,7 @@
         <w:rPr>
           <w:rFonts w:ascii="Arial" w:hAnsi="Arial"/>
         </w:rPr>
-        <w:t xml:space="preserve">  76. 민법</w:t>
-      </w:r>
-    </w:p>
-    <w:p/>
-    <w:p>
-      <w:r>
-        <w:rPr>
-          <w:rFonts w:ascii="Arial" w:hAnsi="Arial"/>
-          <w:b/>
-          <w:sz w:val="24"/>
-        </w:rPr>
-        <w:t>■ 2) 법령해석의 고의과실</w:t>
+        <w:t>77. 광의설</w:t>
       </w:r>
     </w:p>
     <w:p>
@@ -770,7 +636,7 @@
         <w:rPr>
           <w:rFonts w:ascii="Arial" w:hAnsi="Arial"/>
         </w:rPr>
-        <w:t xml:space="preserve">  77. 공무원</w:t>
+        <w:t>78. 예비군대원</w:t>
       </w:r>
     </w:p>
     <w:p>
@@ -778,7 +644,7 @@
         <w:rPr>
           <w:rFonts w:ascii="Arial" w:hAnsi="Arial"/>
         </w:rPr>
-        <w:t xml:space="preserve">  78. 직무</w:t>
+        <w:t>79. 고의 또는 과실</w:t>
       </w:r>
     </w:p>
     <w:p>
@@ -786,7 +652,7 @@
         <w:rPr>
           <w:rFonts w:ascii="Arial" w:hAnsi="Arial"/>
         </w:rPr>
-        <w:t xml:space="preserve">  79. 관계법규</w:t>
+        <w:t>80. 경찰공무원</w:t>
       </w:r>
     </w:p>
     <w:p>
@@ -794,7 +660,7 @@
         <w:rPr>
           <w:rFonts w:ascii="Arial" w:hAnsi="Arial"/>
         </w:rPr>
-        <w:t xml:space="preserve">  80. 지식</w:t>
+        <w:t>81. 협의설</w:t>
       </w:r>
     </w:p>
     <w:p>
@@ -802,7 +668,7 @@
         <w:rPr>
           <w:rFonts w:ascii="Arial" w:hAnsi="Arial"/>
         </w:rPr>
-        <w:t xml:space="preserve">  81. 법규해석</w:t>
+        <w:t>82. 취소소송</w:t>
       </w:r>
     </w:p>
     <w:p>
@@ -810,7 +676,7 @@
         <w:rPr>
           <w:rFonts w:ascii="Arial" w:hAnsi="Arial"/>
         </w:rPr>
-        <w:t xml:space="preserve">  82. 행정처분</w:t>
+        <w:t>83. 수인한도</w:t>
       </w:r>
     </w:p>
     <w:p>
@@ -818,18 +684,7 @@
         <w:rPr>
           <w:rFonts w:ascii="Arial" w:hAnsi="Arial"/>
         </w:rPr>
-        <w:t xml:space="preserve">  83. 과실</w:t>
-      </w:r>
-    </w:p>
-    <w:p/>
-    <w:p>
-      <w:r>
-        <w:rPr>
-          <w:rFonts w:ascii="Arial" w:hAnsi="Arial"/>
-          <w:b/>
-          <w:sz w:val="24"/>
-        </w:rPr>
-        <w:t>■ 3) 처분의 위법성과 법령위반</w:t>
+        <w:t>84. 공물</w:t>
       </w:r>
     </w:p>
     <w:p>
@@ -837,7 +692,7 @@
         <w:rPr>
           <w:rFonts w:ascii="Arial" w:hAnsi="Arial"/>
         </w:rPr>
-        <w:t xml:space="preserve">  84. 상대적 위법성설</w:t>
+        <w:t>85. 관리</w:t>
       </w:r>
     </w:p>
     <w:p>
@@ -845,7 +700,7 @@
         <w:rPr>
           <w:rFonts w:ascii="Arial" w:hAnsi="Arial"/>
         </w:rPr>
-        <w:t xml:space="preserve">  85. 피침해이익</w:t>
+        <w:t>86. 법령위반</w:t>
       </w:r>
     </w:p>
     <w:p>
@@ -853,3126 +708,9 @@
         <w:rPr>
           <w:rFonts w:ascii="Arial" w:hAnsi="Arial"/>
         </w:rPr>
-        <w:t xml:space="preserve">  86. 침해</w:t>
+        <w:t>87. 비권력적</w:t>
       </w:r>
     </w:p>
-    <w:p>
-      <w:r>
-        <w:rPr>
-          <w:rFonts w:ascii="Arial" w:hAnsi="Arial"/>
-        </w:rPr>
-        <w:t xml:space="preserve">  87. 가해행위</w:t>
-      </w:r>
-    </w:p>
-    <w:p>
-      <w:r>
-        <w:rPr>
-          <w:rFonts w:ascii="Arial" w:hAnsi="Arial"/>
-        </w:rPr>
-        <w:t xml:space="preserve">  88. 객관적</w:t>
-      </w:r>
-    </w:p>
-    <w:p>
-      <w:r>
-        <w:rPr>
-          <w:rFonts w:ascii="Arial" w:hAnsi="Arial"/>
-        </w:rPr>
-        <w:t xml:space="preserve">  89. 정당성</w:t>
-      </w:r>
-    </w:p>
-    <w:p/>
-    <w:p>
-      <w:r>
-        <w:rPr>
-          <w:rFonts w:ascii="Arial" w:hAnsi="Arial"/>
-          <w:b/>
-          <w:sz w:val="24"/>
-        </w:rPr>
-        <w:t>■ 3) 처분의 위법성과 법령위반</w:t>
-      </w:r>
-    </w:p>
-    <w:p>
-      <w:r>
-        <w:rPr>
-          <w:rFonts w:ascii="Arial" w:hAnsi="Arial"/>
-        </w:rPr>
-        <w:t xml:space="preserve">  90. 광의의 행위위법성설</w:t>
-      </w:r>
-    </w:p>
-    <w:p>
-      <w:r>
-        <w:rPr>
-          <w:rFonts w:ascii="Arial" w:hAnsi="Arial"/>
-        </w:rPr>
-        <w:t xml:space="preserve">  91. 항고소송</w:t>
-      </w:r>
-    </w:p>
-    <w:p>
-      <w:r>
-        <w:rPr>
-          <w:rFonts w:ascii="Arial" w:hAnsi="Arial"/>
-        </w:rPr>
-        <w:t xml:space="preserve">  92. 위법</w:t>
-      </w:r>
-    </w:p>
-    <w:p>
-      <w:r>
-        <w:rPr>
-          <w:rFonts w:ascii="Arial" w:hAnsi="Arial"/>
-        </w:rPr>
-        <w:t xml:space="preserve">  93. 국가</w:t>
-      </w:r>
-    </w:p>
-    <w:p>
-      <w:r>
-        <w:rPr>
-          <w:rFonts w:ascii="Arial" w:hAnsi="Arial"/>
-        </w:rPr>
-        <w:t xml:space="preserve">  94. 손해방지의무</w:t>
-      </w:r>
-    </w:p>
-    <w:p/>
-    <w:p>
-      <w:r>
-        <w:rPr>
-          <w:rFonts w:ascii="Arial" w:hAnsi="Arial"/>
-          <w:b/>
-          <w:sz w:val="24"/>
-        </w:rPr>
-        <w:t>■ 3) 처분의 위법성과 법령위반</w:t>
-      </w:r>
-    </w:p>
-    <w:p>
-      <w:r>
-        <w:rPr>
-          <w:rFonts w:ascii="Arial" w:hAnsi="Arial"/>
-        </w:rPr>
-        <w:t xml:space="preserve">  95. 행위위법성설</w:t>
-      </w:r>
-    </w:p>
-    <w:p>
-      <w:r>
-        <w:rPr>
-          <w:rFonts w:ascii="Arial" w:hAnsi="Arial"/>
-        </w:rPr>
-        <w:t xml:space="preserve">  96. 상대적위법성설</w:t>
-      </w:r>
-    </w:p>
-    <w:p>
-      <w:r>
-        <w:rPr>
-          <w:rFonts w:ascii="Arial" w:hAnsi="Arial"/>
-        </w:rPr>
-        <w:t xml:space="preserve">  97. 취소소송</w:t>
-      </w:r>
-    </w:p>
-    <w:p>
-      <w:r>
-        <w:rPr>
-          <w:rFonts w:ascii="Arial" w:hAnsi="Arial"/>
-        </w:rPr>
-        <w:t xml:space="preserve">  98. 국가배상청구소송</w:t>
-      </w:r>
-    </w:p>
-    <w:p>
-      <w:r>
-        <w:rPr>
-          <w:rFonts w:ascii="Arial" w:hAnsi="Arial"/>
-        </w:rPr>
-        <w:t xml:space="preserve">  99. 목적</w:t>
-      </w:r>
-    </w:p>
-    <w:p>
-      <w:r>
-        <w:rPr>
-          <w:rFonts w:ascii="Arial" w:hAnsi="Arial"/>
-        </w:rPr>
-        <w:t xml:space="preserve">  100. 판단기준</w:t>
-      </w:r>
-    </w:p>
-    <w:p/>
-    <w:p>
-      <w:r>
-        <w:rPr>
-          <w:rFonts w:ascii="Arial" w:hAnsi="Arial"/>
-          <w:b/>
-          <w:sz w:val="24"/>
-        </w:rPr>
-        <w:t>■ 3) 처분의 위법성과 법령위반</w:t>
-      </w:r>
-    </w:p>
-    <w:p>
-      <w:r>
-        <w:rPr>
-          <w:rFonts w:ascii="Arial" w:hAnsi="Arial"/>
-        </w:rPr>
-        <w:t xml:space="preserve">  101. 객관적</w:t>
-      </w:r>
-    </w:p>
-    <w:p>
-      <w:r>
-        <w:rPr>
-          <w:rFonts w:ascii="Arial" w:hAnsi="Arial"/>
-        </w:rPr>
-        <w:t xml:space="preserve">  102. 정당성</w:t>
-      </w:r>
-    </w:p>
-    <w:p>
-      <w:r>
-        <w:rPr>
-          <w:rFonts w:ascii="Arial" w:hAnsi="Arial"/>
-        </w:rPr>
-        <w:t xml:space="preserve">  103. 피침해이익</w:t>
-      </w:r>
-    </w:p>
-    <w:p>
-      <w:r>
-        <w:rPr>
-          <w:rFonts w:ascii="Arial" w:hAnsi="Arial"/>
-        </w:rPr>
-        <w:t xml:space="preserve">  104. 침해행위</w:t>
-      </w:r>
-    </w:p>
-    <w:p>
-      <w:r>
-        <w:rPr>
-          <w:rFonts w:ascii="Arial" w:hAnsi="Arial"/>
-        </w:rPr>
-        <w:t xml:space="preserve">  105. 피해자</w:t>
-      </w:r>
-    </w:p>
-    <w:p>
-      <w:r>
-        <w:rPr>
-          <w:rFonts w:ascii="Arial" w:hAnsi="Arial"/>
-        </w:rPr>
-        <w:t xml:space="preserve">  106. 손해정도</w:t>
-      </w:r>
-    </w:p>
-    <w:p/>
-    <w:p>
-      <w:r>
-        <w:rPr>
-          <w:rFonts w:ascii="Arial" w:hAnsi="Arial"/>
-          <w:b/>
-          <w:sz w:val="24"/>
-        </w:rPr>
-        <w:t>■ 3) 처분의 위법성과 법령위반</w:t>
-      </w:r>
-    </w:p>
-    <w:p>
-      <w:r>
-        <w:rPr>
-          <w:rFonts w:ascii="Arial" w:hAnsi="Arial"/>
-        </w:rPr>
-        <w:t xml:space="preserve">  107. 권한</w:t>
-      </w:r>
-    </w:p>
-    <w:p>
-      <w:r>
-        <w:rPr>
-          <w:rFonts w:ascii="Arial" w:hAnsi="Arial"/>
-        </w:rPr>
-        <w:t xml:space="preserve">  108. 불행사</w:t>
-      </w:r>
-    </w:p>
-    <w:p>
-      <w:r>
-        <w:rPr>
-          <w:rFonts w:ascii="Arial" w:hAnsi="Arial"/>
-        </w:rPr>
-        <w:t xml:space="preserve">  109. 부작위</w:t>
-      </w:r>
-    </w:p>
-    <w:p>
-      <w:r>
-        <w:rPr>
-          <w:rFonts w:ascii="Arial" w:hAnsi="Arial"/>
-        </w:rPr>
-        <w:t xml:space="preserve">  110. 위법성</w:t>
-      </w:r>
-    </w:p>
-    <w:p>
-      <w:r>
-        <w:rPr>
-          <w:rFonts w:ascii="Arial" w:hAnsi="Arial"/>
-        </w:rPr>
-        <w:t xml:space="preserve">  111. 작위의무</w:t>
-      </w:r>
-    </w:p>
-    <w:p>
-      <w:r>
-        <w:rPr>
-          <w:rFonts w:ascii="Arial" w:hAnsi="Arial"/>
-        </w:rPr>
-        <w:t xml:space="preserve">  112. 사익보호성</w:t>
-      </w:r>
-    </w:p>
-    <w:p/>
-    <w:p>
-      <w:r>
-        <w:rPr>
-          <w:rFonts w:ascii="Arial" w:hAnsi="Arial"/>
-          <w:b/>
-          <w:sz w:val="24"/>
-        </w:rPr>
-        <w:t>■ 4) 부작위와 국가배상</w:t>
-      </w:r>
-    </w:p>
-    <w:p>
-      <w:r>
-        <w:rPr>
-          <w:rFonts w:ascii="Arial" w:hAnsi="Arial"/>
-        </w:rPr>
-        <w:t xml:space="preserve">  113. 작위의무</w:t>
-      </w:r>
-    </w:p>
-    <w:p>
-      <w:r>
-        <w:rPr>
-          <w:rFonts w:ascii="Arial" w:hAnsi="Arial"/>
-        </w:rPr>
-        <w:t xml:space="preserve">  114. 기속행위</w:t>
-      </w:r>
-    </w:p>
-    <w:p>
-      <w:r>
-        <w:rPr>
-          <w:rFonts w:ascii="Arial" w:hAnsi="Arial"/>
-        </w:rPr>
-        <w:t xml:space="preserve">  115. 재량행위</w:t>
-      </w:r>
-    </w:p>
-    <w:p>
-      <w:r>
-        <w:rPr>
-          <w:rFonts w:ascii="Arial" w:hAnsi="Arial"/>
-        </w:rPr>
-        <w:t xml:space="preserve">  116. 수축</w:t>
-      </w:r>
-    </w:p>
-    <w:p>
-      <w:r>
-        <w:rPr>
-          <w:rFonts w:ascii="Arial" w:hAnsi="Arial"/>
-        </w:rPr>
-        <w:t xml:space="preserve">  117. 응답의무</w:t>
-      </w:r>
-    </w:p>
-    <w:p/>
-    <w:p>
-      <w:r>
-        <w:rPr>
-          <w:rFonts w:ascii="Arial" w:hAnsi="Arial"/>
-          <w:b/>
-          <w:sz w:val="24"/>
-        </w:rPr>
-        <w:t>■ - 작위의무 –</w:t>
-      </w:r>
-    </w:p>
-    <w:p>
-      <w:r>
-        <w:rPr>
-          <w:rFonts w:ascii="Arial" w:hAnsi="Arial"/>
-        </w:rPr>
-        <w:t xml:space="preserve">  118. 부작위</w:t>
-      </w:r>
-    </w:p>
-    <w:p>
-      <w:r>
-        <w:rPr>
-          <w:rFonts w:ascii="Arial" w:hAnsi="Arial"/>
-        </w:rPr>
-        <w:t xml:space="preserve">  119. 법령위반</w:t>
-      </w:r>
-    </w:p>
-    <w:p>
-      <w:r>
-        <w:rPr>
-          <w:rFonts w:ascii="Arial" w:hAnsi="Arial"/>
-        </w:rPr>
-        <w:t xml:space="preserve">  120. 신청</w:t>
-      </w:r>
-    </w:p>
-    <w:p>
-      <w:r>
-        <w:rPr>
-          <w:rFonts w:ascii="Arial" w:hAnsi="Arial"/>
-        </w:rPr>
-        <w:t xml:space="preserve">  121. 작위의무</w:t>
-      </w:r>
-    </w:p>
-    <w:p/>
-    <w:p>
-      <w:r>
-        <w:rPr>
-          <w:rFonts w:ascii="Arial" w:hAnsi="Arial"/>
-          <w:b/>
-          <w:sz w:val="24"/>
-        </w:rPr>
-        <w:t>■ - 작위의무 –</w:t>
-      </w:r>
-    </w:p>
-    <w:p>
-      <w:r>
-        <w:rPr>
-          <w:rFonts w:ascii="Arial" w:hAnsi="Arial"/>
-        </w:rPr>
-        <w:t xml:space="preserve">  122. 법령</w:t>
-      </w:r>
-    </w:p>
-    <w:p>
-      <w:r>
-        <w:rPr>
-          <w:rFonts w:ascii="Arial" w:hAnsi="Arial"/>
-        </w:rPr>
-        <w:t xml:space="preserve">  123. 작위의무</w:t>
-      </w:r>
-    </w:p>
-    <w:p>
-      <w:r>
-        <w:rPr>
-          <w:rFonts w:ascii="Arial" w:hAnsi="Arial"/>
-        </w:rPr>
-        <w:t xml:space="preserve">  124. 국가</w:t>
-      </w:r>
-    </w:p>
-    <w:p>
-      <w:r>
-        <w:rPr>
-          <w:rFonts w:ascii="Arial" w:hAnsi="Arial"/>
-        </w:rPr>
-        <w:t xml:space="preserve">  125. 생명</w:t>
-      </w:r>
-    </w:p>
-    <w:p>
-      <w:r>
-        <w:rPr>
-          <w:rFonts w:ascii="Arial" w:hAnsi="Arial"/>
-        </w:rPr>
-        <w:t xml:space="preserve">  126. 신체</w:t>
-      </w:r>
-    </w:p>
-    <w:p>
-      <w:r>
-        <w:rPr>
-          <w:rFonts w:ascii="Arial" w:hAnsi="Arial"/>
-        </w:rPr>
-        <w:t xml:space="preserve">  127. 재산</w:t>
-      </w:r>
-    </w:p>
-    <w:p>
-      <w:r>
-        <w:rPr>
-          <w:rFonts w:ascii="Arial" w:hAnsi="Arial"/>
-        </w:rPr>
-        <w:t xml:space="preserve">  128. 위험배제</w:t>
-      </w:r>
-    </w:p>
-    <w:p/>
-    <w:p>
-      <w:r>
-        <w:rPr>
-          <w:rFonts w:ascii="Arial" w:hAnsi="Arial"/>
-          <w:b/>
-          <w:sz w:val="24"/>
-        </w:rPr>
-        <w:t>■ - 작위의무 –</w:t>
-      </w:r>
-    </w:p>
-    <w:p>
-      <w:r>
-        <w:rPr>
-          <w:rFonts w:ascii="Arial" w:hAnsi="Arial"/>
-        </w:rPr>
-        <w:t xml:space="preserve">  129. 부작위</w:t>
-      </w:r>
-    </w:p>
-    <w:p>
-      <w:r>
-        <w:rPr>
-          <w:rFonts w:ascii="Arial" w:hAnsi="Arial"/>
-        </w:rPr>
-        <w:t xml:space="preserve">  130. 위법성</w:t>
-      </w:r>
-    </w:p>
-    <w:p>
-      <w:r>
-        <w:rPr>
-          <w:rFonts w:ascii="Arial" w:hAnsi="Arial"/>
-        </w:rPr>
-        <w:t xml:space="preserve">  131. 법익</w:t>
-      </w:r>
-    </w:p>
-    <w:p>
-      <w:r>
-        <w:rPr>
-          <w:rFonts w:ascii="Arial" w:hAnsi="Arial"/>
-        </w:rPr>
-        <w:t xml:space="preserve">  132. 손해</w:t>
-      </w:r>
-    </w:p>
-    <w:p>
-      <w:r>
-        <w:rPr>
-          <w:rFonts w:ascii="Arial" w:hAnsi="Arial"/>
-        </w:rPr>
-        <w:t xml:space="preserve">  133. 심각성</w:t>
-      </w:r>
-    </w:p>
-    <w:p>
-      <w:r>
-        <w:rPr>
-          <w:rFonts w:ascii="Arial" w:hAnsi="Arial"/>
-        </w:rPr>
-        <w:t xml:space="preserve">  134. 공무원</w:t>
-      </w:r>
-    </w:p>
-    <w:p>
-      <w:r>
-        <w:rPr>
-          <w:rFonts w:ascii="Arial" w:hAnsi="Arial"/>
-        </w:rPr>
-        <w:t xml:space="preserve">  135. 예견가능성</w:t>
-      </w:r>
-    </w:p>
-    <w:p>
-      <w:r>
-        <w:rPr>
-          <w:rFonts w:ascii="Arial" w:hAnsi="Arial"/>
-        </w:rPr>
-        <w:t xml:space="preserve">  136. 회피가능성</w:t>
-      </w:r>
-    </w:p>
-    <w:p/>
-    <w:p>
-      <w:r>
-        <w:rPr>
-          <w:rFonts w:ascii="Arial" w:hAnsi="Arial"/>
-          <w:b/>
-          <w:sz w:val="24"/>
-        </w:rPr>
-        <w:t>■ - 사익보호성 (반사적 이익론) -</w:t>
-      </w:r>
-    </w:p>
-    <w:p>
-      <w:r>
-        <w:rPr>
-          <w:rFonts w:ascii="Arial" w:hAnsi="Arial"/>
-        </w:rPr>
-        <w:t xml:space="preserve">  137. 행정기관</w:t>
-      </w:r>
-    </w:p>
-    <w:p>
-      <w:r>
-        <w:rPr>
-          <w:rFonts w:ascii="Arial" w:hAnsi="Arial"/>
-        </w:rPr>
-        <w:t xml:space="preserve">  138. 작위</w:t>
-      </w:r>
-    </w:p>
-    <w:p>
-      <w:r>
-        <w:rPr>
-          <w:rFonts w:ascii="Arial" w:hAnsi="Arial"/>
-        </w:rPr>
-        <w:t xml:space="preserve">  139. 권한행사</w:t>
-      </w:r>
-    </w:p>
-    <w:p>
-      <w:r>
-        <w:rPr>
-          <w:rFonts w:ascii="Arial" w:hAnsi="Arial"/>
-        </w:rPr>
-        <w:t xml:space="preserve">  140. 이익</w:t>
-      </w:r>
-    </w:p>
-    <w:p>
-      <w:r>
-        <w:rPr>
-          <w:rFonts w:ascii="Arial" w:hAnsi="Arial"/>
-        </w:rPr>
-        <w:t xml:space="preserve">  141. 반사적 이익</w:t>
-      </w:r>
-    </w:p>
-    <w:p>
-      <w:r>
-        <w:rPr>
-          <w:rFonts w:ascii="Arial" w:hAnsi="Arial"/>
-        </w:rPr>
-        <w:t xml:space="preserve">  142. 국가배상책임</w:t>
-      </w:r>
-    </w:p>
-    <w:p>
-      <w:r>
-        <w:rPr>
-          <w:rFonts w:ascii="Arial" w:hAnsi="Arial"/>
-        </w:rPr>
-        <w:t xml:space="preserve">  143. 사익보호성</w:t>
-      </w:r>
-    </w:p>
-    <w:p/>
-    <w:p>
-      <w:r>
-        <w:rPr>
-          <w:rFonts w:ascii="Arial" w:hAnsi="Arial"/>
-          <w:b/>
-          <w:sz w:val="24"/>
-        </w:rPr>
-        <w:t>■ - 사익보호성 (반사적 이익론) -</w:t>
-      </w:r>
-    </w:p>
-    <w:p>
-      <w:r>
-        <w:rPr>
-          <w:rFonts w:ascii="Arial" w:hAnsi="Arial"/>
-        </w:rPr>
-        <w:t xml:space="preserve">  144. 사익보호성</w:t>
-      </w:r>
-    </w:p>
-    <w:p>
-      <w:r>
-        <w:rPr>
-          <w:rFonts w:ascii="Arial" w:hAnsi="Arial"/>
-        </w:rPr>
-        <w:t xml:space="preserve">  145. 법령</w:t>
-      </w:r>
-    </w:p>
-    <w:p>
-      <w:r>
-        <w:rPr>
-          <w:rFonts w:ascii="Arial" w:hAnsi="Arial"/>
-        </w:rPr>
-        <w:t xml:space="preserve">  146. 의무</w:t>
-      </w:r>
-    </w:p>
-    <w:p>
-      <w:r>
-        <w:rPr>
-          <w:rFonts w:ascii="Arial" w:hAnsi="Arial"/>
-        </w:rPr>
-        <w:t xml:space="preserve">  147. 공공일반</w:t>
-      </w:r>
-    </w:p>
-    <w:p>
-      <w:r>
-        <w:rPr>
-          <w:rFonts w:ascii="Arial" w:hAnsi="Arial"/>
-        </w:rPr>
-        <w:t xml:space="preserve">  148. 행정기관</w:t>
-      </w:r>
-    </w:p>
-    <w:p>
-      <w:r>
-        <w:rPr>
-          <w:rFonts w:ascii="Arial" w:hAnsi="Arial"/>
-        </w:rPr>
-        <w:t xml:space="preserve">  149. 내부질서</w:t>
-      </w:r>
-    </w:p>
-    <w:p>
-      <w:r>
-        <w:rPr>
-          <w:rFonts w:ascii="Arial" w:hAnsi="Arial"/>
-        </w:rPr>
-        <w:t xml:space="preserve">  150. 인과관계</w:t>
-      </w:r>
-    </w:p>
-    <w:p/>
-    <w:p>
-      <w:r>
-        <w:rPr>
-          <w:rFonts w:ascii="Arial" w:hAnsi="Arial"/>
-          <w:b/>
-          <w:sz w:val="24"/>
-        </w:rPr>
-        <w:t>■ - 사익보호성 (반사적 이익론) -</w:t>
-      </w:r>
-    </w:p>
-    <w:p>
-      <w:r>
-        <w:rPr>
-          <w:rFonts w:ascii="Arial" w:hAnsi="Arial"/>
-        </w:rPr>
-        <w:t xml:space="preserve">  151. 재판</w:t>
-      </w:r>
-    </w:p>
-    <w:p>
-      <w:r>
-        <w:rPr>
-          <w:rFonts w:ascii="Arial" w:hAnsi="Arial"/>
-        </w:rPr>
-        <w:t xml:space="preserve">  152. 독립성</w:t>
-      </w:r>
-    </w:p>
-    <w:p>
-      <w:r>
-        <w:rPr>
-          <w:rFonts w:ascii="Arial" w:hAnsi="Arial"/>
-        </w:rPr>
-        <w:t xml:space="preserve">  153. 확정판결</w:t>
-      </w:r>
-    </w:p>
-    <w:p>
-      <w:r>
-        <w:rPr>
-          <w:rFonts w:ascii="Arial" w:hAnsi="Arial"/>
-        </w:rPr>
-        <w:t xml:space="preserve">  154. 기판력</w:t>
-      </w:r>
-    </w:p>
-    <w:p>
-      <w:r>
-        <w:rPr>
-          <w:rFonts w:ascii="Arial" w:hAnsi="Arial"/>
-        </w:rPr>
-        <w:t xml:space="preserve">  155. 국가배상책임</w:t>
-      </w:r>
-    </w:p>
-    <w:p/>
-    <w:p>
-      <w:r>
-        <w:rPr>
-          <w:rFonts w:ascii="Arial" w:hAnsi="Arial"/>
-          <w:b/>
-          <w:sz w:val="24"/>
-        </w:rPr>
-        <w:t>■ - 사익보호성 (반사적 이익론) -</w:t>
-      </w:r>
-    </w:p>
-    <w:p>
-      <w:r>
-        <w:rPr>
-          <w:rFonts w:ascii="Arial" w:hAnsi="Arial"/>
-        </w:rPr>
-        <w:t xml:space="preserve">  156. 법관</w:t>
-      </w:r>
-    </w:p>
-    <w:p>
-      <w:r>
-        <w:rPr>
-          <w:rFonts w:ascii="Arial" w:hAnsi="Arial"/>
-        </w:rPr>
-        <w:t xml:space="preserve">  157. 위법</w:t>
-      </w:r>
-    </w:p>
-    <w:p>
-      <w:r>
-        <w:rPr>
-          <w:rFonts w:ascii="Arial" w:hAnsi="Arial"/>
-        </w:rPr>
-        <w:t xml:space="preserve">  158. 부당</w:t>
-      </w:r>
-    </w:p>
-    <w:p>
-      <w:r>
-        <w:rPr>
-          <w:rFonts w:ascii="Arial" w:hAnsi="Arial"/>
-        </w:rPr>
-        <w:t xml:space="preserve">  159. 목적</w:t>
-      </w:r>
-    </w:p>
-    <w:p>
-      <w:r>
-        <w:rPr>
-          <w:rFonts w:ascii="Arial" w:hAnsi="Arial"/>
-        </w:rPr>
-        <w:t xml:space="preserve">  160. 재판</w:t>
-      </w:r>
-    </w:p>
-    <w:p>
-      <w:r>
-        <w:rPr>
-          <w:rFonts w:ascii="Arial" w:hAnsi="Arial"/>
-        </w:rPr>
-        <w:t xml:space="preserve">  161. 기준</w:t>
-      </w:r>
-    </w:p>
-    <w:p>
-      <w:r>
-        <w:rPr>
-          <w:rFonts w:ascii="Arial" w:hAnsi="Arial"/>
-        </w:rPr>
-        <w:t xml:space="preserve">  162. 권한</w:t>
-      </w:r>
-    </w:p>
-    <w:p/>
-    <w:p>
-      <w:r>
-        <w:rPr>
-          <w:rFonts w:ascii="Arial" w:hAnsi="Arial"/>
-          <w:b/>
-          <w:sz w:val="24"/>
-        </w:rPr>
-        <w:t>■ 5) 위법한 판결에 의한 국가배상</w:t>
-      </w:r>
-    </w:p>
-    <w:p>
-      <w:r>
-        <w:rPr>
-          <w:rFonts w:ascii="Arial" w:hAnsi="Arial"/>
-        </w:rPr>
-        <w:t xml:space="preserve">  163. 재판</w:t>
-      </w:r>
-    </w:p>
-    <w:p>
-      <w:r>
-        <w:rPr>
-          <w:rFonts w:ascii="Arial" w:hAnsi="Arial"/>
-        </w:rPr>
-        <w:t xml:space="preserve">  164. 불복절차</w:t>
-      </w:r>
-    </w:p>
-    <w:p>
-      <w:r>
-        <w:rPr>
-          <w:rFonts w:ascii="Arial" w:hAnsi="Arial"/>
-        </w:rPr>
-        <w:t xml:space="preserve">  165. 시정</w:t>
-      </w:r>
-    </w:p>
-    <w:p>
-      <w:r>
-        <w:rPr>
-          <w:rFonts w:ascii="Arial" w:hAnsi="Arial"/>
-        </w:rPr>
-        <w:t xml:space="preserve">  166. 국가배상</w:t>
-      </w:r>
-    </w:p>
-    <w:p>
-      <w:r>
-        <w:rPr>
-          <w:rFonts w:ascii="Arial" w:hAnsi="Arial"/>
-        </w:rPr>
-        <w:t xml:space="preserve">  167. 권리구제</w:t>
-      </w:r>
-    </w:p>
-    <w:p>
-      <w:r>
-        <w:rPr>
-          <w:rFonts w:ascii="Arial" w:hAnsi="Arial"/>
-        </w:rPr>
-        <w:t xml:space="preserve">  168. 보충성</w:t>
-      </w:r>
-    </w:p>
-    <w:p/>
-    <w:p>
-      <w:r>
-        <w:rPr>
-          <w:rFonts w:ascii="Arial" w:hAnsi="Arial"/>
-          <w:b/>
-          <w:sz w:val="24"/>
-        </w:rPr>
-        <w:t>■ 5) 위법한 판결에 의한 국가배상</w:t>
-      </w:r>
-    </w:p>
-    <w:p>
-      <w:r>
-        <w:rPr>
-          <w:rFonts w:ascii="Arial" w:hAnsi="Arial"/>
-        </w:rPr>
-        <w:t xml:space="preserve">  169. 공무원</w:t>
-      </w:r>
-    </w:p>
-    <w:p>
-      <w:r>
-        <w:rPr>
-          <w:rFonts w:ascii="Arial" w:hAnsi="Arial"/>
-        </w:rPr>
-        <w:t xml:space="preserve">  170. 직무상 불법행위</w:t>
-      </w:r>
-    </w:p>
-    <w:p>
-      <w:r>
-        <w:rPr>
-          <w:rFonts w:ascii="Arial" w:hAnsi="Arial"/>
-        </w:rPr>
-        <w:t xml:space="preserve">  171. 손해</w:t>
-      </w:r>
-    </w:p>
-    <w:p>
-      <w:r>
-        <w:rPr>
-          <w:rFonts w:ascii="Arial" w:hAnsi="Arial"/>
-        </w:rPr>
-        <w:t xml:space="preserve">  172. 국민</w:t>
-      </w:r>
-    </w:p>
-    <w:p>
-      <w:r>
-        <w:rPr>
-          <w:rFonts w:ascii="Arial" w:hAnsi="Arial"/>
-        </w:rPr>
-        <w:t xml:space="preserve">  173. 법률</w:t>
-      </w:r>
-    </w:p>
-    <w:p>
-      <w:r>
-        <w:rPr>
-          <w:rFonts w:ascii="Arial" w:hAnsi="Arial"/>
-        </w:rPr>
-        <w:t xml:space="preserve">  174. 국가</w:t>
-      </w:r>
-    </w:p>
-    <w:p>
-      <w:r>
-        <w:rPr>
-          <w:rFonts w:ascii="Arial" w:hAnsi="Arial"/>
-        </w:rPr>
-        <w:t xml:space="preserve">  175. 공공단체</w:t>
-      </w:r>
-    </w:p>
-    <w:p/>
-    <w:p>
-      <w:r>
-        <w:rPr>
-          <w:rFonts w:ascii="Arial" w:hAnsi="Arial"/>
-          <w:b/>
-          <w:sz w:val="24"/>
-        </w:rPr>
-        <w:t>■ 5) 위법한 판결에 의한 국가배상</w:t>
-      </w:r>
-    </w:p>
-    <w:p>
-      <w:r>
-        <w:rPr>
-          <w:rFonts w:ascii="Arial" w:hAnsi="Arial"/>
-        </w:rPr>
-        <w:t xml:space="preserve">  176. 국가배상법</w:t>
-      </w:r>
-    </w:p>
-    <w:p>
-      <w:r>
-        <w:rPr>
-          <w:rFonts w:ascii="Arial" w:hAnsi="Arial"/>
-        </w:rPr>
-        <w:t xml:space="preserve">  177. 배상청구</w:t>
-      </w:r>
-    </w:p>
-    <w:p>
-      <w:r>
-        <w:rPr>
-          <w:rFonts w:ascii="Arial" w:hAnsi="Arial"/>
-        </w:rPr>
-        <w:t xml:space="preserve">  178. 가해공무원</w:t>
-      </w:r>
-    </w:p>
-    <w:p>
-      <w:r>
-        <w:rPr>
-          <w:rFonts w:ascii="Arial" w:hAnsi="Arial"/>
-        </w:rPr>
-        <w:t xml:space="preserve">  179. 직접</w:t>
-      </w:r>
-    </w:p>
-    <w:p>
-      <w:r>
-        <w:rPr>
-          <w:rFonts w:ascii="Arial" w:hAnsi="Arial"/>
-        </w:rPr>
-        <w:t xml:space="preserve">  180. 배상청구</w:t>
-      </w:r>
-    </w:p>
-    <w:p>
-      <w:r>
-        <w:rPr>
-          <w:rFonts w:ascii="Arial" w:hAnsi="Arial"/>
-        </w:rPr>
-        <w:t xml:space="preserve">  181. 헌법</w:t>
-      </w:r>
-    </w:p>
-    <w:p/>
-    <w:p>
-      <w:r>
-        <w:rPr>
-          <w:rFonts w:ascii="Arial" w:hAnsi="Arial"/>
-          <w:b/>
-          <w:sz w:val="24"/>
-        </w:rPr>
-        <w:t>■ 5) 위법한 판결에 의한 국가배상</w:t>
-      </w:r>
-    </w:p>
-    <w:p>
-      <w:r>
-        <w:rPr>
-          <w:rFonts w:ascii="Arial" w:hAnsi="Arial"/>
-        </w:rPr>
-        <w:t xml:space="preserve">  182. 공무원</w:t>
-      </w:r>
-    </w:p>
-    <w:p>
-      <w:r>
-        <w:rPr>
-          <w:rFonts w:ascii="Arial" w:hAnsi="Arial"/>
-        </w:rPr>
-        <w:t xml:space="preserve">  183. 위법행위</w:t>
-      </w:r>
-    </w:p>
-    <w:p>
-      <w:r>
-        <w:rPr>
-          <w:rFonts w:ascii="Arial" w:hAnsi="Arial"/>
-        </w:rPr>
-        <w:t xml:space="preserve">  184. 방지</w:t>
-      </w:r>
-    </w:p>
-    <w:p>
-      <w:r>
-        <w:rPr>
-          <w:rFonts w:ascii="Arial" w:hAnsi="Arial"/>
-        </w:rPr>
-        <w:t xml:space="preserve">  185. 피해자</w:t>
-      </w:r>
-    </w:p>
-    <w:p>
-      <w:r>
-        <w:rPr>
-          <w:rFonts w:ascii="Arial" w:hAnsi="Arial"/>
-        </w:rPr>
-        <w:t xml:space="preserve">  186. 권리구제</w:t>
-      </w:r>
-    </w:p>
-    <w:p>
-      <w:r>
-        <w:rPr>
-          <w:rFonts w:ascii="Arial" w:hAnsi="Arial"/>
-        </w:rPr>
-        <w:t xml:space="preserve">  187. 직접청구</w:t>
-      </w:r>
-    </w:p>
-    <w:p/>
-    <w:p>
-      <w:r>
-        <w:rPr>
-          <w:rFonts w:ascii="Arial" w:hAnsi="Arial"/>
-          <w:b/>
-          <w:sz w:val="24"/>
-        </w:rPr>
-        <w:t>■ 3. 가해공무원의 대외적 책임(경과실 부정, 고의중과실 긍정)</w:t>
-      </w:r>
-    </w:p>
-    <w:p>
-      <w:r>
-        <w:rPr>
-          <w:rFonts w:ascii="Arial" w:hAnsi="Arial"/>
-        </w:rPr>
-        <w:t xml:space="preserve">  188. 공무원</w:t>
-      </w:r>
-    </w:p>
-    <w:p>
-      <w:r>
-        <w:rPr>
-          <w:rFonts w:ascii="Arial" w:hAnsi="Arial"/>
-        </w:rPr>
-        <w:t xml:space="preserve">  189. 경과실</w:t>
-      </w:r>
-    </w:p>
-    <w:p>
-      <w:r>
-        <w:rPr>
-          <w:rFonts w:ascii="Arial" w:hAnsi="Arial"/>
-        </w:rPr>
-        <w:t xml:space="preserve">  190. 손해</w:t>
-      </w:r>
-    </w:p>
-    <w:p>
-      <w:r>
-        <w:rPr>
-          <w:rFonts w:ascii="Arial" w:hAnsi="Arial"/>
-        </w:rPr>
-        <w:t xml:space="preserve">  191. 국가</w:t>
-      </w:r>
-    </w:p>
-    <w:p>
-      <w:r>
-        <w:rPr>
-          <w:rFonts w:ascii="Arial" w:hAnsi="Arial"/>
-        </w:rPr>
-        <w:t xml:space="preserve">  192. 기관</w:t>
-      </w:r>
-    </w:p>
-    <w:p>
-      <w:r>
-        <w:rPr>
-          <w:rFonts w:ascii="Arial" w:hAnsi="Arial"/>
-        </w:rPr>
-        <w:t xml:space="preserve">  193. 고의중과실</w:t>
-      </w:r>
-    </w:p>
-    <w:p>
-      <w:r>
-        <w:rPr>
-          <w:rFonts w:ascii="Arial" w:hAnsi="Arial"/>
-        </w:rPr>
-        <w:t xml:space="preserve">  194. 직접</w:t>
-      </w:r>
-    </w:p>
-    <w:p>
-      <w:r>
-        <w:rPr>
-          <w:rFonts w:ascii="Arial" w:hAnsi="Arial"/>
-        </w:rPr>
-        <w:t xml:space="preserve">  195. 손해배상책임</w:t>
-      </w:r>
-    </w:p>
-    <w:p/>
-    <w:p>
-      <w:r>
-        <w:rPr>
-          <w:rFonts w:ascii="Arial" w:hAnsi="Arial"/>
-          <w:b/>
-          <w:sz w:val="24"/>
-        </w:rPr>
-        <w:t>■ 3. 가해공무원의 대외적 책임(경과실 부정, 고의중과실 긍정)</w:t>
-      </w:r>
-    </w:p>
-    <w:p>
-      <w:r>
-        <w:rPr>
-          <w:rFonts w:ascii="Arial" w:hAnsi="Arial"/>
-        </w:rPr>
-        <w:t xml:space="preserve">  196. 기판력</w:t>
-      </w:r>
-    </w:p>
-    <w:p>
-      <w:r>
-        <w:rPr>
-          <w:rFonts w:ascii="Arial" w:hAnsi="Arial"/>
-        </w:rPr>
-        <w:t xml:space="preserve">  197. 소송물</w:t>
-      </w:r>
-    </w:p>
-    <w:p>
-      <w:r>
-        <w:rPr>
-          <w:rFonts w:ascii="Arial" w:hAnsi="Arial"/>
-        </w:rPr>
-        <w:t xml:space="preserve">  198. 법원</w:t>
-      </w:r>
-    </w:p>
-    <w:p>
-      <w:r>
-        <w:rPr>
-          <w:rFonts w:ascii="Arial" w:hAnsi="Arial"/>
-        </w:rPr>
-        <w:t xml:space="preserve">  199. 판단</w:t>
-      </w:r>
-    </w:p>
-    <w:p>
-      <w:r>
-        <w:rPr>
-          <w:rFonts w:ascii="Arial" w:hAnsi="Arial"/>
-        </w:rPr>
-        <w:t xml:space="preserve">  200. 확정</w:t>
-      </w:r>
-    </w:p>
-    <w:p>
-      <w:r>
-        <w:rPr>
-          <w:rFonts w:ascii="Arial" w:hAnsi="Arial"/>
-        </w:rPr>
-        <w:t xml:space="preserve">  201. 구속력</w:t>
-      </w:r>
-    </w:p>
-    <w:p/>
-    <w:p>
-      <w:r>
-        <w:rPr>
-          <w:rFonts w:ascii="Arial" w:hAnsi="Arial"/>
-          <w:b/>
-          <w:sz w:val="24"/>
-        </w:rPr>
-        <w:t>■ 3. 가해공무원의 대외적 책임(경과실 부정, 고의중과실 긍정)</w:t>
-      </w:r>
-    </w:p>
-    <w:p>
-      <w:r>
-        <w:rPr>
-          <w:rFonts w:ascii="Arial" w:hAnsi="Arial"/>
-        </w:rPr>
-        <w:t xml:space="preserve">  202. 취소소송</w:t>
-      </w:r>
-    </w:p>
-    <w:p>
-      <w:r>
-        <w:rPr>
-          <w:rFonts w:ascii="Arial" w:hAnsi="Arial"/>
-        </w:rPr>
-        <w:t xml:space="preserve">  203. 소송물</w:t>
-      </w:r>
-    </w:p>
-    <w:p>
-      <w:r>
-        <w:rPr>
-          <w:rFonts w:ascii="Arial" w:hAnsi="Arial"/>
-        </w:rPr>
-        <w:t xml:space="preserve">  204. 처분</w:t>
-      </w:r>
-    </w:p>
-    <w:p>
-      <w:r>
-        <w:rPr>
-          <w:rFonts w:ascii="Arial" w:hAnsi="Arial"/>
-        </w:rPr>
-        <w:t xml:space="preserve">  205. 위법성</w:t>
-      </w:r>
-    </w:p>
-    <w:p>
-      <w:r>
-        <w:rPr>
-          <w:rFonts w:ascii="Arial" w:hAnsi="Arial"/>
-        </w:rPr>
-        <w:t xml:space="preserve">  206. 취소판결</w:t>
-      </w:r>
-    </w:p>
-    <w:p>
-      <w:r>
-        <w:rPr>
-          <w:rFonts w:ascii="Arial" w:hAnsi="Arial"/>
-        </w:rPr>
-        <w:t xml:space="preserve">  207. 기판력</w:t>
-      </w:r>
-    </w:p>
-    <w:p/>
-    <w:p>
-      <w:r>
-        <w:rPr>
-          <w:rFonts w:ascii="Arial" w:hAnsi="Arial"/>
-          <w:b/>
-          <w:sz w:val="24"/>
-        </w:rPr>
-        <w:t>■ 3. 가해공무원의 대외적 책임(경과실 부정, 고의중과실 긍정)</w:t>
-      </w:r>
-    </w:p>
-    <w:p>
-      <w:r>
-        <w:rPr>
-          <w:rFonts w:ascii="Arial" w:hAnsi="Arial"/>
-        </w:rPr>
-        <w:t xml:space="preserve">  208. 전부기판력 긍정설</w:t>
-      </w:r>
-    </w:p>
-    <w:p>
-      <w:r>
-        <w:rPr>
-          <w:rFonts w:ascii="Arial" w:hAnsi="Arial"/>
-        </w:rPr>
-        <w:t xml:space="preserve">  209. 협의의 행위위법성설</w:t>
-      </w:r>
-    </w:p>
-    <w:p>
-      <w:r>
-        <w:rPr>
-          <w:rFonts w:ascii="Arial" w:hAnsi="Arial"/>
-        </w:rPr>
-        <w:t xml:space="preserve">  210. 기판력</w:t>
-      </w:r>
-    </w:p>
-    <w:p>
-      <w:r>
-        <w:rPr>
-          <w:rFonts w:ascii="Arial" w:hAnsi="Arial"/>
-        </w:rPr>
-        <w:t xml:space="preserve">  211. 선행판결</w:t>
-      </w:r>
-    </w:p>
-    <w:p/>
-    <w:p>
-      <w:r>
-        <w:rPr>
-          <w:rFonts w:ascii="Arial" w:hAnsi="Arial"/>
-          <w:b/>
-          <w:sz w:val="24"/>
-        </w:rPr>
-        <w:t>■ 4. 구상관계</w:t>
-      </w:r>
-    </w:p>
-    <w:p>
-      <w:r>
-        <w:rPr>
-          <w:rFonts w:ascii="Arial" w:hAnsi="Arial"/>
-        </w:rPr>
-        <w:t xml:space="preserve">  212. 제한적 긍정설</w:t>
-      </w:r>
-    </w:p>
-    <w:p>
-      <w:r>
-        <w:rPr>
-          <w:rFonts w:ascii="Arial" w:hAnsi="Arial"/>
-        </w:rPr>
-        <w:t xml:space="preserve">  213. 광의의 행위위법성설</w:t>
-      </w:r>
-    </w:p>
-    <w:p>
-      <w:r>
-        <w:rPr>
-          <w:rFonts w:ascii="Arial" w:hAnsi="Arial"/>
-        </w:rPr>
-        <w:t xml:space="preserve">  214. 인용판결</w:t>
-      </w:r>
-    </w:p>
-    <w:p>
-      <w:r>
-        <w:rPr>
-          <w:rFonts w:ascii="Arial" w:hAnsi="Arial"/>
-        </w:rPr>
-        <w:t xml:space="preserve">  215. 기각판결</w:t>
-      </w:r>
-    </w:p>
-    <w:p/>
-    <w:p>
-      <w:r>
-        <w:rPr>
-          <w:rFonts w:ascii="Arial" w:hAnsi="Arial"/>
-          <w:b/>
-          <w:sz w:val="24"/>
-        </w:rPr>
-        <w:t>■ 4. 구상관계</w:t>
-      </w:r>
-    </w:p>
-    <w:p>
-      <w:r>
-        <w:rPr>
-          <w:rFonts w:ascii="Arial" w:hAnsi="Arial"/>
-        </w:rPr>
-        <w:t xml:space="preserve">  216. 항고소송</w:t>
-      </w:r>
-    </w:p>
-    <w:p>
-      <w:r>
-        <w:rPr>
-          <w:rFonts w:ascii="Arial" w:hAnsi="Arial"/>
-        </w:rPr>
-        <w:t xml:space="preserve">  217. 취소</w:t>
-      </w:r>
-    </w:p>
-    <w:p>
-      <w:r>
-        <w:rPr>
-          <w:rFonts w:ascii="Arial" w:hAnsi="Arial"/>
-        </w:rPr>
-        <w:t xml:space="preserve">  218. 기판력</w:t>
-      </w:r>
-    </w:p>
-    <w:p>
-      <w:r>
-        <w:rPr>
-          <w:rFonts w:ascii="Arial" w:hAnsi="Arial"/>
-        </w:rPr>
-        <w:t xml:space="preserve">  219. 행정처분</w:t>
-      </w:r>
-    </w:p>
-    <w:p>
-      <w:r>
-        <w:rPr>
-          <w:rFonts w:ascii="Arial" w:hAnsi="Arial"/>
-        </w:rPr>
-        <w:t xml:space="preserve">  220. 공무원</w:t>
-      </w:r>
-    </w:p>
-    <w:p>
-      <w:r>
-        <w:rPr>
-          <w:rFonts w:ascii="Arial" w:hAnsi="Arial"/>
-        </w:rPr>
-        <w:t xml:space="preserve">  221. 고의과실</w:t>
-      </w:r>
-    </w:p>
-    <w:p>
-      <w:r>
-        <w:rPr>
-          <w:rFonts w:ascii="Arial" w:hAnsi="Arial"/>
-        </w:rPr>
-        <w:t xml:space="preserve">  222. 불법행위</w:t>
-      </w:r>
-    </w:p>
-    <w:p/>
-    <w:p>
-      <w:r>
-        <w:rPr>
-          <w:rFonts w:ascii="Arial" w:hAnsi="Arial"/>
-          <w:b/>
-          <w:sz w:val="24"/>
-        </w:rPr>
-        <w:t>■ 4. 구상관계</w:t>
-      </w:r>
-    </w:p>
-    <w:p>
-      <w:r>
-        <w:rPr>
-          <w:rFonts w:ascii="Arial" w:hAnsi="Arial"/>
-        </w:rPr>
-        <w:t xml:space="preserve">  223. 민사법원</w:t>
-      </w:r>
-    </w:p>
-    <w:p>
-      <w:r>
-        <w:rPr>
-          <w:rFonts w:ascii="Arial" w:hAnsi="Arial"/>
-        </w:rPr>
-        <w:t xml:space="preserve">  224. 독자적</w:t>
-      </w:r>
-    </w:p>
-    <w:p>
-      <w:r>
-        <w:rPr>
-          <w:rFonts w:ascii="Arial" w:hAnsi="Arial"/>
-        </w:rPr>
-        <w:t xml:space="preserve">  225. 법령위반</w:t>
-      </w:r>
-    </w:p>
-    <w:p>
-      <w:r>
-        <w:rPr>
-          <w:rFonts w:ascii="Arial" w:hAnsi="Arial"/>
-        </w:rPr>
-        <w:t xml:space="preserve">  226. 국가배상청구요건</w:t>
-      </w:r>
-    </w:p>
-    <w:p>
-      <w:r>
-        <w:rPr>
-          <w:rFonts w:ascii="Arial" w:hAnsi="Arial"/>
-        </w:rPr>
-        <w:t xml:space="preserve">  227. 심리</w:t>
-      </w:r>
-    </w:p>
-    <w:p/>
-    <w:p>
-      <w:r>
-        <w:rPr>
-          <w:rFonts w:ascii="Arial" w:hAnsi="Arial"/>
-          <w:b/>
-          <w:sz w:val="24"/>
-        </w:rPr>
-        <w:t>■ 1) 청구인용판결이 확정된 경우</w:t>
-      </w:r>
-    </w:p>
-    <w:p>
-      <w:r>
-        <w:rPr>
-          <w:rFonts w:ascii="Arial" w:hAnsi="Arial"/>
-        </w:rPr>
-        <w:t xml:space="preserve">  228. 영조물</w:t>
-      </w:r>
-    </w:p>
-    <w:p>
-      <w:r>
-        <w:rPr>
-          <w:rFonts w:ascii="Arial" w:hAnsi="Arial"/>
-        </w:rPr>
-        <w:t xml:space="preserve">  229. 강학</w:t>
-      </w:r>
-    </w:p>
-    <w:p>
-      <w:r>
-        <w:rPr>
-          <w:rFonts w:ascii="Arial" w:hAnsi="Arial"/>
-        </w:rPr>
-        <w:t xml:space="preserve">  230. 공물</w:t>
-      </w:r>
-    </w:p>
-    <w:p>
-      <w:r>
-        <w:rPr>
-          <w:rFonts w:ascii="Arial" w:hAnsi="Arial"/>
-        </w:rPr>
-        <w:t xml:space="preserve">  231. 공공</w:t>
-      </w:r>
-    </w:p>
-    <w:p>
-      <w:r>
-        <w:rPr>
-          <w:rFonts w:ascii="Arial" w:hAnsi="Arial"/>
-        </w:rPr>
-        <w:t xml:space="preserve">  232. 목적</w:t>
-      </w:r>
-    </w:p>
-    <w:p>
-      <w:r>
-        <w:rPr>
-          <w:rFonts w:ascii="Arial" w:hAnsi="Arial"/>
-        </w:rPr>
-        <w:t xml:space="preserve">  233. 유체물</w:t>
-      </w:r>
-    </w:p>
-    <w:p>
-      <w:r>
-        <w:rPr>
-          <w:rFonts w:ascii="Arial" w:hAnsi="Arial"/>
-        </w:rPr>
-        <w:t xml:space="preserve">  234. 물적설비</w:t>
-      </w:r>
-    </w:p>
-    <w:p/>
-    <w:p>
-      <w:r>
-        <w:rPr>
-          <w:rFonts w:ascii="Arial" w:hAnsi="Arial"/>
-          <w:b/>
-          <w:sz w:val="24"/>
-        </w:rPr>
-        <w:t>■ 1) 청구인용판결이 확정된 경우</w:t>
-      </w:r>
-    </w:p>
-    <w:p>
-      <w:r>
-        <w:rPr>
-          <w:rFonts w:ascii="Arial" w:hAnsi="Arial"/>
-        </w:rPr>
-        <w:t xml:space="preserve">  235. 설치</w:t>
-      </w:r>
-    </w:p>
-    <w:p>
-      <w:r>
-        <w:rPr>
-          <w:rFonts w:ascii="Arial" w:hAnsi="Arial"/>
-        </w:rPr>
-        <w:t xml:space="preserve">  236. 관리</w:t>
-      </w:r>
-    </w:p>
-    <w:p>
-      <w:r>
-        <w:rPr>
-          <w:rFonts w:ascii="Arial" w:hAnsi="Arial"/>
-        </w:rPr>
-        <w:t xml:space="preserve">  237. 하자</w:t>
-      </w:r>
-    </w:p>
-    <w:p>
-      <w:r>
-        <w:rPr>
-          <w:rFonts w:ascii="Arial" w:hAnsi="Arial"/>
-        </w:rPr>
-        <w:t xml:space="preserve">  238. 공물</w:t>
-      </w:r>
-    </w:p>
-    <w:p>
-      <w:r>
-        <w:rPr>
-          <w:rFonts w:ascii="Arial" w:hAnsi="Arial"/>
-        </w:rPr>
-        <w:t xml:space="preserve">  239. 용도</w:t>
-      </w:r>
-    </w:p>
-    <w:p>
-      <w:r>
-        <w:rPr>
-          <w:rFonts w:ascii="Arial" w:hAnsi="Arial"/>
-        </w:rPr>
-        <w:t xml:space="preserve">  240. 안전성</w:t>
-      </w:r>
-    </w:p>
-    <w:p>
-      <w:r>
-        <w:rPr>
-          <w:rFonts w:ascii="Arial" w:hAnsi="Arial"/>
-        </w:rPr>
-        <w:t xml:space="preserve">  241. 방호조치의무</w:t>
-      </w:r>
-    </w:p>
-    <w:p/>
-    <w:p>
-      <w:r>
-        <w:rPr>
-          <w:rFonts w:ascii="Arial" w:hAnsi="Arial"/>
-          <w:b/>
-          <w:sz w:val="24"/>
-        </w:rPr>
-        <w:t>■ 1) 청구인용판결이 확정된 경우</w:t>
-      </w:r>
-    </w:p>
-    <w:p>
-      <w:r>
-        <w:rPr>
-          <w:rFonts w:ascii="Arial" w:hAnsi="Arial"/>
-        </w:rPr>
-        <w:t xml:space="preserve">  242. 영조물</w:t>
-      </w:r>
-    </w:p>
-    <w:p>
-      <w:r>
-        <w:rPr>
-          <w:rFonts w:ascii="Arial" w:hAnsi="Arial"/>
-        </w:rPr>
-        <w:t xml:space="preserve">  243. 책임</w:t>
-      </w:r>
-    </w:p>
-    <w:p>
-      <w:r>
-        <w:rPr>
-          <w:rFonts w:ascii="Arial" w:hAnsi="Arial"/>
-        </w:rPr>
-        <w:t xml:space="preserve">  244. 공무원</w:t>
-      </w:r>
-    </w:p>
-    <w:p>
-      <w:r>
-        <w:rPr>
-          <w:rFonts w:ascii="Arial" w:hAnsi="Arial"/>
-        </w:rPr>
-        <w:t xml:space="preserve">  245. 귀책사유</w:t>
-      </w:r>
-    </w:p>
-    <w:p>
-      <w:r>
-        <w:rPr>
-          <w:rFonts w:ascii="Arial" w:hAnsi="Arial"/>
-        </w:rPr>
-        <w:t xml:space="preserve">  246. 무과실 책임</w:t>
-      </w:r>
-    </w:p>
-    <w:p/>
-    <w:p>
-      <w:r>
-        <w:rPr>
-          <w:rFonts w:ascii="Arial" w:hAnsi="Arial"/>
-          <w:b/>
-          <w:sz w:val="24"/>
-        </w:rPr>
-        <w:t>■ 1) 청구인용판결이 확정된 경우</w:t>
-      </w:r>
-    </w:p>
-    <w:p>
-      <w:r>
-        <w:rPr>
-          <w:rFonts w:ascii="Arial" w:hAnsi="Arial"/>
-        </w:rPr>
-        <w:t xml:space="preserve">  247. 행정주체</w:t>
-      </w:r>
-    </w:p>
-    <w:p>
-      <w:r>
-        <w:rPr>
-          <w:rFonts w:ascii="Arial" w:hAnsi="Arial"/>
-        </w:rPr>
-        <w:t xml:space="preserve">  248. 공물</w:t>
-      </w:r>
-    </w:p>
-    <w:p>
-      <w:r>
-        <w:rPr>
-          <w:rFonts w:ascii="Arial" w:hAnsi="Arial"/>
-        </w:rPr>
-        <w:t xml:space="preserve">  249. 공중</w:t>
-      </w:r>
-    </w:p>
-    <w:p>
-      <w:r>
-        <w:rPr>
-          <w:rFonts w:ascii="Arial" w:hAnsi="Arial"/>
-        </w:rPr>
-        <w:t xml:space="preserve">  250. 사용</w:t>
-      </w:r>
-    </w:p>
-    <w:p>
-      <w:r>
-        <w:rPr>
-          <w:rFonts w:ascii="Arial" w:hAnsi="Arial"/>
-        </w:rPr>
-        <w:t xml:space="preserve">  251. 안전조치</w:t>
-      </w:r>
-    </w:p>
-    <w:p>
-      <w:r>
-        <w:rPr>
-          <w:rFonts w:ascii="Arial" w:hAnsi="Arial"/>
-        </w:rPr>
-        <w:t xml:space="preserve">  252. 법적의무</w:t>
-      </w:r>
-    </w:p>
-    <w:p>
-      <w:r>
-        <w:rPr>
-          <w:rFonts w:ascii="Arial" w:hAnsi="Arial"/>
-        </w:rPr>
-        <w:t xml:space="preserve">  253. 무과실책임</w:t>
-      </w:r>
-    </w:p>
-    <w:p/>
-    <w:p>
-      <w:r>
-        <w:rPr>
-          <w:rFonts w:ascii="Arial" w:hAnsi="Arial"/>
-          <w:b/>
-          <w:sz w:val="24"/>
-        </w:rPr>
-        <w:t>■ 1) 청구인용판결이 확정된 경우</w:t>
-      </w:r>
-    </w:p>
-    <w:p>
-      <w:r>
-        <w:rPr>
-          <w:rFonts w:ascii="Arial" w:hAnsi="Arial"/>
-        </w:rPr>
-        <w:t xml:space="preserve">  254. 영조물</w:t>
-      </w:r>
-    </w:p>
-    <w:p>
-      <w:r>
-        <w:rPr>
-          <w:rFonts w:ascii="Arial" w:hAnsi="Arial"/>
-        </w:rPr>
-        <w:t xml:space="preserve">  255. 설치관리</w:t>
-      </w:r>
-    </w:p>
-    <w:p>
-      <w:r>
-        <w:rPr>
-          <w:rFonts w:ascii="Arial" w:hAnsi="Arial"/>
-        </w:rPr>
-        <w:t xml:space="preserve">  256. 하자</w:t>
-      </w:r>
-    </w:p>
-    <w:p>
-      <w:r>
-        <w:rPr>
-          <w:rFonts w:ascii="Arial" w:hAnsi="Arial"/>
-        </w:rPr>
-        <w:t xml:space="preserve">  257. 안전성</w:t>
-      </w:r>
-    </w:p>
-    <w:p>
-      <w:r>
-        <w:rPr>
-          <w:rFonts w:ascii="Arial" w:hAnsi="Arial"/>
-        </w:rPr>
-        <w:t xml:space="preserve">  258. 사회통념</w:t>
-      </w:r>
-    </w:p>
-    <w:p>
-      <w:r>
-        <w:rPr>
-          <w:rFonts w:ascii="Arial" w:hAnsi="Arial"/>
-        </w:rPr>
-        <w:t xml:space="preserve">  259. 방호조치의무</w:t>
-      </w:r>
-    </w:p>
-    <w:p/>
-    <w:p>
-      <w:r>
-        <w:rPr>
-          <w:rFonts w:ascii="Arial" w:hAnsi="Arial"/>
-          <w:b/>
-          <w:sz w:val="24"/>
-        </w:rPr>
-        <w:t>■ 1) 청구인용판결이 확정된 경우</w:t>
-      </w:r>
-    </w:p>
-    <w:p>
-      <w:r>
-        <w:rPr>
-          <w:rFonts w:ascii="Arial" w:hAnsi="Arial"/>
-        </w:rPr>
-        <w:t xml:space="preserve">  260. 영조물</w:t>
-      </w:r>
-    </w:p>
-    <w:p>
-      <w:r>
-        <w:rPr>
-          <w:rFonts w:ascii="Arial" w:hAnsi="Arial"/>
-        </w:rPr>
-        <w:t xml:space="preserve">  261. 물적설비</w:t>
-      </w:r>
-    </w:p>
-    <w:p>
-      <w:r>
-        <w:rPr>
-          <w:rFonts w:ascii="Arial" w:hAnsi="Arial"/>
-        </w:rPr>
-        <w:t xml:space="preserve">  262. 물리적</w:t>
-      </w:r>
-    </w:p>
-    <w:p>
-      <w:r>
-        <w:rPr>
-          <w:rFonts w:ascii="Arial" w:hAnsi="Arial"/>
-        </w:rPr>
-        <w:t xml:space="preserve">  263. 외형적</w:t>
-      </w:r>
-    </w:p>
-    <w:p>
-      <w:r>
-        <w:rPr>
-          <w:rFonts w:ascii="Arial" w:hAnsi="Arial"/>
-        </w:rPr>
-        <w:t xml:space="preserve">  264. 흠결</w:t>
-      </w:r>
-    </w:p>
-    <w:p>
-      <w:r>
-        <w:rPr>
-          <w:rFonts w:ascii="Arial" w:hAnsi="Arial"/>
-        </w:rPr>
-        <w:t xml:space="preserve">  265. 공해</w:t>
-      </w:r>
-    </w:p>
-    <w:p>
-      <w:r>
-        <w:rPr>
-          <w:rFonts w:ascii="Arial" w:hAnsi="Arial"/>
-        </w:rPr>
-        <w:t xml:space="preserve">  266. 소음</w:t>
-      </w:r>
-    </w:p>
-    <w:p/>
-    <w:p>
-      <w:r>
-        <w:rPr>
-          <w:rFonts w:ascii="Arial" w:hAnsi="Arial"/>
-          <w:b/>
-          <w:sz w:val="24"/>
-        </w:rPr>
-        <w:t>■ 1) 청구인용판결이 확정된 경우</w:t>
-      </w:r>
-    </w:p>
-    <w:p>
-      <w:r>
-        <w:rPr>
-          <w:rFonts w:ascii="Arial" w:hAnsi="Arial"/>
-        </w:rPr>
-        <w:t xml:space="preserve">  267. 영조물</w:t>
-      </w:r>
-    </w:p>
-    <w:p>
-      <w:r>
-        <w:rPr>
-          <w:rFonts w:ascii="Arial" w:hAnsi="Arial"/>
-        </w:rPr>
-        <w:t xml:space="preserve">  268. 공공</w:t>
-      </w:r>
-    </w:p>
-    <w:p>
-      <w:r>
-        <w:rPr>
-          <w:rFonts w:ascii="Arial" w:hAnsi="Arial"/>
-        </w:rPr>
-        <w:t xml:space="preserve">  269. 목적</w:t>
-      </w:r>
-    </w:p>
-    <w:p>
-      <w:r>
-        <w:rPr>
-          <w:rFonts w:ascii="Arial" w:hAnsi="Arial"/>
-        </w:rPr>
-        <w:t xml:space="preserve">  270. 이용</w:t>
-      </w:r>
-    </w:p>
-    <w:p>
-      <w:r>
-        <w:rPr>
-          <w:rFonts w:ascii="Arial" w:hAnsi="Arial"/>
-        </w:rPr>
-        <w:t xml:space="preserve">  271. 수인할 것</w:t>
-      </w:r>
-    </w:p>
-    <w:p>
-      <w:r>
-        <w:rPr>
-          <w:rFonts w:ascii="Arial" w:hAnsi="Arial"/>
-        </w:rPr>
-        <w:t xml:space="preserve">  272. 피해</w:t>
-      </w:r>
-    </w:p>
-    <w:p>
-      <w:r>
-        <w:rPr>
-          <w:rFonts w:ascii="Arial" w:hAnsi="Arial"/>
-        </w:rPr>
-        <w:t xml:space="preserve">  273. 기능적 하자</w:t>
-      </w:r>
-    </w:p>
-    <w:p/>
-    <w:p>
-      <w:r>
-        <w:rPr>
-          <w:rFonts w:ascii="Arial" w:hAnsi="Arial"/>
-          <w:b/>
-          <w:sz w:val="24"/>
-        </w:rPr>
-        <w:t>■ 2) 청구기각판결이 확정된 경우</w:t>
-      </w:r>
-    </w:p>
-    <w:p>
-      <w:r>
-        <w:rPr>
-          <w:rFonts w:ascii="Arial" w:hAnsi="Arial"/>
-        </w:rPr>
-        <w:t xml:space="preserve">  274. 수인한도</w:t>
-      </w:r>
-    </w:p>
-    <w:p>
-      <w:r>
-        <w:rPr>
-          <w:rFonts w:ascii="Arial" w:hAnsi="Arial"/>
-        </w:rPr>
-        <w:t xml:space="preserve">  275. 침해</w:t>
-      </w:r>
-    </w:p>
-    <w:p>
-      <w:r>
-        <w:rPr>
-          <w:rFonts w:ascii="Arial" w:hAnsi="Arial"/>
-        </w:rPr>
-        <w:t xml:space="preserve">  276. 권리</w:t>
-      </w:r>
-    </w:p>
-    <w:p>
-      <w:r>
-        <w:rPr>
-          <w:rFonts w:ascii="Arial" w:hAnsi="Arial"/>
-        </w:rPr>
-        <w:t xml:space="preserve">  277. 공공성</w:t>
-      </w:r>
-    </w:p>
-    <w:p>
-      <w:r>
-        <w:rPr>
-          <w:rFonts w:ascii="Arial" w:hAnsi="Arial"/>
-        </w:rPr>
-        <w:t xml:space="preserve">  278. 환경</w:t>
-      </w:r>
-    </w:p>
-    <w:p>
-      <w:r>
-        <w:rPr>
-          <w:rFonts w:ascii="Arial" w:hAnsi="Arial"/>
-        </w:rPr>
-        <w:t xml:space="preserve">  279. 종합적</w:t>
-      </w:r>
-    </w:p>
-    <w:p>
-      <w:r>
-        <w:rPr>
-          <w:rFonts w:ascii="Arial" w:hAnsi="Arial"/>
-        </w:rPr>
-        <w:t xml:space="preserve">  280. 판단</w:t>
-      </w:r>
-    </w:p>
-    <w:p/>
-    <w:p>
-      <w:r>
-        <w:rPr>
-          <w:rFonts w:ascii="Arial" w:hAnsi="Arial"/>
-          <w:b/>
-          <w:sz w:val="24"/>
-        </w:rPr>
-        <w:t>■ 2) 청구기각판결이 확정된 경우</w:t>
-      </w:r>
-    </w:p>
-    <w:p>
-      <w:r>
-        <w:rPr>
-          <w:rFonts w:ascii="Arial" w:hAnsi="Arial"/>
-        </w:rPr>
-        <w:t xml:space="preserve">  281. 공물</w:t>
-      </w:r>
-    </w:p>
-    <w:p>
-      <w:r>
-        <w:rPr>
-          <w:rFonts w:ascii="Arial" w:hAnsi="Arial"/>
-        </w:rPr>
-        <w:t xml:space="preserve">  282. 설치</w:t>
-      </w:r>
-    </w:p>
-    <w:p>
-      <w:r>
-        <w:rPr>
-          <w:rFonts w:ascii="Arial" w:hAnsi="Arial"/>
-        </w:rPr>
-        <w:t xml:space="preserve">  283. 관리</w:t>
-      </w:r>
-    </w:p>
-    <w:p>
-      <w:r>
-        <w:rPr>
-          <w:rFonts w:ascii="Arial" w:hAnsi="Arial"/>
-        </w:rPr>
-        <w:t xml:space="preserve">  284. 하자</w:t>
-      </w:r>
-    </w:p>
-    <w:p>
-      <w:r>
-        <w:rPr>
-          <w:rFonts w:ascii="Arial" w:hAnsi="Arial"/>
-        </w:rPr>
-        <w:t xml:space="preserve">  285. 공무원</w:t>
-      </w:r>
-    </w:p>
-    <w:p>
-      <w:r>
-        <w:rPr>
-          <w:rFonts w:ascii="Arial" w:hAnsi="Arial"/>
-        </w:rPr>
-        <w:t xml:space="preserve">  286. 직무상 불법행위</w:t>
-      </w:r>
-    </w:p>
-    <w:p>
-      <w:r>
-        <w:rPr>
-          <w:rFonts w:ascii="Arial" w:hAnsi="Arial"/>
-        </w:rPr>
-        <w:t xml:space="preserve">  287. 배상청구</w:t>
-      </w:r>
-    </w:p>
-    <w:p/>
-    <w:p>
-      <w:r>
-        <w:rPr>
-          <w:rFonts w:ascii="Arial" w:hAnsi="Arial"/>
-          <w:b/>
-          <w:sz w:val="24"/>
-        </w:rPr>
-        <w:t>■ 2) 청구기각판결이 확정된 경우</w:t>
-      </w:r>
-    </w:p>
-    <w:p>
-      <w:r>
-        <w:rPr>
-          <w:rFonts w:ascii="Arial" w:hAnsi="Arial"/>
-        </w:rPr>
-        <w:t xml:space="preserve">  288. 국가</w:t>
-      </w:r>
-    </w:p>
-    <w:p>
-      <w:r>
-        <w:rPr>
-          <w:rFonts w:ascii="Arial" w:hAnsi="Arial"/>
-        </w:rPr>
-        <w:t xml:space="preserve">  289. 지자체</w:t>
-      </w:r>
-    </w:p>
-    <w:p>
-      <w:r>
-        <w:rPr>
-          <w:rFonts w:ascii="Arial" w:hAnsi="Arial"/>
-        </w:rPr>
-        <w:t xml:space="preserve">  290. 배상주체</w:t>
-      </w:r>
-    </w:p>
-    <w:p>
-      <w:r>
-        <w:rPr>
-          <w:rFonts w:ascii="Arial" w:hAnsi="Arial"/>
-        </w:rPr>
-        <w:t xml:space="preserve">  291. 비용부담자</w:t>
-      </w:r>
-    </w:p>
-    <w:p>
-      <w:r>
-        <w:rPr>
-          <w:rFonts w:ascii="Arial" w:hAnsi="Arial"/>
-        </w:rPr>
-        <w:t xml:space="preserve">  292. 배상책임</w:t>
-      </w:r>
-    </w:p>
-    <w:p/>
-    <w:p>
-      <w:r>
-        <w:rPr>
-          <w:rFonts w:ascii="Arial" w:hAnsi="Arial"/>
-          <w:b/>
-          <w:sz w:val="24"/>
-        </w:rPr>
-        <w:t>■ 2) 청구기각판결이 확정된 경우</w:t>
-      </w:r>
-    </w:p>
-    <w:p>
-      <w:r>
-        <w:rPr>
-          <w:rFonts w:ascii="Arial" w:hAnsi="Arial"/>
-        </w:rPr>
-        <w:t xml:space="preserve">  293. 지자체</w:t>
-      </w:r>
-    </w:p>
-    <w:p>
-      <w:r>
-        <w:rPr>
-          <w:rFonts w:ascii="Arial" w:hAnsi="Arial"/>
-        </w:rPr>
-        <w:t xml:space="preserve">  294. 국가</w:t>
-      </w:r>
-    </w:p>
-    <w:p>
-      <w:r>
-        <w:rPr>
-          <w:rFonts w:ascii="Arial" w:hAnsi="Arial"/>
-        </w:rPr>
-        <w:t xml:space="preserve">  295. 기관위임사무</w:t>
-      </w:r>
-    </w:p>
-    <w:p>
-      <w:r>
-        <w:rPr>
-          <w:rFonts w:ascii="Arial" w:hAnsi="Arial"/>
-        </w:rPr>
-        <w:t xml:space="preserve">  296. 비용</w:t>
-      </w:r>
-    </w:p>
-    <w:p>
-      <w:r>
-        <w:rPr>
-          <w:rFonts w:ascii="Arial" w:hAnsi="Arial"/>
-        </w:rPr>
-        <w:t xml:space="preserve">  297. 부담주체</w:t>
-      </w:r>
-    </w:p>
-    <w:p>
-      <w:r>
-        <w:rPr>
-          <w:rFonts w:ascii="Arial" w:hAnsi="Arial"/>
-        </w:rPr>
-        <w:t xml:space="preserve">  298. 배상책임</w:t>
-      </w:r>
-    </w:p>
-    <w:p/>
-    <w:p>
-      <w:r>
-        <w:rPr>
-          <w:rFonts w:ascii="Arial" w:hAnsi="Arial"/>
-          <w:b/>
-          <w:sz w:val="24"/>
-        </w:rPr>
-        <w:t>■ 2) 청구기각판결이 확정된 경우</w:t>
-      </w:r>
-    </w:p>
-    <w:p>
-      <w:r>
-        <w:rPr>
-          <w:rFonts w:ascii="Arial" w:hAnsi="Arial"/>
-        </w:rPr>
-        <w:t xml:space="preserve">  299. 사무</w:t>
-      </w:r>
-    </w:p>
-    <w:p>
-      <w:r>
-        <w:rPr>
-          <w:rFonts w:ascii="Arial" w:hAnsi="Arial"/>
-        </w:rPr>
-        <w:t xml:space="preserve">  300. 관리주체</w:t>
-      </w:r>
-    </w:p>
-    <w:p>
-      <w:r>
-        <w:rPr>
-          <w:rFonts w:ascii="Arial" w:hAnsi="Arial"/>
-        </w:rPr>
-        <w:t xml:space="preserve">  301. 사무귀속자</w:t>
-      </w:r>
-    </w:p>
-    <w:p>
-      <w:r>
-        <w:rPr>
-          <w:rFonts w:ascii="Arial" w:hAnsi="Arial"/>
-        </w:rPr>
-        <w:t xml:space="preserve">  302. 비용</w:t>
-      </w:r>
-    </w:p>
-    <w:p>
-      <w:r>
-        <w:rPr>
-          <w:rFonts w:ascii="Arial" w:hAnsi="Arial"/>
-        </w:rPr>
-        <w:t xml:space="preserve">  303. 부담</w:t>
-      </w:r>
-    </w:p>
-    <w:p>
-      <w:r>
-        <w:rPr>
-          <w:rFonts w:ascii="Arial" w:hAnsi="Arial"/>
-        </w:rPr>
-        <w:t xml:space="preserve">  304. 손해배상비용</w:t>
-      </w:r>
-    </w:p>
-    <w:p/>
-    <w:p>
-      <w:r>
-        <w:rPr>
-          <w:rFonts w:ascii="Arial" w:hAnsi="Arial"/>
-          <w:b/>
-          <w:sz w:val="24"/>
-        </w:rPr>
-        <w:t>■ II. 영조물 책임(제5조)</w:t>
-      </w:r>
-    </w:p>
-    <w:p>
-      <w:r>
-        <w:rPr>
-          <w:rFonts w:ascii="Arial" w:hAnsi="Arial"/>
-        </w:rPr>
-        <w:t xml:space="preserve">  305. 경찰공무원</w:t>
-      </w:r>
-    </w:p>
-    <w:p>
-      <w:r>
-        <w:rPr>
-          <w:rFonts w:ascii="Arial" w:hAnsi="Arial"/>
-        </w:rPr>
-        <w:t xml:space="preserve">  306. 경찰업무</w:t>
-      </w:r>
-    </w:p>
-    <w:p>
-      <w:r>
-        <w:rPr>
-          <w:rFonts w:ascii="Arial" w:hAnsi="Arial"/>
-        </w:rPr>
-        <w:t xml:space="preserve">  307. 위험성</w:t>
-      </w:r>
-    </w:p>
-    <w:p>
-      <w:r>
-        <w:rPr>
-          <w:rFonts w:ascii="Arial" w:hAnsi="Arial"/>
-        </w:rPr>
-        <w:t xml:space="preserve">  308. 경찰조직</w:t>
-      </w:r>
-    </w:p>
-    <w:p>
-      <w:r>
-        <w:rPr>
-          <w:rFonts w:ascii="Arial" w:hAnsi="Arial"/>
-        </w:rPr>
-        <w:t xml:space="preserve">  309. 전투경찰순경</w:t>
-      </w:r>
-    </w:p>
-    <w:p/>
-    <w:p>
-      <w:r>
-        <w:rPr>
-          <w:rFonts w:ascii="Arial" w:hAnsi="Arial"/>
-          <w:b/>
-          <w:sz w:val="24"/>
-        </w:rPr>
-        <w:t>■ 1. 요건</w:t>
-      </w:r>
-    </w:p>
-    <w:p>
-      <w:r>
-        <w:rPr>
-          <w:rFonts w:ascii="Arial" w:hAnsi="Arial"/>
-        </w:rPr>
-        <w:t xml:space="preserve">  310. 전투</w:t>
-      </w:r>
-    </w:p>
-    <w:p>
-      <w:r>
-        <w:rPr>
-          <w:rFonts w:ascii="Arial" w:hAnsi="Arial"/>
-        </w:rPr>
-        <w:t xml:space="preserve">  311. 훈련</w:t>
-      </w:r>
-    </w:p>
-    <w:p>
-      <w:r>
-        <w:rPr>
-          <w:rFonts w:ascii="Arial" w:hAnsi="Arial"/>
-        </w:rPr>
-        <w:t xml:space="preserve">  312. 직무집행</w:t>
-      </w:r>
-    </w:p>
-    <w:p>
-      <w:r>
-        <w:rPr>
-          <w:rFonts w:ascii="Arial" w:hAnsi="Arial"/>
-        </w:rPr>
-        <w:t xml:space="preserve">  313. 일반 직무집행</w:t>
-      </w:r>
-    </w:p>
-    <w:p>
-      <w:r>
-        <w:rPr>
-          <w:rFonts w:ascii="Arial" w:hAnsi="Arial"/>
-        </w:rPr>
-        <w:t xml:space="preserve">  314. 배상책임</w:t>
-      </w:r>
-    </w:p>
-    <w:p>
-      <w:r>
-        <w:rPr>
-          <w:rFonts w:ascii="Arial" w:hAnsi="Arial"/>
-        </w:rPr>
-        <w:t xml:space="preserve">  315. 제한</w:t>
-      </w:r>
-    </w:p>
-    <w:p/>
-    <w:p>
-      <w:r>
-        <w:rPr>
-          <w:rFonts w:ascii="Arial" w:hAnsi="Arial"/>
-          <w:b/>
-          <w:sz w:val="24"/>
-        </w:rPr>
-        <w:t>■ 1. 요건</w:t>
-      </w:r>
-    </w:p>
-    <w:p>
-      <w:r>
-        <w:rPr>
-          <w:rFonts w:ascii="Arial" w:hAnsi="Arial"/>
-        </w:rPr>
-        <w:t xml:space="preserve">  316. 군인</w:t>
-      </w:r>
-    </w:p>
-    <w:p>
-      <w:r>
-        <w:rPr>
-          <w:rFonts w:ascii="Arial" w:hAnsi="Arial"/>
-        </w:rPr>
-        <w:t xml:space="preserve">  317. 민간인</w:t>
-      </w:r>
-    </w:p>
-    <w:p>
-      <w:r>
-        <w:rPr>
-          <w:rFonts w:ascii="Arial" w:hAnsi="Arial"/>
-        </w:rPr>
-        <w:t xml:space="preserve">  318. 공동불법행위</w:t>
-      </w:r>
-    </w:p>
-    <w:p>
-      <w:r>
-        <w:rPr>
-          <w:rFonts w:ascii="Arial" w:hAnsi="Arial"/>
-        </w:rPr>
-        <w:t xml:space="preserve">  319. 피해</w:t>
-      </w:r>
-    </w:p>
-    <w:p>
-      <w:r>
-        <w:rPr>
-          <w:rFonts w:ascii="Arial" w:hAnsi="Arial"/>
-        </w:rPr>
-        <w:t xml:space="preserve">  320. 배상</w:t>
-      </w:r>
-    </w:p>
-    <w:p>
-      <w:r>
-        <w:rPr>
-          <w:rFonts w:ascii="Arial" w:hAnsi="Arial"/>
-        </w:rPr>
-        <w:t xml:space="preserve">  321. 구상</w:t>
-      </w:r>
-    </w:p>
-    <w:p/>
-    <w:p>
-      <w:r>
-        <w:rPr>
-          <w:rFonts w:ascii="Arial" w:hAnsi="Arial"/>
-          <w:b/>
-          <w:sz w:val="24"/>
-        </w:rPr>
-        <w:t>■ 1. 요건</w:t>
-      </w:r>
-    </w:p>
-    <w:p>
-      <w:r>
-        <w:rPr>
-          <w:rFonts w:ascii="Arial" w:hAnsi="Arial"/>
-        </w:rPr>
-        <w:t xml:space="preserve">  322. 헌법재판소</w:t>
-      </w:r>
-    </w:p>
-    <w:p>
-      <w:r>
-        <w:rPr>
-          <w:rFonts w:ascii="Arial" w:hAnsi="Arial"/>
-        </w:rPr>
-        <w:t xml:space="preserve">  323. 국가배상법</w:t>
-      </w:r>
-    </w:p>
-    <w:p>
-      <w:r>
-        <w:rPr>
-          <w:rFonts w:ascii="Arial" w:hAnsi="Arial"/>
-        </w:rPr>
-        <w:t xml:space="preserve">  324. 구상권</w:t>
-      </w:r>
-    </w:p>
-    <w:p>
-      <w:r>
-        <w:rPr>
-          <w:rFonts w:ascii="Arial" w:hAnsi="Arial"/>
-        </w:rPr>
-        <w:t xml:space="preserve">  325. 일반국민</w:t>
-      </w:r>
-    </w:p>
-    <w:p>
-      <w:r>
-        <w:rPr>
-          <w:rFonts w:ascii="Arial" w:hAnsi="Arial"/>
-        </w:rPr>
-        <w:t xml:space="preserve">  326. 국가</w:t>
-      </w:r>
-    </w:p>
-    <w:p>
-      <w:r>
-        <w:rPr>
-          <w:rFonts w:ascii="Arial" w:hAnsi="Arial"/>
-        </w:rPr>
-        <w:t xml:space="preserve">  327. 차별</w:t>
-      </w:r>
-    </w:p>
-    <w:p>
-      <w:r>
-        <w:rPr>
-          <w:rFonts w:ascii="Arial" w:hAnsi="Arial"/>
-        </w:rPr>
-        <w:t xml:space="preserve">  328. 재산권</w:t>
-      </w:r>
-    </w:p>
-    <w:p/>
-    <w:p>
-      <w:r>
-        <w:rPr>
-          <w:rFonts w:ascii="Arial" w:hAnsi="Arial"/>
-          <w:b/>
-          <w:sz w:val="24"/>
-        </w:rPr>
-        <w:t>■ 1. 요건</w:t>
-      </w:r>
-    </w:p>
-    <w:p>
-      <w:r>
-        <w:rPr>
-          <w:rFonts w:ascii="Arial" w:hAnsi="Arial"/>
-        </w:rPr>
-        <w:t xml:space="preserve">  329. 대법원</w:t>
-      </w:r>
-    </w:p>
-    <w:p>
-      <w:r>
-        <w:rPr>
-          <w:rFonts w:ascii="Arial" w:hAnsi="Arial"/>
-        </w:rPr>
-        <w:t xml:space="preserve">  330. 한정위헌결정</w:t>
-      </w:r>
-    </w:p>
-    <w:p>
-      <w:r>
-        <w:rPr>
-          <w:rFonts w:ascii="Arial" w:hAnsi="Arial"/>
-        </w:rPr>
-        <w:t xml:space="preserve">  331. 헌법재판소</w:t>
-      </w:r>
-    </w:p>
-    <w:p>
-      <w:r>
-        <w:rPr>
-          <w:rFonts w:ascii="Arial" w:hAnsi="Arial"/>
-        </w:rPr>
-        <w:t xml:space="preserve">  332. 민간인</w:t>
-      </w:r>
-    </w:p>
-    <w:p>
-      <w:r>
-        <w:rPr>
-          <w:rFonts w:ascii="Arial" w:hAnsi="Arial"/>
-        </w:rPr>
-        <w:t xml:space="preserve">  333. 피해자</w:t>
-      </w:r>
-    </w:p>
-    <w:p>
-      <w:r>
-        <w:rPr>
-          <w:rFonts w:ascii="Arial" w:hAnsi="Arial"/>
-        </w:rPr>
-        <w:t xml:space="preserve">  334. 손해배상</w:t>
-      </w:r>
-    </w:p>
-    <w:p>
-      <w:r>
-        <w:rPr>
-          <w:rFonts w:ascii="Arial" w:hAnsi="Arial"/>
-        </w:rPr>
-        <w:t xml:space="preserve">  335. 구상</w:t>
-      </w:r>
-    </w:p>
-    <w:p/>
-    <w:p>
-      <w:r>
-        <w:rPr>
-          <w:rFonts w:ascii="Arial" w:hAnsi="Arial"/>
-          <w:b/>
-          <w:sz w:val="24"/>
-        </w:rPr>
-        <w:t>■ 1) 설치 또는 관리의 하자</w:t>
-      </w:r>
-    </w:p>
-    <w:p>
-      <w:r>
-        <w:rPr>
-          <w:rFonts w:ascii="Arial" w:hAnsi="Arial"/>
-        </w:rPr>
-        <w:t xml:space="preserve">  336. 공공필요</w:t>
-      </w:r>
-    </w:p>
-    <w:p>
-      <w:r>
-        <w:rPr>
-          <w:rFonts w:ascii="Arial" w:hAnsi="Arial"/>
-        </w:rPr>
-        <w:t xml:space="preserve">  337. 재산권</w:t>
-      </w:r>
-    </w:p>
-    <w:p>
-      <w:r>
-        <w:rPr>
-          <w:rFonts w:ascii="Arial" w:hAnsi="Arial"/>
-        </w:rPr>
-        <w:t xml:space="preserve">  338. 수용</w:t>
-      </w:r>
-    </w:p>
-    <w:p>
-      <w:r>
-        <w:rPr>
-          <w:rFonts w:ascii="Arial" w:hAnsi="Arial"/>
-        </w:rPr>
-        <w:t xml:space="preserve">  339. 사용</w:t>
-      </w:r>
-    </w:p>
-    <w:p>
-      <w:r>
-        <w:rPr>
-          <w:rFonts w:ascii="Arial" w:hAnsi="Arial"/>
-        </w:rPr>
-        <w:t xml:space="preserve">  340. 제한</w:t>
-      </w:r>
-    </w:p>
-    <w:p>
-      <w:r>
-        <w:rPr>
-          <w:rFonts w:ascii="Arial" w:hAnsi="Arial"/>
-        </w:rPr>
-        <w:t xml:space="preserve">  341. 보상</w:t>
-      </w:r>
-    </w:p>
-    <w:p>
-      <w:r>
-        <w:rPr>
-          <w:rFonts w:ascii="Arial" w:hAnsi="Arial"/>
-        </w:rPr>
-        <w:t xml:space="preserve">  342. 법률</w:t>
-      </w:r>
-    </w:p>
-    <w:p/>
-    <w:p>
-      <w:r>
-        <w:rPr>
-          <w:rFonts w:ascii="Arial" w:hAnsi="Arial"/>
-          <w:b/>
-          <w:sz w:val="24"/>
-        </w:rPr>
-        <w:t>■ 1) 설치 또는 관리의 하자</w:t>
-      </w:r>
-    </w:p>
-    <w:p>
-      <w:r>
-        <w:rPr>
-          <w:rFonts w:ascii="Arial" w:hAnsi="Arial"/>
-        </w:rPr>
-        <w:t xml:space="preserve">  343. 손실보상</w:t>
-      </w:r>
-    </w:p>
-    <w:p>
-      <w:r>
-        <w:rPr>
-          <w:rFonts w:ascii="Arial" w:hAnsi="Arial"/>
-        </w:rPr>
-        <w:t xml:space="preserve">  344. 적법</w:t>
-      </w:r>
-    </w:p>
-    <w:p>
-      <w:r>
-        <w:rPr>
-          <w:rFonts w:ascii="Arial" w:hAnsi="Arial"/>
-        </w:rPr>
-        <w:t xml:space="preserve">  345. 공행정작용</w:t>
-      </w:r>
-    </w:p>
-    <w:p>
-      <w:r>
-        <w:rPr>
-          <w:rFonts w:ascii="Arial" w:hAnsi="Arial"/>
-        </w:rPr>
-        <w:t xml:space="preserve">  346. 재산권</w:t>
-      </w:r>
-    </w:p>
-    <w:p>
-      <w:r>
-        <w:rPr>
-          <w:rFonts w:ascii="Arial" w:hAnsi="Arial"/>
-        </w:rPr>
-        <w:t xml:space="preserve">  347. 침해</w:t>
-      </w:r>
-    </w:p>
-    <w:p>
-      <w:r>
-        <w:rPr>
-          <w:rFonts w:ascii="Arial" w:hAnsi="Arial"/>
-        </w:rPr>
-        <w:t xml:space="preserve">  348. 특별희생</w:t>
-      </w:r>
-    </w:p>
-    <w:p>
-      <w:r>
-        <w:rPr>
-          <w:rFonts w:ascii="Arial" w:hAnsi="Arial"/>
-        </w:rPr>
-        <w:t xml:space="preserve">  349. 행정주체</w:t>
-      </w:r>
-    </w:p>
-    <w:p/>
-    <w:p>
-      <w:r>
-        <w:rPr>
-          <w:rFonts w:ascii="Arial" w:hAnsi="Arial"/>
-          <w:b/>
-          <w:sz w:val="24"/>
-        </w:rPr>
-        <w:t>■ 2) 기능적 하자</w:t>
-      </w:r>
-    </w:p>
-    <w:p>
-      <w:r>
-        <w:rPr>
-          <w:rFonts w:ascii="Arial" w:hAnsi="Arial"/>
-        </w:rPr>
-        <w:t xml:space="preserve">  350. 판례</w:t>
-      </w:r>
-    </w:p>
-    <w:p>
-      <w:r>
-        <w:rPr>
-          <w:rFonts w:ascii="Arial" w:hAnsi="Arial"/>
-        </w:rPr>
-        <w:t xml:space="preserve">  351. 토지보상법</w:t>
-      </w:r>
-    </w:p>
-    <w:p>
-      <w:r>
-        <w:rPr>
-          <w:rFonts w:ascii="Arial" w:hAnsi="Arial"/>
-        </w:rPr>
-        <w:t xml:space="preserve">  352. 손실보상금</w:t>
-      </w:r>
-    </w:p>
-    <w:p>
-      <w:r>
-        <w:rPr>
-          <w:rFonts w:ascii="Arial" w:hAnsi="Arial"/>
-        </w:rPr>
-        <w:t xml:space="preserve">  353. 당사자소송</w:t>
-      </w:r>
-    </w:p>
-    <w:p>
-      <w:r>
-        <w:rPr>
-          <w:rFonts w:ascii="Arial" w:hAnsi="Arial"/>
-        </w:rPr>
-        <w:t xml:space="preserve">  354. 공권</w:t>
-      </w:r>
-    </w:p>
-    <w:p/>
-    <w:p>
-      <w:r>
-        <w:rPr>
-          <w:rFonts w:ascii="Arial" w:hAnsi="Arial"/>
-          <w:b/>
-          <w:sz w:val="24"/>
-        </w:rPr>
-        <w:t>■ 2) 기능적 하자</w:t>
-      </w:r>
-    </w:p>
-    <w:p>
-      <w:r>
-        <w:rPr>
-          <w:rFonts w:ascii="Arial" w:hAnsi="Arial"/>
-        </w:rPr>
-        <w:t xml:space="preserve">  355. 공공필요</w:t>
-      </w:r>
-    </w:p>
-    <w:p>
-      <w:r>
-        <w:rPr>
-          <w:rFonts w:ascii="Arial" w:hAnsi="Arial"/>
-        </w:rPr>
-        <w:t xml:space="preserve">  356. 공익목적</w:t>
-      </w:r>
-    </w:p>
-    <w:p>
-      <w:r>
-        <w:rPr>
-          <w:rFonts w:ascii="Arial" w:hAnsi="Arial"/>
-        </w:rPr>
-        <w:t xml:space="preserve">  357. 재산권</w:t>
-      </w:r>
-    </w:p>
-    <w:p>
-      <w:r>
-        <w:rPr>
-          <w:rFonts w:ascii="Arial" w:hAnsi="Arial"/>
-        </w:rPr>
-        <w:t xml:space="preserve">  358. 제한</w:t>
-      </w:r>
-    </w:p>
-    <w:p>
-      <w:r>
-        <w:rPr>
-          <w:rFonts w:ascii="Arial" w:hAnsi="Arial"/>
-        </w:rPr>
-        <w:t xml:space="preserve">  359. 공익</w:t>
-      </w:r>
-    </w:p>
-    <w:p>
-      <w:r>
-        <w:rPr>
-          <w:rFonts w:ascii="Arial" w:hAnsi="Arial"/>
-        </w:rPr>
-        <w:t xml:space="preserve">  360. 이익형량</w:t>
-      </w:r>
-    </w:p>
-    <w:p/>
-    <w:p>
-      <w:r>
-        <w:rPr>
-          <w:rFonts w:ascii="Arial" w:hAnsi="Arial"/>
-          <w:b/>
-          <w:sz w:val="24"/>
-        </w:rPr>
-        <w:t>■ 2. 제5조와 제2조의 경합</w:t>
-      </w:r>
-    </w:p>
-    <w:p>
-      <w:r>
-        <w:rPr>
-          <w:rFonts w:ascii="Arial" w:hAnsi="Arial"/>
-        </w:rPr>
-        <w:t xml:space="preserve">  361. 손실보상</w:t>
-      </w:r>
-    </w:p>
-    <w:p>
-      <w:r>
-        <w:rPr>
-          <w:rFonts w:ascii="Arial" w:hAnsi="Arial"/>
-        </w:rPr>
-        <w:t xml:space="preserve">  362. 규정</w:t>
-      </w:r>
-    </w:p>
-    <w:p>
-      <w:r>
-        <w:rPr>
-          <w:rFonts w:ascii="Arial" w:hAnsi="Arial"/>
-        </w:rPr>
-        <w:t xml:space="preserve">  363. 헌법</w:t>
-      </w:r>
-    </w:p>
-    <w:p>
-      <w:r>
-        <w:rPr>
-          <w:rFonts w:ascii="Arial" w:hAnsi="Arial"/>
-        </w:rPr>
-        <w:t xml:space="preserve">  364. 근거</w:t>
-      </w:r>
-    </w:p>
-    <w:p>
-      <w:r>
-        <w:rPr>
-          <w:rFonts w:ascii="Arial" w:hAnsi="Arial"/>
-        </w:rPr>
-        <w:t xml:space="preserve">  365. 손실보상청구</w:t>
-      </w:r>
-    </w:p>
-    <w:p/>
-    <w:p>
-      <w:r>
-        <w:rPr>
-          <w:rFonts w:ascii="Arial" w:hAnsi="Arial"/>
-          <w:b/>
-          <w:sz w:val="24"/>
-        </w:rPr>
-        <w:t>■ 2. 제5조와 제2조의 경합</w:t>
-      </w:r>
-    </w:p>
-    <w:p>
-      <w:r>
-        <w:rPr>
-          <w:rFonts w:ascii="Arial" w:hAnsi="Arial"/>
-        </w:rPr>
-        <w:t xml:space="preserve">  366. 헌법</w:t>
-      </w:r>
-    </w:p>
-    <w:p>
-      <w:r>
-        <w:rPr>
-          <w:rFonts w:ascii="Arial" w:hAnsi="Arial"/>
-        </w:rPr>
-        <w:t xml:space="preserve">  367. 직접효력설</w:t>
-      </w:r>
-    </w:p>
-    <w:p>
-      <w:r>
-        <w:rPr>
-          <w:rFonts w:ascii="Arial" w:hAnsi="Arial"/>
-        </w:rPr>
-        <w:t xml:space="preserve">  368. 위헌무효설</w:t>
-      </w:r>
-    </w:p>
-    <w:p>
-      <w:r>
-        <w:rPr>
-          <w:rFonts w:ascii="Arial" w:hAnsi="Arial"/>
-        </w:rPr>
-        <w:t xml:space="preserve">  369. 보상입법부작위위헌설</w:t>
-      </w:r>
-    </w:p>
-    <w:p/>
-    <w:p>
-      <w:r>
-        <w:rPr>
-          <w:rFonts w:ascii="Arial" w:hAnsi="Arial"/>
-          <w:b/>
-          <w:sz w:val="24"/>
-        </w:rPr>
-        <w:t>■ III. 비용부담자(제6조)</w:t>
-      </w:r>
-    </w:p>
-    <w:p>
-      <w:r>
-        <w:rPr>
-          <w:rFonts w:ascii="Arial" w:hAnsi="Arial"/>
-        </w:rPr>
-        <w:t xml:space="preserve">  370. 판례</w:t>
-      </w:r>
-    </w:p>
-    <w:p>
-      <w:r>
-        <w:rPr>
-          <w:rFonts w:ascii="Arial" w:hAnsi="Arial"/>
-        </w:rPr>
-        <w:t xml:space="preserve">  371. 규정</w:t>
-      </w:r>
-    </w:p>
-    <w:p>
-      <w:r>
-        <w:rPr>
-          <w:rFonts w:ascii="Arial" w:hAnsi="Arial"/>
-        </w:rPr>
-        <w:t xml:space="preserve">  372. 유추적용</w:t>
-      </w:r>
-    </w:p>
-    <w:p>
-      <w:r>
-        <w:rPr>
-          <w:rFonts w:ascii="Arial" w:hAnsi="Arial"/>
-        </w:rPr>
-        <w:t xml:space="preserve">  373. 손실보상청구</w:t>
-      </w:r>
-    </w:p>
-    <w:p>
-      <w:r>
-        <w:rPr>
-          <w:rFonts w:ascii="Arial" w:hAnsi="Arial"/>
-        </w:rPr>
-        <w:t xml:space="preserve">  374. 헌법재판소</w:t>
-      </w:r>
-    </w:p>
-    <w:p>
-      <w:r>
-        <w:rPr>
-          <w:rFonts w:ascii="Arial" w:hAnsi="Arial"/>
-        </w:rPr>
-        <w:t xml:space="preserve">  375. 개발제한구역</w:t>
-      </w:r>
-    </w:p>
-    <w:p/>
-    <w:p>
-      <w:r>
-        <w:rPr>
-          <w:rFonts w:ascii="Arial" w:hAnsi="Arial"/>
-          <w:b/>
-          <w:sz w:val="24"/>
-        </w:rPr>
-        <w:t>■ 1. 비용부담자 의미</w:t>
-      </w:r>
-    </w:p>
-    <w:p>
-      <w:r>
-        <w:rPr>
-          <w:rFonts w:ascii="Arial" w:hAnsi="Arial"/>
-        </w:rPr>
-        <w:t xml:space="preserve">  376. 특별희생</w:t>
-      </w:r>
-    </w:p>
-    <w:p>
-      <w:r>
-        <w:rPr>
-          <w:rFonts w:ascii="Arial" w:hAnsi="Arial"/>
-        </w:rPr>
-        <w:t xml:space="preserve">  377. 규정</w:t>
-      </w:r>
-    </w:p>
-    <w:p>
-      <w:r>
-        <w:rPr>
-          <w:rFonts w:ascii="Arial" w:hAnsi="Arial"/>
-        </w:rPr>
-        <w:t xml:space="preserve">  378. 유추적용</w:t>
-      </w:r>
-    </w:p>
-    <w:p>
-      <w:r>
-        <w:rPr>
-          <w:rFonts w:ascii="Arial" w:hAnsi="Arial"/>
-        </w:rPr>
-        <w:t xml:space="preserve">  379. 손실보상청구</w:t>
-      </w:r>
-    </w:p>
-    <w:p/>
-    <w:p>
-      <w:r>
-        <w:rPr>
-          <w:rFonts w:ascii="Arial" w:hAnsi="Arial"/>
-          <w:b/>
-          <w:sz w:val="24"/>
-        </w:rPr>
-        <w:t>■ 1. 비용부담자 의미</w:t>
-      </w:r>
-    </w:p>
-    <w:p>
-      <w:r>
-        <w:rPr>
-          <w:rFonts w:ascii="Arial" w:hAnsi="Arial"/>
-        </w:rPr>
-        <w:t xml:space="preserve">  380. 경계이론</w:t>
-      </w:r>
-    </w:p>
-    <w:p>
-      <w:r>
-        <w:rPr>
-          <w:rFonts w:ascii="Arial" w:hAnsi="Arial"/>
-        </w:rPr>
-        <w:t xml:space="preserve">  381. 재산권</w:t>
-      </w:r>
-    </w:p>
-    <w:p>
-      <w:r>
-        <w:rPr>
-          <w:rFonts w:ascii="Arial" w:hAnsi="Arial"/>
-        </w:rPr>
-        <w:t xml:space="preserve">  382. 수용</w:t>
-      </w:r>
-    </w:p>
-    <w:p>
-      <w:r>
-        <w:rPr>
-          <w:rFonts w:ascii="Arial" w:hAnsi="Arial"/>
-        </w:rPr>
-        <w:t xml:space="preserve">  383. 사용</w:t>
-      </w:r>
-    </w:p>
-    <w:p>
-      <w:r>
-        <w:rPr>
-          <w:rFonts w:ascii="Arial" w:hAnsi="Arial"/>
-        </w:rPr>
-        <w:t xml:space="preserve">  384. 제한</w:t>
-      </w:r>
-    </w:p>
-    <w:p>
-      <w:r>
-        <w:rPr>
-          <w:rFonts w:ascii="Arial" w:hAnsi="Arial"/>
-        </w:rPr>
-        <w:t xml:space="preserve">  385. 특별희생</w:t>
-      </w:r>
-    </w:p>
-    <w:p>
-      <w:r>
-        <w:rPr>
-          <w:rFonts w:ascii="Arial" w:hAnsi="Arial"/>
-        </w:rPr>
-        <w:t xml:space="preserve">  386. 보상</w:t>
-      </w:r>
-    </w:p>
-    <w:p/>
-    <w:p>
-      <w:r>
-        <w:rPr>
-          <w:rFonts w:ascii="Arial" w:hAnsi="Arial"/>
-          <w:b/>
-          <w:sz w:val="24"/>
-        </w:rPr>
-        <w:t>■ 2. 구상관계</w:t>
-      </w:r>
-    </w:p>
-    <w:p>
-      <w:r>
-        <w:rPr>
-          <w:rFonts w:ascii="Arial" w:hAnsi="Arial"/>
-        </w:rPr>
-        <w:t xml:space="preserve">  387. 분리이론</w:t>
-      </w:r>
-    </w:p>
-    <w:p>
-      <w:r>
-        <w:rPr>
-          <w:rFonts w:ascii="Arial" w:hAnsi="Arial"/>
-        </w:rPr>
-        <w:t xml:space="preserve">  388. 재산권</w:t>
-      </w:r>
-    </w:p>
-    <w:p>
-      <w:r>
-        <w:rPr>
-          <w:rFonts w:ascii="Arial" w:hAnsi="Arial"/>
-        </w:rPr>
-        <w:t xml:space="preserve">  389. 수용</w:t>
-      </w:r>
-    </w:p>
-    <w:p>
-      <w:r>
-        <w:rPr>
-          <w:rFonts w:ascii="Arial" w:hAnsi="Arial"/>
-        </w:rPr>
-        <w:t xml:space="preserve">  390. 침해규정</w:t>
-      </w:r>
-    </w:p>
-    <w:p>
-      <w:r>
-        <w:rPr>
-          <w:rFonts w:ascii="Arial" w:hAnsi="Arial"/>
-        </w:rPr>
-        <w:t xml:space="preserve">  391. 손실보상규정</w:t>
-      </w:r>
-    </w:p>
-    <w:p>
-      <w:r>
-        <w:rPr>
-          <w:rFonts w:ascii="Arial" w:hAnsi="Arial"/>
-        </w:rPr>
-        <w:t xml:space="preserve">  392. 사회적 기속</w:t>
-      </w:r>
-    </w:p>
-    <w:p/>
-    <w:p>
-      <w:r>
-        <w:rPr>
-          <w:rFonts w:ascii="Arial" w:hAnsi="Arial"/>
-          <w:b/>
-          <w:sz w:val="24"/>
-        </w:rPr>
-        <w:t>■ 2. 구상관계</w:t>
-      </w:r>
-    </w:p>
-    <w:p>
-      <w:r>
-        <w:rPr>
-          <w:rFonts w:ascii="Arial" w:hAnsi="Arial"/>
-        </w:rPr>
-        <w:t xml:space="preserve">  393. 공행정작용</w:t>
-      </w:r>
-    </w:p>
-    <w:p>
-      <w:r>
-        <w:rPr>
-          <w:rFonts w:ascii="Arial" w:hAnsi="Arial"/>
-        </w:rPr>
-        <w:t xml:space="preserve">  394. 침해</w:t>
-      </w:r>
-    </w:p>
-    <w:p>
-      <w:r>
-        <w:rPr>
-          <w:rFonts w:ascii="Arial" w:hAnsi="Arial"/>
-        </w:rPr>
-        <w:t xml:space="preserve">  395. 특별희생</w:t>
-      </w:r>
-    </w:p>
-    <w:p>
-      <w:r>
-        <w:rPr>
-          <w:rFonts w:ascii="Arial" w:hAnsi="Arial"/>
-        </w:rPr>
-        <w:t xml:space="preserve">  396. 사회적 기속</w:t>
-      </w:r>
-    </w:p>
-    <w:p>
-      <w:r>
-        <w:rPr>
-          <w:rFonts w:ascii="Arial" w:hAnsi="Arial"/>
-        </w:rPr>
-        <w:t xml:space="preserve">  397. 재산권</w:t>
-      </w:r>
-    </w:p>
-    <w:p>
-      <w:r>
-        <w:rPr>
-          <w:rFonts w:ascii="Arial" w:hAnsi="Arial"/>
-        </w:rPr>
-        <w:t xml:space="preserve">  398. 보호가치</w:t>
-      </w:r>
-    </w:p>
-    <w:p>
-      <w:r>
-        <w:rPr>
-          <w:rFonts w:ascii="Arial" w:hAnsi="Arial"/>
-        </w:rPr>
-        <w:t xml:space="preserve">  399. 수인한도</w:t>
-      </w:r>
-    </w:p>
-    <w:p/>
-    <w:p>
-      <w:r>
-        <w:rPr>
-          <w:rFonts w:ascii="Arial" w:hAnsi="Arial"/>
-          <w:b/>
-          <w:sz w:val="24"/>
-        </w:rPr>
-        <w:t>■ 2. 구상관계</w:t>
-      </w:r>
-    </w:p>
-    <w:p>
-      <w:r>
-        <w:rPr>
-          <w:rFonts w:ascii="Arial" w:hAnsi="Arial"/>
-        </w:rPr>
-        <w:t xml:space="preserve">  400. 목적위배설</w:t>
-      </w:r>
-    </w:p>
-    <w:p>
-      <w:r>
-        <w:rPr>
-          <w:rFonts w:ascii="Arial" w:hAnsi="Arial"/>
-        </w:rPr>
-        <w:t xml:space="preserve">  401. 사적효용설</w:t>
-      </w:r>
-    </w:p>
-    <w:p>
-      <w:r>
-        <w:rPr>
-          <w:rFonts w:ascii="Arial" w:hAnsi="Arial"/>
-        </w:rPr>
-        <w:t xml:space="preserve">  402. 수인한도설</w:t>
-      </w:r>
-    </w:p>
-    <w:p>
-      <w:r>
-        <w:rPr>
-          <w:rFonts w:ascii="Arial" w:hAnsi="Arial"/>
-        </w:rPr>
-        <w:t xml:space="preserve">  403. 종합적</w:t>
-      </w:r>
-    </w:p>
-    <w:p>
-      <w:r>
-        <w:rPr>
-          <w:rFonts w:ascii="Arial" w:hAnsi="Arial"/>
-        </w:rPr>
-        <w:t xml:space="preserve">  404. 판단</w:t>
-      </w:r>
-    </w:p>
-    <w:p/>
     <w:sectPr>
       <w:pgSz w:w="12240" w:h="15840"/>
       <w:pgMar w:top="1440" w:right="1800" w:bottom="1440" w:left="1800" w:header="720" w:footer="720" w:gutter="0"/>

--- a/word proj/사례_국가배상, 손실보상_답안.docx
+++ b/word proj/사례_국가배상, 손실보상_답안.docx
@@ -20,207 +20,207 @@
         <w:rPr>
           <w:rFonts w:ascii="Arial" w:hAnsi="Arial"/>
         </w:rPr>
-        <w:t>1. 보상</w:t>
-      </w:r>
-    </w:p>
-    <w:p>
-      <w:r>
-        <w:rPr>
-          <w:rFonts w:ascii="Arial" w:hAnsi="Arial"/>
-        </w:rPr>
-        <w:t>2. 기속행위</w:t>
-      </w:r>
-    </w:p>
-    <w:p>
-      <w:r>
-        <w:rPr>
-          <w:rFonts w:ascii="Arial" w:hAnsi="Arial"/>
-        </w:rPr>
-        <w:t>3. 위탁</w:t>
-      </w:r>
-    </w:p>
-    <w:p>
-      <w:r>
-        <w:rPr>
-          <w:rFonts w:ascii="Arial" w:hAnsi="Arial"/>
-        </w:rPr>
-        <w:t>4. 공법인</w:t>
-      </w:r>
-    </w:p>
-    <w:p>
-      <w:r>
-        <w:rPr>
-          <w:rFonts w:ascii="Arial" w:hAnsi="Arial"/>
-        </w:rPr>
-        <w:t>5. 주의의무</w:t>
-      </w:r>
-    </w:p>
-    <w:p>
-      <w:r>
-        <w:rPr>
-          <w:rFonts w:ascii="Arial" w:hAnsi="Arial"/>
-        </w:rPr>
-        <w:t>6. 사경제작용</w:t>
-      </w:r>
-    </w:p>
-    <w:p>
-      <w:r>
-        <w:rPr>
-          <w:rFonts w:ascii="Arial" w:hAnsi="Arial"/>
-        </w:rPr>
-        <w:t>7. 게을리</w:t>
-      </w:r>
-    </w:p>
-    <w:p>
-      <w:r>
-        <w:rPr>
-          <w:rFonts w:ascii="Arial" w:hAnsi="Arial"/>
-        </w:rPr>
-        <w:t>8. 공무원</w:t>
-      </w:r>
-    </w:p>
-    <w:p>
-      <w:r>
-        <w:rPr>
-          <w:rFonts w:ascii="Arial" w:hAnsi="Arial"/>
-        </w:rPr>
-        <w:t>9. 설치</w:t>
-      </w:r>
-    </w:p>
-    <w:p>
-      <w:r>
-        <w:rPr>
-          <w:rFonts w:ascii="Arial" w:hAnsi="Arial"/>
-        </w:rPr>
-        <w:t>10. 부담주체</w:t>
-      </w:r>
-    </w:p>
-    <w:p>
-      <w:r>
-        <w:rPr>
-          <w:rFonts w:ascii="Arial" w:hAnsi="Arial"/>
-        </w:rPr>
-        <w:t>11. 과실</w:t>
-      </w:r>
-    </w:p>
-    <w:p>
-      <w:r>
-        <w:rPr>
-          <w:rFonts w:ascii="Arial" w:hAnsi="Arial"/>
-        </w:rPr>
-        <w:t>12. 기판력</w:t>
-      </w:r>
-    </w:p>
-    <w:p>
-      <w:r>
-        <w:rPr>
-          <w:rFonts w:ascii="Arial" w:hAnsi="Arial"/>
-        </w:rPr>
-        <w:t>13. 신의성실</w:t>
-      </w:r>
-    </w:p>
-    <w:p>
-      <w:r>
-        <w:rPr>
-          <w:rFonts w:ascii="Arial" w:hAnsi="Arial"/>
-        </w:rPr>
-        <w:t>14. 제한적 긍정설</w:t>
-      </w:r>
-    </w:p>
-    <w:p>
-      <w:r>
-        <w:rPr>
-          <w:rFonts w:ascii="Arial" w:hAnsi="Arial"/>
-        </w:rPr>
-        <w:t>15. 방호조치의무</w:t>
-      </w:r>
-    </w:p>
-    <w:p>
-      <w:r>
-        <w:rPr>
-          <w:rFonts w:ascii="Arial" w:hAnsi="Arial"/>
-        </w:rPr>
-        <w:t>16. 법령 위반</w:t>
-      </w:r>
-    </w:p>
-    <w:p>
-      <w:r>
-        <w:rPr>
-          <w:rFonts w:ascii="Arial" w:hAnsi="Arial"/>
-        </w:rPr>
-        <w:t>17. 판단</w:t>
-      </w:r>
-    </w:p>
-    <w:p>
-      <w:r>
-        <w:rPr>
-          <w:rFonts w:ascii="Arial" w:hAnsi="Arial"/>
-        </w:rPr>
-        <w:t>18. 준칙</w:t>
-      </w:r>
-    </w:p>
-    <w:p>
-      <w:r>
-        <w:rPr>
-          <w:rFonts w:ascii="Arial" w:hAnsi="Arial"/>
-        </w:rPr>
-        <w:t>19. 행정주체</w:t>
-      </w:r>
-    </w:p>
-    <w:p>
-      <w:r>
-        <w:rPr>
-          <w:rFonts w:ascii="Arial" w:hAnsi="Arial"/>
-        </w:rPr>
-        <w:t>20. 취소판결</w:t>
-      </w:r>
-    </w:p>
-    <w:p>
-      <w:r>
-        <w:rPr>
-          <w:rFonts w:ascii="Arial" w:hAnsi="Arial"/>
-        </w:rPr>
-        <w:t>21. 권한</w:t>
-      </w:r>
-    </w:p>
-    <w:p>
-      <w:r>
-        <w:rPr>
-          <w:rFonts w:ascii="Arial" w:hAnsi="Arial"/>
-        </w:rPr>
-        <w:t>22. 공공단체</w:t>
-      </w:r>
-    </w:p>
-    <w:p>
-      <w:r>
-        <w:rPr>
-          <w:rFonts w:ascii="Arial" w:hAnsi="Arial"/>
-        </w:rPr>
-        <w:t>23. 인과관계</w:t>
-      </w:r>
-    </w:p>
-    <w:p>
-      <w:r>
-        <w:rPr>
-          <w:rFonts w:ascii="Arial" w:hAnsi="Arial"/>
-        </w:rPr>
-        <w:t>24. 권력남용금지</w:t>
-      </w:r>
-    </w:p>
-    <w:p>
-      <w:r>
-        <w:rPr>
-          <w:rFonts w:ascii="Arial" w:hAnsi="Arial"/>
-        </w:rPr>
-        <w:t>25. 기관위임사무</w:t>
-      </w:r>
-    </w:p>
-    <w:p>
-      <w:r>
-        <w:rPr>
-          <w:rFonts w:ascii="Arial" w:hAnsi="Arial"/>
-        </w:rPr>
-        <w:t>26. 지방자치단체</w:t>
+        <w:t>1. 공무원</w:t>
+      </w:r>
+    </w:p>
+    <w:p>
+      <w:r>
+        <w:rPr>
+          <w:rFonts w:ascii="Arial" w:hAnsi="Arial"/>
+        </w:rPr>
+        <w:t>2. 손해</w:t>
+      </w:r>
+    </w:p>
+    <w:p>
+      <w:r>
+        <w:rPr>
+          <w:rFonts w:ascii="Arial" w:hAnsi="Arial"/>
+        </w:rPr>
+        <w:t>3. 훈련</w:t>
+      </w:r>
+    </w:p>
+    <w:p>
+      <w:r>
+        <w:rPr>
+          <w:rFonts w:ascii="Arial" w:hAnsi="Arial"/>
+        </w:rPr>
+        <w:t>4. 보상</w:t>
+      </w:r>
+    </w:p>
+    <w:p>
+      <w:r>
+        <w:rPr>
+          <w:rFonts w:ascii="Arial" w:hAnsi="Arial"/>
+        </w:rPr>
+        <w:t>5. 공무원</w:t>
+      </w:r>
+    </w:p>
+    <w:p>
+      <w:r>
+        <w:rPr>
+          <w:rFonts w:ascii="Arial" w:hAnsi="Arial"/>
+        </w:rPr>
+        <w:t>6. 직무상 불법행위</w:t>
+      </w:r>
+    </w:p>
+    <w:p>
+      <w:r>
+        <w:rPr>
+          <w:rFonts w:ascii="Arial" w:hAnsi="Arial"/>
+        </w:rPr>
+        <w:t>7. 국가</w:t>
+      </w:r>
+    </w:p>
+    <w:p>
+      <w:r>
+        <w:rPr>
+          <w:rFonts w:ascii="Arial" w:hAnsi="Arial"/>
+        </w:rPr>
+        <w:t>8. 위탁</w:t>
+      </w:r>
+    </w:p>
+    <w:p>
+      <w:r>
+        <w:rPr>
+          <w:rFonts w:ascii="Arial" w:hAnsi="Arial"/>
+        </w:rPr>
+        <w:t>9. 공무원</w:t>
+      </w:r>
+    </w:p>
+    <w:p>
+      <w:r>
+        <w:rPr>
+          <w:rFonts w:ascii="Arial" w:hAnsi="Arial"/>
+        </w:rPr>
+        <w:t>10. 위탁</w:t>
+      </w:r>
+    </w:p>
+    <w:p>
+      <w:r>
+        <w:rPr>
+          <w:rFonts w:ascii="Arial" w:hAnsi="Arial"/>
+        </w:rPr>
+        <w:t>11. 공무원</w:t>
+      </w:r>
+    </w:p>
+    <w:p>
+      <w:r>
+        <w:rPr>
+          <w:rFonts w:ascii="Arial" w:hAnsi="Arial"/>
+        </w:rPr>
+        <w:t>12. 공공단체</w:t>
+      </w:r>
+    </w:p>
+    <w:p>
+      <w:r>
+        <w:rPr>
+          <w:rFonts w:ascii="Arial" w:hAnsi="Arial"/>
+        </w:rPr>
+        <w:t>13. 직무범위</w:t>
+      </w:r>
+    </w:p>
+    <w:p>
+      <w:r>
+        <w:rPr>
+          <w:rFonts w:ascii="Arial" w:hAnsi="Arial"/>
+        </w:rPr>
+        <w:t>14. 광의설</w:t>
+      </w:r>
+    </w:p>
+    <w:p>
+      <w:r>
+        <w:rPr>
+          <w:rFonts w:ascii="Arial" w:hAnsi="Arial"/>
+        </w:rPr>
+        <w:t>15. 협의설</w:t>
+      </w:r>
+    </w:p>
+    <w:p>
+      <w:r>
+        <w:rPr>
+          <w:rFonts w:ascii="Arial" w:hAnsi="Arial"/>
+        </w:rPr>
+        <w:t>16. 공무원</w:t>
+      </w:r>
+    </w:p>
+    <w:p>
+      <w:r>
+        <w:rPr>
+          <w:rFonts w:ascii="Arial" w:hAnsi="Arial"/>
+        </w:rPr>
+        <w:t>17. 직무집행</w:t>
+      </w:r>
+    </w:p>
+    <w:p>
+      <w:r>
+        <w:rPr>
+          <w:rFonts w:ascii="Arial" w:hAnsi="Arial"/>
+        </w:rPr>
+        <w:t>18. 외관</w:t>
+      </w:r>
+    </w:p>
+    <w:p>
+      <w:r>
+        <w:rPr>
+          <w:rFonts w:ascii="Arial" w:hAnsi="Arial"/>
+        </w:rPr>
+        <w:t>19. 객관적</w:t>
+      </w:r>
+    </w:p>
+    <w:p>
+      <w:r>
+        <w:rPr>
+          <w:rFonts w:ascii="Arial" w:hAnsi="Arial"/>
+        </w:rPr>
+        <w:t>20. 공무원</w:t>
+      </w:r>
+    </w:p>
+    <w:p>
+      <w:r>
+        <w:rPr>
+          <w:rFonts w:ascii="Arial" w:hAnsi="Arial"/>
+        </w:rPr>
+        <w:t>21. 고의 또는 과실</w:t>
+      </w:r>
+    </w:p>
+    <w:p>
+      <w:r>
+        <w:rPr>
+          <w:rFonts w:ascii="Arial" w:hAnsi="Arial"/>
+        </w:rPr>
+        <w:t>22. 공무원</w:t>
+      </w:r>
+    </w:p>
+    <w:p>
+      <w:r>
+        <w:rPr>
+          <w:rFonts w:ascii="Arial" w:hAnsi="Arial"/>
+        </w:rPr>
+        <w:t>23. 과실</w:t>
+      </w:r>
+    </w:p>
+    <w:p>
+      <w:r>
+        <w:rPr>
+          <w:rFonts w:ascii="Arial" w:hAnsi="Arial"/>
+        </w:rPr>
+        <w:t>24. 위반</w:t>
+      </w:r>
+    </w:p>
+    <w:p>
+      <w:r>
+        <w:rPr>
+          <w:rFonts w:ascii="Arial" w:hAnsi="Arial"/>
+        </w:rPr>
+        <w:t>25. 법령</w:t>
+      </w:r>
+    </w:p>
+    <w:p>
+      <w:r>
+        <w:rPr>
+          <w:rFonts w:ascii="Arial" w:hAnsi="Arial"/>
+        </w:rPr>
+        <w:t>26. 행위의무</w:t>
       </w:r>
     </w:p>
     <w:p>
@@ -236,479 +236,2511 @@
         <w:rPr>
           <w:rFonts w:ascii="Arial" w:hAnsi="Arial"/>
         </w:rPr>
-        <w:t>28. 직무집행</w:t>
-      </w:r>
-    </w:p>
-    <w:p>
-      <w:r>
-        <w:rPr>
-          <w:rFonts w:ascii="Arial" w:hAnsi="Arial"/>
-        </w:rPr>
-        <w:t>29. 사익보호성</w:t>
-      </w:r>
-    </w:p>
-    <w:p>
-      <w:r>
-        <w:rPr>
-          <w:rFonts w:ascii="Arial" w:hAnsi="Arial"/>
-        </w:rPr>
-        <w:t>30. 손해</w:t>
-      </w:r>
-    </w:p>
-    <w:p>
-      <w:r>
-        <w:rPr>
-          <w:rFonts w:ascii="Arial" w:hAnsi="Arial"/>
-        </w:rPr>
-        <w:t>31. 위반</w:t>
-      </w:r>
-    </w:p>
-    <w:p>
-      <w:r>
-        <w:rPr>
-          <w:rFonts w:ascii="Arial" w:hAnsi="Arial"/>
-        </w:rPr>
-        <w:t>32. 공무위탁</w:t>
-      </w:r>
-    </w:p>
-    <w:p>
-      <w:r>
-        <w:rPr>
-          <w:rFonts w:ascii="Arial" w:hAnsi="Arial"/>
-        </w:rPr>
-        <w:t>33. 의사</w:t>
-      </w:r>
-    </w:p>
-    <w:p>
-      <w:r>
-        <w:rPr>
-          <w:rFonts w:ascii="Arial" w:hAnsi="Arial"/>
-        </w:rPr>
-        <w:t>34. 직무범위</w:t>
-      </w:r>
-    </w:p>
-    <w:p>
-      <w:r>
-        <w:rPr>
-          <w:rFonts w:ascii="Arial" w:hAnsi="Arial"/>
-        </w:rPr>
-        <w:t>35. 인권존중</w:t>
-      </w:r>
-    </w:p>
-    <w:p>
-      <w:r>
-        <w:rPr>
-          <w:rFonts w:ascii="Arial" w:hAnsi="Arial"/>
-        </w:rPr>
-        <w:t>36. 직무상 불법행위</w:t>
-      </w:r>
-    </w:p>
-    <w:p>
-      <w:r>
-        <w:rPr>
-          <w:rFonts w:ascii="Arial" w:hAnsi="Arial"/>
-        </w:rPr>
-        <w:t>37. 전투</w:t>
-      </w:r>
-    </w:p>
-    <w:p>
-      <w:r>
-        <w:rPr>
-          <w:rFonts w:ascii="Arial" w:hAnsi="Arial"/>
-        </w:rPr>
-        <w:t>38. 군무원</w:t>
-      </w:r>
-    </w:p>
-    <w:p>
-      <w:r>
-        <w:rPr>
-          <w:rFonts w:ascii="Arial" w:hAnsi="Arial"/>
-        </w:rPr>
-        <w:t>39. 외관</w:t>
-      </w:r>
-    </w:p>
-    <w:p>
-      <w:r>
-        <w:rPr>
-          <w:rFonts w:ascii="Arial" w:hAnsi="Arial"/>
-        </w:rPr>
-        <w:t>40. 3년</w:t>
-      </w:r>
-    </w:p>
-    <w:p>
-      <w:r>
-        <w:rPr>
-          <w:rFonts w:ascii="Arial" w:hAnsi="Arial"/>
-        </w:rPr>
-        <w:t>41. 배상책임</w:t>
-      </w:r>
-    </w:p>
-    <w:p>
-      <w:r>
-        <w:rPr>
-          <w:rFonts w:ascii="Arial" w:hAnsi="Arial"/>
-        </w:rPr>
-        <w:t>42. 통상</w:t>
-      </w:r>
-    </w:p>
-    <w:p>
-      <w:r>
-        <w:rPr>
-          <w:rFonts w:ascii="Arial" w:hAnsi="Arial"/>
-        </w:rPr>
-        <w:t>43. 가해자</w:t>
-      </w:r>
-    </w:p>
-    <w:p>
-      <w:r>
-        <w:rPr>
-          <w:rFonts w:ascii="Arial" w:hAnsi="Arial"/>
-        </w:rPr>
-        <w:t>44. 안전성</w:t>
-      </w:r>
-    </w:p>
-    <w:p>
-      <w:r>
-        <w:rPr>
-          <w:rFonts w:ascii="Arial" w:hAnsi="Arial"/>
-        </w:rPr>
-        <w:t>45. 부작위</w:t>
-      </w:r>
-    </w:p>
-    <w:p>
-      <w:r>
-        <w:rPr>
-          <w:rFonts w:ascii="Arial" w:hAnsi="Arial"/>
-        </w:rPr>
-        <w:t>46. 권력적</w:t>
-      </w:r>
-    </w:p>
-    <w:p>
-      <w:r>
-        <w:rPr>
-          <w:rFonts w:ascii="Arial" w:hAnsi="Arial"/>
-        </w:rPr>
-        <w:t>47. 무과실책임</w:t>
-      </w:r>
-    </w:p>
-    <w:p>
-      <w:r>
-        <w:rPr>
-          <w:rFonts w:ascii="Arial" w:hAnsi="Arial"/>
-        </w:rPr>
-        <w:t>48. 국가공무원법</w:t>
-      </w:r>
-    </w:p>
-    <w:p>
-      <w:r>
-        <w:rPr>
-          <w:rFonts w:ascii="Arial" w:hAnsi="Arial"/>
-        </w:rPr>
-        <w:t>49. 5년</w:t>
-      </w:r>
-    </w:p>
-    <w:p>
-      <w:r>
-        <w:rPr>
-          <w:rFonts w:ascii="Arial" w:hAnsi="Arial"/>
-        </w:rPr>
-        <w:t>50. 고의</w:t>
-      </w:r>
-    </w:p>
-    <w:p>
-      <w:r>
-        <w:rPr>
-          <w:rFonts w:ascii="Arial" w:hAnsi="Arial"/>
-        </w:rPr>
-        <w:t>51. 구상</w:t>
-      </w:r>
-    </w:p>
-    <w:p>
-      <w:r>
-        <w:rPr>
-          <w:rFonts w:ascii="Arial" w:hAnsi="Arial"/>
-        </w:rPr>
-        <w:t>52. 비권력작용</w:t>
-      </w:r>
-    </w:p>
-    <w:p>
-      <w:r>
-        <w:rPr>
-          <w:rFonts w:ascii="Arial" w:hAnsi="Arial"/>
-        </w:rPr>
-        <w:t>53. 법령</w:t>
-      </w:r>
-    </w:p>
-    <w:p>
-      <w:r>
-        <w:rPr>
-          <w:rFonts w:ascii="Arial" w:hAnsi="Arial"/>
-        </w:rPr>
-        <w:t>54. 이중배상금지</w:t>
-      </w:r>
-    </w:p>
-    <w:p>
-      <w:r>
-        <w:rPr>
-          <w:rFonts w:ascii="Arial" w:hAnsi="Arial"/>
-        </w:rPr>
-        <w:t>55. 타인</w:t>
-      </w:r>
-    </w:p>
-    <w:p>
-      <w:r>
-        <w:rPr>
-          <w:rFonts w:ascii="Arial" w:hAnsi="Arial"/>
-        </w:rPr>
-        <w:t>56. 재량행위</w:t>
-      </w:r>
-    </w:p>
-    <w:p>
-      <w:r>
-        <w:rPr>
-          <w:rFonts w:ascii="Arial" w:hAnsi="Arial"/>
-        </w:rPr>
-        <w:t>57. 직무행위</w:t>
-      </w:r>
-    </w:p>
-    <w:p>
-      <w:r>
-        <w:rPr>
-          <w:rFonts w:ascii="Arial" w:hAnsi="Arial"/>
-        </w:rPr>
-        <w:t>58. 군인</w:t>
-      </w:r>
-    </w:p>
-    <w:p>
-      <w:r>
-        <w:rPr>
-          <w:rFonts w:ascii="Arial" w:hAnsi="Arial"/>
-        </w:rPr>
-        <w:t>59. 비용부담자</w:t>
-      </w:r>
-    </w:p>
-    <w:p>
-      <w:r>
-        <w:rPr>
-          <w:rFonts w:ascii="Arial" w:hAnsi="Arial"/>
-        </w:rPr>
-        <w:t>60. 하자</w:t>
-      </w:r>
-    </w:p>
-    <w:p>
-      <w:r>
-        <w:rPr>
-          <w:rFonts w:ascii="Arial" w:hAnsi="Arial"/>
-        </w:rPr>
-        <w:t>61. 행위의무</w:t>
-      </w:r>
-    </w:p>
-    <w:p>
-      <w:r>
-        <w:rPr>
-          <w:rFonts w:ascii="Arial" w:hAnsi="Arial"/>
-        </w:rPr>
-        <w:t>62. 국가</w:t>
-      </w:r>
-    </w:p>
-    <w:p>
-      <w:r>
-        <w:rPr>
-          <w:rFonts w:ascii="Arial" w:hAnsi="Arial"/>
-        </w:rPr>
-        <w:t>63. 전부기판력</w:t>
-      </w:r>
-    </w:p>
-    <w:p>
-      <w:r>
-        <w:rPr>
-          <w:rFonts w:ascii="Arial" w:hAnsi="Arial"/>
-        </w:rPr>
-        <w:t>64. 영조물</w:t>
-      </w:r>
-    </w:p>
-    <w:p>
-      <w:r>
-        <w:rPr>
-          <w:rFonts w:ascii="Arial" w:hAnsi="Arial"/>
-        </w:rPr>
-        <w:t>65. 이행보조자</w:t>
-      </w:r>
-    </w:p>
-    <w:p>
-      <w:r>
-        <w:rPr>
-          <w:rFonts w:ascii="Arial" w:hAnsi="Arial"/>
-        </w:rPr>
-        <w:t>66. 소멸시효</w:t>
-      </w:r>
-    </w:p>
-    <w:p>
-      <w:r>
-        <w:rPr>
-          <w:rFonts w:ascii="Arial" w:hAnsi="Arial"/>
-        </w:rPr>
-        <w:t>67. 작위의무</w:t>
-      </w:r>
-    </w:p>
-    <w:p>
-      <w:r>
-        <w:rPr>
-          <w:rFonts w:ascii="Arial" w:hAnsi="Arial"/>
-        </w:rPr>
-        <w:t>68. 권력작용</w:t>
-      </w:r>
-    </w:p>
-    <w:p>
-      <w:r>
-        <w:rPr>
-          <w:rFonts w:ascii="Arial" w:hAnsi="Arial"/>
-        </w:rPr>
-        <w:t>69. 부정설</w:t>
-      </w:r>
-    </w:p>
-    <w:p>
-      <w:r>
-        <w:rPr>
-          <w:rFonts w:ascii="Arial" w:hAnsi="Arial"/>
-        </w:rPr>
-        <w:t>70. 객관적 정당성</w:t>
-      </w:r>
-    </w:p>
-    <w:p>
-      <w:r>
-        <w:rPr>
-          <w:rFonts w:ascii="Arial" w:hAnsi="Arial"/>
-        </w:rPr>
-        <w:t>71. 훈련</w:t>
-      </w:r>
-    </w:p>
-    <w:p>
-      <w:r>
-        <w:rPr>
-          <w:rFonts w:ascii="Arial" w:hAnsi="Arial"/>
-        </w:rPr>
-        <w:t>72. 최광의설</w:t>
-      </w:r>
-    </w:p>
-    <w:p>
-      <w:r>
-        <w:rPr>
-          <w:rFonts w:ascii="Arial" w:hAnsi="Arial"/>
-        </w:rPr>
-        <w:t>73. 반사적 이익</w:t>
-      </w:r>
-    </w:p>
-    <w:p>
-      <w:r>
-        <w:rPr>
-          <w:rFonts w:ascii="Arial" w:hAnsi="Arial"/>
-        </w:rPr>
-        <w:t>74. 항고소송</w:t>
-      </w:r>
-    </w:p>
-    <w:p>
-      <w:r>
-        <w:rPr>
-          <w:rFonts w:ascii="Arial" w:hAnsi="Arial"/>
-        </w:rPr>
-        <w:t>75. 사인</w:t>
-      </w:r>
-    </w:p>
-    <w:p>
-      <w:r>
-        <w:rPr>
-          <w:rFonts w:ascii="Arial" w:hAnsi="Arial"/>
-        </w:rPr>
-        <w:t>76. 평균적 공무원</w:t>
-      </w:r>
-    </w:p>
-    <w:p>
-      <w:r>
-        <w:rPr>
-          <w:rFonts w:ascii="Arial" w:hAnsi="Arial"/>
-        </w:rPr>
-        <w:t>77. 광의설</w:t>
-      </w:r>
-    </w:p>
-    <w:p>
-      <w:r>
-        <w:rPr>
-          <w:rFonts w:ascii="Arial" w:hAnsi="Arial"/>
-        </w:rPr>
-        <w:t>78. 예비군대원</w:t>
-      </w:r>
-    </w:p>
-    <w:p>
-      <w:r>
-        <w:rPr>
-          <w:rFonts w:ascii="Arial" w:hAnsi="Arial"/>
-        </w:rPr>
-        <w:t>79. 고의 또는 과실</w:t>
-      </w:r>
-    </w:p>
-    <w:p>
-      <w:r>
-        <w:rPr>
-          <w:rFonts w:ascii="Arial" w:hAnsi="Arial"/>
-        </w:rPr>
-        <w:t>80. 경찰공무원</w:t>
-      </w:r>
-    </w:p>
-    <w:p>
-      <w:r>
-        <w:rPr>
-          <w:rFonts w:ascii="Arial" w:hAnsi="Arial"/>
-        </w:rPr>
-        <w:t>81. 협의설</w:t>
-      </w:r>
-    </w:p>
-    <w:p>
-      <w:r>
-        <w:rPr>
-          <w:rFonts w:ascii="Arial" w:hAnsi="Arial"/>
-        </w:rPr>
-        <w:t>82. 취소소송</w:t>
-      </w:r>
-    </w:p>
-    <w:p>
-      <w:r>
-        <w:rPr>
-          <w:rFonts w:ascii="Arial" w:hAnsi="Arial"/>
-        </w:rPr>
-        <w:t>83. 수인한도</w:t>
-      </w:r>
-    </w:p>
-    <w:p>
-      <w:r>
-        <w:rPr>
-          <w:rFonts w:ascii="Arial" w:hAnsi="Arial"/>
-        </w:rPr>
-        <w:t>84. 공물</w:t>
-      </w:r>
-    </w:p>
-    <w:p>
-      <w:r>
-        <w:rPr>
-          <w:rFonts w:ascii="Arial" w:hAnsi="Arial"/>
-        </w:rPr>
-        <w:t>85. 관리</w:t>
-      </w:r>
-    </w:p>
-    <w:p>
-      <w:r>
-        <w:rPr>
-          <w:rFonts w:ascii="Arial" w:hAnsi="Arial"/>
-        </w:rPr>
-        <w:t>86. 법령위반</w:t>
-      </w:r>
-    </w:p>
-    <w:p>
-      <w:r>
-        <w:rPr>
-          <w:rFonts w:ascii="Arial" w:hAnsi="Arial"/>
-        </w:rPr>
-        <w:t>87. 비권력적</w:t>
+        <w:t>28. 위반</w:t>
+      </w:r>
+    </w:p>
+    <w:p>
+      <w:r>
+        <w:rPr>
+          <w:rFonts w:ascii="Arial" w:hAnsi="Arial"/>
+        </w:rPr>
+        <w:t>29. 법령</w:t>
+      </w:r>
+    </w:p>
+    <w:p>
+      <w:r>
+        <w:rPr>
+          <w:rFonts w:ascii="Arial" w:hAnsi="Arial"/>
+        </w:rPr>
+        <w:t>30. 위반</w:t>
+      </w:r>
+    </w:p>
+    <w:p>
+      <w:r>
+        <w:rPr>
+          <w:rFonts w:ascii="Arial" w:hAnsi="Arial"/>
+        </w:rPr>
+        <w:t>31. 기판력</w:t>
+      </w:r>
+    </w:p>
+    <w:p>
+      <w:r>
+        <w:rPr>
+          <w:rFonts w:ascii="Arial" w:hAnsi="Arial"/>
+        </w:rPr>
+        <w:t>32. 취소소송</w:t>
+      </w:r>
+    </w:p>
+    <w:p>
+      <w:r>
+        <w:rPr>
+          <w:rFonts w:ascii="Arial" w:hAnsi="Arial"/>
+        </w:rPr>
+        <w:t>33. 기판력</w:t>
+      </w:r>
+    </w:p>
+    <w:p>
+      <w:r>
+        <w:rPr>
+          <w:rFonts w:ascii="Arial" w:hAnsi="Arial"/>
+        </w:rPr>
+        <w:t>34. 인과관계</w:t>
+      </w:r>
+    </w:p>
+    <w:p>
+      <w:r>
+        <w:rPr>
+          <w:rFonts w:ascii="Arial" w:hAnsi="Arial"/>
+        </w:rPr>
+        <w:t>35. 손해</w:t>
+      </w:r>
+    </w:p>
+    <w:p>
+      <w:r>
+        <w:rPr>
+          <w:rFonts w:ascii="Arial" w:hAnsi="Arial"/>
+        </w:rPr>
+        <w:t>36. 위반</w:t>
+      </w:r>
+    </w:p>
+    <w:p>
+      <w:r>
+        <w:rPr>
+          <w:rFonts w:ascii="Arial" w:hAnsi="Arial"/>
+        </w:rPr>
+        <w:t>37. 인과관계</w:t>
+      </w:r>
+    </w:p>
+    <w:p>
+      <w:r>
+        <w:rPr>
+          <w:rFonts w:ascii="Arial" w:hAnsi="Arial"/>
+        </w:rPr>
+        <w:t>38. 배상책임</w:t>
+      </w:r>
+    </w:p>
+    <w:p>
+      <w:r>
+        <w:rPr>
+          <w:rFonts w:ascii="Arial" w:hAnsi="Arial"/>
+        </w:rPr>
+        <w:t>39. 공공단체</w:t>
+      </w:r>
+    </w:p>
+    <w:p>
+      <w:r>
+        <w:rPr>
+          <w:rFonts w:ascii="Arial" w:hAnsi="Arial"/>
+        </w:rPr>
+        <w:t>40. 배상책임</w:t>
+      </w:r>
+    </w:p>
+    <w:p>
+      <w:r>
+        <w:rPr>
+          <w:rFonts w:ascii="Arial" w:hAnsi="Arial"/>
+        </w:rPr>
+        <w:t>41. 공공단체</w:t>
+      </w:r>
+    </w:p>
+    <w:p>
+      <w:r>
+        <w:rPr>
+          <w:rFonts w:ascii="Arial" w:hAnsi="Arial"/>
+        </w:rPr>
+        <w:t>42. 위탁</w:t>
+      </w:r>
+    </w:p>
+    <w:p>
+      <w:r>
+        <w:rPr>
+          <w:rFonts w:ascii="Arial" w:hAnsi="Arial"/>
+        </w:rPr>
+        <w:t>43. 손해</w:t>
+      </w:r>
+    </w:p>
+    <w:p>
+      <w:r>
+        <w:rPr>
+          <w:rFonts w:ascii="Arial" w:hAnsi="Arial"/>
+        </w:rPr>
+        <w:t>44. 위탁</w:t>
+      </w:r>
+    </w:p>
+    <w:p>
+      <w:r>
+        <w:rPr>
+          <w:rFonts w:ascii="Arial" w:hAnsi="Arial"/>
+        </w:rPr>
+        <w:t>45. 공무원</w:t>
+      </w:r>
+    </w:p>
+    <w:p>
+      <w:r>
+        <w:rPr>
+          <w:rFonts w:ascii="Arial" w:hAnsi="Arial"/>
+        </w:rPr>
+        <w:t>46. 위탁</w:t>
+      </w:r>
+    </w:p>
+    <w:p>
+      <w:r>
+        <w:rPr>
+          <w:rFonts w:ascii="Arial" w:hAnsi="Arial"/>
+        </w:rPr>
+        <w:t>47. 고의 또는 과실</w:t>
+      </w:r>
+    </w:p>
+    <w:p>
+      <w:r>
+        <w:rPr>
+          <w:rFonts w:ascii="Arial" w:hAnsi="Arial"/>
+        </w:rPr>
+        <w:t>48. 배상책임</w:t>
+      </w:r>
+    </w:p>
+    <w:p>
+      <w:r>
+        <w:rPr>
+          <w:rFonts w:ascii="Arial" w:hAnsi="Arial"/>
+        </w:rPr>
+        <w:t>49. 공공단체</w:t>
+      </w:r>
+    </w:p>
+    <w:p>
+      <w:r>
+        <w:rPr>
+          <w:rFonts w:ascii="Arial" w:hAnsi="Arial"/>
+        </w:rPr>
+        <w:t>50. 국가</w:t>
+      </w:r>
+    </w:p>
+    <w:p>
+      <w:r>
+        <w:rPr>
+          <w:rFonts w:ascii="Arial" w:hAnsi="Arial"/>
+        </w:rPr>
+        <w:t>51. 배상책임</w:t>
+      </w:r>
+    </w:p>
+    <w:p>
+      <w:r>
+        <w:rPr>
+          <w:rFonts w:ascii="Arial" w:hAnsi="Arial"/>
+        </w:rPr>
+        <w:t>52. 과실</w:t>
+      </w:r>
+    </w:p>
+    <w:p>
+      <w:r>
+        <w:rPr>
+          <w:rFonts w:ascii="Arial" w:hAnsi="Arial"/>
+        </w:rPr>
+        <w:t>53. 고의</w:t>
+      </w:r>
+    </w:p>
+    <w:p>
+      <w:r>
+        <w:rPr>
+          <w:rFonts w:ascii="Arial" w:hAnsi="Arial"/>
+        </w:rPr>
+        <w:t>54. 공무원</w:t>
+      </w:r>
+    </w:p>
+    <w:p>
+      <w:r>
+        <w:rPr>
+          <w:rFonts w:ascii="Arial" w:hAnsi="Arial"/>
+        </w:rPr>
+        <w:t>55. 과실</w:t>
+      </w:r>
+    </w:p>
+    <w:p>
+      <w:r>
+        <w:rPr>
+          <w:rFonts w:ascii="Arial" w:hAnsi="Arial"/>
+        </w:rPr>
+        <w:t>56. 위반</w:t>
+      </w:r>
+    </w:p>
+    <w:p>
+      <w:r>
+        <w:rPr>
+          <w:rFonts w:ascii="Arial" w:hAnsi="Arial"/>
+        </w:rPr>
+        <w:t>57. 법령</w:t>
+      </w:r>
+    </w:p>
+    <w:p>
+      <w:r>
+        <w:rPr>
+          <w:rFonts w:ascii="Arial" w:hAnsi="Arial"/>
+        </w:rPr>
+        <w:t>58. 손해</w:t>
+      </w:r>
+    </w:p>
+    <w:p>
+      <w:r>
+        <w:rPr>
+          <w:rFonts w:ascii="Arial" w:hAnsi="Arial"/>
+        </w:rPr>
+        <w:t>59. 객관적</w:t>
+      </w:r>
+    </w:p>
+    <w:p>
+      <w:r>
+        <w:rPr>
+          <w:rFonts w:ascii="Arial" w:hAnsi="Arial"/>
+        </w:rPr>
+        <w:t>60. 항고소송</w:t>
+      </w:r>
+    </w:p>
+    <w:p>
+      <w:r>
+        <w:rPr>
+          <w:rFonts w:ascii="Arial" w:hAnsi="Arial"/>
+        </w:rPr>
+        <w:t>61. 항고소송</w:t>
+      </w:r>
+    </w:p>
+    <w:p>
+      <w:r>
+        <w:rPr>
+          <w:rFonts w:ascii="Arial" w:hAnsi="Arial"/>
+        </w:rPr>
+        <w:t>62. 위반</w:t>
+      </w:r>
+    </w:p>
+    <w:p>
+      <w:r>
+        <w:rPr>
+          <w:rFonts w:ascii="Arial" w:hAnsi="Arial"/>
+        </w:rPr>
+        <w:t>63. 취소소송</w:t>
+      </w:r>
+    </w:p>
+    <w:p>
+      <w:r>
+        <w:rPr>
+          <w:rFonts w:ascii="Arial" w:hAnsi="Arial"/>
+        </w:rPr>
+        <w:t>64. 국가</w:t>
+      </w:r>
+    </w:p>
+    <w:p>
+      <w:r>
+        <w:rPr>
+          <w:rFonts w:ascii="Arial" w:hAnsi="Arial"/>
+        </w:rPr>
+        <w:t>65. 객관적</w:t>
+      </w:r>
+    </w:p>
+    <w:p>
+      <w:r>
+        <w:rPr>
+          <w:rFonts w:ascii="Arial" w:hAnsi="Arial"/>
+        </w:rPr>
+        <w:t>66. 판단</w:t>
+      </w:r>
+    </w:p>
+    <w:p>
+      <w:r>
+        <w:rPr>
+          <w:rFonts w:ascii="Arial" w:hAnsi="Arial"/>
+        </w:rPr>
+        <w:t>67. 국가</w:t>
+      </w:r>
+    </w:p>
+    <w:p>
+      <w:r>
+        <w:rPr>
+          <w:rFonts w:ascii="Arial" w:hAnsi="Arial"/>
+        </w:rPr>
+        <w:t>68. 부작위</w:t>
+      </w:r>
+    </w:p>
+    <w:p>
+      <w:r>
+        <w:rPr>
+          <w:rFonts w:ascii="Arial" w:hAnsi="Arial"/>
+        </w:rPr>
+        <w:t>69. 작위의무</w:t>
+      </w:r>
+    </w:p>
+    <w:p>
+      <w:r>
+        <w:rPr>
+          <w:rFonts w:ascii="Arial" w:hAnsi="Arial"/>
+        </w:rPr>
+        <w:t>70. 권한</w:t>
+      </w:r>
+    </w:p>
+    <w:p>
+      <w:r>
+        <w:rPr>
+          <w:rFonts w:ascii="Arial" w:hAnsi="Arial"/>
+        </w:rPr>
+        <w:t>71. 작위의무</w:t>
+      </w:r>
+    </w:p>
+    <w:p>
+      <w:r>
+        <w:rPr>
+          <w:rFonts w:ascii="Arial" w:hAnsi="Arial"/>
+        </w:rPr>
+        <w:t>72. 작위의무</w:t>
+      </w:r>
+    </w:p>
+    <w:p>
+      <w:r>
+        <w:rPr>
+          <w:rFonts w:ascii="Arial" w:hAnsi="Arial"/>
+        </w:rPr>
+        <w:t>73. 기속행위</w:t>
+      </w:r>
+    </w:p>
+    <w:p>
+      <w:r>
+        <w:rPr>
+          <w:rFonts w:ascii="Arial" w:hAnsi="Arial"/>
+        </w:rPr>
+        <w:t>74. 기속행위</w:t>
+      </w:r>
+    </w:p>
+    <w:p>
+      <w:r>
+        <w:rPr>
+          <w:rFonts w:ascii="Arial" w:hAnsi="Arial"/>
+        </w:rPr>
+        <w:t>75. 작위의무</w:t>
+      </w:r>
+    </w:p>
+    <w:p>
+      <w:r>
+        <w:rPr>
+          <w:rFonts w:ascii="Arial" w:hAnsi="Arial"/>
+        </w:rPr>
+        <w:t>76. 작위의무</w:t>
+      </w:r>
+    </w:p>
+    <w:p>
+      <w:r>
+        <w:rPr>
+          <w:rFonts w:ascii="Arial" w:hAnsi="Arial"/>
+        </w:rPr>
+        <w:t>77. 법령</w:t>
+      </w:r>
+    </w:p>
+    <w:p>
+      <w:r>
+        <w:rPr>
+          <w:rFonts w:ascii="Arial" w:hAnsi="Arial"/>
+        </w:rPr>
+        <w:t>78. 작위의무</w:t>
+      </w:r>
+    </w:p>
+    <w:p>
+      <w:r>
+        <w:rPr>
+          <w:rFonts w:ascii="Arial" w:hAnsi="Arial"/>
+        </w:rPr>
+        <w:t>79. 위반</w:t>
+      </w:r>
+    </w:p>
+    <w:p>
+      <w:r>
+        <w:rPr>
+          <w:rFonts w:ascii="Arial" w:hAnsi="Arial"/>
+        </w:rPr>
+        <w:t>80. 반사적 이익</w:t>
+      </w:r>
+    </w:p>
+    <w:p>
+      <w:r>
+        <w:rPr>
+          <w:rFonts w:ascii="Arial" w:hAnsi="Arial"/>
+        </w:rPr>
+        <w:t>81. 사익보호성</w:t>
+      </w:r>
+    </w:p>
+    <w:p>
+      <w:r>
+        <w:rPr>
+          <w:rFonts w:ascii="Arial" w:hAnsi="Arial"/>
+        </w:rPr>
+        <w:t>82. 권한</w:t>
+      </w:r>
+    </w:p>
+    <w:p>
+      <w:r>
+        <w:rPr>
+          <w:rFonts w:ascii="Arial" w:hAnsi="Arial"/>
+        </w:rPr>
+        <w:t>83. 반사적 이익</w:t>
+      </w:r>
+    </w:p>
+    <w:p>
+      <w:r>
+        <w:rPr>
+          <w:rFonts w:ascii="Arial" w:hAnsi="Arial"/>
+        </w:rPr>
+        <w:t>84. 위반</w:t>
+      </w:r>
+    </w:p>
+    <w:p>
+      <w:r>
+        <w:rPr>
+          <w:rFonts w:ascii="Arial" w:hAnsi="Arial"/>
+        </w:rPr>
+        <w:t>85. 인과관계</w:t>
+      </w:r>
+    </w:p>
+    <w:p>
+      <w:r>
+        <w:rPr>
+          <w:rFonts w:ascii="Arial" w:hAnsi="Arial"/>
+        </w:rPr>
+        <w:t>86. 공무원</w:t>
+      </w:r>
+    </w:p>
+    <w:p>
+      <w:r>
+        <w:rPr>
+          <w:rFonts w:ascii="Arial" w:hAnsi="Arial"/>
+        </w:rPr>
+        <w:t>87. 위반</w:t>
+      </w:r>
+    </w:p>
+    <w:p>
+      <w:r>
+        <w:rPr>
+          <w:rFonts w:ascii="Arial" w:hAnsi="Arial"/>
+        </w:rPr>
+        <w:t>88. 국가</w:t>
+      </w:r>
+    </w:p>
+    <w:p>
+      <w:r>
+        <w:rPr>
+          <w:rFonts w:ascii="Arial" w:hAnsi="Arial"/>
+        </w:rPr>
+        <w:t>89. 기판력</w:t>
+      </w:r>
+    </w:p>
+    <w:p>
+      <w:r>
+        <w:rPr>
+          <w:rFonts w:ascii="Arial" w:hAnsi="Arial"/>
+        </w:rPr>
+        <w:t>90. 국가</w:t>
+      </w:r>
+    </w:p>
+    <w:p>
+      <w:r>
+        <w:rPr>
+          <w:rFonts w:ascii="Arial" w:hAnsi="Arial"/>
+        </w:rPr>
+        <w:t>91. 위반</w:t>
+      </w:r>
+    </w:p>
+    <w:p>
+      <w:r>
+        <w:rPr>
+          <w:rFonts w:ascii="Arial" w:hAnsi="Arial"/>
+        </w:rPr>
+        <w:t>92. 권한</w:t>
+      </w:r>
+    </w:p>
+    <w:p>
+      <w:r>
+        <w:rPr>
+          <w:rFonts w:ascii="Arial" w:hAnsi="Arial"/>
+        </w:rPr>
+        <w:t>93. 국가</w:t>
+      </w:r>
+    </w:p>
+    <w:p>
+      <w:r>
+        <w:rPr>
+          <w:rFonts w:ascii="Arial" w:hAnsi="Arial"/>
+        </w:rPr>
+        <w:t>94. 국가</w:t>
+      </w:r>
+    </w:p>
+    <w:p>
+      <w:r>
+        <w:rPr>
+          <w:rFonts w:ascii="Arial" w:hAnsi="Arial"/>
+        </w:rPr>
+        <w:t>95. 국가</w:t>
+      </w:r>
+    </w:p>
+    <w:p>
+      <w:r>
+        <w:rPr>
+          <w:rFonts w:ascii="Arial" w:hAnsi="Arial"/>
+        </w:rPr>
+        <w:t>96. 배상책임</w:t>
+      </w:r>
+    </w:p>
+    <w:p>
+      <w:r>
+        <w:rPr>
+          <w:rFonts w:ascii="Arial" w:hAnsi="Arial"/>
+        </w:rPr>
+        <w:t>97. 공무원</w:t>
+      </w:r>
+    </w:p>
+    <w:p>
+      <w:r>
+        <w:rPr>
+          <w:rFonts w:ascii="Arial" w:hAnsi="Arial"/>
+        </w:rPr>
+        <w:t>98. 과실</w:t>
+      </w:r>
+    </w:p>
+    <w:p>
+      <w:r>
+        <w:rPr>
+          <w:rFonts w:ascii="Arial" w:hAnsi="Arial"/>
+        </w:rPr>
+        <w:t>99. 공무원</w:t>
+      </w:r>
+    </w:p>
+    <w:p>
+      <w:r>
+        <w:rPr>
+          <w:rFonts w:ascii="Arial" w:hAnsi="Arial"/>
+        </w:rPr>
+        <w:t>100. 손해</w:t>
+      </w:r>
+    </w:p>
+    <w:p>
+      <w:r>
+        <w:rPr>
+          <w:rFonts w:ascii="Arial" w:hAnsi="Arial"/>
+        </w:rPr>
+        <w:t>101. 공무원</w:t>
+      </w:r>
+    </w:p>
+    <w:p>
+      <w:r>
+        <w:rPr>
+          <w:rFonts w:ascii="Arial" w:hAnsi="Arial"/>
+        </w:rPr>
+        <w:t>102. 국가</w:t>
+      </w:r>
+    </w:p>
+    <w:p>
+      <w:r>
+        <w:rPr>
+          <w:rFonts w:ascii="Arial" w:hAnsi="Arial"/>
+        </w:rPr>
+        <w:t>103. 공무원</w:t>
+      </w:r>
+    </w:p>
+    <w:p>
+      <w:r>
+        <w:rPr>
+          <w:rFonts w:ascii="Arial" w:hAnsi="Arial"/>
+        </w:rPr>
+        <w:t>104. 구상</w:t>
+      </w:r>
+    </w:p>
+    <w:p>
+      <w:r>
+        <w:rPr>
+          <w:rFonts w:ascii="Arial" w:hAnsi="Arial"/>
+        </w:rPr>
+        <w:t>105. 공무원</w:t>
+      </w:r>
+    </w:p>
+    <w:p>
+      <w:r>
+        <w:rPr>
+          <w:rFonts w:ascii="Arial" w:hAnsi="Arial"/>
+        </w:rPr>
+        <w:t>106. 과실</w:t>
+      </w:r>
+    </w:p>
+    <w:p>
+      <w:r>
+        <w:rPr>
+          <w:rFonts w:ascii="Arial" w:hAnsi="Arial"/>
+        </w:rPr>
+        <w:t>107. 구상</w:t>
+      </w:r>
+    </w:p>
+    <w:p>
+      <w:r>
+        <w:rPr>
+          <w:rFonts w:ascii="Arial" w:hAnsi="Arial"/>
+        </w:rPr>
+        <w:t>108. 항고소송</w:t>
+      </w:r>
+    </w:p>
+    <w:p>
+      <w:r>
+        <w:rPr>
+          <w:rFonts w:ascii="Arial" w:hAnsi="Arial"/>
+        </w:rPr>
+        <w:t>109. 국가</w:t>
+      </w:r>
+    </w:p>
+    <w:p>
+      <w:r>
+        <w:rPr>
+          <w:rFonts w:ascii="Arial" w:hAnsi="Arial"/>
+        </w:rPr>
+        <w:t>110. 기판력</w:t>
+      </w:r>
+    </w:p>
+    <w:p>
+      <w:r>
+        <w:rPr>
+          <w:rFonts w:ascii="Arial" w:hAnsi="Arial"/>
+        </w:rPr>
+        <w:t>111. 판단</w:t>
+      </w:r>
+    </w:p>
+    <w:p>
+      <w:r>
+        <w:rPr>
+          <w:rFonts w:ascii="Arial" w:hAnsi="Arial"/>
+        </w:rPr>
+        <w:t>112. 취소소송</w:t>
+      </w:r>
+    </w:p>
+    <w:p>
+      <w:r>
+        <w:rPr>
+          <w:rFonts w:ascii="Arial" w:hAnsi="Arial"/>
+        </w:rPr>
+        <w:t>113. 위반</w:t>
+      </w:r>
+    </w:p>
+    <w:p>
+      <w:r>
+        <w:rPr>
+          <w:rFonts w:ascii="Arial" w:hAnsi="Arial"/>
+        </w:rPr>
+        <w:t>114. 전부기판력</w:t>
+      </w:r>
+    </w:p>
+    <w:p>
+      <w:r>
+        <w:rPr>
+          <w:rFonts w:ascii="Arial" w:hAnsi="Arial"/>
+        </w:rPr>
+        <w:t>115. 기판력</w:t>
+      </w:r>
+    </w:p>
+    <w:p>
+      <w:r>
+        <w:rPr>
+          <w:rFonts w:ascii="Arial" w:hAnsi="Arial"/>
+        </w:rPr>
+        <w:t>116. 기판력</w:t>
+      </w:r>
+    </w:p>
+    <w:p>
+      <w:r>
+        <w:rPr>
+          <w:rFonts w:ascii="Arial" w:hAnsi="Arial"/>
+        </w:rPr>
+        <w:t>117. 제한적 긍정설</w:t>
+      </w:r>
+    </w:p>
+    <w:p>
+      <w:r>
+        <w:rPr>
+          <w:rFonts w:ascii="Arial" w:hAnsi="Arial"/>
+        </w:rPr>
+        <w:t>118. 기판력</w:t>
+      </w:r>
+    </w:p>
+    <w:p>
+      <w:r>
+        <w:rPr>
+          <w:rFonts w:ascii="Arial" w:hAnsi="Arial"/>
+        </w:rPr>
+        <w:t>119. 부정설</w:t>
+      </w:r>
+    </w:p>
+    <w:p>
+      <w:r>
+        <w:rPr>
+          <w:rFonts w:ascii="Arial" w:hAnsi="Arial"/>
+        </w:rPr>
+        <w:t>120. 객관적</w:t>
+      </w:r>
+    </w:p>
+    <w:p>
+      <w:r>
+        <w:rPr>
+          <w:rFonts w:ascii="Arial" w:hAnsi="Arial"/>
+        </w:rPr>
+        <w:t>121. 공무원</w:t>
+      </w:r>
+    </w:p>
+    <w:p>
+      <w:r>
+        <w:rPr>
+          <w:rFonts w:ascii="Arial" w:hAnsi="Arial"/>
+        </w:rPr>
+        <w:t>122. 위반</w:t>
+      </w:r>
+    </w:p>
+    <w:p>
+      <w:r>
+        <w:rPr>
+          <w:rFonts w:ascii="Arial" w:hAnsi="Arial"/>
+        </w:rPr>
+        <w:t>123. 판단</w:t>
+      </w:r>
+    </w:p>
+    <w:p>
+      <w:r>
+        <w:rPr>
+          <w:rFonts w:ascii="Arial" w:hAnsi="Arial"/>
+        </w:rPr>
+        <w:t>124. 국가</w:t>
+      </w:r>
+    </w:p>
+    <w:p>
+      <w:r>
+        <w:rPr>
+          <w:rFonts w:ascii="Arial" w:hAnsi="Arial"/>
+        </w:rPr>
+        <w:t>125. 취소소송</w:t>
+      </w:r>
+    </w:p>
+    <w:p>
+      <w:r>
+        <w:rPr>
+          <w:rFonts w:ascii="Arial" w:hAnsi="Arial"/>
+        </w:rPr>
+        <w:t>126. 국가</w:t>
+      </w:r>
+    </w:p>
+    <w:p>
+      <w:r>
+        <w:rPr>
+          <w:rFonts w:ascii="Arial" w:hAnsi="Arial"/>
+        </w:rPr>
+        <w:t>127. 국가</w:t>
+      </w:r>
+    </w:p>
+    <w:p>
+      <w:r>
+        <w:rPr>
+          <w:rFonts w:ascii="Arial" w:hAnsi="Arial"/>
+        </w:rPr>
+        <w:t>128. 영조물</w:t>
+      </w:r>
+    </w:p>
+    <w:p>
+      <w:r>
+        <w:rPr>
+          <w:rFonts w:ascii="Arial" w:hAnsi="Arial"/>
+        </w:rPr>
+        <w:t>129. 영조물</w:t>
+      </w:r>
+    </w:p>
+    <w:p>
+      <w:r>
+        <w:rPr>
+          <w:rFonts w:ascii="Arial" w:hAnsi="Arial"/>
+        </w:rPr>
+        <w:t>130. 공물</w:t>
+      </w:r>
+    </w:p>
+    <w:p>
+      <w:r>
+        <w:rPr>
+          <w:rFonts w:ascii="Arial" w:hAnsi="Arial"/>
+        </w:rPr>
+        <w:t>131. 국가</w:t>
+      </w:r>
+    </w:p>
+    <w:p>
+      <w:r>
+        <w:rPr>
+          <w:rFonts w:ascii="Arial" w:hAnsi="Arial"/>
+        </w:rPr>
+        <w:t>132. 관리</w:t>
+      </w:r>
+    </w:p>
+    <w:p>
+      <w:r>
+        <w:rPr>
+          <w:rFonts w:ascii="Arial" w:hAnsi="Arial"/>
+        </w:rPr>
+        <w:t>133. 하자</w:t>
+      </w:r>
+    </w:p>
+    <w:p>
+      <w:r>
+        <w:rPr>
+          <w:rFonts w:ascii="Arial" w:hAnsi="Arial"/>
+        </w:rPr>
+        <w:t>134. 관리</w:t>
+      </w:r>
+    </w:p>
+    <w:p>
+      <w:r>
+        <w:rPr>
+          <w:rFonts w:ascii="Arial" w:hAnsi="Arial"/>
+        </w:rPr>
+        <w:t>135. 하자</w:t>
+      </w:r>
+    </w:p>
+    <w:p>
+      <w:r>
+        <w:rPr>
+          <w:rFonts w:ascii="Arial" w:hAnsi="Arial"/>
+        </w:rPr>
+        <w:t>136. 하자</w:t>
+      </w:r>
+    </w:p>
+    <w:p>
+      <w:r>
+        <w:rPr>
+          <w:rFonts w:ascii="Arial" w:hAnsi="Arial"/>
+        </w:rPr>
+        <w:t>137. 인과관계</w:t>
+      </w:r>
+    </w:p>
+    <w:p>
+      <w:r>
+        <w:rPr>
+          <w:rFonts w:ascii="Arial" w:hAnsi="Arial"/>
+        </w:rPr>
+        <w:t>138. 손해</w:t>
+      </w:r>
+    </w:p>
+    <w:p>
+      <w:r>
+        <w:rPr>
+          <w:rFonts w:ascii="Arial" w:hAnsi="Arial"/>
+        </w:rPr>
+        <w:t>139. 관리</w:t>
+      </w:r>
+    </w:p>
+    <w:p>
+      <w:r>
+        <w:rPr>
+          <w:rFonts w:ascii="Arial" w:hAnsi="Arial"/>
+        </w:rPr>
+        <w:t>140. 하자</w:t>
+      </w:r>
+    </w:p>
+    <w:p>
+      <w:r>
+        <w:rPr>
+          <w:rFonts w:ascii="Arial" w:hAnsi="Arial"/>
+        </w:rPr>
+        <w:t>141. 공무원</w:t>
+      </w:r>
+    </w:p>
+    <w:p>
+      <w:r>
+        <w:rPr>
+          <w:rFonts w:ascii="Arial" w:hAnsi="Arial"/>
+        </w:rPr>
+        <w:t>142. 과실</w:t>
+      </w:r>
+    </w:p>
+    <w:p>
+      <w:r>
+        <w:rPr>
+          <w:rFonts w:ascii="Arial" w:hAnsi="Arial"/>
+        </w:rPr>
+        <w:t>143. 객관적</w:t>
+      </w:r>
+    </w:p>
+    <w:p>
+      <w:r>
+        <w:rPr>
+          <w:rFonts w:ascii="Arial" w:hAnsi="Arial"/>
+        </w:rPr>
+        <w:t>144. 과실</w:t>
+      </w:r>
+    </w:p>
+    <w:p>
+      <w:r>
+        <w:rPr>
+          <w:rFonts w:ascii="Arial" w:hAnsi="Arial"/>
+        </w:rPr>
+        <w:t>145. 관리</w:t>
+      </w:r>
+    </w:p>
+    <w:p>
+      <w:r>
+        <w:rPr>
+          <w:rFonts w:ascii="Arial" w:hAnsi="Arial"/>
+        </w:rPr>
+        <w:t>146. 위반</w:t>
+      </w:r>
+    </w:p>
+    <w:p>
+      <w:r>
+        <w:rPr>
+          <w:rFonts w:ascii="Arial" w:hAnsi="Arial"/>
+        </w:rPr>
+        <w:t>147. 공물</w:t>
+      </w:r>
+    </w:p>
+    <w:p>
+      <w:r>
+        <w:rPr>
+          <w:rFonts w:ascii="Arial" w:hAnsi="Arial"/>
+        </w:rPr>
+        <w:t>148. 행정주체</w:t>
+      </w:r>
+    </w:p>
+    <w:p>
+      <w:r>
+        <w:rPr>
+          <w:rFonts w:ascii="Arial" w:hAnsi="Arial"/>
+        </w:rPr>
+        <w:t>149. 관리</w:t>
+      </w:r>
+    </w:p>
+    <w:p>
+      <w:r>
+        <w:rPr>
+          <w:rFonts w:ascii="Arial" w:hAnsi="Arial"/>
+        </w:rPr>
+        <w:t>150. 하자</w:t>
+      </w:r>
+    </w:p>
+    <w:p>
+      <w:r>
+        <w:rPr>
+          <w:rFonts w:ascii="Arial" w:hAnsi="Arial"/>
+        </w:rPr>
+        <w:t>151. 하자</w:t>
+      </w:r>
+    </w:p>
+    <w:p>
+      <w:r>
+        <w:rPr>
+          <w:rFonts w:ascii="Arial" w:hAnsi="Arial"/>
+        </w:rPr>
+        <w:t>152. 하자</w:t>
+      </w:r>
+    </w:p>
+    <w:p>
+      <w:r>
+        <w:rPr>
+          <w:rFonts w:ascii="Arial" w:hAnsi="Arial"/>
+        </w:rPr>
+        <w:t>153. 영조물</w:t>
+      </w:r>
+    </w:p>
+    <w:p>
+      <w:r>
+        <w:rPr>
+          <w:rFonts w:ascii="Arial" w:hAnsi="Arial"/>
+        </w:rPr>
+        <w:t>154. 하자</w:t>
+      </w:r>
+    </w:p>
+    <w:p>
+      <w:r>
+        <w:rPr>
+          <w:rFonts w:ascii="Arial" w:hAnsi="Arial"/>
+        </w:rPr>
+        <w:t>155. 영조물</w:t>
+      </w:r>
+    </w:p>
+    <w:p>
+      <w:r>
+        <w:rPr>
+          <w:rFonts w:ascii="Arial" w:hAnsi="Arial"/>
+        </w:rPr>
+        <w:t>156. 판단</w:t>
+      </w:r>
+    </w:p>
+    <w:p>
+      <w:r>
+        <w:rPr>
+          <w:rFonts w:ascii="Arial" w:hAnsi="Arial"/>
+        </w:rPr>
+        <w:t>157. 수인한도</w:t>
+      </w:r>
+    </w:p>
+    <w:p>
+      <w:r>
+        <w:rPr>
+          <w:rFonts w:ascii="Arial" w:hAnsi="Arial"/>
+        </w:rPr>
+        <w:t>158. 공물</w:t>
+      </w:r>
+    </w:p>
+    <w:p>
+      <w:r>
+        <w:rPr>
+          <w:rFonts w:ascii="Arial" w:hAnsi="Arial"/>
+        </w:rPr>
+        <w:t>159. 공무원</w:t>
+      </w:r>
+    </w:p>
+    <w:p>
+      <w:r>
+        <w:rPr>
+          <w:rFonts w:ascii="Arial" w:hAnsi="Arial"/>
+        </w:rPr>
+        <w:t>160. 비용부담자</w:t>
+      </w:r>
+    </w:p>
+    <w:p>
+      <w:r>
+        <w:rPr>
+          <w:rFonts w:ascii="Arial" w:hAnsi="Arial"/>
+        </w:rPr>
+        <w:t>161. 비용부담자</w:t>
+      </w:r>
+    </w:p>
+    <w:p>
+      <w:r>
+        <w:rPr>
+          <w:rFonts w:ascii="Arial" w:hAnsi="Arial"/>
+        </w:rPr>
+        <w:t>162. 국가</w:t>
+      </w:r>
+    </w:p>
+    <w:p>
+      <w:r>
+        <w:rPr>
+          <w:rFonts w:ascii="Arial" w:hAnsi="Arial"/>
+        </w:rPr>
+        <w:t>163. 배상책임</w:t>
+      </w:r>
+    </w:p>
+    <w:p>
+      <w:r>
+        <w:rPr>
+          <w:rFonts w:ascii="Arial" w:hAnsi="Arial"/>
+        </w:rPr>
+        <w:t>164. 기관위임사무</w:t>
+      </w:r>
+    </w:p>
+    <w:p>
+      <w:r>
+        <w:rPr>
+          <w:rFonts w:ascii="Arial" w:hAnsi="Arial"/>
+        </w:rPr>
+        <w:t>165. 손해</w:t>
+      </w:r>
+    </w:p>
+    <w:p>
+      <w:r>
+        <w:rPr>
+          <w:rFonts w:ascii="Arial" w:hAnsi="Arial"/>
+        </w:rPr>
+        <w:t>166. 구상</w:t>
+      </w:r>
+    </w:p>
+    <w:p>
+      <w:r>
+        <w:rPr>
+          <w:rFonts w:ascii="Arial" w:hAnsi="Arial"/>
+        </w:rPr>
+        <w:t>167. 국가</w:t>
+      </w:r>
+    </w:p>
+    <w:p>
+      <w:r>
+        <w:rPr>
+          <w:rFonts w:ascii="Arial" w:hAnsi="Arial"/>
+        </w:rPr>
+        <w:t>168. 구상</w:t>
+      </w:r>
+    </w:p>
+    <w:p>
+      <w:r>
+        <w:rPr>
+          <w:rFonts w:ascii="Arial" w:hAnsi="Arial"/>
+        </w:rPr>
+        <w:t>169. 관리</w:t>
+      </w:r>
+    </w:p>
+    <w:p>
+      <w:r>
+        <w:rPr>
+          <w:rFonts w:ascii="Arial" w:hAnsi="Arial"/>
+        </w:rPr>
+        <w:t>170. 손해</w:t>
+      </w:r>
+    </w:p>
+    <w:p>
+      <w:r>
+        <w:rPr>
+          <w:rFonts w:ascii="Arial" w:hAnsi="Arial"/>
+        </w:rPr>
+        <w:t>171. 국가</w:t>
+      </w:r>
+    </w:p>
+    <w:p>
+      <w:r>
+        <w:rPr>
+          <w:rFonts w:ascii="Arial" w:hAnsi="Arial"/>
+        </w:rPr>
+        <w:t>172. 이중배상금지</w:t>
+      </w:r>
+    </w:p>
+    <w:p>
+      <w:r>
+        <w:rPr>
+          <w:rFonts w:ascii="Arial" w:hAnsi="Arial"/>
+        </w:rPr>
+        <w:t>173. 예비군대원</w:t>
+      </w:r>
+    </w:p>
+    <w:p>
+      <w:r>
+        <w:rPr>
+          <w:rFonts w:ascii="Arial" w:hAnsi="Arial"/>
+        </w:rPr>
+        <w:t>174. 공무원</w:t>
+      </w:r>
+    </w:p>
+    <w:p>
+      <w:r>
+        <w:rPr>
+          <w:rFonts w:ascii="Arial" w:hAnsi="Arial"/>
+        </w:rPr>
+        <w:t>175. 공무원</w:t>
+      </w:r>
+    </w:p>
+    <w:p>
+      <w:r>
+        <w:rPr>
+          <w:rFonts w:ascii="Arial" w:hAnsi="Arial"/>
+        </w:rPr>
+        <w:t>176. 공무원</w:t>
+      </w:r>
+    </w:p>
+    <w:p>
+      <w:r>
+        <w:rPr>
+          <w:rFonts w:ascii="Arial" w:hAnsi="Arial"/>
+        </w:rPr>
+        <w:t>177. 군인</w:t>
+      </w:r>
+    </w:p>
+    <w:p>
+      <w:r>
+        <w:rPr>
+          <w:rFonts w:ascii="Arial" w:hAnsi="Arial"/>
+        </w:rPr>
+        <w:t>178. 훈련</w:t>
+      </w:r>
+    </w:p>
+    <w:p>
+      <w:r>
+        <w:rPr>
+          <w:rFonts w:ascii="Arial" w:hAnsi="Arial"/>
+        </w:rPr>
+        <w:t>179. 손해</w:t>
+      </w:r>
+    </w:p>
+    <w:p>
+      <w:r>
+        <w:rPr>
+          <w:rFonts w:ascii="Arial" w:hAnsi="Arial"/>
+        </w:rPr>
+        <w:t>180. 훈련</w:t>
+      </w:r>
+    </w:p>
+    <w:p>
+      <w:r>
+        <w:rPr>
+          <w:rFonts w:ascii="Arial" w:hAnsi="Arial"/>
+        </w:rPr>
+        <w:t>181. 전투</w:t>
+      </w:r>
+    </w:p>
+    <w:p>
+      <w:r>
+        <w:rPr>
+          <w:rFonts w:ascii="Arial" w:hAnsi="Arial"/>
+        </w:rPr>
+        <w:t>182. 보상</w:t>
+      </w:r>
+    </w:p>
+    <w:p>
+      <w:r>
+        <w:rPr>
+          <w:rFonts w:ascii="Arial" w:hAnsi="Arial"/>
+        </w:rPr>
+        <w:t>183. 법령</w:t>
+      </w:r>
+    </w:p>
+    <w:p>
+      <w:r>
+        <w:rPr>
+          <w:rFonts w:ascii="Arial" w:hAnsi="Arial"/>
+        </w:rPr>
+        <w:t>184. 구상</w:t>
+      </w:r>
+    </w:p>
+    <w:p>
+      <w:r>
+        <w:rPr>
+          <w:rFonts w:ascii="Arial" w:hAnsi="Arial"/>
+        </w:rPr>
+        <w:t>185. 군인</w:t>
+      </w:r>
+    </w:p>
+    <w:p>
+      <w:r>
+        <w:rPr>
+          <w:rFonts w:ascii="Arial" w:hAnsi="Arial"/>
+        </w:rPr>
+        <w:t>186. 구상</w:t>
+      </w:r>
+    </w:p>
+    <w:p>
+      <w:r>
+        <w:rPr>
+          <w:rFonts w:ascii="Arial" w:hAnsi="Arial"/>
+        </w:rPr>
+        <w:t>187. 국가</w:t>
+      </w:r>
+    </w:p>
+    <w:p>
+      <w:r>
+        <w:rPr>
+          <w:rFonts w:ascii="Arial" w:hAnsi="Arial"/>
+        </w:rPr>
+        <w:t>188. 구상</w:t>
+      </w:r>
+    </w:p>
+    <w:p>
+      <w:r>
+        <w:rPr>
+          <w:rFonts w:ascii="Arial" w:hAnsi="Arial"/>
+        </w:rPr>
+        <w:t>189. 국가</w:t>
+      </w:r>
+    </w:p>
+    <w:p>
+      <w:r>
+        <w:rPr>
+          <w:rFonts w:ascii="Arial" w:hAnsi="Arial"/>
+        </w:rPr>
+        <w:t>190. 구상</w:t>
+      </w:r>
+    </w:p>
+    <w:p>
+      <w:r>
+        <w:rPr>
+          <w:rFonts w:ascii="Arial" w:hAnsi="Arial"/>
+        </w:rPr>
+        <w:t>191. 손해</w:t>
+      </w:r>
+    </w:p>
+    <w:p>
+      <w:r>
+        <w:rPr>
+          <w:rFonts w:ascii="Arial" w:hAnsi="Arial"/>
+        </w:rPr>
+        <w:t>192. 보상</w:t>
+      </w:r>
+    </w:p>
+    <w:p>
+      <w:r>
+        <w:rPr>
+          <w:rFonts w:ascii="Arial" w:hAnsi="Arial"/>
+        </w:rPr>
+        <w:t>193. 보상</w:t>
+      </w:r>
+    </w:p>
+    <w:p>
+      <w:r>
+        <w:rPr>
+          <w:rFonts w:ascii="Arial" w:hAnsi="Arial"/>
+        </w:rPr>
+        <w:t>194. 보상</w:t>
+      </w:r>
+    </w:p>
+    <w:p>
+      <w:r>
+        <w:rPr>
+          <w:rFonts w:ascii="Arial" w:hAnsi="Arial"/>
+        </w:rPr>
+        <w:t>195. 국가</w:t>
+      </w:r>
+    </w:p>
+    <w:p>
+      <w:r>
+        <w:rPr>
+          <w:rFonts w:ascii="Arial" w:hAnsi="Arial"/>
+        </w:rPr>
+        <w:t>196. 보상</w:t>
+      </w:r>
+    </w:p>
+    <w:p>
+      <w:r>
+        <w:rPr>
+          <w:rFonts w:ascii="Arial" w:hAnsi="Arial"/>
+        </w:rPr>
+        <w:t>197. 손해</w:t>
+      </w:r>
+    </w:p>
+    <w:p>
+      <w:r>
+        <w:rPr>
+          <w:rFonts w:ascii="Arial" w:hAnsi="Arial"/>
+        </w:rPr>
+        <w:t>198. 보상</w:t>
+      </w:r>
+    </w:p>
+    <w:p>
+      <w:r>
+        <w:rPr>
+          <w:rFonts w:ascii="Arial" w:hAnsi="Arial"/>
+        </w:rPr>
+        <w:t>199. 보상</w:t>
+      </w:r>
+    </w:p>
+    <w:p>
+      <w:r>
+        <w:rPr>
+          <w:rFonts w:ascii="Arial" w:hAnsi="Arial"/>
+        </w:rPr>
+        <w:t>200. 보상</w:t>
+      </w:r>
+    </w:p>
+    <w:p>
+      <w:r>
+        <w:rPr>
+          <w:rFonts w:ascii="Arial" w:hAnsi="Arial"/>
+        </w:rPr>
+        <w:t>201. 보상</w:t>
+      </w:r>
+    </w:p>
+    <w:p>
+      <w:r>
+        <w:rPr>
+          <w:rFonts w:ascii="Arial" w:hAnsi="Arial"/>
+        </w:rPr>
+        <w:t>202. 보상</w:t>
+      </w:r>
+    </w:p>
+    <w:p>
+      <w:r>
+        <w:rPr>
+          <w:rFonts w:ascii="Arial" w:hAnsi="Arial"/>
+        </w:rPr>
+        <w:t>203. 보상</w:t>
+      </w:r>
+    </w:p>
+    <w:p>
+      <w:r>
+        <w:rPr>
+          <w:rFonts w:ascii="Arial" w:hAnsi="Arial"/>
+        </w:rPr>
+        <w:t>204. 국가</w:t>
+      </w:r>
+    </w:p>
+    <w:p>
+      <w:r>
+        <w:rPr>
+          <w:rFonts w:ascii="Arial" w:hAnsi="Arial"/>
+        </w:rPr>
+        <w:t>205. 보상</w:t>
+      </w:r>
+    </w:p>
+    <w:p>
+      <w:r>
+        <w:rPr>
+          <w:rFonts w:ascii="Arial" w:hAnsi="Arial"/>
+        </w:rPr>
+        <w:t>206. 보상</w:t>
+      </w:r>
+    </w:p>
+    <w:p>
+      <w:r>
+        <w:rPr>
+          <w:rFonts w:ascii="Arial" w:hAnsi="Arial"/>
+        </w:rPr>
+        <w:t>207. 보상</w:t>
+      </w:r>
+    </w:p>
+    <w:p>
+      <w:r>
+        <w:rPr>
+          <w:rFonts w:ascii="Arial" w:hAnsi="Arial"/>
+        </w:rPr>
+        <w:t>208. 보상</w:t>
+      </w:r>
+    </w:p>
+    <w:p>
+      <w:r>
+        <w:rPr>
+          <w:rFonts w:ascii="Arial" w:hAnsi="Arial"/>
+        </w:rPr>
+        <w:t>209. 보상</w:t>
+      </w:r>
+    </w:p>
+    <w:p>
+      <w:r>
+        <w:rPr>
+          <w:rFonts w:ascii="Arial" w:hAnsi="Arial"/>
+        </w:rPr>
+        <w:t>210. 수인한도</w:t>
+      </w:r>
+    </w:p>
+    <w:p>
+      <w:r>
+        <w:rPr>
+          <w:rFonts w:ascii="Arial" w:hAnsi="Arial"/>
+        </w:rPr>
+        <w:t>211. 판단</w:t>
+      </w:r>
+    </w:p>
+    <w:p>
+      <w:r>
+        <w:rPr>
+          <w:rFonts w:ascii="Arial" w:hAnsi="Arial"/>
+        </w:rPr>
+        <w:t>212. 수인한도</w:t>
+      </w:r>
+    </w:p>
+    <w:p>
+      <w:r>
+        <w:rPr>
+          <w:rFonts w:ascii="Arial" w:hAnsi="Arial"/>
+        </w:rPr>
+        <w:t>213. 수인한도</w:t>
+      </w:r>
+    </w:p>
+    <w:p>
+      <w:r>
+        <w:rPr>
+          <w:rFonts w:ascii="Arial" w:hAnsi="Arial"/>
+        </w:rPr>
+        <w:t>214. 공무원</w:t>
+      </w:r>
+    </w:p>
+    <w:p>
+      <w:r>
+        <w:rPr>
+          <w:rFonts w:ascii="Arial" w:hAnsi="Arial"/>
+        </w:rPr>
+        <w:t>215. 위탁</w:t>
+      </w:r>
+    </w:p>
+    <w:p>
+      <w:r>
+        <w:rPr>
+          <w:rFonts w:ascii="Arial" w:hAnsi="Arial"/>
+        </w:rPr>
+        <w:t>216. 광의설</w:t>
+      </w:r>
+    </w:p>
+    <w:p>
+      <w:r>
+        <w:rPr>
+          <w:rFonts w:ascii="Arial" w:hAnsi="Arial"/>
+        </w:rPr>
+        <w:t>217. 사경제작용</w:t>
+      </w:r>
+    </w:p>
+    <w:p>
+      <w:r>
+        <w:rPr>
+          <w:rFonts w:ascii="Arial" w:hAnsi="Arial"/>
+        </w:rPr>
+        <w:t>218. 의사</w:t>
+      </w:r>
+    </w:p>
+    <w:p>
+      <w:r>
+        <w:rPr>
+          <w:rFonts w:ascii="Arial" w:hAnsi="Arial"/>
+        </w:rPr>
+        <w:t>219. 판단</w:t>
+      </w:r>
+    </w:p>
+    <w:p>
+      <w:r>
+        <w:rPr>
+          <w:rFonts w:ascii="Arial" w:hAnsi="Arial"/>
+        </w:rPr>
+        <w:t>220. 과실</w:t>
+      </w:r>
+    </w:p>
+    <w:p>
+      <w:r>
+        <w:rPr>
+          <w:rFonts w:ascii="Arial" w:hAnsi="Arial"/>
+        </w:rPr>
+        <w:t>221. 고의</w:t>
+      </w:r>
+    </w:p>
+    <w:p>
+      <w:r>
+        <w:rPr>
+          <w:rFonts w:ascii="Arial" w:hAnsi="Arial"/>
+        </w:rPr>
+        <w:t>222. 공무원</w:t>
+      </w:r>
+    </w:p>
+    <w:p>
+      <w:r>
+        <w:rPr>
+          <w:rFonts w:ascii="Arial" w:hAnsi="Arial"/>
+        </w:rPr>
+        <w:t>223. 과실</w:t>
+      </w:r>
+    </w:p>
+    <w:p>
+      <w:r>
+        <w:rPr>
+          <w:rFonts w:ascii="Arial" w:hAnsi="Arial"/>
+        </w:rPr>
+        <w:t>224. 공무원</w:t>
+      </w:r>
+    </w:p>
+    <w:p>
+      <w:r>
+        <w:rPr>
+          <w:rFonts w:ascii="Arial" w:hAnsi="Arial"/>
+        </w:rPr>
+        <w:t>225. 위반</w:t>
+      </w:r>
+    </w:p>
+    <w:p>
+      <w:r>
+        <w:rPr>
+          <w:rFonts w:ascii="Arial" w:hAnsi="Arial"/>
+        </w:rPr>
+        <w:t>226. 법령</w:t>
+      </w:r>
+    </w:p>
+    <w:p>
+      <w:r>
+        <w:rPr>
+          <w:rFonts w:ascii="Arial" w:hAnsi="Arial"/>
+        </w:rPr>
+        <w:t>227. 신의성실</w:t>
+      </w:r>
+    </w:p>
+    <w:p>
+      <w:r>
+        <w:rPr>
+          <w:rFonts w:ascii="Arial" w:hAnsi="Arial"/>
+        </w:rPr>
+        <w:t>228. 법령</w:t>
+      </w:r>
+    </w:p>
+    <w:p>
+      <w:r>
+        <w:rPr>
+          <w:rFonts w:ascii="Arial" w:hAnsi="Arial"/>
+        </w:rPr>
+        <w:t>229. 손해</w:t>
+      </w:r>
+    </w:p>
+    <w:p>
+      <w:r>
+        <w:rPr>
+          <w:rFonts w:ascii="Arial" w:hAnsi="Arial"/>
+        </w:rPr>
+        <w:t>230. 객관적</w:t>
+      </w:r>
+    </w:p>
+    <w:p>
+      <w:r>
+        <w:rPr>
+          <w:rFonts w:ascii="Arial" w:hAnsi="Arial"/>
+        </w:rPr>
+        <w:t>231. 타인</w:t>
+      </w:r>
+    </w:p>
+    <w:p>
+      <w:r>
+        <w:rPr>
+          <w:rFonts w:ascii="Arial" w:hAnsi="Arial"/>
+        </w:rPr>
+        <w:t>232. 손해</w:t>
+      </w:r>
+    </w:p>
+    <w:p>
+      <w:r>
+        <w:rPr>
+          <w:rFonts w:ascii="Arial" w:hAnsi="Arial"/>
+        </w:rPr>
+        <w:t>233. 타인</w:t>
+      </w:r>
+    </w:p>
+    <w:p>
+      <w:r>
+        <w:rPr>
+          <w:rFonts w:ascii="Arial" w:hAnsi="Arial"/>
+        </w:rPr>
+        <w:t>234. 가해자</w:t>
+      </w:r>
+    </w:p>
+    <w:p>
+      <w:r>
+        <w:rPr>
+          <w:rFonts w:ascii="Arial" w:hAnsi="Arial"/>
+        </w:rPr>
+        <w:t>235. 손해</w:t>
+      </w:r>
+    </w:p>
+    <w:p>
+      <w:r>
+        <w:rPr>
+          <w:rFonts w:ascii="Arial" w:hAnsi="Arial"/>
+        </w:rPr>
+        <w:t>236. 손해</w:t>
+      </w:r>
+    </w:p>
+    <w:p>
+      <w:r>
+        <w:rPr>
+          <w:rFonts w:ascii="Arial" w:hAnsi="Arial"/>
+        </w:rPr>
+        <w:t>237. 인과관계</w:t>
+      </w:r>
+    </w:p>
+    <w:p>
+      <w:r>
+        <w:rPr>
+          <w:rFonts w:ascii="Arial" w:hAnsi="Arial"/>
+        </w:rPr>
+        <w:t>238. 인과관계</w:t>
+      </w:r>
+    </w:p>
+    <w:p>
+      <w:r>
+        <w:rPr>
+          <w:rFonts w:ascii="Arial" w:hAnsi="Arial"/>
+        </w:rPr>
+        <w:t>239. 과실</w:t>
+      </w:r>
+    </w:p>
+    <w:p>
+      <w:r>
+        <w:rPr>
+          <w:rFonts w:ascii="Arial" w:hAnsi="Arial"/>
+        </w:rPr>
+        <w:t>240. 법령</w:t>
+      </w:r>
+    </w:p>
+    <w:p>
+      <w:r>
+        <w:rPr>
+          <w:rFonts w:ascii="Arial" w:hAnsi="Arial"/>
+        </w:rPr>
+        <w:t>241. 과실</w:t>
+      </w:r>
+    </w:p>
+    <w:p>
+      <w:r>
+        <w:rPr>
+          <w:rFonts w:ascii="Arial" w:hAnsi="Arial"/>
+        </w:rPr>
+        <w:t>242. 고의</w:t>
+      </w:r>
+    </w:p>
+    <w:p>
+      <w:r>
+        <w:rPr>
+          <w:rFonts w:ascii="Arial" w:hAnsi="Arial"/>
+        </w:rPr>
+        <w:t>243. 법령</w:t>
+      </w:r>
+    </w:p>
+    <w:p>
+      <w:r>
+        <w:rPr>
+          <w:rFonts w:ascii="Arial" w:hAnsi="Arial"/>
+        </w:rPr>
+        <w:t>244. 과실</w:t>
+      </w:r>
+    </w:p>
+    <w:p>
+      <w:r>
+        <w:rPr>
+          <w:rFonts w:ascii="Arial" w:hAnsi="Arial"/>
+        </w:rPr>
+        <w:t>245. 법령</w:t>
+      </w:r>
+    </w:p>
+    <w:p>
+      <w:r>
+        <w:rPr>
+          <w:rFonts w:ascii="Arial" w:hAnsi="Arial"/>
+        </w:rPr>
+        <w:t>246. 과실</w:t>
+      </w:r>
+    </w:p>
+    <w:p>
+      <w:r>
+        <w:rPr>
+          <w:rFonts w:ascii="Arial" w:hAnsi="Arial"/>
+        </w:rPr>
+        <w:t>247. 법령</w:t>
+      </w:r>
+    </w:p>
+    <w:p>
+      <w:r>
+        <w:rPr>
+          <w:rFonts w:ascii="Arial" w:hAnsi="Arial"/>
+        </w:rPr>
+        <w:t>248. 부작위</w:t>
+      </w:r>
+    </w:p>
+    <w:p>
+      <w:r>
+        <w:rPr>
+          <w:rFonts w:ascii="Arial" w:hAnsi="Arial"/>
+        </w:rPr>
+        <w:t>249. 부작위</w:t>
+      </w:r>
+    </w:p>
+    <w:p>
+      <w:r>
+        <w:rPr>
+          <w:rFonts w:ascii="Arial" w:hAnsi="Arial"/>
+        </w:rPr>
+        <w:t>250. 국가</w:t>
+      </w:r>
+    </w:p>
+    <w:p>
+      <w:r>
+        <w:rPr>
+          <w:rFonts w:ascii="Arial" w:hAnsi="Arial"/>
+        </w:rPr>
+        <w:t>251. 국가</w:t>
+      </w:r>
+    </w:p>
+    <w:p>
+      <w:r>
+        <w:rPr>
+          <w:rFonts w:ascii="Arial" w:hAnsi="Arial"/>
+        </w:rPr>
+        <w:t>252. 과실</w:t>
+      </w:r>
+    </w:p>
+    <w:p>
+      <w:r>
+        <w:rPr>
+          <w:rFonts w:ascii="Arial" w:hAnsi="Arial"/>
+        </w:rPr>
+        <w:t>253. 부작위</w:t>
+      </w:r>
+    </w:p>
+    <w:p>
+      <w:r>
+        <w:rPr>
+          <w:rFonts w:ascii="Arial" w:hAnsi="Arial"/>
+        </w:rPr>
+        <w:t>254. 과실</w:t>
+      </w:r>
+    </w:p>
+    <w:p>
+      <w:r>
+        <w:rPr>
+          <w:rFonts w:ascii="Arial" w:hAnsi="Arial"/>
+        </w:rPr>
+        <w:t>255. 고의</w:t>
+      </w:r>
+    </w:p>
+    <w:p>
+      <w:r>
+        <w:rPr>
+          <w:rFonts w:ascii="Arial" w:hAnsi="Arial"/>
+        </w:rPr>
+        <w:t>256. 사익보호성</w:t>
+      </w:r>
+    </w:p>
+    <w:p>
+      <w:r>
+        <w:rPr>
+          <w:rFonts w:ascii="Arial" w:hAnsi="Arial"/>
+        </w:rPr>
+        <w:t>257. 사익보호성</w:t>
+      </w:r>
+    </w:p>
+    <w:p>
+      <w:r>
+        <w:rPr>
+          <w:rFonts w:ascii="Arial" w:hAnsi="Arial"/>
+        </w:rPr>
+        <w:t>258. 작위의무</w:t>
+      </w:r>
+    </w:p>
+    <w:p>
+      <w:r>
+        <w:rPr>
+          <w:rFonts w:ascii="Arial" w:hAnsi="Arial"/>
+        </w:rPr>
+        <w:t>259. 위반</w:t>
+      </w:r>
+    </w:p>
+    <w:p>
+      <w:r>
+        <w:rPr>
+          <w:rFonts w:ascii="Arial" w:hAnsi="Arial"/>
+        </w:rPr>
+        <w:t>260. 공무원</w:t>
+      </w:r>
+    </w:p>
+    <w:p>
+      <w:r>
+        <w:rPr>
+          <w:rFonts w:ascii="Arial" w:hAnsi="Arial"/>
+        </w:rPr>
+        <w:t>261. 위반</w:t>
+      </w:r>
+    </w:p>
+    <w:p>
+      <w:r>
+        <w:rPr>
+          <w:rFonts w:ascii="Arial" w:hAnsi="Arial"/>
+        </w:rPr>
+        <w:t>262. 공무원</w:t>
+      </w:r>
+    </w:p>
+    <w:p>
+      <w:r>
+        <w:rPr>
+          <w:rFonts w:ascii="Arial" w:hAnsi="Arial"/>
+        </w:rPr>
+        <w:t>263. 법령</w:t>
+      </w:r>
+    </w:p>
+    <w:p>
+      <w:r>
+        <w:rPr>
+          <w:rFonts w:ascii="Arial" w:hAnsi="Arial"/>
+        </w:rPr>
+        <w:t>264. 부작위</w:t>
+      </w:r>
+    </w:p>
+    <w:p>
+      <w:r>
+        <w:rPr>
+          <w:rFonts w:ascii="Arial" w:hAnsi="Arial"/>
+        </w:rPr>
+        <w:t>265. 재량행위</w:t>
+      </w:r>
+    </w:p>
+    <w:p>
+      <w:r>
+        <w:rPr>
+          <w:rFonts w:ascii="Arial" w:hAnsi="Arial"/>
+        </w:rPr>
+        <w:t>266. 객관적</w:t>
+      </w:r>
+    </w:p>
+    <w:p>
+      <w:r>
+        <w:rPr>
+          <w:rFonts w:ascii="Arial" w:hAnsi="Arial"/>
+        </w:rPr>
+        <w:t>267. 작위의무</w:t>
+      </w:r>
+    </w:p>
+    <w:p>
+      <w:r>
+        <w:rPr>
+          <w:rFonts w:ascii="Arial" w:hAnsi="Arial"/>
+        </w:rPr>
+        <w:t>268. 법령</w:t>
+      </w:r>
+    </w:p>
+    <w:p>
+      <w:r>
+        <w:rPr>
+          <w:rFonts w:ascii="Arial" w:hAnsi="Arial"/>
+        </w:rPr>
+        <w:t>269. 국가</w:t>
+      </w:r>
+    </w:p>
+    <w:p>
+      <w:r>
+        <w:rPr>
+          <w:rFonts w:ascii="Arial" w:hAnsi="Arial"/>
+        </w:rPr>
+        <w:t>270. 국가</w:t>
+      </w:r>
+    </w:p>
+    <w:p>
+      <w:r>
+        <w:rPr>
+          <w:rFonts w:ascii="Arial" w:hAnsi="Arial"/>
+        </w:rPr>
+        <w:t>271. 공무원</w:t>
+      </w:r>
+    </w:p>
+    <w:p>
+      <w:r>
+        <w:rPr>
+          <w:rFonts w:ascii="Arial" w:hAnsi="Arial"/>
+        </w:rPr>
+        <w:t>272. 과실</w:t>
+      </w:r>
+    </w:p>
+    <w:p>
+      <w:r>
+        <w:rPr>
+          <w:rFonts w:ascii="Arial" w:hAnsi="Arial"/>
+        </w:rPr>
+        <w:t>273. 공무원</w:t>
+      </w:r>
+    </w:p>
+    <w:p>
+      <w:r>
+        <w:rPr>
+          <w:rFonts w:ascii="Arial" w:hAnsi="Arial"/>
+        </w:rPr>
+        <w:t>274. 과실</w:t>
+      </w:r>
+    </w:p>
+    <w:p>
+      <w:r>
+        <w:rPr>
+          <w:rFonts w:ascii="Arial" w:hAnsi="Arial"/>
+        </w:rPr>
+        <w:t>275. 공무원</w:t>
+      </w:r>
+    </w:p>
+    <w:p>
+      <w:r>
+        <w:rPr>
+          <w:rFonts w:ascii="Arial" w:hAnsi="Arial"/>
+        </w:rPr>
+        <w:t>276. 과실</w:t>
+      </w:r>
+    </w:p>
+    <w:p>
+      <w:r>
+        <w:rPr>
+          <w:rFonts w:ascii="Arial" w:hAnsi="Arial"/>
+        </w:rPr>
+        <w:t>277. 국가</w:t>
+      </w:r>
+    </w:p>
+    <w:p>
+      <w:r>
+        <w:rPr>
+          <w:rFonts w:ascii="Arial" w:hAnsi="Arial"/>
+        </w:rPr>
+        <w:t>278. 공무원</w:t>
+      </w:r>
+    </w:p>
+    <w:p>
+      <w:r>
+        <w:rPr>
+          <w:rFonts w:ascii="Arial" w:hAnsi="Arial"/>
+        </w:rPr>
+        <w:t>279. 공무원</w:t>
+      </w:r>
+    </w:p>
+    <w:p>
+      <w:r>
+        <w:rPr>
+          <w:rFonts w:ascii="Arial" w:hAnsi="Arial"/>
+        </w:rPr>
+        <w:t>280. 과실</w:t>
+      </w:r>
+    </w:p>
+    <w:p>
+      <w:r>
+        <w:rPr>
+          <w:rFonts w:ascii="Arial" w:hAnsi="Arial"/>
+        </w:rPr>
+        <w:t>281. 공무원</w:t>
+      </w:r>
+    </w:p>
+    <w:p>
+      <w:r>
+        <w:rPr>
+          <w:rFonts w:ascii="Arial" w:hAnsi="Arial"/>
+        </w:rPr>
+        <w:t>282. 과실</w:t>
+      </w:r>
+    </w:p>
+    <w:p>
+      <w:r>
+        <w:rPr>
+          <w:rFonts w:ascii="Arial" w:hAnsi="Arial"/>
+        </w:rPr>
+        <w:t>283. 국가</w:t>
+      </w:r>
+    </w:p>
+    <w:p>
+      <w:r>
+        <w:rPr>
+          <w:rFonts w:ascii="Arial" w:hAnsi="Arial"/>
+        </w:rPr>
+        <w:t>284. 공무원</w:t>
+      </w:r>
+    </w:p>
+    <w:p>
+      <w:r>
+        <w:rPr>
+          <w:rFonts w:ascii="Arial" w:hAnsi="Arial"/>
+        </w:rPr>
+        <w:t>285. 과실</w:t>
+      </w:r>
+    </w:p>
+    <w:p>
+      <w:r>
+        <w:rPr>
+          <w:rFonts w:ascii="Arial" w:hAnsi="Arial"/>
+        </w:rPr>
+        <w:t>286. 취소소송</w:t>
+      </w:r>
+    </w:p>
+    <w:p>
+      <w:r>
+        <w:rPr>
+          <w:rFonts w:ascii="Arial" w:hAnsi="Arial"/>
+        </w:rPr>
+        <w:t>287. 기판력</w:t>
+      </w:r>
+    </w:p>
+    <w:p>
+      <w:r>
+        <w:rPr>
+          <w:rFonts w:ascii="Arial" w:hAnsi="Arial"/>
+        </w:rPr>
+        <w:t>288. 기판력</w:t>
+      </w:r>
+    </w:p>
+    <w:p>
+      <w:r>
+        <w:rPr>
+          <w:rFonts w:ascii="Arial" w:hAnsi="Arial"/>
+        </w:rPr>
+        <w:t>289. 취소소송</w:t>
+      </w:r>
+    </w:p>
+    <w:p>
+      <w:r>
+        <w:rPr>
+          <w:rFonts w:ascii="Arial" w:hAnsi="Arial"/>
+        </w:rPr>
+        <w:t>290. 기판력</w:t>
+      </w:r>
+    </w:p>
+    <w:p>
+      <w:r>
+        <w:rPr>
+          <w:rFonts w:ascii="Arial" w:hAnsi="Arial"/>
+        </w:rPr>
+        <w:t>291. 취소소송</w:t>
+      </w:r>
+    </w:p>
+    <w:p>
+      <w:r>
+        <w:rPr>
+          <w:rFonts w:ascii="Arial" w:hAnsi="Arial"/>
+        </w:rPr>
+        <w:t>292. 기판력</w:t>
+      </w:r>
+    </w:p>
+    <w:p>
+      <w:r>
+        <w:rPr>
+          <w:rFonts w:ascii="Arial" w:hAnsi="Arial"/>
+        </w:rPr>
+        <w:t>293. 객관적</w:t>
+      </w:r>
+    </w:p>
+    <w:p>
+      <w:r>
+        <w:rPr>
+          <w:rFonts w:ascii="Arial" w:hAnsi="Arial"/>
+        </w:rPr>
+        <w:t>294. 취소소송</w:t>
+      </w:r>
+    </w:p>
+    <w:p>
+      <w:r>
+        <w:rPr>
+          <w:rFonts w:ascii="Arial" w:hAnsi="Arial"/>
+        </w:rPr>
+        <w:t>295. 취소소송</w:t>
+      </w:r>
+    </w:p>
+    <w:p>
+      <w:r>
+        <w:rPr>
+          <w:rFonts w:ascii="Arial" w:hAnsi="Arial"/>
+        </w:rPr>
+        <w:t>296. 기판력</w:t>
+      </w:r>
+    </w:p>
+    <w:p>
+      <w:r>
+        <w:rPr>
+          <w:rFonts w:ascii="Arial" w:hAnsi="Arial"/>
+        </w:rPr>
+        <w:t>297. 위반</w:t>
+      </w:r>
+    </w:p>
+    <w:p>
+      <w:r>
+        <w:rPr>
+          <w:rFonts w:ascii="Arial" w:hAnsi="Arial"/>
+        </w:rPr>
+        <w:t>298. 판단</w:t>
+      </w:r>
+    </w:p>
+    <w:p>
+      <w:r>
+        <w:rPr>
+          <w:rFonts w:ascii="Arial" w:hAnsi="Arial"/>
+        </w:rPr>
+        <w:t>299. 위반</w:t>
+      </w:r>
+    </w:p>
+    <w:p>
+      <w:r>
+        <w:rPr>
+          <w:rFonts w:ascii="Arial" w:hAnsi="Arial"/>
+        </w:rPr>
+        <w:t>300. 기판력</w:t>
+      </w:r>
+    </w:p>
+    <w:p>
+      <w:r>
+        <w:rPr>
+          <w:rFonts w:ascii="Arial" w:hAnsi="Arial"/>
+        </w:rPr>
+        <w:t>301. 위반</w:t>
+      </w:r>
+    </w:p>
+    <w:p>
+      <w:r>
+        <w:rPr>
+          <w:rFonts w:ascii="Arial" w:hAnsi="Arial"/>
+        </w:rPr>
+        <w:t>302. 기판력</w:t>
+      </w:r>
+    </w:p>
+    <w:p>
+      <w:r>
+        <w:rPr>
+          <w:rFonts w:ascii="Arial" w:hAnsi="Arial"/>
+        </w:rPr>
+        <w:t>303. 취소소송</w:t>
+      </w:r>
+    </w:p>
+    <w:p>
+      <w:r>
+        <w:rPr>
+          <w:rFonts w:ascii="Arial" w:hAnsi="Arial"/>
+        </w:rPr>
+        <w:t>304. 기판력</w:t>
+      </w:r>
+    </w:p>
+    <w:p>
+      <w:r>
+        <w:rPr>
+          <w:rFonts w:ascii="Arial" w:hAnsi="Arial"/>
+        </w:rPr>
+        <w:t>305. 전부기판력</w:t>
+      </w:r>
+    </w:p>
+    <w:p>
+      <w:r>
+        <w:rPr>
+          <w:rFonts w:ascii="Arial" w:hAnsi="Arial"/>
+        </w:rPr>
+        <w:t>306. 위반</w:t>
+      </w:r>
+    </w:p>
+    <w:p>
+      <w:r>
+        <w:rPr>
+          <w:rFonts w:ascii="Arial" w:hAnsi="Arial"/>
+        </w:rPr>
+        <w:t>307. 전부기판력</w:t>
+      </w:r>
+    </w:p>
+    <w:p>
+      <w:r>
+        <w:rPr>
+          <w:rFonts w:ascii="Arial" w:hAnsi="Arial"/>
+        </w:rPr>
+        <w:t>308. 위반</w:t>
+      </w:r>
+    </w:p>
+    <w:p>
+      <w:r>
+        <w:rPr>
+          <w:rFonts w:ascii="Arial" w:hAnsi="Arial"/>
+        </w:rPr>
+        <w:t>309. 취소소송</w:t>
+      </w:r>
+    </w:p>
+    <w:p>
+      <w:r>
+        <w:rPr>
+          <w:rFonts w:ascii="Arial" w:hAnsi="Arial"/>
+        </w:rPr>
+        <w:t>310. 기판력</w:t>
+      </w:r>
+    </w:p>
+    <w:p>
+      <w:r>
+        <w:rPr>
+          <w:rFonts w:ascii="Arial" w:hAnsi="Arial"/>
+        </w:rPr>
+        <w:t>311. 전부기판력</w:t>
+      </w:r>
+    </w:p>
+    <w:p>
+      <w:r>
+        <w:rPr>
+          <w:rFonts w:ascii="Arial" w:hAnsi="Arial"/>
+        </w:rPr>
+        <w:t>312. 부정설</w:t>
+      </w:r>
+    </w:p>
+    <w:p>
+      <w:r>
+        <w:rPr>
+          <w:rFonts w:ascii="Arial" w:hAnsi="Arial"/>
+        </w:rPr>
+        <w:t>313. 손해</w:t>
+      </w:r>
+    </w:p>
+    <w:p>
+      <w:r>
+        <w:rPr>
+          <w:rFonts w:ascii="Arial" w:hAnsi="Arial"/>
+        </w:rPr>
+        <w:t>314. 부정설</w:t>
+      </w:r>
+    </w:p>
+    <w:p>
+      <w:r>
+        <w:rPr>
+          <w:rFonts w:ascii="Arial" w:hAnsi="Arial"/>
+        </w:rPr>
+        <w:t>315. 기판력</w:t>
+      </w:r>
+    </w:p>
+    <w:p>
+      <w:r>
+        <w:rPr>
+          <w:rFonts w:ascii="Arial" w:hAnsi="Arial"/>
+        </w:rPr>
+        <w:t>316. 기판력</w:t>
+      </w:r>
+    </w:p>
+    <w:p>
+      <w:r>
+        <w:rPr>
+          <w:rFonts w:ascii="Arial" w:hAnsi="Arial"/>
+        </w:rPr>
+        <w:t>317. 항고소송</w:t>
+      </w:r>
+    </w:p>
+    <w:p>
+      <w:r>
+        <w:rPr>
+          <w:rFonts w:ascii="Arial" w:hAnsi="Arial"/>
+        </w:rPr>
+        <w:t>318. 기판력</w:t>
+      </w:r>
+    </w:p>
+    <w:p>
+      <w:r>
+        <w:rPr>
+          <w:rFonts w:ascii="Arial" w:hAnsi="Arial"/>
+        </w:rPr>
+        <w:t>319. 기판력</w:t>
+      </w:r>
+    </w:p>
+    <w:p>
+      <w:r>
+        <w:rPr>
+          <w:rFonts w:ascii="Arial" w:hAnsi="Arial"/>
+        </w:rPr>
+        <w:t>320. 객관적</w:t>
+      </w:r>
+    </w:p>
+    <w:p>
+      <w:r>
+        <w:rPr>
+          <w:rFonts w:ascii="Arial" w:hAnsi="Arial"/>
+        </w:rPr>
+        <w:t>321. 기판력</w:t>
+      </w:r>
+    </w:p>
+    <w:p>
+      <w:r>
+        <w:rPr>
+          <w:rFonts w:ascii="Arial" w:hAnsi="Arial"/>
+        </w:rPr>
+        <w:t>322. 기판력</w:t>
+      </w:r>
+    </w:p>
+    <w:p>
+      <w:r>
+        <w:rPr>
+          <w:rFonts w:ascii="Arial" w:hAnsi="Arial"/>
+        </w:rPr>
+        <w:t>323. 기판력</w:t>
+      </w:r>
+    </w:p>
+    <w:p>
+      <w:r>
+        <w:rPr>
+          <w:rFonts w:ascii="Arial" w:hAnsi="Arial"/>
+        </w:rPr>
+        <w:t>324. 위반</w:t>
+      </w:r>
+    </w:p>
+    <w:p>
+      <w:r>
+        <w:rPr>
+          <w:rFonts w:ascii="Arial" w:hAnsi="Arial"/>
+        </w:rPr>
+        <w:t>325. 판단</w:t>
+      </w:r>
+    </w:p>
+    <w:p>
+      <w:r>
+        <w:rPr>
+          <w:rFonts w:ascii="Arial" w:hAnsi="Arial"/>
+        </w:rPr>
+        <w:t>326. 기판력</w:t>
+      </w:r>
+    </w:p>
+    <w:p>
+      <w:r>
+        <w:rPr>
+          <w:rFonts w:ascii="Arial" w:hAnsi="Arial"/>
+        </w:rPr>
+        <w:t>327. 국가</w:t>
+      </w:r>
+    </w:p>
+    <w:p>
+      <w:r>
+        <w:rPr>
+          <w:rFonts w:ascii="Arial" w:hAnsi="Arial"/>
+        </w:rPr>
+        <w:t>328. 취소소송</w:t>
+      </w:r>
+    </w:p>
+    <w:p>
+      <w:r>
+        <w:rPr>
+          <w:rFonts w:ascii="Arial" w:hAnsi="Arial"/>
+        </w:rPr>
+        <w:t>329. 기판력</w:t>
+      </w:r>
+    </w:p>
+    <w:p>
+      <w:r>
+        <w:rPr>
+          <w:rFonts w:ascii="Arial" w:hAnsi="Arial"/>
+        </w:rPr>
+        <w:t>330. 위반</w:t>
+      </w:r>
+    </w:p>
+    <w:p>
+      <w:r>
+        <w:rPr>
+          <w:rFonts w:ascii="Arial" w:hAnsi="Arial"/>
+        </w:rPr>
+        <w:t>331. 손해</w:t>
+      </w:r>
+    </w:p>
+    <w:p>
+      <w:r>
+        <w:rPr>
+          <w:rFonts w:ascii="Arial" w:hAnsi="Arial"/>
+        </w:rPr>
+        <w:t>332. 부정설</w:t>
+      </w:r>
+    </w:p>
+    <w:p>
+      <w:r>
+        <w:rPr>
+          <w:rFonts w:ascii="Arial" w:hAnsi="Arial"/>
+        </w:rPr>
+        <w:t>333. 국가</w:t>
+      </w:r>
+    </w:p>
+    <w:p>
+      <w:r>
+        <w:rPr>
+          <w:rFonts w:ascii="Arial" w:hAnsi="Arial"/>
+        </w:rPr>
+        <w:t>334. 손해</w:t>
+      </w:r>
+    </w:p>
+    <w:p>
+      <w:r>
+        <w:rPr>
+          <w:rFonts w:ascii="Arial" w:hAnsi="Arial"/>
+        </w:rPr>
+        <w:t>335. 국가</w:t>
+      </w:r>
+    </w:p>
+    <w:p>
+      <w:r>
+        <w:rPr>
+          <w:rFonts w:ascii="Arial" w:hAnsi="Arial"/>
+        </w:rPr>
+        <w:t>336. 배상책임</w:t>
+      </w:r>
+    </w:p>
+    <w:p>
+      <w:r>
+        <w:rPr>
+          <w:rFonts w:ascii="Arial" w:hAnsi="Arial"/>
+        </w:rPr>
+        <w:t>337. 손해</w:t>
+      </w:r>
+    </w:p>
+    <w:p>
+      <w:r>
+        <w:rPr>
+          <w:rFonts w:ascii="Arial" w:hAnsi="Arial"/>
+        </w:rPr>
+        <w:t>338. 공무원</w:t>
+      </w:r>
+    </w:p>
+    <w:p>
+      <w:r>
+        <w:rPr>
+          <w:rFonts w:ascii="Arial" w:hAnsi="Arial"/>
+        </w:rPr>
+        <w:t>339. 손해</w:t>
+      </w:r>
+    </w:p>
+    <w:p>
+      <w:r>
+        <w:rPr>
+          <w:rFonts w:ascii="Arial" w:hAnsi="Arial"/>
+        </w:rPr>
+        <w:t>340. 공무원</w:t>
+      </w:r>
+    </w:p>
+    <w:p>
+      <w:r>
+        <w:rPr>
+          <w:rFonts w:ascii="Arial" w:hAnsi="Arial"/>
+        </w:rPr>
+        <w:t>341. 손해</w:t>
       </w:r>
     </w:p>
     <w:sectPr>

--- a/word proj/사례_국가배상, 손실보상_답안.docx
+++ b/word proj/사례_국가배상, 손실보상_답안.docx
@@ -30,7 +30,7 @@
         <w:rPr>
           <w:rFonts w:ascii="Arial" w:hAnsi="Arial"/>
         </w:rPr>
-        <w:t xml:space="preserve">  1번. 손해</w:t>
+        <w:t xml:space="preserve">  2-1. 손해</w:t>
       </w:r>
     </w:p>
     <w:p>
@@ -38,7 +38,7 @@
         <w:rPr>
           <w:rFonts w:ascii="Arial" w:hAnsi="Arial"/>
         </w:rPr>
-        <w:t xml:space="preserve">  2번. 손해</w:t>
+        <w:t xml:space="preserve">  3-1. 손해</w:t>
       </w:r>
     </w:p>
     <w:p>
@@ -56,7 +56,7 @@
         <w:rPr>
           <w:rFonts w:ascii="Arial" w:hAnsi="Arial"/>
         </w:rPr>
-        <w:t xml:space="preserve">  3번. 직무상 불법행위</w:t>
+        <w:t xml:space="preserve">  4-1. 배상책임</w:t>
       </w:r>
     </w:p>
     <w:p>
@@ -74,7 +74,7 @@
         <w:rPr>
           <w:rFonts w:ascii="Arial" w:hAnsi="Arial"/>
         </w:rPr>
-        <w:t xml:space="preserve">  4번. 국가</w:t>
+        <w:t xml:space="preserve">  6-1. 국가</w:t>
       </w:r>
     </w:p>
     <w:p>
@@ -92,7 +92,7 @@
         <w:rPr>
           <w:rFonts w:ascii="Arial" w:hAnsi="Arial"/>
         </w:rPr>
-        <w:t xml:space="preserve">  5번. 사인</w:t>
+        <w:t xml:space="preserve">  8-1. 공무원</w:t>
       </w:r>
     </w:p>
     <w:p>
@@ -100,7 +100,7 @@
         <w:rPr>
           <w:rFonts w:ascii="Arial" w:hAnsi="Arial"/>
         </w:rPr>
-        <w:t xml:space="preserve">  6번. 국가공무원법</w:t>
+        <w:t xml:space="preserve">  9-1. 공무위탁</w:t>
       </w:r>
     </w:p>
     <w:p>
@@ -108,7 +108,7 @@
         <w:rPr>
           <w:rFonts w:ascii="Arial" w:hAnsi="Arial"/>
         </w:rPr>
-        <w:t xml:space="preserve">  7번. 공공단체</w:t>
+        <w:t xml:space="preserve">  10-1. 공공단체</w:t>
       </w:r>
     </w:p>
     <w:p>
@@ -116,7 +116,7 @@
         <w:rPr>
           <w:rFonts w:ascii="Arial" w:hAnsi="Arial"/>
         </w:rPr>
-        <w:t xml:space="preserve">  8번. 광의설</w:t>
+        <w:t xml:space="preserve">  12-1. 광의설</w:t>
       </w:r>
     </w:p>
     <w:p>
@@ -124,7 +124,7 @@
         <w:rPr>
           <w:rFonts w:ascii="Arial" w:hAnsi="Arial"/>
         </w:rPr>
-        <w:t xml:space="preserve">  9번. 협의설</w:t>
+        <w:t xml:space="preserve">  13-1. 협의설</w:t>
       </w:r>
     </w:p>
     <w:p>
@@ -132,7 +132,7 @@
         <w:rPr>
           <w:rFonts w:ascii="Arial" w:hAnsi="Arial"/>
         </w:rPr>
-        <w:t xml:space="preserve">  10번. 외관</w:t>
+        <w:t xml:space="preserve">  14-1. 직무집행</w:t>
       </w:r>
     </w:p>
     <w:p>
@@ -140,7 +140,7 @@
         <w:rPr>
           <w:rFonts w:ascii="Arial" w:hAnsi="Arial"/>
         </w:rPr>
-        <w:t xml:space="preserve">  11번. 직무행위</w:t>
+        <w:t xml:space="preserve">  15-1. 판단</w:t>
       </w:r>
     </w:p>
     <w:p>
@@ -148,7 +148,7 @@
         <w:rPr>
           <w:rFonts w:ascii="Arial" w:hAnsi="Arial"/>
         </w:rPr>
-        <w:t xml:space="preserve">  12번. 고의</w:t>
+        <w:t xml:space="preserve">  16-1. 과실</w:t>
       </w:r>
     </w:p>
     <w:p>
@@ -156,7 +156,7 @@
         <w:rPr>
           <w:rFonts w:ascii="Arial" w:hAnsi="Arial"/>
         </w:rPr>
-        <w:t xml:space="preserve">  13번. 과실</w:t>
+        <w:t xml:space="preserve">  17-1. 평균적 공무원</w:t>
       </w:r>
     </w:p>
     <w:p>
@@ -164,7 +164,7 @@
         <w:rPr>
           <w:rFonts w:ascii="Arial" w:hAnsi="Arial"/>
         </w:rPr>
-        <w:t xml:space="preserve">  14번. 법령</w:t>
+        <w:t xml:space="preserve">  18-1. 법령위반</w:t>
       </w:r>
     </w:p>
     <w:p>
@@ -172,7 +172,7 @@
         <w:rPr>
           <w:rFonts w:ascii="Arial" w:hAnsi="Arial"/>
         </w:rPr>
-        <w:t xml:space="preserve">  15번. 행위의무</w:t>
+        <w:t xml:space="preserve">  19-1. 위반</w:t>
       </w:r>
     </w:p>
     <w:p>
@@ -180,7 +180,7 @@
         <w:rPr>
           <w:rFonts w:ascii="Arial" w:hAnsi="Arial"/>
         </w:rPr>
-        <w:t xml:space="preserve">  16번. 법령</w:t>
+        <w:t xml:space="preserve">  20-1. 법령위반</w:t>
       </w:r>
     </w:p>
     <w:p>
@@ -188,7 +188,7 @@
         <w:rPr>
           <w:rFonts w:ascii="Arial" w:hAnsi="Arial"/>
         </w:rPr>
-        <w:t xml:space="preserve">  17번. 전부기판력</w:t>
+        <w:t xml:space="preserve">  21-1. 법령위반</w:t>
       </w:r>
     </w:p>
     <w:p>
@@ -196,7 +196,7 @@
         <w:rPr>
           <w:rFonts w:ascii="Arial" w:hAnsi="Arial"/>
         </w:rPr>
-        <w:t xml:space="preserve">  18번. 국가</w:t>
+        <w:t xml:space="preserve">  22-1. 취소소송</w:t>
       </w:r>
     </w:p>
     <w:p>
@@ -204,7 +204,7 @@
         <w:rPr>
           <w:rFonts w:ascii="Arial" w:hAnsi="Arial"/>
         </w:rPr>
-        <w:t xml:space="preserve">  19번. 손해</w:t>
+        <w:t xml:space="preserve">  24-1. 손해</w:t>
       </w:r>
     </w:p>
     <w:p>
@@ -212,7 +212,7 @@
         <w:rPr>
           <w:rFonts w:ascii="Arial" w:hAnsi="Arial"/>
         </w:rPr>
-        <w:t xml:space="preserve">  20번. 법령</w:t>
+        <w:t xml:space="preserve">  25-1. 위반</w:t>
       </w:r>
     </w:p>
     <w:p>
@@ -230,7 +230,7 @@
         <w:rPr>
           <w:rFonts w:ascii="Arial" w:hAnsi="Arial"/>
         </w:rPr>
-        <w:t xml:space="preserve">  21번. 공공단체</w:t>
+        <w:t xml:space="preserve">  26-1. 배상책임</w:t>
       </w:r>
     </w:p>
     <w:p>
@@ -238,7 +238,7 @@
         <w:rPr>
           <w:rFonts w:ascii="Arial" w:hAnsi="Arial"/>
         </w:rPr>
-        <w:t xml:space="preserve">  22번. 공공단체</w:t>
+        <w:t xml:space="preserve">  27-1. 배상책임</w:t>
       </w:r>
     </w:p>
     <w:p>
@@ -246,7 +246,7 @@
         <w:rPr>
           <w:rFonts w:ascii="Arial" w:hAnsi="Arial"/>
         </w:rPr>
-        <w:t xml:space="preserve">  23번. 손해</w:t>
+        <w:t xml:space="preserve">  28-1. 배상책임</w:t>
       </w:r>
     </w:p>
     <w:p>
@@ -254,7 +254,7 @@
         <w:rPr>
           <w:rFonts w:ascii="Arial" w:hAnsi="Arial"/>
         </w:rPr>
-        <w:t xml:space="preserve">  24번. 공공단체</w:t>
+        <w:t xml:space="preserve">  29-1. 하자</w:t>
       </w:r>
     </w:p>
     <w:p>
@@ -262,7 +262,7 @@
         <w:rPr>
           <w:rFonts w:ascii="Arial" w:hAnsi="Arial"/>
         </w:rPr>
-        <w:t xml:space="preserve">  25번. 손해</w:t>
+        <w:t xml:space="preserve">  30-1. 위반</w:t>
       </w:r>
     </w:p>
     <w:p>
@@ -270,7 +270,7 @@
         <w:rPr>
           <w:rFonts w:ascii="Arial" w:hAnsi="Arial"/>
         </w:rPr>
-        <w:t xml:space="preserve">  26번. 공공단체</w:t>
+        <w:t xml:space="preserve">  31-1. 배상책임</w:t>
       </w:r>
     </w:p>
     <w:p>
@@ -278,7 +278,7 @@
         <w:rPr>
           <w:rFonts w:ascii="Arial" w:hAnsi="Arial"/>
         </w:rPr>
-        <w:t xml:space="preserve">  27번. 공공단체</w:t>
+        <w:t xml:space="preserve">  32-1. 배상책임</w:t>
       </w:r>
     </w:p>
     <w:p>
@@ -296,7 +296,7 @@
         <w:rPr>
           <w:rFonts w:ascii="Arial" w:hAnsi="Arial"/>
         </w:rPr>
-        <w:t xml:space="preserve">  28번. 고의</w:t>
+        <w:t xml:space="preserve">  33-1. 과실</w:t>
       </w:r>
     </w:p>
     <w:p>
@@ -304,7 +304,7 @@
         <w:rPr>
           <w:rFonts w:ascii="Arial" w:hAnsi="Arial"/>
         </w:rPr>
-        <w:t xml:space="preserve">  29번. 법령</w:t>
+        <w:t xml:space="preserve">  34-1. 공무원</w:t>
       </w:r>
     </w:p>
     <w:p>
@@ -322,7 +322,7 @@
         <w:rPr>
           <w:rFonts w:ascii="Arial" w:hAnsi="Arial"/>
         </w:rPr>
-        <w:t xml:space="preserve">  30번. 법령</w:t>
+        <w:t xml:space="preserve">  35-1. 법령위반</w:t>
       </w:r>
     </w:p>
     <w:p>
@@ -330,7 +330,7 @@
         <w:rPr>
           <w:rFonts w:ascii="Arial" w:hAnsi="Arial"/>
         </w:rPr>
-        <w:t xml:space="preserve">  31번. 손해</w:t>
+        <w:t xml:space="preserve">  36-1. 손해</w:t>
       </w:r>
     </w:p>
     <w:p>
@@ -338,7 +338,7 @@
         <w:rPr>
           <w:rFonts w:ascii="Arial" w:hAnsi="Arial"/>
         </w:rPr>
-        <w:t xml:space="preserve">  32번. 객관적</w:t>
+        <w:t xml:space="preserve">  37-1. 객관적</w:t>
       </w:r>
     </w:p>
     <w:p>
@@ -346,7 +346,7 @@
         <w:rPr>
           <w:rFonts w:ascii="Arial" w:hAnsi="Arial"/>
         </w:rPr>
-        <w:t xml:space="preserve">  33번. 항고소송</w:t>
+        <w:t xml:space="preserve">  38-1. 항고소송</w:t>
       </w:r>
     </w:p>
     <w:p>
@@ -354,7 +354,7 @@
         <w:rPr>
           <w:rFonts w:ascii="Arial" w:hAnsi="Arial"/>
         </w:rPr>
-        <w:t xml:space="preserve">  34번. 손해</w:t>
+        <w:t xml:space="preserve">  39-1. 위반</w:t>
       </w:r>
     </w:p>
     <w:p>
@@ -362,7 +362,7 @@
         <w:rPr>
           <w:rFonts w:ascii="Arial" w:hAnsi="Arial"/>
         </w:rPr>
-        <w:t xml:space="preserve">  35번. 판단</w:t>
+        <w:t xml:space="preserve">  40-1. 판단</w:t>
       </w:r>
     </w:p>
     <w:p>
@@ -370,7 +370,7 @@
         <w:rPr>
           <w:rFonts w:ascii="Arial" w:hAnsi="Arial"/>
         </w:rPr>
-        <w:t xml:space="preserve">  36번. 손해</w:t>
+        <w:t xml:space="preserve">  41-1. 판단</w:t>
       </w:r>
     </w:p>
     <w:p>
@@ -388,7 +388,7 @@
         <w:rPr>
           <w:rFonts w:ascii="Arial" w:hAnsi="Arial"/>
         </w:rPr>
-        <w:t xml:space="preserve">  37번. 국가</w:t>
+        <w:t xml:space="preserve">  42-1. 부작위</w:t>
       </w:r>
     </w:p>
     <w:p>
@@ -396,7 +396,7 @@
         <w:rPr>
           <w:rFonts w:ascii="Arial" w:hAnsi="Arial"/>
         </w:rPr>
-        <w:t xml:space="preserve">  38번. 작위의무</w:t>
+        <w:t xml:space="preserve">  43-1. 작위의무</w:t>
       </w:r>
     </w:p>
     <w:p>
@@ -414,7 +414,7 @@
         <w:rPr>
           <w:rFonts w:ascii="Arial" w:hAnsi="Arial"/>
         </w:rPr>
-        <w:t xml:space="preserve">  39번. 작위의무</w:t>
+        <w:t xml:space="preserve">  44-1. 작위의무</w:t>
       </w:r>
     </w:p>
     <w:p>
@@ -422,7 +422,7 @@
         <w:rPr>
           <w:rFonts w:ascii="Arial" w:hAnsi="Arial"/>
         </w:rPr>
-        <w:t xml:space="preserve">  40번. 작위의무</w:t>
+        <w:t xml:space="preserve">  45-1. 기속행위</w:t>
       </w:r>
     </w:p>
     <w:p>
@@ -430,7 +430,7 @@
         <w:rPr>
           <w:rFonts w:ascii="Arial" w:hAnsi="Arial"/>
         </w:rPr>
-        <w:t xml:space="preserve">  41번. 작위의무</w:t>
+        <w:t xml:space="preserve">  46-1. 기속행위</w:t>
       </w:r>
     </w:p>
     <w:p>
@@ -438,7 +438,7 @@
         <w:rPr>
           <w:rFonts w:ascii="Arial" w:hAnsi="Arial"/>
         </w:rPr>
-        <w:t xml:space="preserve">  42번. 작위의무</w:t>
+        <w:t xml:space="preserve">  47-1. 작위의무</w:t>
       </w:r>
     </w:p>
     <w:p>
@@ -446,7 +446,7 @@
         <w:rPr>
           <w:rFonts w:ascii="Arial" w:hAnsi="Arial"/>
         </w:rPr>
-        <w:t xml:space="preserve">  43번. 손해</w:t>
+        <w:t xml:space="preserve">  48-1. 위반</w:t>
       </w:r>
     </w:p>
     <w:p>
@@ -464,7 +464,7 @@
         <w:rPr>
           <w:rFonts w:ascii="Arial" w:hAnsi="Arial"/>
         </w:rPr>
-        <w:t xml:space="preserve">  44번. 반사적 이익</w:t>
+        <w:t xml:space="preserve">  49-1. 반사적 이익</w:t>
       </w:r>
     </w:p>
     <w:p>
@@ -472,7 +472,7 @@
         <w:rPr>
           <w:rFonts w:ascii="Arial" w:hAnsi="Arial"/>
         </w:rPr>
-        <w:t xml:space="preserve">  45번. 반사적 이익</w:t>
+        <w:t xml:space="preserve">  50-1. 배상책임</w:t>
       </w:r>
     </w:p>
     <w:p>
@@ -480,7 +480,7 @@
         <w:rPr>
           <w:rFonts w:ascii="Arial" w:hAnsi="Arial"/>
         </w:rPr>
-        <w:t xml:space="preserve">  46번. 손해</w:t>
+        <w:t xml:space="preserve">  51-1. 법령위반</w:t>
       </w:r>
     </w:p>
     <w:p>
@@ -488,7 +488,7 @@
         <w:rPr>
           <w:rFonts w:ascii="Arial" w:hAnsi="Arial"/>
         </w:rPr>
-        <w:t xml:space="preserve">  47번. 손해</w:t>
+        <w:t xml:space="preserve">  52-1. 위반</w:t>
       </w:r>
     </w:p>
     <w:p>
@@ -506,7 +506,7 @@
         <w:rPr>
           <w:rFonts w:ascii="Arial" w:hAnsi="Arial"/>
         </w:rPr>
-        <w:t xml:space="preserve">  48번. 국가</w:t>
+        <w:t xml:space="preserve">  54-1. 국가</w:t>
       </w:r>
     </w:p>
     <w:p>
@@ -514,7 +514,7 @@
         <w:rPr>
           <w:rFonts w:ascii="Arial" w:hAnsi="Arial"/>
         </w:rPr>
-        <w:t xml:space="preserve">  49번. 국가</w:t>
+        <w:t xml:space="preserve">  55-1. 배상책임</w:t>
       </w:r>
     </w:p>
     <w:p>
@@ -522,7 +522,7 @@
         <w:rPr>
           <w:rFonts w:ascii="Arial" w:hAnsi="Arial"/>
         </w:rPr>
-        <w:t xml:space="preserve">  50번. 위반</w:t>
+        <w:t xml:space="preserve">  56-1. 위반</w:t>
       </w:r>
     </w:p>
     <w:p>
@@ -530,7 +530,7 @@
         <w:rPr>
           <w:rFonts w:ascii="Arial" w:hAnsi="Arial"/>
         </w:rPr>
-        <w:t xml:space="preserve">  51번. 국가</w:t>
+        <w:t xml:space="preserve">  57-1. 국가</w:t>
       </w:r>
     </w:p>
     <w:p>
@@ -538,7 +538,7 @@
         <w:rPr>
           <w:rFonts w:ascii="Arial" w:hAnsi="Arial"/>
         </w:rPr>
-        <w:t xml:space="preserve">  52번. 국가</w:t>
+        <w:t xml:space="preserve">  58-1. 배상책임</w:t>
       </w:r>
     </w:p>
     <w:p>
@@ -556,7 +556,7 @@
         <w:rPr>
           <w:rFonts w:ascii="Arial" w:hAnsi="Arial"/>
         </w:rPr>
-        <w:t xml:space="preserve">  53번. 고의</w:t>
+        <w:t xml:space="preserve">  59-1. 공무원</w:t>
       </w:r>
     </w:p>
     <w:p>
@@ -564,7 +564,7 @@
         <w:rPr>
           <w:rFonts w:ascii="Arial" w:hAnsi="Arial"/>
         </w:rPr>
-        <w:t xml:space="preserve">  54번. 손해</w:t>
+        <w:t xml:space="preserve">  60-1. 손해</w:t>
       </w:r>
     </w:p>
     <w:p>
@@ -572,7 +572,7 @@
         <w:rPr>
           <w:rFonts w:ascii="Arial" w:hAnsi="Arial"/>
         </w:rPr>
-        <w:t xml:space="preserve">  55번. 국가</w:t>
+        <w:t xml:space="preserve">  61-1. 공무원</w:t>
       </w:r>
     </w:p>
     <w:p>
@@ -580,7 +580,7 @@
         <w:rPr>
           <w:rFonts w:ascii="Arial" w:hAnsi="Arial"/>
         </w:rPr>
-        <w:t xml:space="preserve">  56번. 국가</w:t>
+        <w:t xml:space="preserve">  62-1. 배상책임</w:t>
       </w:r>
     </w:p>
     <w:p>
@@ -588,7 +588,7 @@
         <w:rPr>
           <w:rFonts w:ascii="Arial" w:hAnsi="Arial"/>
         </w:rPr>
-        <w:t xml:space="preserve">  57번. 손해</w:t>
+        <w:t xml:space="preserve">  63-1. 배상책임</w:t>
       </w:r>
     </w:p>
     <w:p>
@@ -606,7 +606,7 @@
         <w:rPr>
           <w:rFonts w:ascii="Arial" w:hAnsi="Arial"/>
         </w:rPr>
-        <w:t xml:space="preserve">  58번. 구상</w:t>
+        <w:t xml:space="preserve">  64-1. 구상</w:t>
       </w:r>
     </w:p>
     <w:p>
@@ -624,7 +624,7 @@
         <w:rPr>
           <w:rFonts w:ascii="Arial" w:hAnsi="Arial"/>
         </w:rPr>
-        <w:t xml:space="preserve">  59번. 국가</w:t>
+        <w:t xml:space="preserve">  67-1. 항고소송</w:t>
       </w:r>
     </w:p>
     <w:p>
@@ -642,7 +642,7 @@
         <w:rPr>
           <w:rFonts w:ascii="Arial" w:hAnsi="Arial"/>
         </w:rPr>
-        <w:t xml:space="preserve">  60번. 판단</w:t>
+        <w:t xml:space="preserve">  69-1. 판단</w:t>
       </w:r>
     </w:p>
     <w:p>
@@ -650,7 +650,7 @@
         <w:rPr>
           <w:rFonts w:ascii="Arial" w:hAnsi="Arial"/>
         </w:rPr>
-        <w:t xml:space="preserve">  61번. 법령</w:t>
+        <w:t xml:space="preserve">  70-1. 법령위반</w:t>
       </w:r>
     </w:p>
     <w:p>
@@ -658,7 +658,7 @@
         <w:rPr>
           <w:rFonts w:ascii="Arial" w:hAnsi="Arial"/>
         </w:rPr>
-        <w:t xml:space="preserve">  62번. 전부기판력</w:t>
+        <w:t xml:space="preserve">  71-1. 전부기판력</w:t>
       </w:r>
     </w:p>
     <w:p>
@@ -666,7 +666,7 @@
         <w:rPr>
           <w:rFonts w:ascii="Arial" w:hAnsi="Arial"/>
         </w:rPr>
-        <w:t xml:space="preserve">  63번. 기판력</w:t>
+        <w:t xml:space="preserve">  72-1. 제한적 긍정설</w:t>
       </w:r>
     </w:p>
     <w:p>
@@ -674,7 +674,7 @@
         <w:rPr>
           <w:rFonts w:ascii="Arial" w:hAnsi="Arial"/>
         </w:rPr>
-        <w:t xml:space="preserve">  64번. 기판력</w:t>
+        <w:t xml:space="preserve">  73-1. 부정설</w:t>
       </w:r>
     </w:p>
     <w:p>
@@ -682,7 +682,7 @@
         <w:rPr>
           <w:rFonts w:ascii="Arial" w:hAnsi="Arial"/>
         </w:rPr>
-        <w:t xml:space="preserve">  65번. 고의</w:t>
+        <w:t xml:space="preserve">  74-1. 판단</w:t>
       </w:r>
     </w:p>
     <w:p>
@@ -690,7 +690,7 @@
         <w:rPr>
           <w:rFonts w:ascii="Arial" w:hAnsi="Arial"/>
         </w:rPr>
-        <w:t xml:space="preserve">  66번. 법령</w:t>
+        <w:t xml:space="preserve">  75-1. 법령위반</w:t>
       </w:r>
     </w:p>
     <w:p>
@@ -698,7 +698,7 @@
         <w:rPr>
           <w:rFonts w:ascii="Arial" w:hAnsi="Arial"/>
         </w:rPr>
-        <w:t xml:space="preserve">  67번. 국가</w:t>
+        <w:t xml:space="preserve">  76-1. 국가</w:t>
       </w:r>
     </w:p>
     <w:p>
@@ -716,7 +716,7 @@
         <w:rPr>
           <w:rFonts w:ascii="Arial" w:hAnsi="Arial"/>
         </w:rPr>
-        <w:t xml:space="preserve">  68번. 국가</w:t>
+        <w:t xml:space="preserve">  79-1. 취소소송</w:t>
       </w:r>
     </w:p>
     <w:p>
@@ -724,7 +724,7 @@
         <w:rPr>
           <w:rFonts w:ascii="Arial" w:hAnsi="Arial"/>
         </w:rPr>
-        <w:t xml:space="preserve">  69번. 국가</w:t>
+        <w:t xml:space="preserve">  81-1. 국가</w:t>
       </w:r>
     </w:p>
     <w:p>
@@ -742,7 +742,7 @@
         <w:rPr>
           <w:rFonts w:ascii="Arial" w:hAnsi="Arial"/>
         </w:rPr>
-        <w:t xml:space="preserve">  70번. 영조물</w:t>
+        <w:t xml:space="preserve">  86-1. 영조물</w:t>
       </w:r>
     </w:p>
     <w:p>
@@ -760,7 +760,7 @@
         <w:rPr>
           <w:rFonts w:ascii="Arial" w:hAnsi="Arial"/>
         </w:rPr>
-        <w:t xml:space="preserve">  71번. 영조물</w:t>
+        <w:t xml:space="preserve">  88-1. 영조물</w:t>
       </w:r>
     </w:p>
     <w:p>
@@ -768,7 +768,7 @@
         <w:rPr>
           <w:rFonts w:ascii="Arial" w:hAnsi="Arial"/>
         </w:rPr>
-        <w:t xml:space="preserve">  72번. 국가</w:t>
+        <w:t xml:space="preserve">  89-1. 공물</w:t>
       </w:r>
     </w:p>
     <w:p>
@@ -776,7 +776,7 @@
         <w:rPr>
           <w:rFonts w:ascii="Arial" w:hAnsi="Arial"/>
         </w:rPr>
-        <w:t xml:space="preserve">  73번. 설치</w:t>
+        <w:t xml:space="preserve">  90-1. 하자</w:t>
       </w:r>
     </w:p>
     <w:p>
@@ -784,7 +784,7 @@
         <w:rPr>
           <w:rFonts w:ascii="Arial" w:hAnsi="Arial"/>
         </w:rPr>
-        <w:t xml:space="preserve">  74번. 설치</w:t>
+        <w:t xml:space="preserve">  91-1. 하자</w:t>
       </w:r>
     </w:p>
     <w:p>
@@ -792,7 +792,7 @@
         <w:rPr>
           <w:rFonts w:ascii="Arial" w:hAnsi="Arial"/>
         </w:rPr>
-        <w:t xml:space="preserve">  75번. 하자</w:t>
+        <w:t xml:space="preserve">  92-1. 하자</w:t>
       </w:r>
     </w:p>
     <w:p>
@@ -800,7 +800,7 @@
         <w:rPr>
           <w:rFonts w:ascii="Arial" w:hAnsi="Arial"/>
         </w:rPr>
-        <w:t xml:space="preserve">  76번. 손해</w:t>
+        <w:t xml:space="preserve">  93-1. 손해</w:t>
       </w:r>
     </w:p>
     <w:p>
@@ -808,7 +808,7 @@
         <w:rPr>
           <w:rFonts w:ascii="Arial" w:hAnsi="Arial"/>
         </w:rPr>
-        <w:t xml:space="preserve">  97번. 군인</w:t>
+        <w:t xml:space="preserve">  118-1. 군무원</w:t>
       </w:r>
     </w:p>
     <w:p>
@@ -816,7 +816,7 @@
         <w:rPr>
           <w:rFonts w:ascii="Arial" w:hAnsi="Arial"/>
         </w:rPr>
-        <w:t xml:space="preserve">  98번. 경찰공무원</w:t>
+        <w:t xml:space="preserve">  119-1. 공무원</w:t>
       </w:r>
     </w:p>
     <w:p>
@@ -824,7 +824,7 @@
         <w:rPr>
           <w:rFonts w:ascii="Arial" w:hAnsi="Arial"/>
         </w:rPr>
-        <w:t xml:space="preserve">  99번. 군인</w:t>
+        <w:t xml:space="preserve">  120-1. 군인</w:t>
       </w:r>
     </w:p>
     <w:p>
@@ -832,7 +832,7 @@
         <w:rPr>
           <w:rFonts w:ascii="Arial" w:hAnsi="Arial"/>
         </w:rPr>
-        <w:t xml:space="preserve">  100번. 손해</w:t>
+        <w:t xml:space="preserve">  121-1. 손해</w:t>
       </w:r>
     </w:p>
     <w:p>
@@ -840,7 +840,7 @@
         <w:rPr>
           <w:rFonts w:ascii="Arial" w:hAnsi="Arial"/>
         </w:rPr>
-        <w:t xml:space="preserve">  101번. 손해</w:t>
+        <w:t xml:space="preserve">  122-1. 배상책임</w:t>
       </w:r>
     </w:p>
     <w:p>
@@ -848,7 +848,7 @@
         <w:rPr>
           <w:rFonts w:ascii="Arial" w:hAnsi="Arial"/>
         </w:rPr>
-        <w:t xml:space="preserve">  102번. 법령</w:t>
+        <w:t xml:space="preserve">  123-1. 법령</w:t>
       </w:r>
     </w:p>
     <w:p>
@@ -866,7 +866,7 @@
         <w:rPr>
           <w:rFonts w:ascii="Arial" w:hAnsi="Arial"/>
         </w:rPr>
-        <w:t xml:space="preserve">  77번. 설치</w:t>
+        <w:t xml:space="preserve">  94-1. 하자</w:t>
       </w:r>
     </w:p>
     <w:p>
@@ -874,7 +874,7 @@
         <w:rPr>
           <w:rFonts w:ascii="Arial" w:hAnsi="Arial"/>
         </w:rPr>
-        <w:t xml:space="preserve">  78번. 과실</w:t>
+        <w:t xml:space="preserve">  95-1. 공무원</w:t>
       </w:r>
     </w:p>
     <w:p>
@@ -882,7 +882,7 @@
         <w:rPr>
           <w:rFonts w:ascii="Arial" w:hAnsi="Arial"/>
         </w:rPr>
-        <w:t xml:space="preserve">  79번. 과실</w:t>
+        <w:t xml:space="preserve">  96-1. 하자</w:t>
       </w:r>
     </w:p>
     <w:p>
@@ -890,7 +890,7 @@
         <w:rPr>
           <w:rFonts w:ascii="Arial" w:hAnsi="Arial"/>
         </w:rPr>
-        <w:t xml:space="preserve">  80번. 위반</w:t>
+        <w:t xml:space="preserve">  97-1. 위반</w:t>
       </w:r>
     </w:p>
     <w:p>
@@ -898,7 +898,7 @@
         <w:rPr>
           <w:rFonts w:ascii="Arial" w:hAnsi="Arial"/>
         </w:rPr>
-        <w:t xml:space="preserve">  81번. 손해</w:t>
+        <w:t xml:space="preserve">  98-1. 위반</w:t>
       </w:r>
     </w:p>
     <w:p>
@@ -906,7 +906,7 @@
         <w:rPr>
           <w:rFonts w:ascii="Arial" w:hAnsi="Arial"/>
         </w:rPr>
-        <w:t xml:space="preserve">  82번. 설치</w:t>
+        <w:t xml:space="preserve">  99-1. 하자</w:t>
       </w:r>
     </w:p>
     <w:p>
@@ -924,7 +924,7 @@
         <w:rPr>
           <w:rFonts w:ascii="Arial" w:hAnsi="Arial"/>
         </w:rPr>
-        <w:t xml:space="preserve">  83번. 하자</w:t>
+        <w:t xml:space="preserve">  100-1. 하자</w:t>
       </w:r>
     </w:p>
     <w:p>
@@ -932,7 +932,7 @@
         <w:rPr>
           <w:rFonts w:ascii="Arial" w:hAnsi="Arial"/>
         </w:rPr>
-        <w:t xml:space="preserve">  84번. 영조물</w:t>
+        <w:t xml:space="preserve">  101-1. 하자</w:t>
       </w:r>
     </w:p>
     <w:p>
@@ -940,7 +940,7 @@
         <w:rPr>
           <w:rFonts w:ascii="Arial" w:hAnsi="Arial"/>
         </w:rPr>
-        <w:t xml:space="preserve">  85번. 영조물</w:t>
+        <w:t xml:space="preserve">  102-1. 하자</w:t>
       </w:r>
     </w:p>
     <w:p>
@@ -948,7 +948,7 @@
         <w:rPr>
           <w:rFonts w:ascii="Arial" w:hAnsi="Arial"/>
         </w:rPr>
-        <w:t xml:space="preserve">  86번. 판단</w:t>
+        <w:t xml:space="preserve">  103-1. 판단</w:t>
       </w:r>
     </w:p>
     <w:p>
@@ -966,7 +966,7 @@
         <w:rPr>
           <w:rFonts w:ascii="Arial" w:hAnsi="Arial"/>
         </w:rPr>
-        <w:t xml:space="preserve">  87번. 과실</w:t>
+        <w:t xml:space="preserve">  105-1. 하자</w:t>
       </w:r>
     </w:p>
     <w:p>
@@ -984,7 +984,7 @@
         <w:rPr>
           <w:rFonts w:ascii="Arial" w:hAnsi="Arial"/>
         </w:rPr>
-        <w:t xml:space="preserve">  88번. 비용부담자</w:t>
+        <w:t xml:space="preserve">  106-1. 비용부담자</w:t>
       </w:r>
     </w:p>
     <w:p>
@@ -1002,7 +1002,7 @@
         <w:rPr>
           <w:rFonts w:ascii="Arial" w:hAnsi="Arial"/>
         </w:rPr>
-        <w:t xml:space="preserve">  89번. 비용부담자</w:t>
+        <w:t xml:space="preserve">  107-1. 비용부담자</w:t>
       </w:r>
     </w:p>
     <w:p>
@@ -1010,7 +1010,7 @@
         <w:rPr>
           <w:rFonts w:ascii="Arial" w:hAnsi="Arial"/>
         </w:rPr>
-        <w:t xml:space="preserve">  90번. 비용부담자</w:t>
+        <w:t xml:space="preserve">  108-1. 배상책임</w:t>
       </w:r>
     </w:p>
     <w:p>
@@ -1018,7 +1018,7 @@
         <w:rPr>
           <w:rFonts w:ascii="Arial" w:hAnsi="Arial"/>
         </w:rPr>
-        <w:t xml:space="preserve">  91번. 손해</w:t>
+        <w:t xml:space="preserve">  109-1. 배상책임</w:t>
       </w:r>
     </w:p>
     <w:p>
@@ -1036,7 +1036,7 @@
         <w:rPr>
           <w:rFonts w:ascii="Arial" w:hAnsi="Arial"/>
         </w:rPr>
-        <w:t xml:space="preserve">  92번. 구상</w:t>
+        <w:t xml:space="preserve">  110-1. 구상</w:t>
       </w:r>
     </w:p>
     <w:p>
@@ -1044,7 +1044,7 @@
         <w:rPr>
           <w:rFonts w:ascii="Arial" w:hAnsi="Arial"/>
         </w:rPr>
-        <w:t xml:space="preserve">  93번. 비용부담자</w:t>
+        <w:t xml:space="preserve">  111-1. 비용부담자</w:t>
       </w:r>
     </w:p>
     <w:p>
@@ -1052,7 +1052,7 @@
         <w:rPr>
           <w:rFonts w:ascii="Arial" w:hAnsi="Arial"/>
         </w:rPr>
-        <w:t xml:space="preserve">  94번. 손해</w:t>
+        <w:t xml:space="preserve">  112-1. 손해</w:t>
       </w:r>
     </w:p>
     <w:p>
@@ -1070,7 +1070,7 @@
         <w:rPr>
           <w:rFonts w:ascii="Arial" w:hAnsi="Arial"/>
         </w:rPr>
-        <w:t xml:space="preserve">  95번. 국가</w:t>
+        <w:t xml:space="preserve">  114-1. 국가</w:t>
       </w:r>
     </w:p>
     <w:p>
@@ -1088,7 +1088,7 @@
         <w:rPr>
           <w:rFonts w:ascii="Arial" w:hAnsi="Arial"/>
         </w:rPr>
-        <w:t xml:space="preserve">  96번. 이중배상금지</w:t>
+        <w:t xml:space="preserve">  116-1. 이중배상금지</w:t>
       </w:r>
     </w:p>
     <w:p>
@@ -1106,7 +1106,7 @@
         <w:rPr>
           <w:rFonts w:ascii="Arial" w:hAnsi="Arial"/>
         </w:rPr>
-        <w:t xml:space="preserve">  103번. 군인</w:t>
+        <w:t xml:space="preserve">  124-1. 구상</w:t>
       </w:r>
     </w:p>
     <w:p>
@@ -1114,7 +1114,7 @@
         <w:rPr>
           <w:rFonts w:ascii="Arial" w:hAnsi="Arial"/>
         </w:rPr>
-        <w:t xml:space="preserve">  104번. 군인</w:t>
+        <w:t xml:space="preserve">  125-1. 직무집행</w:t>
       </w:r>
     </w:p>
     <w:p>
@@ -1122,7 +1122,7 @@
         <w:rPr>
           <w:rFonts w:ascii="Arial" w:hAnsi="Arial"/>
         </w:rPr>
-        <w:t xml:space="preserve">  105번. 국가</w:t>
+        <w:t xml:space="preserve">  126-1. 구상</w:t>
       </w:r>
     </w:p>
     <w:p>
@@ -1130,7 +1130,7 @@
         <w:rPr>
           <w:rFonts w:ascii="Arial" w:hAnsi="Arial"/>
         </w:rPr>
-        <w:t xml:space="preserve">  106번. 손해</w:t>
+        <w:t xml:space="preserve">  127-1. 손해</w:t>
       </w:r>
     </w:p>
     <w:p>
@@ -1148,7 +1148,7 @@
         <w:rPr>
           <w:rFonts w:ascii="Arial" w:hAnsi="Arial"/>
         </w:rPr>
-        <w:t xml:space="preserve">  107번. 보상</w:t>
+        <w:t xml:space="preserve">  130-1. 보상</w:t>
       </w:r>
     </w:p>
     <w:p>
@@ -1166,7 +1166,7 @@
         <w:rPr>
           <w:rFonts w:ascii="Arial" w:hAnsi="Arial"/>
         </w:rPr>
-        <w:t xml:space="preserve">  108번. 보상</w:t>
+        <w:t xml:space="preserve">  134-1. 보상</w:t>
       </w:r>
     </w:p>
     <w:p>
@@ -1184,7 +1184,7 @@
         <w:rPr>
           <w:rFonts w:ascii="Arial" w:hAnsi="Arial"/>
         </w:rPr>
-        <w:t xml:space="preserve">  109번. 보상</w:t>
+        <w:t xml:space="preserve">  135-1. 보상</w:t>
       </w:r>
     </w:p>
     <w:p>
@@ -1192,7 +1192,7 @@
         <w:rPr>
           <w:rFonts w:ascii="Arial" w:hAnsi="Arial"/>
         </w:rPr>
-        <w:t xml:space="preserve">  110번. 손해</w:t>
+        <w:t xml:space="preserve">  136-1. 손해</w:t>
       </w:r>
     </w:p>
     <w:p>
@@ -1210,7 +1210,7 @@
         <w:rPr>
           <w:rFonts w:ascii="Arial" w:hAnsi="Arial"/>
         </w:rPr>
-        <w:t xml:space="preserve">  111번. 보상</w:t>
+        <w:t xml:space="preserve">  138-1. 보상</w:t>
       </w:r>
     </w:p>
     <w:p>
@@ -1228,7 +1228,7 @@
         <w:rPr>
           <w:rFonts w:ascii="Arial" w:hAnsi="Arial"/>
         </w:rPr>
-        <w:t xml:space="preserve">  112번. 보상</w:t>
+        <w:t xml:space="preserve">  147-1. 보상</w:t>
       </w:r>
     </w:p>
     <w:p>
@@ -1246,7 +1246,7 @@
         <w:rPr>
           <w:rFonts w:ascii="Arial" w:hAnsi="Arial"/>
         </w:rPr>
-        <w:t xml:space="preserve">  113번. 보상</w:t>
+        <w:t xml:space="preserve">  148-1. 보상</w:t>
       </w:r>
     </w:p>
     <w:p>
@@ -1254,7 +1254,7 @@
         <w:rPr>
           <w:rFonts w:ascii="Arial" w:hAnsi="Arial"/>
         </w:rPr>
-        <w:t xml:space="preserve">  114번. 보상</w:t>
+        <w:t xml:space="preserve">  150-1. 보상</w:t>
       </w:r>
     </w:p>
     <w:p>
@@ -1262,7 +1262,7 @@
         <w:rPr>
           <w:rFonts w:ascii="Arial" w:hAnsi="Arial"/>
         </w:rPr>
-        <w:t xml:space="preserve">  115번. 보상</w:t>
+        <w:t xml:space="preserve">  151-1. 부작위</w:t>
       </w:r>
     </w:p>
     <w:p>
@@ -1270,7 +1270,7 @@
         <w:rPr>
           <w:rFonts w:ascii="Arial" w:hAnsi="Arial"/>
         </w:rPr>
-        <w:t xml:space="preserve">  116번. 보상</w:t>
+        <w:t xml:space="preserve">  152-1. 보상</w:t>
       </w:r>
     </w:p>
     <w:p>
@@ -1278,7 +1278,7 @@
         <w:rPr>
           <w:rFonts w:ascii="Arial" w:hAnsi="Arial"/>
         </w:rPr>
-        <w:t xml:space="preserve">  117번. 보상</w:t>
+        <w:t xml:space="preserve">  153-1. 보상</w:t>
       </w:r>
     </w:p>
     <w:p>
@@ -1286,7 +1286,7 @@
         <w:rPr>
           <w:rFonts w:ascii="Arial" w:hAnsi="Arial"/>
         </w:rPr>
-        <w:t xml:space="preserve">  118번. 보상</w:t>
+        <w:t xml:space="preserve">  155-1. 보상</w:t>
       </w:r>
     </w:p>
     <w:p>
@@ -1294,7 +1294,7 @@
         <w:rPr>
           <w:rFonts w:ascii="Arial" w:hAnsi="Arial"/>
         </w:rPr>
-        <w:t xml:space="preserve">  119번. 보상</w:t>
+        <w:t xml:space="preserve">  156-1. 보상</w:t>
       </w:r>
     </w:p>
     <w:p>
@@ -1302,7 +1302,7 @@
         <w:rPr>
           <w:rFonts w:ascii="Arial" w:hAnsi="Arial"/>
         </w:rPr>
-        <w:t xml:space="preserve">  120번. 수인한도</w:t>
+        <w:t xml:space="preserve">  157-1. 수인한도</w:t>
       </w:r>
     </w:p>
     <w:p>
@@ -1310,7 +1310,7 @@
         <w:rPr>
           <w:rFonts w:ascii="Arial" w:hAnsi="Arial"/>
         </w:rPr>
-        <w:t xml:space="preserve">  121번. 판단</w:t>
+        <w:t xml:space="preserve">  158-1. 판단</w:t>
       </w:r>
     </w:p>
     <w:p>
@@ -1318,7 +1318,7 @@
         <w:rPr>
           <w:rFonts w:ascii="Arial" w:hAnsi="Arial"/>
         </w:rPr>
-        <w:t xml:space="preserve">  122번. 수인한도</w:t>
+        <w:t xml:space="preserve">  159-1. 수인한도</w:t>
       </w:r>
     </w:p>
     <w:p>
@@ -1326,7 +1326,7 @@
         <w:rPr>
           <w:rFonts w:ascii="Arial" w:hAnsi="Arial"/>
         </w:rPr>
-        <w:t xml:space="preserve">  123번. 위탁</w:t>
+        <w:t xml:space="preserve">  160-1. 공무원</w:t>
       </w:r>
     </w:p>
     <w:p>
@@ -1334,7 +1334,7 @@
         <w:rPr>
           <w:rFonts w:ascii="Arial" w:hAnsi="Arial"/>
         </w:rPr>
-        <w:t xml:space="preserve">  124번. 광의설</w:t>
+        <w:t xml:space="preserve">  160-1. 권력작용</w:t>
       </w:r>
     </w:p>
     <w:p>
@@ -1342,7 +1342,7 @@
         <w:rPr>
           <w:rFonts w:ascii="Arial" w:hAnsi="Arial"/>
         </w:rPr>
-        <w:t xml:space="preserve">  125번. 판단</w:t>
+        <w:t xml:space="preserve">  160-1. 판단</w:t>
       </w:r>
     </w:p>
     <w:p>
@@ -1350,7 +1350,7 @@
         <w:rPr>
           <w:rFonts w:ascii="Arial" w:hAnsi="Arial"/>
         </w:rPr>
-        <w:t xml:space="preserve">  126번. 고의</w:t>
+        <w:t xml:space="preserve">  160-1. 과실</w:t>
       </w:r>
     </w:p>
     <w:p>
@@ -1358,7 +1358,7 @@
         <w:rPr>
           <w:rFonts w:ascii="Arial" w:hAnsi="Arial"/>
         </w:rPr>
-        <w:t xml:space="preserve">  127번. 과실</w:t>
+        <w:t xml:space="preserve">  160-1. 공무원</w:t>
       </w:r>
     </w:p>
     <w:p>
@@ -1366,7 +1366,7 @@
         <w:rPr>
           <w:rFonts w:ascii="Arial" w:hAnsi="Arial"/>
         </w:rPr>
-        <w:t xml:space="preserve">  128번. 공무원</w:t>
+        <w:t xml:space="preserve">  160-1. 공무원</w:t>
       </w:r>
     </w:p>
     <w:p>
@@ -1374,7 +1374,7 @@
         <w:rPr>
           <w:rFonts w:ascii="Arial" w:hAnsi="Arial"/>
         </w:rPr>
-        <w:t xml:space="preserve">  129번. 법령</w:t>
+        <w:t xml:space="preserve">  160-1. 법령위반</w:t>
       </w:r>
     </w:p>
     <w:p>
@@ -1382,7 +1382,7 @@
         <w:rPr>
           <w:rFonts w:ascii="Arial" w:hAnsi="Arial"/>
         </w:rPr>
-        <w:t xml:space="preserve">  130번. 인권존중</w:t>
+        <w:t xml:space="preserve">  160-1. 권력남용금지</w:t>
       </w:r>
     </w:p>
     <w:p>
@@ -1390,7 +1390,7 @@
         <w:rPr>
           <w:rFonts w:ascii="Arial" w:hAnsi="Arial"/>
         </w:rPr>
-        <w:t xml:space="preserve">  131번. 손해</w:t>
+        <w:t xml:space="preserve">  160-1. 판단</w:t>
       </w:r>
     </w:p>
     <w:p>
@@ -1398,7 +1398,7 @@
         <w:rPr>
           <w:rFonts w:ascii="Arial" w:hAnsi="Arial"/>
         </w:rPr>
-        <w:t xml:space="preserve">  132번. 손해</w:t>
+        <w:t xml:space="preserve">  160-1. 손해</w:t>
       </w:r>
     </w:p>
     <w:p>
@@ -1406,7 +1406,7 @@
         <w:rPr>
           <w:rFonts w:ascii="Arial" w:hAnsi="Arial"/>
         </w:rPr>
-        <w:t xml:space="preserve">  133번. 가해자</w:t>
+        <w:t xml:space="preserve">  160-1. 가해자</w:t>
       </w:r>
     </w:p>
     <w:p>
@@ -1414,7 +1414,7 @@
         <w:rPr>
           <w:rFonts w:ascii="Arial" w:hAnsi="Arial"/>
         </w:rPr>
-        <w:t xml:space="preserve">  134번. 손해</w:t>
+        <w:t xml:space="preserve">  160-1. 손해</w:t>
       </w:r>
     </w:p>
     <w:p>
@@ -1422,7 +1422,7 @@
         <w:rPr>
           <w:rFonts w:ascii="Arial" w:hAnsi="Arial"/>
         </w:rPr>
-        <w:t xml:space="preserve">  135번. 사익보호성</w:t>
+        <w:t xml:space="preserve">  160-1. 사익보호성</w:t>
       </w:r>
     </w:p>
     <w:p>
@@ -1430,7 +1430,7 @@
         <w:rPr>
           <w:rFonts w:ascii="Arial" w:hAnsi="Arial"/>
         </w:rPr>
-        <w:t xml:space="preserve">  136번. 과실</w:t>
+        <w:t xml:space="preserve">  160-1. 과실</w:t>
       </w:r>
     </w:p>
     <w:p>
@@ -1438,7 +1438,7 @@
         <w:rPr>
           <w:rFonts w:ascii="Arial" w:hAnsi="Arial"/>
         </w:rPr>
-        <w:t xml:space="preserve">  137번. 법령</w:t>
+        <w:t xml:space="preserve">  160-1. 법령</w:t>
       </w:r>
     </w:p>
     <w:p>
@@ -1446,7 +1446,7 @@
         <w:rPr>
           <w:rFonts w:ascii="Arial" w:hAnsi="Arial"/>
         </w:rPr>
-        <w:t xml:space="preserve">  138번. 고의</w:t>
+        <w:t xml:space="preserve">  160-1. 과실</w:t>
       </w:r>
     </w:p>
     <w:p>
@@ -1454,7 +1454,7 @@
         <w:rPr>
           <w:rFonts w:ascii="Arial" w:hAnsi="Arial"/>
         </w:rPr>
-        <w:t xml:space="preserve">  139번. 법령</w:t>
+        <w:t xml:space="preserve">  160-1. 법령</w:t>
       </w:r>
     </w:p>
     <w:p>
@@ -1462,7 +1462,7 @@
         <w:rPr>
           <w:rFonts w:ascii="Arial" w:hAnsi="Arial"/>
         </w:rPr>
-        <w:t xml:space="preserve">  140번. 법령</w:t>
+        <w:t xml:space="preserve">  160-1. 과실</w:t>
       </w:r>
     </w:p>
     <w:p>
@@ -1470,7 +1470,7 @@
         <w:rPr>
           <w:rFonts w:ascii="Arial" w:hAnsi="Arial"/>
         </w:rPr>
-        <w:t xml:space="preserve">  141번. 법령</w:t>
+        <w:t xml:space="preserve">  160-1. 과실</w:t>
       </w:r>
     </w:p>
     <w:p>
@@ -1478,7 +1478,7 @@
         <w:rPr>
           <w:rFonts w:ascii="Arial" w:hAnsi="Arial"/>
         </w:rPr>
-        <w:t xml:space="preserve">  142번. 부작위</w:t>
+        <w:t xml:space="preserve">  160-1. 부작위</w:t>
       </w:r>
     </w:p>
     <w:p>
@@ -1486,7 +1486,7 @@
         <w:rPr>
           <w:rFonts w:ascii="Arial" w:hAnsi="Arial"/>
         </w:rPr>
-        <w:t xml:space="preserve">  143번. 국가</w:t>
+        <w:t xml:space="preserve">  160-1. 부작위</w:t>
       </w:r>
     </w:p>
     <w:p>
@@ -1494,7 +1494,7 @@
         <w:rPr>
           <w:rFonts w:ascii="Arial" w:hAnsi="Arial"/>
         </w:rPr>
-        <w:t xml:space="preserve">  144번. 국가</w:t>
+        <w:t xml:space="preserve">  160-1. 국가</w:t>
       </w:r>
     </w:p>
     <w:p>
@@ -1502,7 +1502,7 @@
         <w:rPr>
           <w:rFonts w:ascii="Arial" w:hAnsi="Arial"/>
         </w:rPr>
-        <w:t xml:space="preserve">  145번. 과실</w:t>
+        <w:t xml:space="preserve">  160-1. 과실</w:t>
       </w:r>
     </w:p>
     <w:p>
@@ -1510,7 +1510,7 @@
         <w:rPr>
           <w:rFonts w:ascii="Arial" w:hAnsi="Arial"/>
         </w:rPr>
-        <w:t xml:space="preserve">  146번. 부작위</w:t>
+        <w:t xml:space="preserve">  160-1. 부작위</w:t>
       </w:r>
     </w:p>
     <w:p>
@@ -1518,7 +1518,7 @@
         <w:rPr>
           <w:rFonts w:ascii="Arial" w:hAnsi="Arial"/>
         </w:rPr>
-        <w:t xml:space="preserve">  147번. 고의</w:t>
+        <w:t xml:space="preserve">  160-1. 부작위</w:t>
       </w:r>
     </w:p>
     <w:p>
@@ -1526,7 +1526,7 @@
         <w:rPr>
           <w:rFonts w:ascii="Arial" w:hAnsi="Arial"/>
         </w:rPr>
-        <w:t xml:space="preserve">  148번. 사익보호성</w:t>
+        <w:t xml:space="preserve">  160-1. 사익보호성</w:t>
       </w:r>
     </w:p>
     <w:p>
@@ -1534,7 +1534,7 @@
         <w:rPr>
           <w:rFonts w:ascii="Arial" w:hAnsi="Arial"/>
         </w:rPr>
-        <w:t xml:space="preserve">  149번. 사익보호성</w:t>
+        <w:t xml:space="preserve">  160-1. 사익보호성</w:t>
       </w:r>
     </w:p>
     <w:p>
@@ -1542,7 +1542,7 @@
         <w:rPr>
           <w:rFonts w:ascii="Arial" w:hAnsi="Arial"/>
         </w:rPr>
-        <w:t xml:space="preserve">  150번. 작위의무</w:t>
+        <w:t xml:space="preserve">  160-1. 위반</w:t>
       </w:r>
     </w:p>
     <w:p>
@@ -1550,7 +1550,7 @@
         <w:rPr>
           <w:rFonts w:ascii="Arial" w:hAnsi="Arial"/>
         </w:rPr>
-        <w:t xml:space="preserve">  151번. 위반</w:t>
+        <w:t xml:space="preserve">  160-1. 위반</w:t>
       </w:r>
     </w:p>
     <w:p>
@@ -1558,7 +1558,7 @@
         <w:rPr>
           <w:rFonts w:ascii="Arial" w:hAnsi="Arial"/>
         </w:rPr>
-        <w:t xml:space="preserve">  152번. 법령</w:t>
+        <w:t xml:space="preserve">  160-1. 공무원</w:t>
       </w:r>
     </w:p>
     <w:p>
@@ -1566,7 +1566,7 @@
         <w:rPr>
           <w:rFonts w:ascii="Arial" w:hAnsi="Arial"/>
         </w:rPr>
-        <w:t xml:space="preserve">  153번. 사익보호성</w:t>
+        <w:t xml:space="preserve">  160-1. 부작위</w:t>
       </w:r>
     </w:p>
     <w:p>
@@ -1574,7 +1574,7 @@
         <w:rPr>
           <w:rFonts w:ascii="Arial" w:hAnsi="Arial"/>
         </w:rPr>
-        <w:t xml:space="preserve">  154번. 작위의무</w:t>
+        <w:t xml:space="preserve">  160-1. 공무원</w:t>
       </w:r>
     </w:p>
     <w:p>
@@ -1582,7 +1582,7 @@
         <w:rPr>
           <w:rFonts w:ascii="Arial" w:hAnsi="Arial"/>
         </w:rPr>
-        <w:t xml:space="preserve">  155번. 법령</w:t>
+        <w:t xml:space="preserve">  160-1. 법령</w:t>
       </w:r>
     </w:p>
     <w:p>
@@ -1590,7 +1590,7 @@
         <w:rPr>
           <w:rFonts w:ascii="Arial" w:hAnsi="Arial"/>
         </w:rPr>
-        <w:t xml:space="preserve">  156번. 국가</w:t>
+        <w:t xml:space="preserve">  160-1. 국가</w:t>
       </w:r>
     </w:p>
     <w:p>
@@ -1598,7 +1598,7 @@
         <w:rPr>
           <w:rFonts w:ascii="Arial" w:hAnsi="Arial"/>
         </w:rPr>
-        <w:t xml:space="preserve">  157번. 국가</w:t>
+        <w:t xml:space="preserve">  160-1. 국가</w:t>
       </w:r>
     </w:p>
     <w:p>
@@ -1606,7 +1606,7 @@
         <w:rPr>
           <w:rFonts w:ascii="Arial" w:hAnsi="Arial"/>
         </w:rPr>
-        <w:t xml:space="preserve">  158번. 고의</w:t>
+        <w:t xml:space="preserve">  160-1. 공무원</w:t>
       </w:r>
     </w:p>
     <w:p>
@@ -1614,7 +1614,7 @@
         <w:rPr>
           <w:rFonts w:ascii="Arial" w:hAnsi="Arial"/>
         </w:rPr>
-        <w:t xml:space="preserve">  159번. 지방자치단체</w:t>
+        <w:t xml:space="preserve">  160-1. 공무원</w:t>
       </w:r>
     </w:p>
     <w:p>
@@ -1622,7 +1622,7 @@
         <w:rPr>
           <w:rFonts w:ascii="Arial" w:hAnsi="Arial"/>
         </w:rPr>
-        <w:t xml:space="preserve">  160번. 고의</w:t>
+        <w:t xml:space="preserve">  160-1. 공무원</w:t>
       </w:r>
     </w:p>
     <w:p>
@@ -1630,7 +1630,7 @@
         <w:rPr>
           <w:rFonts w:ascii="Arial" w:hAnsi="Arial"/>
         </w:rPr>
-        <w:t xml:space="preserve">  161번. 과실</w:t>
+        <w:t xml:space="preserve">  160-1. 공무원</w:t>
       </w:r>
     </w:p>
     <w:p>
@@ -1638,7 +1638,7 @@
         <w:rPr>
           <w:rFonts w:ascii="Arial" w:hAnsi="Arial"/>
         </w:rPr>
-        <w:t xml:space="preserve">  162번. 고의</w:t>
+        <w:t xml:space="preserve">  160-1. 공무원</w:t>
       </w:r>
     </w:p>
     <w:p>
@@ -1646,7 +1646,7 @@
         <w:rPr>
           <w:rFonts w:ascii="Arial" w:hAnsi="Arial"/>
         </w:rPr>
-        <w:t xml:space="preserve">  163번. 과실</w:t>
+        <w:t xml:space="preserve">  160-1. 공무원</w:t>
       </w:r>
     </w:p>
     <w:p>
@@ -1654,7 +1654,7 @@
         <w:rPr>
           <w:rFonts w:ascii="Arial" w:hAnsi="Arial"/>
         </w:rPr>
-        <w:t xml:space="preserve">  164번. 국가</w:t>
+        <w:t xml:space="preserve">  160-1. 국가</w:t>
       </w:r>
     </w:p>
     <w:p>
@@ -1662,7 +1662,7 @@
         <w:rPr>
           <w:rFonts w:ascii="Arial" w:hAnsi="Arial"/>
         </w:rPr>
-        <w:t xml:space="preserve">  165번. 손해</w:t>
+        <w:t xml:space="preserve">  160-1. 손해</w:t>
       </w:r>
     </w:p>
     <w:p>
@@ -1670,7 +1670,7 @@
         <w:rPr>
           <w:rFonts w:ascii="Arial" w:hAnsi="Arial"/>
         </w:rPr>
-        <w:t xml:space="preserve">  166번. 취소소송</w:t>
+        <w:t xml:space="preserve">  160-1. 취소소송</w:t>
       </w:r>
     </w:p>
     <w:p>
@@ -1678,7 +1678,7 @@
         <w:rPr>
           <w:rFonts w:ascii="Arial" w:hAnsi="Arial"/>
         </w:rPr>
-        <w:t xml:space="preserve">  167번. 기판력</w:t>
+        <w:t xml:space="preserve">  160-1. 기판력</w:t>
       </w:r>
     </w:p>
     <w:p>
@@ -1686,7 +1686,7 @@
         <w:rPr>
           <w:rFonts w:ascii="Arial" w:hAnsi="Arial"/>
         </w:rPr>
-        <w:t xml:space="preserve">  168번. 국가</w:t>
+        <w:t xml:space="preserve">  160-1. 행정주체</w:t>
       </w:r>
     </w:p>
     <w:p>
@@ -1694,7 +1694,7 @@
         <w:rPr>
           <w:rFonts w:ascii="Arial" w:hAnsi="Arial"/>
         </w:rPr>
-        <w:t xml:space="preserve">  169번. 취소소송</w:t>
+        <w:t xml:space="preserve">  160-1. 취소소송</w:t>
       </w:r>
     </w:p>
     <w:p>
@@ -1702,7 +1702,7 @@
         <w:rPr>
           <w:rFonts w:ascii="Arial" w:hAnsi="Arial"/>
         </w:rPr>
-        <w:t xml:space="preserve">  170번. 판단</w:t>
+        <w:t xml:space="preserve">  160-1. 판단</w:t>
       </w:r>
     </w:p>
     <w:p>
@@ -1710,7 +1710,7 @@
         <w:rPr>
           <w:rFonts w:ascii="Arial" w:hAnsi="Arial"/>
         </w:rPr>
-        <w:t xml:space="preserve">  171번. 취소소송</w:t>
+        <w:t xml:space="preserve">  160-1. 취소소송</w:t>
       </w:r>
     </w:p>
     <w:p>
@@ -1718,7 +1718,7 @@
         <w:rPr>
           <w:rFonts w:ascii="Arial" w:hAnsi="Arial"/>
         </w:rPr>
-        <w:t xml:space="preserve">  172번. 법령</w:t>
+        <w:t xml:space="preserve">  160-1. 법령위반</w:t>
       </w:r>
     </w:p>
     <w:p>
@@ -1726,7 +1726,7 @@
         <w:rPr>
           <w:rFonts w:ascii="Arial" w:hAnsi="Arial"/>
         </w:rPr>
-        <w:t xml:space="preserve">  173번. 법령</w:t>
+        <w:t xml:space="preserve">  160-1. 법령위반</w:t>
       </w:r>
     </w:p>
     <w:p>
@@ -1734,7 +1734,7 @@
         <w:rPr>
           <w:rFonts w:ascii="Arial" w:hAnsi="Arial"/>
         </w:rPr>
-        <w:t xml:space="preserve">  174번. 법령</w:t>
+        <w:t xml:space="preserve">  160-1. 법령위반</w:t>
       </w:r>
     </w:p>
     <w:p>
@@ -1742,7 +1742,7 @@
         <w:rPr>
           <w:rFonts w:ascii="Arial" w:hAnsi="Arial"/>
         </w:rPr>
-        <w:t xml:space="preserve">  175번. 국가</w:t>
+        <w:t xml:space="preserve">  160-1. 취소소송</w:t>
       </w:r>
     </w:p>
     <w:p>
@@ -1750,7 +1750,7 @@
         <w:rPr>
           <w:rFonts w:ascii="Arial" w:hAnsi="Arial"/>
         </w:rPr>
-        <w:t xml:space="preserve">  176번. 전부기판력</w:t>
+        <w:t xml:space="preserve">  160-1. 법령위반</w:t>
       </w:r>
     </w:p>
     <w:p>
@@ -1758,7 +1758,7 @@
         <w:rPr>
           <w:rFonts w:ascii="Arial" w:hAnsi="Arial"/>
         </w:rPr>
-        <w:t xml:space="preserve">  177번. 전부기판력</w:t>
+        <w:t xml:space="preserve">  160-1. 법령위반</w:t>
       </w:r>
     </w:p>
     <w:p>
@@ -1766,7 +1766,7 @@
         <w:rPr>
           <w:rFonts w:ascii="Arial" w:hAnsi="Arial"/>
         </w:rPr>
-        <w:t xml:space="preserve">  178번. 취소소송</w:t>
+        <w:t xml:space="preserve">  160-1. 취소소송</w:t>
       </w:r>
     </w:p>
     <w:p>
@@ -1774,7 +1774,7 @@
         <w:rPr>
           <w:rFonts w:ascii="Arial" w:hAnsi="Arial"/>
         </w:rPr>
-        <w:t xml:space="preserve">  179번. 전부기판력</w:t>
+        <w:t xml:space="preserve">  160-1. 부정설</w:t>
       </w:r>
     </w:p>
     <w:p>
@@ -1782,7 +1782,7 @@
         <w:rPr>
           <w:rFonts w:ascii="Arial" w:hAnsi="Arial"/>
         </w:rPr>
-        <w:t xml:space="preserve">  180번. 손해</w:t>
+        <w:t xml:space="preserve">  160-1. 손해</w:t>
       </w:r>
     </w:p>
     <w:p>
@@ -1790,7 +1790,7 @@
         <w:rPr>
           <w:rFonts w:ascii="Arial" w:hAnsi="Arial"/>
         </w:rPr>
-        <w:t xml:space="preserve">  181번. 기판력</w:t>
+        <w:t xml:space="preserve">  160-1. 기판력</w:t>
       </w:r>
     </w:p>
     <w:p>
@@ -1798,7 +1798,7 @@
         <w:rPr>
           <w:rFonts w:ascii="Arial" w:hAnsi="Arial"/>
         </w:rPr>
-        <w:t xml:space="preserve">  182번. 기판력</w:t>
+        <w:t xml:space="preserve">  160-1. 기판력</w:t>
       </w:r>
     </w:p>
     <w:p>
@@ -1806,7 +1806,7 @@
         <w:rPr>
           <w:rFonts w:ascii="Arial" w:hAnsi="Arial"/>
         </w:rPr>
-        <w:t xml:space="preserve">  183번. 국가</w:t>
+        <w:t xml:space="preserve">  160-1. 항고소송</w:t>
       </w:r>
     </w:p>
     <w:p>
@@ -1814,7 +1814,7 @@
         <w:rPr>
           <w:rFonts w:ascii="Arial" w:hAnsi="Arial"/>
         </w:rPr>
-        <w:t xml:space="preserve">  184번. 기판력</w:t>
+        <w:t xml:space="preserve">  160-1. 기판력</w:t>
       </w:r>
     </w:p>
     <w:p>
@@ -1822,7 +1822,7 @@
         <w:rPr>
           <w:rFonts w:ascii="Arial" w:hAnsi="Arial"/>
         </w:rPr>
-        <w:t xml:space="preserve">  185번. 판단</w:t>
+        <w:t xml:space="preserve">  160-1. 판단</w:t>
       </w:r>
     </w:p>
     <w:p>
@@ -1830,7 +1830,7 @@
         <w:rPr>
           <w:rFonts w:ascii="Arial" w:hAnsi="Arial"/>
         </w:rPr>
-        <w:t xml:space="preserve">  186번. 기판력</w:t>
+        <w:t xml:space="preserve">  160-1. 기판력</w:t>
       </w:r>
     </w:p>
     <w:p>
@@ -1838,7 +1838,7 @@
         <w:rPr>
           <w:rFonts w:ascii="Arial" w:hAnsi="Arial"/>
         </w:rPr>
-        <w:t xml:space="preserve">  187번. 법령</w:t>
+        <w:t xml:space="preserve">  160-1. 법령위반</w:t>
       </w:r>
     </w:p>
     <w:p>
@@ -1846,7 +1846,7 @@
         <w:rPr>
           <w:rFonts w:ascii="Arial" w:hAnsi="Arial"/>
         </w:rPr>
-        <w:t xml:space="preserve">  188번. 국가</w:t>
+        <w:t xml:space="preserve">  160-1. 기판력</w:t>
       </w:r>
     </w:p>
     <w:p>
@@ -1854,7 +1854,7 @@
         <w:rPr>
           <w:rFonts w:ascii="Arial" w:hAnsi="Arial"/>
         </w:rPr>
-        <w:t xml:space="preserve">  189번. 취소소송</w:t>
+        <w:t xml:space="preserve">  160-1. 취소소송</w:t>
       </w:r>
     </w:p>
     <w:p>
@@ -1862,7 +1862,7 @@
         <w:rPr>
           <w:rFonts w:ascii="Arial" w:hAnsi="Arial"/>
         </w:rPr>
-        <w:t xml:space="preserve">  190번. 법령</w:t>
+        <w:t xml:space="preserve">  160-1. 법령위반</w:t>
       </w:r>
     </w:p>
     <w:p>
@@ -1870,7 +1870,7 @@
         <w:rPr>
           <w:rFonts w:ascii="Arial" w:hAnsi="Arial"/>
         </w:rPr>
-        <w:t xml:space="preserve">  191번. 손해</w:t>
+        <w:t xml:space="preserve">  160-1. 손해</w:t>
       </w:r>
     </w:p>
     <w:p>
@@ -1878,7 +1878,7 @@
         <w:rPr>
           <w:rFonts w:ascii="Arial" w:hAnsi="Arial"/>
         </w:rPr>
-        <w:t xml:space="preserve">  192번. 국가</w:t>
+        <w:t xml:space="preserve">  160-1. 국가</w:t>
       </w:r>
     </w:p>
     <w:p>
@@ -1886,7 +1886,7 @@
         <w:rPr>
           <w:rFonts w:ascii="Arial" w:hAnsi="Arial"/>
         </w:rPr>
-        <w:t xml:space="preserve">  193번. 손해</w:t>
+        <w:t xml:space="preserve">  160-1. 손해</w:t>
       </w:r>
     </w:p>
     <w:p>
@@ -1894,7 +1894,7 @@
         <w:rPr>
           <w:rFonts w:ascii="Arial" w:hAnsi="Arial"/>
         </w:rPr>
-        <w:t xml:space="preserve">  194번. 국가</w:t>
+        <w:t xml:space="preserve">  160-1. 배상책임</w:t>
       </w:r>
     </w:p>
     <w:p>
@@ -1902,7 +1902,7 @@
         <w:rPr>
           <w:rFonts w:ascii="Arial" w:hAnsi="Arial"/>
         </w:rPr>
-        <w:t xml:space="preserve">  195번. 손해</w:t>
+        <w:t xml:space="preserve">  160-1. 손해</w:t>
       </w:r>
     </w:p>
     <w:p>
@@ -1910,7 +1910,7 @@
         <w:rPr>
           <w:rFonts w:ascii="Arial" w:hAnsi="Arial"/>
         </w:rPr>
-        <w:t xml:space="preserve">  196번. 공무원</w:t>
+        <w:t xml:space="preserve">  160-1. 공무원</w:t>
       </w:r>
     </w:p>
     <w:p>
@@ -1918,7 +1918,7 @@
         <w:rPr>
           <w:rFonts w:ascii="Arial" w:hAnsi="Arial"/>
         </w:rPr>
-        <w:t xml:space="preserve">  197번. 손해</w:t>
+        <w:t xml:space="preserve">  160-1. 손해</w:t>
       </w:r>
     </w:p>
     <w:p>
@@ -1926,7 +1926,7 @@
         <w:rPr>
           <w:rFonts w:ascii="Arial" w:hAnsi="Arial"/>
         </w:rPr>
-        <w:t xml:space="preserve">  198번. 공무원</w:t>
+        <w:t xml:space="preserve">  160-1. 공무원</w:t>
       </w:r>
     </w:p>
     <w:p>
@@ -1934,7 +1934,7 @@
         <w:rPr>
           <w:rFonts w:ascii="Arial" w:hAnsi="Arial"/>
         </w:rPr>
-        <w:t xml:space="preserve">  199번. 손해</w:t>
+        <w:t xml:space="preserve">  160-1. 손해</w:t>
       </w:r>
     </w:p>
     <w:sectPr>

--- a/word proj/사례_국가배상, 손실보상_답안.docx
+++ b/word proj/사례_국가배상, 손실보상_답안.docx
@@ -30,7 +30,7 @@
         <w:rPr>
           <w:rFonts w:ascii="Arial" w:hAnsi="Arial"/>
         </w:rPr>
-        <w:t xml:space="preserve">  2-1. 손해</w:t>
+        <w:t xml:space="preserve">  1번. 공공단체</w:t>
       </w:r>
     </w:p>
     <w:p>
@@ -38,7 +38,7 @@
         <w:rPr>
           <w:rFonts w:ascii="Arial" w:hAnsi="Arial"/>
         </w:rPr>
-        <w:t xml:space="preserve">  3-1. 손해</w:t>
+        <w:t xml:space="preserve">  2번. 직무집행</w:t>
       </w:r>
     </w:p>
     <w:p>
@@ -56,7 +56,7 @@
         <w:rPr>
           <w:rFonts w:ascii="Arial" w:hAnsi="Arial"/>
         </w:rPr>
-        <w:t xml:space="preserve">  4-1. 배상책임</w:t>
+        <w:t xml:space="preserve">  1번. 배상책임</w:t>
       </w:r>
     </w:p>
     <w:p>
@@ -66,7 +66,7 @@
           <w:b/>
           <w:sz w:val="24"/>
         </w:rPr>
-        <w:t>【1. 관할】</w:t>
+        <w:t>【I. 공무원의 직무상 불법행위로 인한 배상책임(제2조 1항) &gt; 1. 관할】</w:t>
       </w:r>
     </w:p>
     <w:p>
@@ -74,7 +74,7 @@
         <w:rPr>
           <w:rFonts w:ascii="Arial" w:hAnsi="Arial"/>
         </w:rPr>
-        <w:t xml:space="preserve">  6-1. 국가</w:t>
+        <w:t xml:space="preserve">  1번. 국가</w:t>
       </w:r>
     </w:p>
     <w:p>
@@ -84,7 +84,7 @@
           <w:b/>
           <w:sz w:val="24"/>
         </w:rPr>
-        <w:t>【2. 요건(공직고과위손인)】</w:t>
+        <w:t>【I. 공무원의 직무상 불법행위로 인한 배상책임(제2조 1항) &gt; 2. 요건(공직고과위손인)】</w:t>
       </w:r>
     </w:p>
     <w:p>
@@ -92,7 +92,7 @@
         <w:rPr>
           <w:rFonts w:ascii="Arial" w:hAnsi="Arial"/>
         </w:rPr>
-        <w:t xml:space="preserve">  8-1. 공무원</w:t>
+        <w:t xml:space="preserve">  1번. 사인</w:t>
       </w:r>
     </w:p>
     <w:p>
@@ -100,7 +100,7 @@
         <w:rPr>
           <w:rFonts w:ascii="Arial" w:hAnsi="Arial"/>
         </w:rPr>
-        <w:t xml:space="preserve">  9-1. 공무위탁</w:t>
+        <w:t xml:space="preserve">  2번. 공무원</w:t>
       </w:r>
     </w:p>
     <w:p>
@@ -108,7 +108,7 @@
         <w:rPr>
           <w:rFonts w:ascii="Arial" w:hAnsi="Arial"/>
         </w:rPr>
-        <w:t xml:space="preserve">  10-1. 공공단체</w:t>
+        <w:t xml:space="preserve">  3번. 공공단체</w:t>
       </w:r>
     </w:p>
     <w:p>
@@ -116,7 +116,7 @@
         <w:rPr>
           <w:rFonts w:ascii="Arial" w:hAnsi="Arial"/>
         </w:rPr>
-        <w:t xml:space="preserve">  12-1. 광의설</w:t>
+        <w:t xml:space="preserve">  4번. 광의설</w:t>
       </w:r>
     </w:p>
     <w:p>
@@ -124,7 +124,7 @@
         <w:rPr>
           <w:rFonts w:ascii="Arial" w:hAnsi="Arial"/>
         </w:rPr>
-        <w:t xml:space="preserve">  13-1. 협의설</w:t>
+        <w:t xml:space="preserve">  5번. 최광의설</w:t>
       </w:r>
     </w:p>
     <w:p>
@@ -132,7 +132,7 @@
         <w:rPr>
           <w:rFonts w:ascii="Arial" w:hAnsi="Arial"/>
         </w:rPr>
-        <w:t xml:space="preserve">  14-1. 직무집행</w:t>
+        <w:t xml:space="preserve">  6번. 직무집행</w:t>
       </w:r>
     </w:p>
     <w:p>
@@ -140,7 +140,7 @@
         <w:rPr>
           <w:rFonts w:ascii="Arial" w:hAnsi="Arial"/>
         </w:rPr>
-        <w:t xml:space="preserve">  15-1. 판단</w:t>
+        <w:t xml:space="preserve">  7번. 직무행위</w:t>
       </w:r>
     </w:p>
     <w:p>
@@ -148,7 +148,7 @@
         <w:rPr>
           <w:rFonts w:ascii="Arial" w:hAnsi="Arial"/>
         </w:rPr>
-        <w:t xml:space="preserve">  16-1. 과실</w:t>
+        <w:t xml:space="preserve">  8번. 고의</w:t>
       </w:r>
     </w:p>
     <w:p>
@@ -156,7 +156,7 @@
         <w:rPr>
           <w:rFonts w:ascii="Arial" w:hAnsi="Arial"/>
         </w:rPr>
-        <w:t xml:space="preserve">  17-1. 평균적 공무원</w:t>
+        <w:t xml:space="preserve">  9번. 평균적 공무원</w:t>
       </w:r>
     </w:p>
     <w:p>
@@ -164,7 +164,7 @@
         <w:rPr>
           <w:rFonts w:ascii="Arial" w:hAnsi="Arial"/>
         </w:rPr>
-        <w:t xml:space="preserve">  18-1. 법령위반</w:t>
+        <w:t xml:space="preserve">  10번. 위반</w:t>
       </w:r>
     </w:p>
     <w:p>
@@ -172,7 +172,7 @@
         <w:rPr>
           <w:rFonts w:ascii="Arial" w:hAnsi="Arial"/>
         </w:rPr>
-        <w:t xml:space="preserve">  19-1. 위반</w:t>
+        <w:t xml:space="preserve">  11번. 준칙</w:t>
       </w:r>
     </w:p>
     <w:p>
@@ -180,7 +180,7 @@
         <w:rPr>
           <w:rFonts w:ascii="Arial" w:hAnsi="Arial"/>
         </w:rPr>
-        <w:t xml:space="preserve">  20-1. 법령위반</w:t>
+        <w:t xml:space="preserve">  12번. 법령위반</w:t>
       </w:r>
     </w:p>
     <w:p>
@@ -188,7 +188,7 @@
         <w:rPr>
           <w:rFonts w:ascii="Arial" w:hAnsi="Arial"/>
         </w:rPr>
-        <w:t xml:space="preserve">  21-1. 법령위반</w:t>
+        <w:t xml:space="preserve">  13번. 기판력</w:t>
       </w:r>
     </w:p>
     <w:p>
@@ -196,7 +196,7 @@
         <w:rPr>
           <w:rFonts w:ascii="Arial" w:hAnsi="Arial"/>
         </w:rPr>
-        <w:t xml:space="preserve">  22-1. 취소소송</w:t>
+        <w:t xml:space="preserve">  14번. 국가</w:t>
       </w:r>
     </w:p>
     <w:p>
@@ -204,7 +204,7 @@
         <w:rPr>
           <w:rFonts w:ascii="Arial" w:hAnsi="Arial"/>
         </w:rPr>
-        <w:t xml:space="preserve">  24-1. 손해</w:t>
+        <w:t xml:space="preserve">  15번. 손해</w:t>
       </w:r>
     </w:p>
     <w:p>
@@ -212,7 +212,7 @@
         <w:rPr>
           <w:rFonts w:ascii="Arial" w:hAnsi="Arial"/>
         </w:rPr>
-        <w:t xml:space="preserve">  25-1. 위반</w:t>
+        <w:t xml:space="preserve">  16번. 법령</w:t>
       </w:r>
     </w:p>
     <w:p>
@@ -222,7 +222,7 @@
           <w:b/>
           <w:sz w:val="24"/>
         </w:rPr>
-        <w:t>【1) 공공단체의 배상책임】</w:t>
+        <w:t>【I. 공무원의 직무상 불법행위로 인한 배상책임(제2조 1항) &gt; 2. 요건(공직고과위손인) &gt; 1) 공공단체의 배상책임】</w:t>
       </w:r>
     </w:p>
     <w:p>
@@ -230,7 +230,7 @@
         <w:rPr>
           <w:rFonts w:ascii="Arial" w:hAnsi="Arial"/>
         </w:rPr>
-        <w:t xml:space="preserve">  26-1. 배상책임</w:t>
+        <w:t xml:space="preserve">  1번. 공공단체</w:t>
       </w:r>
     </w:p>
     <w:p>
@@ -238,7 +238,7 @@
         <w:rPr>
           <w:rFonts w:ascii="Arial" w:hAnsi="Arial"/>
         </w:rPr>
-        <w:t xml:space="preserve">  27-1. 배상책임</w:t>
+        <w:t xml:space="preserve">  2번. 배상책임</w:t>
       </w:r>
     </w:p>
     <w:p>
@@ -246,7 +246,7 @@
         <w:rPr>
           <w:rFonts w:ascii="Arial" w:hAnsi="Arial"/>
         </w:rPr>
-        <w:t xml:space="preserve">  28-1. 배상책임</w:t>
+        <w:t xml:space="preserve">  3번. 국가</w:t>
       </w:r>
     </w:p>
     <w:p>
@@ -254,7 +254,7 @@
         <w:rPr>
           <w:rFonts w:ascii="Arial" w:hAnsi="Arial"/>
         </w:rPr>
-        <w:t xml:space="preserve">  29-1. 하자</w:t>
+        <w:t xml:space="preserve">  4번. 행정주체</w:t>
       </w:r>
     </w:p>
     <w:p>
@@ -262,23 +262,7 @@
         <w:rPr>
           <w:rFonts w:ascii="Arial" w:hAnsi="Arial"/>
         </w:rPr>
-        <w:t xml:space="preserve">  30-1. 위반</w:t>
-      </w:r>
-    </w:p>
-    <w:p>
-      <w:r>
-        <w:rPr>
-          <w:rFonts w:ascii="Arial" w:hAnsi="Arial"/>
-        </w:rPr>
-        <w:t xml:space="preserve">  31-1. 배상책임</w:t>
-      </w:r>
-    </w:p>
-    <w:p>
-      <w:r>
-        <w:rPr>
-          <w:rFonts w:ascii="Arial" w:hAnsi="Arial"/>
-        </w:rPr>
-        <w:t xml:space="preserve">  32-1. 배상책임</w:t>
+        <w:t xml:space="preserve">  5번. 위반</w:t>
       </w:r>
     </w:p>
     <w:p>
@@ -288,7 +272,7 @@
           <w:b/>
           <w:sz w:val="24"/>
         </w:rPr>
-        <w:t>【2) 법령해석의 고의과실】</w:t>
+        <w:t>【I. 공무원의 직무상 불법행위로 인한 배상책임(제2조 1항) &gt; 2. 요건(공직고과위손인) &gt; 2) 법령해석의 고의과실】</w:t>
       </w:r>
     </w:p>
     <w:p>
@@ -296,7 +280,7 @@
         <w:rPr>
           <w:rFonts w:ascii="Arial" w:hAnsi="Arial"/>
         </w:rPr>
-        <w:t xml:space="preserve">  33-1. 과실</w:t>
+        <w:t xml:space="preserve">  1번. 법령</w:t>
       </w:r>
     </w:p>
     <w:p>
@@ -304,7 +288,7 @@
         <w:rPr>
           <w:rFonts w:ascii="Arial" w:hAnsi="Arial"/>
         </w:rPr>
-        <w:t xml:space="preserve">  34-1. 공무원</w:t>
+        <w:t xml:space="preserve">  2번. 공무원</w:t>
       </w:r>
     </w:p>
     <w:p>
@@ -314,7 +298,7 @@
           <w:b/>
           <w:sz w:val="24"/>
         </w:rPr>
-        <w:t>【3) 처분의 위법성과 법령위반】</w:t>
+        <w:t>【I. 공무원의 직무상 불법행위로 인한 배상책임(제2조 1항) &gt; 2. 요건(공직고과위손인) &gt; 3) 처분의 위법성과 법령위반】</w:t>
       </w:r>
     </w:p>
     <w:p>
@@ -322,7 +306,7 @@
         <w:rPr>
           <w:rFonts w:ascii="Arial" w:hAnsi="Arial"/>
         </w:rPr>
-        <w:t xml:space="preserve">  35-1. 법령위반</w:t>
+        <w:t xml:space="preserve">  1번. 위반</w:t>
       </w:r>
     </w:p>
     <w:p>
@@ -330,7 +314,7 @@
         <w:rPr>
           <w:rFonts w:ascii="Arial" w:hAnsi="Arial"/>
         </w:rPr>
-        <w:t xml:space="preserve">  36-1. 손해</w:t>
+        <w:t xml:space="preserve">  2번. 손해</w:t>
       </w:r>
     </w:p>
     <w:p>
@@ -338,7 +322,7 @@
         <w:rPr>
           <w:rFonts w:ascii="Arial" w:hAnsi="Arial"/>
         </w:rPr>
-        <w:t xml:space="preserve">  37-1. 객관적</w:t>
+        <w:t xml:space="preserve">  3번. 객관적</w:t>
       </w:r>
     </w:p>
     <w:p>
@@ -346,7 +330,7 @@
         <w:rPr>
           <w:rFonts w:ascii="Arial" w:hAnsi="Arial"/>
         </w:rPr>
-        <w:t xml:space="preserve">  38-1. 항고소송</w:t>
+        <w:t xml:space="preserve">  4번. 항고소송</w:t>
       </w:r>
     </w:p>
     <w:p>
@@ -354,7 +338,7 @@
         <w:rPr>
           <w:rFonts w:ascii="Arial" w:hAnsi="Arial"/>
         </w:rPr>
-        <w:t xml:space="preserve">  39-1. 위반</w:t>
+        <w:t xml:space="preserve">  5번. 국가</w:t>
       </w:r>
     </w:p>
     <w:p>
@@ -362,7 +346,7 @@
         <w:rPr>
           <w:rFonts w:ascii="Arial" w:hAnsi="Arial"/>
         </w:rPr>
-        <w:t xml:space="preserve">  40-1. 판단</w:t>
+        <w:t xml:space="preserve">  6번. 판단</w:t>
       </w:r>
     </w:p>
     <w:p>
@@ -370,7 +354,7 @@
         <w:rPr>
           <w:rFonts w:ascii="Arial" w:hAnsi="Arial"/>
         </w:rPr>
-        <w:t xml:space="preserve">  41-1. 판단</w:t>
+        <w:t xml:space="preserve">  7번. 객관적 정당성</w:t>
       </w:r>
     </w:p>
     <w:p>
@@ -380,7 +364,7 @@
           <w:b/>
           <w:sz w:val="24"/>
         </w:rPr>
-        <w:t>【4) 부작위와 국가배상】</w:t>
+        <w:t>【I. 공무원의 직무상 불법행위로 인한 배상책임(제2조 1항) &gt; 2. 요건(공직고과위손인) &gt; 4) 부작위와 국가배상】</w:t>
       </w:r>
     </w:p>
     <w:p>
@@ -388,7 +372,7 @@
         <w:rPr>
           <w:rFonts w:ascii="Arial" w:hAnsi="Arial"/>
         </w:rPr>
-        <w:t xml:space="preserve">  42-1. 부작위</w:t>
+        <w:t xml:space="preserve">  1번. 부작위</w:t>
       </w:r>
     </w:p>
     <w:p>
@@ -396,7 +380,7 @@
         <w:rPr>
           <w:rFonts w:ascii="Arial" w:hAnsi="Arial"/>
         </w:rPr>
-        <w:t xml:space="preserve">  43-1. 작위의무</w:t>
+        <w:t xml:space="preserve">  2번. 권한</w:t>
       </w:r>
     </w:p>
     <w:p>
@@ -406,7 +390,7 @@
           <w:b/>
           <w:sz w:val="24"/>
         </w:rPr>
-        <w:t>【- 작위의무 –】</w:t>
+        <w:t>【I. 공무원의 직무상 불법행위로 인한 배상책임(제2조 1항) &gt; 2. 요건(공직고과위손인) &gt; 4) 부작위와 국가배상 &gt; - 작위의무 –】</w:t>
       </w:r>
     </w:p>
     <w:p>
@@ -414,7 +398,7 @@
         <w:rPr>
           <w:rFonts w:ascii="Arial" w:hAnsi="Arial"/>
         </w:rPr>
-        <w:t xml:space="preserve">  44-1. 작위의무</w:t>
+        <w:t xml:space="preserve">  1번. 작위의무</w:t>
       </w:r>
     </w:p>
     <w:p>
@@ -422,7 +406,7 @@
         <w:rPr>
           <w:rFonts w:ascii="Arial" w:hAnsi="Arial"/>
         </w:rPr>
-        <w:t xml:space="preserve">  45-1. 기속행위</w:t>
+        <w:t xml:space="preserve">  2번. 기속행위</w:t>
       </w:r>
     </w:p>
     <w:p>
@@ -430,7 +414,7 @@
         <w:rPr>
           <w:rFonts w:ascii="Arial" w:hAnsi="Arial"/>
         </w:rPr>
-        <w:t xml:space="preserve">  46-1. 기속행위</w:t>
+        <w:t xml:space="preserve">  3번. 부작위</w:t>
       </w:r>
     </w:p>
     <w:p>
@@ -438,7 +422,7 @@
         <w:rPr>
           <w:rFonts w:ascii="Arial" w:hAnsi="Arial"/>
         </w:rPr>
-        <w:t xml:space="preserve">  47-1. 작위의무</w:t>
+        <w:t xml:space="preserve">  4번. 법령</w:t>
       </w:r>
     </w:p>
     <w:p>
@@ -446,7 +430,7 @@
         <w:rPr>
           <w:rFonts w:ascii="Arial" w:hAnsi="Arial"/>
         </w:rPr>
-        <w:t xml:space="preserve">  48-1. 위반</w:t>
+        <w:t xml:space="preserve">  5번. 위반</w:t>
       </w:r>
     </w:p>
     <w:p>
@@ -456,7 +440,7 @@
           <w:b/>
           <w:sz w:val="24"/>
         </w:rPr>
-        <w:t>【- 사익보호성 (반사적 이익론) -】</w:t>
+        <w:t>【I. 공무원의 직무상 불법행위로 인한 배상책임(제2조 1항) &gt; 2. 요건(공직고과위손인) &gt; 4) 부작위와 국가배상 &gt; - 사익보호성 (반사적 이익론) -】</w:t>
       </w:r>
     </w:p>
     <w:p>
@@ -464,7 +448,7 @@
         <w:rPr>
           <w:rFonts w:ascii="Arial" w:hAnsi="Arial"/>
         </w:rPr>
-        <w:t xml:space="preserve">  49-1. 반사적 이익</w:t>
+        <w:t xml:space="preserve">  1번. 사익보호성</w:t>
       </w:r>
     </w:p>
     <w:p>
@@ -472,7 +456,7 @@
         <w:rPr>
           <w:rFonts w:ascii="Arial" w:hAnsi="Arial"/>
         </w:rPr>
-        <w:t xml:space="preserve">  50-1. 배상책임</w:t>
+        <w:t xml:space="preserve">  2번. 부작위</w:t>
       </w:r>
     </w:p>
     <w:p>
@@ -480,7 +464,7 @@
         <w:rPr>
           <w:rFonts w:ascii="Arial" w:hAnsi="Arial"/>
         </w:rPr>
-        <w:t xml:space="preserve">  51-1. 법령위반</w:t>
+        <w:t xml:space="preserve">  3번. 위반</w:t>
       </w:r>
     </w:p>
     <w:p>
@@ -488,7 +472,7 @@
         <w:rPr>
           <w:rFonts w:ascii="Arial" w:hAnsi="Arial"/>
         </w:rPr>
-        <w:t xml:space="preserve">  52-1. 위반</w:t>
+        <w:t xml:space="preserve">  4번. 공무원</w:t>
       </w:r>
     </w:p>
     <w:p>
@@ -498,7 +482,7 @@
           <w:b/>
           <w:sz w:val="24"/>
         </w:rPr>
-        <w:t>【5) 위법한 판결에 의한 국가배상】</w:t>
+        <w:t>【I. 공무원의 직무상 불법행위로 인한 배상책임(제2조 1항) &gt; 2. 요건(공직고과위손인) &gt; 5) 위법한 판결에 의한 국가배상】</w:t>
       </w:r>
     </w:p>
     <w:p>
@@ -506,7 +490,7 @@
         <w:rPr>
           <w:rFonts w:ascii="Arial" w:hAnsi="Arial"/>
         </w:rPr>
-        <w:t xml:space="preserve">  54-1. 국가</w:t>
+        <w:t xml:space="preserve">  1번. 국가</w:t>
       </w:r>
     </w:p>
     <w:p>
@@ -514,7 +498,7 @@
         <w:rPr>
           <w:rFonts w:ascii="Arial" w:hAnsi="Arial"/>
         </w:rPr>
-        <w:t xml:space="preserve">  55-1. 배상책임</w:t>
+        <w:t xml:space="preserve">  2번. 기판력</w:t>
       </w:r>
     </w:p>
     <w:p>
@@ -522,7 +506,7 @@
         <w:rPr>
           <w:rFonts w:ascii="Arial" w:hAnsi="Arial"/>
         </w:rPr>
-        <w:t xml:space="preserve">  56-1. 위반</w:t>
+        <w:t xml:space="preserve">  3번. 위반</w:t>
       </w:r>
     </w:p>
     <w:p>
@@ -530,15 +514,7 @@
         <w:rPr>
           <w:rFonts w:ascii="Arial" w:hAnsi="Arial"/>
         </w:rPr>
-        <w:t xml:space="preserve">  57-1. 국가</w:t>
-      </w:r>
-    </w:p>
-    <w:p>
-      <w:r>
-        <w:rPr>
-          <w:rFonts w:ascii="Arial" w:hAnsi="Arial"/>
-        </w:rPr>
-        <w:t xml:space="preserve">  58-1. 배상책임</w:t>
+        <w:t xml:space="preserve">  4번. 배상책임</w:t>
       </w:r>
     </w:p>
     <w:p>
@@ -548,7 +524,7 @@
           <w:b/>
           <w:sz w:val="24"/>
         </w:rPr>
-        <w:t>【3. 가해공무원의 대외적 책임(경과실 부정, 고의중과실 긍정)】</w:t>
+        <w:t>【I. 공무원의 직무상 불법행위로 인한 배상책임(제2조 1항) &gt; 3. 가해공무원의 대외적 책임(경과실 부정, 고의중과실 긍정)】</w:t>
       </w:r>
     </w:p>
     <w:p>
@@ -556,7 +532,7 @@
         <w:rPr>
           <w:rFonts w:ascii="Arial" w:hAnsi="Arial"/>
         </w:rPr>
-        <w:t xml:space="preserve">  59-1. 공무원</w:t>
+        <w:t xml:space="preserve">  1번. 공무원</w:t>
       </w:r>
     </w:p>
     <w:p>
@@ -564,7 +540,7 @@
         <w:rPr>
           <w:rFonts w:ascii="Arial" w:hAnsi="Arial"/>
         </w:rPr>
-        <w:t xml:space="preserve">  60-1. 손해</w:t>
+        <w:t xml:space="preserve">  2번. 공공단체</w:t>
       </w:r>
     </w:p>
     <w:p>
@@ -572,7 +548,7 @@
         <w:rPr>
           <w:rFonts w:ascii="Arial" w:hAnsi="Arial"/>
         </w:rPr>
-        <w:t xml:space="preserve">  61-1. 공무원</w:t>
+        <w:t xml:space="preserve">  3번. 국가</w:t>
       </w:r>
     </w:p>
     <w:p>
@@ -580,7 +556,7 @@
         <w:rPr>
           <w:rFonts w:ascii="Arial" w:hAnsi="Arial"/>
         </w:rPr>
-        <w:t xml:space="preserve">  62-1. 배상책임</w:t>
+        <w:t xml:space="preserve">  4번. 구상</w:t>
       </w:r>
     </w:p>
     <w:p>
@@ -588,7 +564,7 @@
         <w:rPr>
           <w:rFonts w:ascii="Arial" w:hAnsi="Arial"/>
         </w:rPr>
-        <w:t xml:space="preserve">  63-1. 배상책임</w:t>
+        <w:t xml:space="preserve">  5번. 배상책임</w:t>
       </w:r>
     </w:p>
     <w:p>
@@ -598,7 +574,7 @@
           <w:b/>
           <w:sz w:val="24"/>
         </w:rPr>
-        <w:t>【4. 구상관계】</w:t>
+        <w:t>【I. 공무원의 직무상 불법행위로 인한 배상책임(제2조 1항) &gt; 4. 구상관계】</w:t>
       </w:r>
     </w:p>
     <w:p>
@@ -606,7 +582,7 @@
         <w:rPr>
           <w:rFonts w:ascii="Arial" w:hAnsi="Arial"/>
         </w:rPr>
-        <w:t xml:space="preserve">  64-1. 구상</w:t>
+        <w:t xml:space="preserve">  1번. 구상</w:t>
       </w:r>
     </w:p>
     <w:p>
@@ -616,7 +592,7 @@
           <w:b/>
           <w:sz w:val="24"/>
         </w:rPr>
-        <w:t>【5. 항고소송과 국가배상청구소송】</w:t>
+        <w:t>【I. 공무원의 직무상 불법행위로 인한 배상책임(제2조 1항) &gt; 5. 항고소송과 국가배상청구소송】</w:t>
       </w:r>
     </w:p>
     <w:p>
@@ -624,7 +600,7 @@
         <w:rPr>
           <w:rFonts w:ascii="Arial" w:hAnsi="Arial"/>
         </w:rPr>
-        <w:t xml:space="preserve">  67-1. 항고소송</w:t>
+        <w:t xml:space="preserve">  1번. 항고소송</w:t>
       </w:r>
     </w:p>
     <w:p>
@@ -634,7 +610,7 @@
           <w:b/>
           <w:sz w:val="24"/>
         </w:rPr>
-        <w:t>【1) 청구인용판결이 확정된 경우】</w:t>
+        <w:t>【I. 공무원의 직무상 불법행위로 인한 배상책임(제2조 1항) &gt; 5. 항고소송과 국가배상청구소송 &gt; 1) 청구인용판결이 확정된 경우】</w:t>
       </w:r>
     </w:p>
     <w:p>
@@ -642,7 +618,7 @@
         <w:rPr>
           <w:rFonts w:ascii="Arial" w:hAnsi="Arial"/>
         </w:rPr>
-        <w:t xml:space="preserve">  69-1. 판단</w:t>
+        <w:t xml:space="preserve">  1번. 기판력</w:t>
       </w:r>
     </w:p>
     <w:p>
@@ -650,7 +626,7 @@
         <w:rPr>
           <w:rFonts w:ascii="Arial" w:hAnsi="Arial"/>
         </w:rPr>
-        <w:t xml:space="preserve">  70-1. 법령위반</w:t>
+        <w:t xml:space="preserve">  2번. 위반</w:t>
       </w:r>
     </w:p>
     <w:p>
@@ -658,7 +634,7 @@
         <w:rPr>
           <w:rFonts w:ascii="Arial" w:hAnsi="Arial"/>
         </w:rPr>
-        <w:t xml:space="preserve">  71-1. 전부기판력</w:t>
+        <w:t xml:space="preserve">  3번. 전부기판력</w:t>
       </w:r>
     </w:p>
     <w:p>
@@ -666,7 +642,7 @@
         <w:rPr>
           <w:rFonts w:ascii="Arial" w:hAnsi="Arial"/>
         </w:rPr>
-        <w:t xml:space="preserve">  72-1. 제한적 긍정설</w:t>
+        <w:t xml:space="preserve">  4번. 제한적 긍정설</w:t>
       </w:r>
     </w:p>
     <w:p>
@@ -674,7 +650,7 @@
         <w:rPr>
           <w:rFonts w:ascii="Arial" w:hAnsi="Arial"/>
         </w:rPr>
-        <w:t xml:space="preserve">  73-1. 부정설</w:t>
+        <w:t xml:space="preserve">  5번. 부정설</w:t>
       </w:r>
     </w:p>
     <w:p>
@@ -682,7 +658,7 @@
         <w:rPr>
           <w:rFonts w:ascii="Arial" w:hAnsi="Arial"/>
         </w:rPr>
-        <w:t xml:space="preserve">  74-1. 판단</w:t>
+        <w:t xml:space="preserve">  6번. 주의의무</w:t>
       </w:r>
     </w:p>
     <w:p>
@@ -690,7 +666,7 @@
         <w:rPr>
           <w:rFonts w:ascii="Arial" w:hAnsi="Arial"/>
         </w:rPr>
-        <w:t xml:space="preserve">  75-1. 법령위반</w:t>
+        <w:t xml:space="preserve">  7번. 법령위반</w:t>
       </w:r>
     </w:p>
     <w:p>
@@ -698,7 +674,7 @@
         <w:rPr>
           <w:rFonts w:ascii="Arial" w:hAnsi="Arial"/>
         </w:rPr>
-        <w:t xml:space="preserve">  76-1. 국가</w:t>
+        <w:t xml:space="preserve">  8번. 국가</w:t>
       </w:r>
     </w:p>
     <w:p>
@@ -708,7 +684,7 @@
           <w:b/>
           <w:sz w:val="24"/>
         </w:rPr>
-        <w:t>【2) 청구기각판결이 확정된 경우】</w:t>
+        <w:t>【I. 공무원의 직무상 불법행위로 인한 배상책임(제2조 1항) &gt; 5. 항고소송과 국가배상청구소송 &gt; 2) 청구기각판결이 확정된 경우】</w:t>
       </w:r>
     </w:p>
     <w:p>
@@ -716,15 +692,7 @@
         <w:rPr>
           <w:rFonts w:ascii="Arial" w:hAnsi="Arial"/>
         </w:rPr>
-        <w:t xml:space="preserve">  79-1. 취소소송</w:t>
-      </w:r>
-    </w:p>
-    <w:p>
-      <w:r>
-        <w:rPr>
-          <w:rFonts w:ascii="Arial" w:hAnsi="Arial"/>
-        </w:rPr>
-        <w:t xml:space="preserve">  81-1. 국가</w:t>
+        <w:t xml:space="preserve">  1번. 국가</w:t>
       </w:r>
     </w:p>
     <w:p>
@@ -742,7 +710,7 @@
         <w:rPr>
           <w:rFonts w:ascii="Arial" w:hAnsi="Arial"/>
         </w:rPr>
-        <w:t xml:space="preserve">  86-1. 영조물</w:t>
+        <w:t xml:space="preserve">  1번. 영조물</w:t>
       </w:r>
     </w:p>
     <w:p>
@@ -752,7 +720,7 @@
           <w:b/>
           <w:sz w:val="24"/>
         </w:rPr>
-        <w:t>【1. 요건】</w:t>
+        <w:t>【II. 영조물 책임(제5조) &gt; 1. 요건】</w:t>
       </w:r>
     </w:p>
     <w:p>
@@ -760,7 +728,7 @@
         <w:rPr>
           <w:rFonts w:ascii="Arial" w:hAnsi="Arial"/>
         </w:rPr>
-        <w:t xml:space="preserve">  88-1. 영조물</w:t>
+        <w:t xml:space="preserve">  1번. 영조물</w:t>
       </w:r>
     </w:p>
     <w:p>
@@ -768,7 +736,7 @@
         <w:rPr>
           <w:rFonts w:ascii="Arial" w:hAnsi="Arial"/>
         </w:rPr>
-        <w:t xml:space="preserve">  89-1. 공물</w:t>
+        <w:t xml:space="preserve">  2번. 국가</w:t>
       </w:r>
     </w:p>
     <w:p>
@@ -776,7 +744,7 @@
         <w:rPr>
           <w:rFonts w:ascii="Arial" w:hAnsi="Arial"/>
         </w:rPr>
-        <w:t xml:space="preserve">  90-1. 하자</w:t>
+        <w:t xml:space="preserve">  3번. 관리</w:t>
       </w:r>
     </w:p>
     <w:p>
@@ -784,7 +752,7 @@
         <w:rPr>
           <w:rFonts w:ascii="Arial" w:hAnsi="Arial"/>
         </w:rPr>
-        <w:t xml:space="preserve">  91-1. 하자</w:t>
+        <w:t xml:space="preserve">  4번. 하자</w:t>
       </w:r>
     </w:p>
     <w:p>
@@ -792,63 +760,7 @@
         <w:rPr>
           <w:rFonts w:ascii="Arial" w:hAnsi="Arial"/>
         </w:rPr>
-        <w:t xml:space="preserve">  92-1. 하자</w:t>
-      </w:r>
-    </w:p>
-    <w:p>
-      <w:r>
-        <w:rPr>
-          <w:rFonts w:ascii="Arial" w:hAnsi="Arial"/>
-        </w:rPr>
-        <w:t xml:space="preserve">  93-1. 손해</w:t>
-      </w:r>
-    </w:p>
-    <w:p>
-      <w:r>
-        <w:rPr>
-          <w:rFonts w:ascii="Arial" w:hAnsi="Arial"/>
-        </w:rPr>
-        <w:t xml:space="preserve">  118-1. 군무원</w:t>
-      </w:r>
-    </w:p>
-    <w:p>
-      <w:r>
-        <w:rPr>
-          <w:rFonts w:ascii="Arial" w:hAnsi="Arial"/>
-        </w:rPr>
-        <w:t xml:space="preserve">  119-1. 공무원</w:t>
-      </w:r>
-    </w:p>
-    <w:p>
-      <w:r>
-        <w:rPr>
-          <w:rFonts w:ascii="Arial" w:hAnsi="Arial"/>
-        </w:rPr>
-        <w:t xml:space="preserve">  120-1. 군인</w:t>
-      </w:r>
-    </w:p>
-    <w:p>
-      <w:r>
-        <w:rPr>
-          <w:rFonts w:ascii="Arial" w:hAnsi="Arial"/>
-        </w:rPr>
-        <w:t xml:space="preserve">  121-1. 손해</w:t>
-      </w:r>
-    </w:p>
-    <w:p>
-      <w:r>
-        <w:rPr>
-          <w:rFonts w:ascii="Arial" w:hAnsi="Arial"/>
-        </w:rPr>
-        <w:t xml:space="preserve">  122-1. 배상책임</w:t>
-      </w:r>
-    </w:p>
-    <w:p>
-      <w:r>
-        <w:rPr>
-          <w:rFonts w:ascii="Arial" w:hAnsi="Arial"/>
-        </w:rPr>
-        <w:t xml:space="preserve">  123-1. 법령</w:t>
+        <w:t xml:space="preserve">  5번. 손해</w:t>
       </w:r>
     </w:p>
     <w:p>
@@ -858,7 +770,7 @@
           <w:b/>
           <w:sz w:val="24"/>
         </w:rPr>
-        <w:t>【1) 설치 또는 관리의 하자】</w:t>
+        <w:t>【II. 영조물 책임(제5조) &gt; 1. 요건 &gt; 1) 설치 또는 관리의 하자】</w:t>
       </w:r>
     </w:p>
     <w:p>
@@ -866,7 +778,7 @@
         <w:rPr>
           <w:rFonts w:ascii="Arial" w:hAnsi="Arial"/>
         </w:rPr>
-        <w:t xml:space="preserve">  94-1. 하자</w:t>
+        <w:t xml:space="preserve">  1번. 관리</w:t>
       </w:r>
     </w:p>
     <w:p>
@@ -874,7 +786,7 @@
         <w:rPr>
           <w:rFonts w:ascii="Arial" w:hAnsi="Arial"/>
         </w:rPr>
-        <w:t xml:space="preserve">  95-1. 공무원</w:t>
+        <w:t xml:space="preserve">  2번. 영조물</w:t>
       </w:r>
     </w:p>
     <w:p>
@@ -882,7 +794,7 @@
         <w:rPr>
           <w:rFonts w:ascii="Arial" w:hAnsi="Arial"/>
         </w:rPr>
-        <w:t xml:space="preserve">  96-1. 하자</w:t>
+        <w:t xml:space="preserve">  3번. 안전성</w:t>
       </w:r>
     </w:p>
     <w:p>
@@ -890,7 +802,7 @@
         <w:rPr>
           <w:rFonts w:ascii="Arial" w:hAnsi="Arial"/>
         </w:rPr>
-        <w:t xml:space="preserve">  97-1. 위반</w:t>
+        <w:t xml:space="preserve">  4번. 위반</w:t>
       </w:r>
     </w:p>
     <w:p>
@@ -898,7 +810,7 @@
         <w:rPr>
           <w:rFonts w:ascii="Arial" w:hAnsi="Arial"/>
         </w:rPr>
-        <w:t xml:space="preserve">  98-1. 위반</w:t>
+        <w:t xml:space="preserve">  5번. 행정주체</w:t>
       </w:r>
     </w:p>
     <w:p>
@@ -906,7 +818,7 @@
         <w:rPr>
           <w:rFonts w:ascii="Arial" w:hAnsi="Arial"/>
         </w:rPr>
-        <w:t xml:space="preserve">  99-1. 하자</w:t>
+        <w:t xml:space="preserve">  6번. 판단</w:t>
       </w:r>
     </w:p>
     <w:p>
@@ -916,7 +828,7 @@
           <w:b/>
           <w:sz w:val="24"/>
         </w:rPr>
-        <w:t>【2) 기능적 하자】</w:t>
+        <w:t>【II. 영조물 책임(제5조) &gt; 1. 요건 &gt; 2) 기능적 하자】</w:t>
       </w:r>
     </w:p>
     <w:p>
@@ -924,7 +836,7 @@
         <w:rPr>
           <w:rFonts w:ascii="Arial" w:hAnsi="Arial"/>
         </w:rPr>
-        <w:t xml:space="preserve">  100-1. 하자</w:t>
+        <w:t xml:space="preserve">  1번. 하자</w:t>
       </w:r>
     </w:p>
     <w:p>
@@ -932,7 +844,7 @@
         <w:rPr>
           <w:rFonts w:ascii="Arial" w:hAnsi="Arial"/>
         </w:rPr>
-        <w:t xml:space="preserve">  101-1. 하자</w:t>
+        <w:t xml:space="preserve">  2번. 영조물</w:t>
       </w:r>
     </w:p>
     <w:p>
@@ -940,15 +852,7 @@
         <w:rPr>
           <w:rFonts w:ascii="Arial" w:hAnsi="Arial"/>
         </w:rPr>
-        <w:t xml:space="preserve">  102-1. 하자</w:t>
-      </w:r>
-    </w:p>
-    <w:p>
-      <w:r>
-        <w:rPr>
-          <w:rFonts w:ascii="Arial" w:hAnsi="Arial"/>
-        </w:rPr>
-        <w:t xml:space="preserve">  103-1. 판단</w:t>
+        <w:t xml:space="preserve">  3번. 수인한도</w:t>
       </w:r>
     </w:p>
     <w:p>
@@ -958,7 +862,7 @@
           <w:b/>
           <w:sz w:val="24"/>
         </w:rPr>
-        <w:t>【2. 제5조와 제2조의 경합】</w:t>
+        <w:t>【II. 영조물 책임(제5조) &gt; 2. 제5조와 제2조의 경합】</w:t>
       </w:r>
     </w:p>
     <w:p>
@@ -966,7 +870,7 @@
         <w:rPr>
           <w:rFonts w:ascii="Arial" w:hAnsi="Arial"/>
         </w:rPr>
-        <w:t xml:space="preserve">  105-1. 하자</w:t>
+        <w:t xml:space="preserve">  1번. 공무원</w:t>
       </w:r>
     </w:p>
     <w:p>
@@ -984,7 +888,7 @@
         <w:rPr>
           <w:rFonts w:ascii="Arial" w:hAnsi="Arial"/>
         </w:rPr>
-        <w:t xml:space="preserve">  106-1. 비용부담자</w:t>
+        <w:t xml:space="preserve">  1번. 비용부담자</w:t>
       </w:r>
     </w:p>
     <w:p>
@@ -994,7 +898,7 @@
           <w:b/>
           <w:sz w:val="24"/>
         </w:rPr>
-        <w:t>【1. 비용부담자 의미】</w:t>
+        <w:t>【III. 비용부담자(제6조) &gt; 1. 비용부담자 의미】</w:t>
       </w:r>
     </w:p>
     <w:p>
@@ -1002,7 +906,7 @@
         <w:rPr>
           <w:rFonts w:ascii="Arial" w:hAnsi="Arial"/>
         </w:rPr>
-        <w:t xml:space="preserve">  107-1. 비용부담자</w:t>
+        <w:t xml:space="preserve">  1번. 비용부담자</w:t>
       </w:r>
     </w:p>
     <w:p>
@@ -1010,7 +914,7 @@
         <w:rPr>
           <w:rFonts w:ascii="Arial" w:hAnsi="Arial"/>
         </w:rPr>
-        <w:t xml:space="preserve">  108-1. 배상책임</w:t>
+        <w:t xml:space="preserve">  2번. 배상책임</w:t>
       </w:r>
     </w:p>
     <w:p>
@@ -1018,7 +922,7 @@
         <w:rPr>
           <w:rFonts w:ascii="Arial" w:hAnsi="Arial"/>
         </w:rPr>
-        <w:t xml:space="preserve">  109-1. 배상책임</w:t>
+        <w:t xml:space="preserve">  3번. 부담주체</w:t>
       </w:r>
     </w:p>
     <w:p>
@@ -1028,7 +932,7 @@
           <w:b/>
           <w:sz w:val="24"/>
         </w:rPr>
-        <w:t>【2. 구상관계】</w:t>
+        <w:t>【III. 비용부담자(제6조) &gt; 2. 구상관계】</w:t>
       </w:r>
     </w:p>
     <w:p>
@@ -1036,7 +940,7 @@
         <w:rPr>
           <w:rFonts w:ascii="Arial" w:hAnsi="Arial"/>
         </w:rPr>
-        <w:t xml:space="preserve">  110-1. 구상</w:t>
+        <w:t xml:space="preserve">  1번. 구상</w:t>
       </w:r>
     </w:p>
     <w:p>
@@ -1044,7 +948,7 @@
         <w:rPr>
           <w:rFonts w:ascii="Arial" w:hAnsi="Arial"/>
         </w:rPr>
-        <w:t xml:space="preserve">  111-1. 비용부담자</w:t>
+        <w:t xml:space="preserve">  2번. 국가</w:t>
       </w:r>
     </w:p>
     <w:p>
@@ -1052,7 +956,7 @@
         <w:rPr>
           <w:rFonts w:ascii="Arial" w:hAnsi="Arial"/>
         </w:rPr>
-        <w:t xml:space="preserve">  112-1. 손해</w:t>
+        <w:t xml:space="preserve">  3번. 부담주체</w:t>
       </w:r>
     </w:p>
     <w:p>
@@ -1070,7 +974,7 @@
         <w:rPr>
           <w:rFonts w:ascii="Arial" w:hAnsi="Arial"/>
         </w:rPr>
-        <w:t xml:space="preserve">  114-1. 국가</w:t>
+        <w:t xml:space="preserve">  1번. 국가</w:t>
       </w:r>
     </w:p>
     <w:p>
@@ -1088,7 +992,7 @@
         <w:rPr>
           <w:rFonts w:ascii="Arial" w:hAnsi="Arial"/>
         </w:rPr>
-        <w:t xml:space="preserve">  116-1. 이중배상금지</w:t>
+        <w:t xml:space="preserve">  1번. 이중배상금지</w:t>
       </w:r>
     </w:p>
     <w:p>
@@ -1098,7 +1002,7 @@
           <w:b/>
           <w:sz w:val="24"/>
         </w:rPr>
-        <w:t>【2. 군인 등의 공동불법행위와 구상(한정위헌결정과 대법원 입장)】</w:t>
+        <w:t>【V. 이중배상금지(제2조 1항 단서) &gt; 1. 요건】</w:t>
       </w:r>
     </w:p>
     <w:p>
@@ -1106,7 +1010,7 @@
         <w:rPr>
           <w:rFonts w:ascii="Arial" w:hAnsi="Arial"/>
         </w:rPr>
-        <w:t xml:space="preserve">  124-1. 구상</w:t>
+        <w:t xml:space="preserve">  1번. 예비군대원</w:t>
       </w:r>
     </w:p>
     <w:p>
@@ -1114,7 +1018,7 @@
         <w:rPr>
           <w:rFonts w:ascii="Arial" w:hAnsi="Arial"/>
         </w:rPr>
-        <w:t xml:space="preserve">  125-1. 직무집행</w:t>
+        <w:t xml:space="preserve">  2번. 경찰공무원</w:t>
       </w:r>
     </w:p>
     <w:p>
@@ -1122,7 +1026,7 @@
         <w:rPr>
           <w:rFonts w:ascii="Arial" w:hAnsi="Arial"/>
         </w:rPr>
-        <w:t xml:space="preserve">  126-1. 구상</w:t>
+        <w:t xml:space="preserve">  3번. 군인</w:t>
       </w:r>
     </w:p>
     <w:p>
@@ -1130,7 +1034,65 @@
         <w:rPr>
           <w:rFonts w:ascii="Arial" w:hAnsi="Arial"/>
         </w:rPr>
-        <w:t xml:space="preserve">  127-1. 손해</w:t>
+        <w:t xml:space="preserve">  4번. 손해</w:t>
+      </w:r>
+    </w:p>
+    <w:p>
+      <w:r>
+        <w:rPr>
+          <w:rFonts w:ascii="Arial" w:hAnsi="Arial"/>
+        </w:rPr>
+        <w:t xml:space="preserve">  5번. 직무집행</w:t>
+      </w:r>
+    </w:p>
+    <w:p>
+      <w:r>
+        <w:rPr>
+          <w:rFonts w:ascii="Arial" w:hAnsi="Arial"/>
+        </w:rPr>
+        <w:t xml:space="preserve">  6번. 보상</w:t>
+      </w:r>
+    </w:p>
+    <w:p>
+      <w:r>
+        <w:rPr>
+          <w:rFonts w:ascii="Arial" w:hAnsi="Arial"/>
+          <w:b/>
+          <w:sz w:val="24"/>
+        </w:rPr>
+        <w:t>【V. 이중배상금지(제2조 1항 단서) &gt; 2. 군인 등의 공동불법행위와 구상(한정위헌결정과 대법원 입장)】</w:t>
+      </w:r>
+    </w:p>
+    <w:p>
+      <w:r>
+        <w:rPr>
+          <w:rFonts w:ascii="Arial" w:hAnsi="Arial"/>
+        </w:rPr>
+        <w:t xml:space="preserve">  1번. 구상</w:t>
+      </w:r>
+    </w:p>
+    <w:p>
+      <w:r>
+        <w:rPr>
+          <w:rFonts w:ascii="Arial" w:hAnsi="Arial"/>
+        </w:rPr>
+        <w:t xml:space="preserve">  2번. 직무집행</w:t>
+      </w:r>
+    </w:p>
+    <w:p>
+      <w:r>
+        <w:rPr>
+          <w:rFonts w:ascii="Arial" w:hAnsi="Arial"/>
+        </w:rPr>
+        <w:t xml:space="preserve">  3번. 국가</w:t>
+      </w:r>
+    </w:p>
+    <w:p>
+      <w:r>
+        <w:rPr>
+          <w:rFonts w:ascii="Arial" w:hAnsi="Arial"/>
+        </w:rPr>
+        <w:t xml:space="preserve">  4번. 손해</w:t>
       </w:r>
     </w:p>
     <w:p>
@@ -1148,7 +1110,7 @@
         <w:rPr>
           <w:rFonts w:ascii="Arial" w:hAnsi="Arial"/>
         </w:rPr>
-        <w:t xml:space="preserve">  130-1. 보상</w:t>
+        <w:t xml:space="preserve">  1번. 보상</w:t>
       </w:r>
     </w:p>
     <w:p>
@@ -1158,7 +1120,7 @@
           <w:b/>
           <w:sz w:val="24"/>
         </w:rPr>
-        <w:t>【1. 헌법적 근거】</w:t>
+        <w:t>【I. 손실보상청구권 &gt; 1. 헌법적 근거】</w:t>
       </w:r>
     </w:p>
     <w:p>
@@ -1166,7 +1128,7 @@
         <w:rPr>
           <w:rFonts w:ascii="Arial" w:hAnsi="Arial"/>
         </w:rPr>
-        <w:t xml:space="preserve">  134-1. 보상</w:t>
+        <w:t xml:space="preserve">  1번. 보상</w:t>
       </w:r>
     </w:p>
     <w:p>
@@ -1176,7 +1138,7 @@
           <w:b/>
           <w:sz w:val="24"/>
         </w:rPr>
-        <w:t>【2. 손실보상과 국가배상의 관계】</w:t>
+        <w:t>【I. 손실보상청구권 &gt; 2. 손실보상과 국가배상의 관계】</w:t>
       </w:r>
     </w:p>
     <w:p>
@@ -1184,7 +1146,7 @@
         <w:rPr>
           <w:rFonts w:ascii="Arial" w:hAnsi="Arial"/>
         </w:rPr>
-        <w:t xml:space="preserve">  135-1. 보상</w:t>
+        <w:t xml:space="preserve">  1번. 보상</w:t>
       </w:r>
     </w:p>
     <w:p>
@@ -1192,7 +1154,7 @@
         <w:rPr>
           <w:rFonts w:ascii="Arial" w:hAnsi="Arial"/>
         </w:rPr>
-        <w:t xml:space="preserve">  136-1. 손해</w:t>
+        <w:t xml:space="preserve">  2번. 행정주체</w:t>
       </w:r>
     </w:p>
     <w:p>
@@ -1202,7 +1164,7 @@
           <w:b/>
           <w:sz w:val="24"/>
         </w:rPr>
-        <w:t>【3. 관할】</w:t>
+        <w:t>【I. 손실보상청구권 &gt; 3. 관할】</w:t>
       </w:r>
     </w:p>
     <w:p>
@@ -1210,7 +1172,7 @@
         <w:rPr>
           <w:rFonts w:ascii="Arial" w:hAnsi="Arial"/>
         </w:rPr>
-        <w:t xml:space="preserve">  138-1. 보상</w:t>
+        <w:t xml:space="preserve">  1번. 보상</w:t>
       </w:r>
     </w:p>
     <w:p>
@@ -1220,7 +1182,7 @@
           <w:b/>
           <w:sz w:val="24"/>
         </w:rPr>
-        <w:t>【4. 요건】</w:t>
+        <w:t>【I. 손실보상청구권 &gt; 4. 요건】</w:t>
       </w:r>
     </w:p>
     <w:p>
@@ -1228,7 +1190,7 @@
         <w:rPr>
           <w:rFonts w:ascii="Arial" w:hAnsi="Arial"/>
         </w:rPr>
-        <w:t xml:space="preserve">  147-1. 보상</w:t>
+        <w:t xml:space="preserve">  1번. 보상</w:t>
       </w:r>
     </w:p>
     <w:p>
@@ -1238,7 +1200,7 @@
           <w:b/>
           <w:sz w:val="24"/>
         </w:rPr>
-        <w:t>【1) 보상규정이 없는 경우 손실보상청구권 인정여부】</w:t>
+        <w:t>【I. 손실보상청구권 &gt; 4. 요건 &gt; 1) 보상규정이 없는 경우 손실보상청구권 인정여부】</w:t>
       </w:r>
     </w:p>
     <w:p>
@@ -1246,7 +1208,7 @@
         <w:rPr>
           <w:rFonts w:ascii="Arial" w:hAnsi="Arial"/>
         </w:rPr>
-        <w:t xml:space="preserve">  148-1. 보상</w:t>
+        <w:t xml:space="preserve">  1번. 보상</w:t>
       </w:r>
     </w:p>
     <w:p>
@@ -1254,7 +1216,7 @@
         <w:rPr>
           <w:rFonts w:ascii="Arial" w:hAnsi="Arial"/>
         </w:rPr>
-        <w:t xml:space="preserve">  150-1. 보상</w:t>
+        <w:t xml:space="preserve">  2번. 부작위</w:t>
       </w:r>
     </w:p>
     <w:p>
@@ -1262,7 +1224,7 @@
         <w:rPr>
           <w:rFonts w:ascii="Arial" w:hAnsi="Arial"/>
         </w:rPr>
-        <w:t xml:space="preserve">  151-1. 부작위</w:t>
+        <w:t xml:space="preserve">  3번. 수인한도</w:t>
       </w:r>
     </w:p>
     <w:p>
@@ -1270,7 +1232,17 @@
         <w:rPr>
           <w:rFonts w:ascii="Arial" w:hAnsi="Arial"/>
         </w:rPr>
-        <w:t xml:space="preserve">  152-1. 보상</w:t>
+        <w:t xml:space="preserve">  4번. 판단</w:t>
+      </w:r>
+    </w:p>
+    <w:p>
+      <w:r>
+        <w:rPr>
+          <w:rFonts w:ascii="Arial" w:hAnsi="Arial"/>
+          <w:b/>
+          <w:sz w:val="24"/>
+        </w:rPr>
+        <w:t>【표 1】</w:t>
       </w:r>
     </w:p>
     <w:p>
@@ -1278,7 +1250,7 @@
         <w:rPr>
           <w:rFonts w:ascii="Arial" w:hAnsi="Arial"/>
         </w:rPr>
-        <w:t xml:space="preserve">  153-1. 보상</w:t>
+        <w:t xml:space="preserve">  1번. 공무원</w:t>
       </w:r>
     </w:p>
     <w:p>
@@ -1286,7 +1258,7 @@
         <w:rPr>
           <w:rFonts w:ascii="Arial" w:hAnsi="Arial"/>
         </w:rPr>
-        <w:t xml:space="preserve">  155-1. 보상</w:t>
+        <w:t xml:space="preserve">  2번. 광의설</w:t>
       </w:r>
     </w:p>
     <w:p>
@@ -1294,7 +1266,7 @@
         <w:rPr>
           <w:rFonts w:ascii="Arial" w:hAnsi="Arial"/>
         </w:rPr>
-        <w:t xml:space="preserve">  156-1. 보상</w:t>
+        <w:t xml:space="preserve">  3번. 의사</w:t>
       </w:r>
     </w:p>
     <w:p>
@@ -1302,7 +1274,7 @@
         <w:rPr>
           <w:rFonts w:ascii="Arial" w:hAnsi="Arial"/>
         </w:rPr>
-        <w:t xml:space="preserve">  157-1. 수인한도</w:t>
+        <w:t xml:space="preserve">  4번. 고의</w:t>
       </w:r>
     </w:p>
     <w:p>
@@ -1310,7 +1282,7 @@
         <w:rPr>
           <w:rFonts w:ascii="Arial" w:hAnsi="Arial"/>
         </w:rPr>
-        <w:t xml:space="preserve">  158-1. 판단</w:t>
+        <w:t xml:space="preserve">  5번. 주의의무</w:t>
       </w:r>
     </w:p>
     <w:p>
@@ -1318,7 +1290,7 @@
         <w:rPr>
           <w:rFonts w:ascii="Arial" w:hAnsi="Arial"/>
         </w:rPr>
-        <w:t xml:space="preserve">  159-1. 수인한도</w:t>
+        <w:t xml:space="preserve">  6번. 위반</w:t>
       </w:r>
     </w:p>
     <w:p>
@@ -1326,7 +1298,7 @@
         <w:rPr>
           <w:rFonts w:ascii="Arial" w:hAnsi="Arial"/>
         </w:rPr>
-        <w:t xml:space="preserve">  160-1. 공무원</w:t>
+        <w:t xml:space="preserve">  7번. 법령</w:t>
       </w:r>
     </w:p>
     <w:p>
@@ -1334,7 +1306,7 @@
         <w:rPr>
           <w:rFonts w:ascii="Arial" w:hAnsi="Arial"/>
         </w:rPr>
-        <w:t xml:space="preserve">  160-1. 권력작용</w:t>
+        <w:t xml:space="preserve">  8번. 판단</w:t>
       </w:r>
     </w:p>
     <w:p>
@@ -1342,7 +1314,7 @@
         <w:rPr>
           <w:rFonts w:ascii="Arial" w:hAnsi="Arial"/>
         </w:rPr>
-        <w:t xml:space="preserve">  160-1. 판단</w:t>
+        <w:t xml:space="preserve">  9번. 손해</w:t>
       </w:r>
     </w:p>
     <w:p>
@@ -1350,7 +1322,7 @@
         <w:rPr>
           <w:rFonts w:ascii="Arial" w:hAnsi="Arial"/>
         </w:rPr>
-        <w:t xml:space="preserve">  160-1. 과실</w:t>
+        <w:t xml:space="preserve">  10번. 가해자</w:t>
       </w:r>
     </w:p>
     <w:p>
@@ -1358,7 +1330,17 @@
         <w:rPr>
           <w:rFonts w:ascii="Arial" w:hAnsi="Arial"/>
         </w:rPr>
-        <w:t xml:space="preserve">  160-1. 공무원</w:t>
+        <w:t xml:space="preserve">  11번. 사익보호성</w:t>
+      </w:r>
+    </w:p>
+    <w:p>
+      <w:r>
+        <w:rPr>
+          <w:rFonts w:ascii="Arial" w:hAnsi="Arial"/>
+          <w:b/>
+          <w:sz w:val="24"/>
+        </w:rPr>
+        <w:t>【표 2】</w:t>
       </w:r>
     </w:p>
     <w:p>
@@ -1366,7 +1348,7 @@
         <w:rPr>
           <w:rFonts w:ascii="Arial" w:hAnsi="Arial"/>
         </w:rPr>
-        <w:t xml:space="preserve">  160-1. 공무원</w:t>
+        <w:t xml:space="preserve">  1번. 과실</w:t>
       </w:r>
     </w:p>
     <w:p>
@@ -1374,7 +1356,7 @@
         <w:rPr>
           <w:rFonts w:ascii="Arial" w:hAnsi="Arial"/>
         </w:rPr>
-        <w:t xml:space="preserve">  160-1. 법령위반</w:t>
+        <w:t xml:space="preserve">  2번. 법령</w:t>
       </w:r>
     </w:p>
     <w:p>
@@ -1382,7 +1364,7 @@
         <w:rPr>
           <w:rFonts w:ascii="Arial" w:hAnsi="Arial"/>
         </w:rPr>
-        <w:t xml:space="preserve">  160-1. 권력남용금지</w:t>
+        <w:t xml:space="preserve">  3번. 고의</w:t>
       </w:r>
     </w:p>
     <w:p>
@@ -1390,7 +1372,7 @@
         <w:rPr>
           <w:rFonts w:ascii="Arial" w:hAnsi="Arial"/>
         </w:rPr>
-        <w:t xml:space="preserve">  160-1. 판단</w:t>
+        <w:t xml:space="preserve">  4번. 부작위</w:t>
       </w:r>
     </w:p>
     <w:p>
@@ -1398,7 +1380,17 @@
         <w:rPr>
           <w:rFonts w:ascii="Arial" w:hAnsi="Arial"/>
         </w:rPr>
-        <w:t xml:space="preserve">  160-1. 손해</w:t>
+        <w:t xml:space="preserve">  5번. 국가</w:t>
+      </w:r>
+    </w:p>
+    <w:p>
+      <w:r>
+        <w:rPr>
+          <w:rFonts w:ascii="Arial" w:hAnsi="Arial"/>
+          <w:b/>
+          <w:sz w:val="24"/>
+        </w:rPr>
+        <w:t>【표 3】</w:t>
       </w:r>
     </w:p>
     <w:p>
@@ -1406,7 +1398,7 @@
         <w:rPr>
           <w:rFonts w:ascii="Arial" w:hAnsi="Arial"/>
         </w:rPr>
-        <w:t xml:space="preserve">  160-1. 가해자</w:t>
+        <w:t xml:space="preserve">  1번. 사익보호성</w:t>
       </w:r>
     </w:p>
     <w:p>
@@ -1414,7 +1406,7 @@
         <w:rPr>
           <w:rFonts w:ascii="Arial" w:hAnsi="Arial"/>
         </w:rPr>
-        <w:t xml:space="preserve">  160-1. 손해</w:t>
+        <w:t xml:space="preserve">  2번. 위반</w:t>
       </w:r>
     </w:p>
     <w:p>
@@ -1422,7 +1414,7 @@
         <w:rPr>
           <w:rFonts w:ascii="Arial" w:hAnsi="Arial"/>
         </w:rPr>
-        <w:t xml:space="preserve">  160-1. 사익보호성</w:t>
+        <w:t xml:space="preserve">  3번. 공무원</w:t>
       </w:r>
     </w:p>
     <w:p>
@@ -1430,7 +1422,7 @@
         <w:rPr>
           <w:rFonts w:ascii="Arial" w:hAnsi="Arial"/>
         </w:rPr>
-        <w:t xml:space="preserve">  160-1. 과실</w:t>
+        <w:t xml:space="preserve">  4번. 법령</w:t>
       </w:r>
     </w:p>
     <w:p>
@@ -1438,7 +1430,7 @@
         <w:rPr>
           <w:rFonts w:ascii="Arial" w:hAnsi="Arial"/>
         </w:rPr>
-        <w:t xml:space="preserve">  160-1. 법령</w:t>
+        <w:t xml:space="preserve">  5번. 부작위</w:t>
       </w:r>
     </w:p>
     <w:p>
@@ -1446,7 +1438,7 @@
         <w:rPr>
           <w:rFonts w:ascii="Arial" w:hAnsi="Arial"/>
         </w:rPr>
-        <w:t xml:space="preserve">  160-1. 과실</w:t>
+        <w:t xml:space="preserve">  6번. 객관적</w:t>
       </w:r>
     </w:p>
     <w:p>
@@ -1454,7 +1446,17 @@
         <w:rPr>
           <w:rFonts w:ascii="Arial" w:hAnsi="Arial"/>
         </w:rPr>
-        <w:t xml:space="preserve">  160-1. 법령</w:t>
+        <w:t xml:space="preserve">  7번. 국가</w:t>
+      </w:r>
+    </w:p>
+    <w:p>
+      <w:r>
+        <w:rPr>
+          <w:rFonts w:ascii="Arial" w:hAnsi="Arial"/>
+          <w:b/>
+          <w:sz w:val="24"/>
+        </w:rPr>
+        <w:t>【표 4】</w:t>
       </w:r>
     </w:p>
     <w:p>
@@ -1462,7 +1464,7 @@
         <w:rPr>
           <w:rFonts w:ascii="Arial" w:hAnsi="Arial"/>
         </w:rPr>
-        <w:t xml:space="preserve">  160-1. 과실</w:t>
+        <w:t xml:space="preserve">  1번. 국가</w:t>
       </w:r>
     </w:p>
     <w:p>
@@ -1470,7 +1472,7 @@
         <w:rPr>
           <w:rFonts w:ascii="Arial" w:hAnsi="Arial"/>
         </w:rPr>
-        <w:t xml:space="preserve">  160-1. 과실</w:t>
+        <w:t xml:space="preserve">  2번. 공무원</w:t>
       </w:r>
     </w:p>
     <w:p>
@@ -1478,7 +1480,7 @@
         <w:rPr>
           <w:rFonts w:ascii="Arial" w:hAnsi="Arial"/>
         </w:rPr>
-        <w:t xml:space="preserve">  160-1. 부작위</w:t>
+        <w:t xml:space="preserve">  3번. 지방자치단체</w:t>
       </w:r>
     </w:p>
     <w:p>
@@ -1486,7 +1488,7 @@
         <w:rPr>
           <w:rFonts w:ascii="Arial" w:hAnsi="Arial"/>
         </w:rPr>
-        <w:t xml:space="preserve">  160-1. 부작위</w:t>
+        <w:t xml:space="preserve">  4번. 구상</w:t>
       </w:r>
     </w:p>
     <w:p>
@@ -1494,7 +1496,7 @@
         <w:rPr>
           <w:rFonts w:ascii="Arial" w:hAnsi="Arial"/>
         </w:rPr>
-        <w:t xml:space="preserve">  160-1. 국가</w:t>
+        <w:t xml:space="preserve">  5번. 과실</w:t>
       </w:r>
     </w:p>
     <w:p>
@@ -1502,7 +1504,7 @@
         <w:rPr>
           <w:rFonts w:ascii="Arial" w:hAnsi="Arial"/>
         </w:rPr>
-        <w:t xml:space="preserve">  160-1. 과실</w:t>
+        <w:t xml:space="preserve">  6번. 고의</w:t>
       </w:r>
     </w:p>
     <w:p>
@@ -1510,7 +1512,17 @@
         <w:rPr>
           <w:rFonts w:ascii="Arial" w:hAnsi="Arial"/>
         </w:rPr>
-        <w:t xml:space="preserve">  160-1. 부작위</w:t>
+        <w:t xml:space="preserve">  7번. 손해</w:t>
+      </w:r>
+    </w:p>
+    <w:p>
+      <w:r>
+        <w:rPr>
+          <w:rFonts w:ascii="Arial" w:hAnsi="Arial"/>
+          <w:b/>
+          <w:sz w:val="24"/>
+        </w:rPr>
+        <w:t>【표 5】</w:t>
       </w:r>
     </w:p>
     <w:p>
@@ -1518,7 +1530,7 @@
         <w:rPr>
           <w:rFonts w:ascii="Arial" w:hAnsi="Arial"/>
         </w:rPr>
-        <w:t xml:space="preserve">  160-1. 부작위</w:t>
+        <w:t xml:space="preserve">  1번. 기판력</w:t>
       </w:r>
     </w:p>
     <w:p>
@@ -1526,7 +1538,7 @@
         <w:rPr>
           <w:rFonts w:ascii="Arial" w:hAnsi="Arial"/>
         </w:rPr>
-        <w:t xml:space="preserve">  160-1. 사익보호성</w:t>
+        <w:t xml:space="preserve">  2번. 행정주체</w:t>
       </w:r>
     </w:p>
     <w:p>
@@ -1534,7 +1546,7 @@
         <w:rPr>
           <w:rFonts w:ascii="Arial" w:hAnsi="Arial"/>
         </w:rPr>
-        <w:t xml:space="preserve">  160-1. 사익보호성</w:t>
+        <w:t xml:space="preserve">  3번. 취소소송</w:t>
       </w:r>
     </w:p>
     <w:p>
@@ -1542,7 +1554,7 @@
         <w:rPr>
           <w:rFonts w:ascii="Arial" w:hAnsi="Arial"/>
         </w:rPr>
-        <w:t xml:space="preserve">  160-1. 위반</w:t>
+        <w:t xml:space="preserve">  4번. 판단</w:t>
       </w:r>
     </w:p>
     <w:p>
@@ -1550,7 +1562,7 @@
         <w:rPr>
           <w:rFonts w:ascii="Arial" w:hAnsi="Arial"/>
         </w:rPr>
-        <w:t xml:space="preserve">  160-1. 위반</w:t>
+        <w:t xml:space="preserve">  5번. 위반</w:t>
       </w:r>
     </w:p>
     <w:p>
@@ -1558,7 +1570,7 @@
         <w:rPr>
           <w:rFonts w:ascii="Arial" w:hAnsi="Arial"/>
         </w:rPr>
-        <w:t xml:space="preserve">  160-1. 공무원</w:t>
+        <w:t xml:space="preserve">  6번. 법령위반</w:t>
       </w:r>
     </w:p>
     <w:p>
@@ -1566,7 +1578,7 @@
         <w:rPr>
           <w:rFonts w:ascii="Arial" w:hAnsi="Arial"/>
         </w:rPr>
-        <w:t xml:space="preserve">  160-1. 부작위</w:t>
+        <w:t xml:space="preserve">  7번. 법령</w:t>
       </w:r>
     </w:p>
     <w:p>
@@ -1574,7 +1586,7 @@
         <w:rPr>
           <w:rFonts w:ascii="Arial" w:hAnsi="Arial"/>
         </w:rPr>
-        <w:t xml:space="preserve">  160-1. 공무원</w:t>
+        <w:t xml:space="preserve">  8번. 국가</w:t>
       </w:r>
     </w:p>
     <w:p>
@@ -1582,7 +1594,7 @@
         <w:rPr>
           <w:rFonts w:ascii="Arial" w:hAnsi="Arial"/>
         </w:rPr>
-        <w:t xml:space="preserve">  160-1. 법령</w:t>
+        <w:t xml:space="preserve">  9번. 전부기판력</w:t>
       </w:r>
     </w:p>
     <w:p>
@@ -1590,7 +1602,7 @@
         <w:rPr>
           <w:rFonts w:ascii="Arial" w:hAnsi="Arial"/>
         </w:rPr>
-        <w:t xml:space="preserve">  160-1. 국가</w:t>
+        <w:t xml:space="preserve">  10번. 부정설</w:t>
       </w:r>
     </w:p>
     <w:p>
@@ -1598,7 +1610,17 @@
         <w:rPr>
           <w:rFonts w:ascii="Arial" w:hAnsi="Arial"/>
         </w:rPr>
-        <w:t xml:space="preserve">  160-1. 국가</w:t>
+        <w:t xml:space="preserve">  11번. 손해</w:t>
+      </w:r>
+    </w:p>
+    <w:p>
+      <w:r>
+        <w:rPr>
+          <w:rFonts w:ascii="Arial" w:hAnsi="Arial"/>
+          <w:b/>
+          <w:sz w:val="24"/>
+        </w:rPr>
+        <w:t>【표 6】</w:t>
       </w:r>
     </w:p>
     <w:p>
@@ -1606,7 +1628,7 @@
         <w:rPr>
           <w:rFonts w:ascii="Arial" w:hAnsi="Arial"/>
         </w:rPr>
-        <w:t xml:space="preserve">  160-1. 공무원</w:t>
+        <w:t xml:space="preserve">  1번. 기판력</w:t>
       </w:r>
     </w:p>
     <w:p>
@@ -1614,7 +1636,7 @@
         <w:rPr>
           <w:rFonts w:ascii="Arial" w:hAnsi="Arial"/>
         </w:rPr>
-        <w:t xml:space="preserve">  160-1. 공무원</w:t>
+        <w:t xml:space="preserve">  2번. 행정주체</w:t>
       </w:r>
     </w:p>
     <w:p>
@@ -1622,7 +1644,7 @@
         <w:rPr>
           <w:rFonts w:ascii="Arial" w:hAnsi="Arial"/>
         </w:rPr>
-        <w:t xml:space="preserve">  160-1. 공무원</w:t>
+        <w:t xml:space="preserve">  3번. 판단</w:t>
       </w:r>
     </w:p>
     <w:p>
@@ -1630,7 +1652,7 @@
         <w:rPr>
           <w:rFonts w:ascii="Arial" w:hAnsi="Arial"/>
         </w:rPr>
-        <w:t xml:space="preserve">  160-1. 공무원</w:t>
+        <w:t xml:space="preserve">  4번. 위반</w:t>
       </w:r>
     </w:p>
     <w:p>
@@ -1638,7 +1660,7 @@
         <w:rPr>
           <w:rFonts w:ascii="Arial" w:hAnsi="Arial"/>
         </w:rPr>
-        <w:t xml:space="preserve">  160-1. 공무원</w:t>
+        <w:t xml:space="preserve">  5번. 국가</w:t>
       </w:r>
     </w:p>
     <w:p>
@@ -1646,7 +1668,7 @@
         <w:rPr>
           <w:rFonts w:ascii="Arial" w:hAnsi="Arial"/>
         </w:rPr>
-        <w:t xml:space="preserve">  160-1. 공무원</w:t>
+        <w:t xml:space="preserve">  6번. 취소소송</w:t>
       </w:r>
     </w:p>
     <w:p>
@@ -1654,7 +1676,7 @@
         <w:rPr>
           <w:rFonts w:ascii="Arial" w:hAnsi="Arial"/>
         </w:rPr>
-        <w:t xml:space="preserve">  160-1. 국가</w:t>
+        <w:t xml:space="preserve">  7번. 법령위반</w:t>
       </w:r>
     </w:p>
     <w:p>
@@ -1662,7 +1684,17 @@
         <w:rPr>
           <w:rFonts w:ascii="Arial" w:hAnsi="Arial"/>
         </w:rPr>
-        <w:t xml:space="preserve">  160-1. 손해</w:t>
+        <w:t xml:space="preserve">  8번. 손해</w:t>
+      </w:r>
+    </w:p>
+    <w:p>
+      <w:r>
+        <w:rPr>
+          <w:rFonts w:ascii="Arial" w:hAnsi="Arial"/>
+          <w:b/>
+          <w:sz w:val="24"/>
+        </w:rPr>
+        <w:t>【표 7】</w:t>
       </w:r>
     </w:p>
     <w:p>
@@ -1670,7 +1702,7 @@
         <w:rPr>
           <w:rFonts w:ascii="Arial" w:hAnsi="Arial"/>
         </w:rPr>
-        <w:t xml:space="preserve">  160-1. 취소소송</w:t>
+        <w:t xml:space="preserve">  1번. 국가</w:t>
       </w:r>
     </w:p>
     <w:p>
@@ -1678,7 +1710,7 @@
         <w:rPr>
           <w:rFonts w:ascii="Arial" w:hAnsi="Arial"/>
         </w:rPr>
-        <w:t xml:space="preserve">  160-1. 기판력</w:t>
+        <w:t xml:space="preserve">  2번. 손해</w:t>
       </w:r>
     </w:p>
     <w:p>
@@ -1686,7 +1718,7 @@
         <w:rPr>
           <w:rFonts w:ascii="Arial" w:hAnsi="Arial"/>
         </w:rPr>
-        <w:t xml:space="preserve">  160-1. 행정주체</w:t>
+        <w:t xml:space="preserve">  3번. 배상책임</w:t>
       </w:r>
     </w:p>
     <w:p>
@@ -1694,247 +1726,7 @@
         <w:rPr>
           <w:rFonts w:ascii="Arial" w:hAnsi="Arial"/>
         </w:rPr>
-        <w:t xml:space="preserve">  160-1. 취소소송</w:t>
-      </w:r>
-    </w:p>
-    <w:p>
-      <w:r>
-        <w:rPr>
-          <w:rFonts w:ascii="Arial" w:hAnsi="Arial"/>
-        </w:rPr>
-        <w:t xml:space="preserve">  160-1. 판단</w:t>
-      </w:r>
-    </w:p>
-    <w:p>
-      <w:r>
-        <w:rPr>
-          <w:rFonts w:ascii="Arial" w:hAnsi="Arial"/>
-        </w:rPr>
-        <w:t xml:space="preserve">  160-1. 취소소송</w:t>
-      </w:r>
-    </w:p>
-    <w:p>
-      <w:r>
-        <w:rPr>
-          <w:rFonts w:ascii="Arial" w:hAnsi="Arial"/>
-        </w:rPr>
-        <w:t xml:space="preserve">  160-1. 법령위반</w:t>
-      </w:r>
-    </w:p>
-    <w:p>
-      <w:r>
-        <w:rPr>
-          <w:rFonts w:ascii="Arial" w:hAnsi="Arial"/>
-        </w:rPr>
-        <w:t xml:space="preserve">  160-1. 법령위반</w:t>
-      </w:r>
-    </w:p>
-    <w:p>
-      <w:r>
-        <w:rPr>
-          <w:rFonts w:ascii="Arial" w:hAnsi="Arial"/>
-        </w:rPr>
-        <w:t xml:space="preserve">  160-1. 법령위반</w:t>
-      </w:r>
-    </w:p>
-    <w:p>
-      <w:r>
-        <w:rPr>
-          <w:rFonts w:ascii="Arial" w:hAnsi="Arial"/>
-        </w:rPr>
-        <w:t xml:space="preserve">  160-1. 취소소송</w:t>
-      </w:r>
-    </w:p>
-    <w:p>
-      <w:r>
-        <w:rPr>
-          <w:rFonts w:ascii="Arial" w:hAnsi="Arial"/>
-        </w:rPr>
-        <w:t xml:space="preserve">  160-1. 법령위반</w:t>
-      </w:r>
-    </w:p>
-    <w:p>
-      <w:r>
-        <w:rPr>
-          <w:rFonts w:ascii="Arial" w:hAnsi="Arial"/>
-        </w:rPr>
-        <w:t xml:space="preserve">  160-1. 법령위반</w:t>
-      </w:r>
-    </w:p>
-    <w:p>
-      <w:r>
-        <w:rPr>
-          <w:rFonts w:ascii="Arial" w:hAnsi="Arial"/>
-        </w:rPr>
-        <w:t xml:space="preserve">  160-1. 취소소송</w:t>
-      </w:r>
-    </w:p>
-    <w:p>
-      <w:r>
-        <w:rPr>
-          <w:rFonts w:ascii="Arial" w:hAnsi="Arial"/>
-        </w:rPr>
-        <w:t xml:space="preserve">  160-1. 부정설</w:t>
-      </w:r>
-    </w:p>
-    <w:p>
-      <w:r>
-        <w:rPr>
-          <w:rFonts w:ascii="Arial" w:hAnsi="Arial"/>
-        </w:rPr>
-        <w:t xml:space="preserve">  160-1. 손해</w:t>
-      </w:r>
-    </w:p>
-    <w:p>
-      <w:r>
-        <w:rPr>
-          <w:rFonts w:ascii="Arial" w:hAnsi="Arial"/>
-        </w:rPr>
-        <w:t xml:space="preserve">  160-1. 기판력</w:t>
-      </w:r>
-    </w:p>
-    <w:p>
-      <w:r>
-        <w:rPr>
-          <w:rFonts w:ascii="Arial" w:hAnsi="Arial"/>
-        </w:rPr>
-        <w:t xml:space="preserve">  160-1. 기판력</w:t>
-      </w:r>
-    </w:p>
-    <w:p>
-      <w:r>
-        <w:rPr>
-          <w:rFonts w:ascii="Arial" w:hAnsi="Arial"/>
-        </w:rPr>
-        <w:t xml:space="preserve">  160-1. 항고소송</w:t>
-      </w:r>
-    </w:p>
-    <w:p>
-      <w:r>
-        <w:rPr>
-          <w:rFonts w:ascii="Arial" w:hAnsi="Arial"/>
-        </w:rPr>
-        <w:t xml:space="preserve">  160-1. 기판력</w:t>
-      </w:r>
-    </w:p>
-    <w:p>
-      <w:r>
-        <w:rPr>
-          <w:rFonts w:ascii="Arial" w:hAnsi="Arial"/>
-        </w:rPr>
-        <w:t xml:space="preserve">  160-1. 판단</w:t>
-      </w:r>
-    </w:p>
-    <w:p>
-      <w:r>
-        <w:rPr>
-          <w:rFonts w:ascii="Arial" w:hAnsi="Arial"/>
-        </w:rPr>
-        <w:t xml:space="preserve">  160-1. 기판력</w:t>
-      </w:r>
-    </w:p>
-    <w:p>
-      <w:r>
-        <w:rPr>
-          <w:rFonts w:ascii="Arial" w:hAnsi="Arial"/>
-        </w:rPr>
-        <w:t xml:space="preserve">  160-1. 법령위반</w:t>
-      </w:r>
-    </w:p>
-    <w:p>
-      <w:r>
-        <w:rPr>
-          <w:rFonts w:ascii="Arial" w:hAnsi="Arial"/>
-        </w:rPr>
-        <w:t xml:space="preserve">  160-1. 기판력</w:t>
-      </w:r>
-    </w:p>
-    <w:p>
-      <w:r>
-        <w:rPr>
-          <w:rFonts w:ascii="Arial" w:hAnsi="Arial"/>
-        </w:rPr>
-        <w:t xml:space="preserve">  160-1. 취소소송</w:t>
-      </w:r>
-    </w:p>
-    <w:p>
-      <w:r>
-        <w:rPr>
-          <w:rFonts w:ascii="Arial" w:hAnsi="Arial"/>
-        </w:rPr>
-        <w:t xml:space="preserve">  160-1. 법령위반</w:t>
-      </w:r>
-    </w:p>
-    <w:p>
-      <w:r>
-        <w:rPr>
-          <w:rFonts w:ascii="Arial" w:hAnsi="Arial"/>
-        </w:rPr>
-        <w:t xml:space="preserve">  160-1. 손해</w:t>
-      </w:r>
-    </w:p>
-    <w:p>
-      <w:r>
-        <w:rPr>
-          <w:rFonts w:ascii="Arial" w:hAnsi="Arial"/>
-        </w:rPr>
-        <w:t xml:space="preserve">  160-1. 국가</w:t>
-      </w:r>
-    </w:p>
-    <w:p>
-      <w:r>
-        <w:rPr>
-          <w:rFonts w:ascii="Arial" w:hAnsi="Arial"/>
-        </w:rPr>
-        <w:t xml:space="preserve">  160-1. 손해</w:t>
-      </w:r>
-    </w:p>
-    <w:p>
-      <w:r>
-        <w:rPr>
-          <w:rFonts w:ascii="Arial" w:hAnsi="Arial"/>
-        </w:rPr>
-        <w:t xml:space="preserve">  160-1. 배상책임</w:t>
-      </w:r>
-    </w:p>
-    <w:p>
-      <w:r>
-        <w:rPr>
-          <w:rFonts w:ascii="Arial" w:hAnsi="Arial"/>
-        </w:rPr>
-        <w:t xml:space="preserve">  160-1. 손해</w:t>
-      </w:r>
-    </w:p>
-    <w:p>
-      <w:r>
-        <w:rPr>
-          <w:rFonts w:ascii="Arial" w:hAnsi="Arial"/>
-        </w:rPr>
-        <w:t xml:space="preserve">  160-1. 공무원</w:t>
-      </w:r>
-    </w:p>
-    <w:p>
-      <w:r>
-        <w:rPr>
-          <w:rFonts w:ascii="Arial" w:hAnsi="Arial"/>
-        </w:rPr>
-        <w:t xml:space="preserve">  160-1. 손해</w:t>
-      </w:r>
-    </w:p>
-    <w:p>
-      <w:r>
-        <w:rPr>
-          <w:rFonts w:ascii="Arial" w:hAnsi="Arial"/>
-        </w:rPr>
-        <w:t xml:space="preserve">  160-1. 공무원</w:t>
-      </w:r>
-    </w:p>
-    <w:p>
-      <w:r>
-        <w:rPr>
-          <w:rFonts w:ascii="Arial" w:hAnsi="Arial"/>
-        </w:rPr>
-        <w:t xml:space="preserve">  160-1. 손해</w:t>
+        <w:t xml:space="preserve">  4번. 공무원</w:t>
       </w:r>
     </w:p>
     <w:sectPr>
